--- a/4.质量管理/1.流程制度规范类文件/TXHS-04-05-运维服务投诉管理制度.docx
+++ b/4.质量管理/1.流程制度规范类文件/TXHS-04-05-运维服务投诉管理制度.docx
@@ -616,8 +616,6 @@
               </w:rPr>
               <w:t>审核时间</w:t>
             </w:r>
-            <w:bookmarkStart w:id="21" w:name="_GoBack"/>
-            <w:bookmarkEnd w:id="21"/>
             <w:r>
               <w:rPr>
                 <w:rFonts w:hint="eastAsia" w:asciiTheme="minorAscii" w:hAnsiTheme="minorAscii" w:eastAsiaTheme="minorEastAsia"/>
@@ -3589,7 +3587,16 @@
           <w:rFonts w:hint="default"/>
           <w:lang w:val="en-US" w:eastAsia="zh-CN"/>
         </w:rPr>
-        <w:t>本制度适用于公司所有软件运维服务相关的客户投诉处理工作，覆盖所有服务项目及相关部门。</w:t>
+        <w:t>本制度适用于公司所有</w:t>
+      </w:r>
+      <w:bookmarkStart w:id="21" w:name="_GoBack"/>
+      <w:bookmarkEnd w:id="21"/>
+      <w:r>
+        <w:rPr>
+          <w:rFonts w:hint="default"/>
+          <w:lang w:val="en-US" w:eastAsia="zh-CN"/>
+        </w:rPr>
+        <w:t>运维服务相关的客户投诉处理工作，覆盖所有服务项目及相关部门。</w:t>
       </w:r>
     </w:p>
     <w:p>

--- a/4.质量管理/1.流程制度规范类文件/TXHS-04-05-运维服务投诉管理制度.docx
+++ b/4.质量管理/1.流程制度规范类文件/TXHS-04-05-运维服务投诉管理制度.docx
@@ -1,10 +1,11 @@
 
 <file path=word/document.xml><?xml version="1.0" encoding="utf-8"?>
-<w:document xmlns:wpc="http://schemas.microsoft.com/office/word/2010/wordprocessingCanvas" xmlns:mc="http://schemas.openxmlformats.org/markup-compatibility/2006" xmlns:o="urn:schemas-microsoft-com:office:office" xmlns:r="http://schemas.openxmlformats.org/officeDocument/2006/relationships" xmlns:m="http://schemas.openxmlformats.org/officeDocument/2006/math" xmlns:v="urn:schemas-microsoft-com:vml" xmlns:wp14="http://schemas.microsoft.com/office/word/2010/wordprocessingDrawing" xmlns:wp="http://schemas.openxmlformats.org/drawingml/2006/wordprocessingDrawing" xmlns:w="http://schemas.openxmlformats.org/wordprocessingml/2006/main" xmlns:w14="http://schemas.microsoft.com/office/word/2010/wordml" xmlns:w10="urn:schemas-microsoft-com:office:word" xmlns:w15="http://schemas.microsoft.com/office/word/2012/wordml" xmlns:wpg="http://schemas.microsoft.com/office/word/2010/wordprocessingGroup" xmlns:wpi="http://schemas.microsoft.com/office/word/2010/wordprocessingInk" xmlns:wne="http://schemas.microsoft.com/office/word/2006/wordml" xmlns:wps="http://schemas.microsoft.com/office/word/2010/wordprocessingShape" xmlns:wpsCustomData="http://www.wps.cn/officeDocument/2013/wpsCustomData" mc:Ignorable="w14 w15 wp14">
+<w:document xmlns:wpc="http://schemas.microsoft.com/office/word/2010/wordprocessingCanvas" xmlns:mc="http://schemas.openxmlformats.org/markup-compatibility/2006" xmlns:o="urn:schemas-microsoft-com:office:office" xmlns:r="http://schemas.openxmlformats.org/officeDocument/2006/relationships" xmlns:m="http://schemas.openxmlformats.org/officeDocument/2006/math" xmlns:v="urn:schemas-microsoft-com:vml" xmlns:wp14="http://schemas.microsoft.com/office/word/2010/wordprocessingDrawing" xmlns:wp="http://schemas.openxmlformats.org/drawingml/2006/wordprocessingDrawing" xmlns:w10="urn:schemas-microsoft-com:office:word" xmlns:w="http://schemas.openxmlformats.org/wordprocessingml/2006/main" xmlns:w14="http://schemas.microsoft.com/office/word/2010/wordml" xmlns:w15="http://schemas.microsoft.com/office/word/2012/wordml" xmlns:wne="http://schemas.microsoft.com/office/word/2006/wordml" xmlns:wpg="http://schemas.microsoft.com/office/word/2010/wordprocessingGroup" xmlns:wpi="http://schemas.microsoft.com/office/word/2010/wordprocessingInk" xmlns:wps="http://schemas.microsoft.com/office/word/2010/wordprocessingShape" mc:Ignorable="w14 w15 wp14">
+  <!-- Generated by Aspose.Words for .NET 13.3.0.1 -->
   <w:body>
     <w:p>
       <w:pPr>
-        <w:pStyle w:val="24"/>
+        <w:pStyle w:val="a"/>
         <w:keepNext w:val="0"/>
         <w:keepLines w:val="0"/>
         <w:pageBreakBefore w:val="0"/>
@@ -24,7 +25,7 @@
       <w:bookmarkStart w:id="0" w:name="_Toc18335"/>
       <w:r>
         <w:drawing>
-          <wp:anchor distT="0" distB="0" distL="114300" distR="114300" simplePos="0" relativeHeight="251661312" behindDoc="1" locked="0" layoutInCell="1" allowOverlap="1">
+          <wp:anchor distT="0" distB="0" distL="114300" distR="114300" simplePos="0" relativeHeight="251660288" behindDoc="1" locked="0" layoutInCell="1" allowOverlap="1">
             <wp:simplePos x="0" y="0"/>
             <wp:positionH relativeFrom="column">
               <wp:posOffset>-19050</wp:posOffset>
@@ -49,7 +50,7 @@
                     </pic:cNvPicPr>
                   </pic:nvPicPr>
                   <pic:blipFill>
-                    <a:blip r:embed="rId7"/>
+                    <a:blip xmlns:r="http://schemas.openxmlformats.org/officeDocument/2006/relationships" r:embed="rId4"/>
                     <a:stretch>
                       <a:fillRect/>
                     </a:stretch>
@@ -75,7 +76,7 @@
       </w:r>
       <w:r>
         <w:drawing>
-          <wp:anchor distT="0" distB="0" distL="114300" distR="114300" simplePos="0" relativeHeight="251660288" behindDoc="1" locked="0" layoutInCell="1" allowOverlap="1">
+          <wp:anchor distT="0" distB="0" distL="114300" distR="114300" simplePos="0" relativeHeight="251659264" behindDoc="1" locked="0" layoutInCell="1" allowOverlap="1">
             <wp:simplePos x="0" y="0"/>
             <wp:positionH relativeFrom="column">
               <wp:posOffset>0</wp:posOffset>
@@ -100,7 +101,7 @@
                     </pic:cNvPicPr>
                   </pic:nvPicPr>
                   <pic:blipFill>
-                    <a:blip r:embed="rId8"/>
+                    <a:blip xmlns:r="http://schemas.openxmlformats.org/officeDocument/2006/relationships" r:embed="rId5"/>
                     <a:stretch>
                       <a:fillRect/>
                     </a:stretch>
@@ -130,7 +131,7 @@
           <w:lang w:val="en-US" w:eastAsia="zh-CN"/>
         </w:rPr>
         <w:drawing>
-          <wp:anchor distT="0" distB="0" distL="114300" distR="114300" simplePos="0" relativeHeight="251659264" behindDoc="1" locked="0" layoutInCell="1" allowOverlap="1">
+          <wp:anchor distT="0" distB="0" distL="114300" distR="114300" simplePos="0" relativeHeight="251658240" behindDoc="1" locked="0" layoutInCell="1" allowOverlap="1">
             <wp:simplePos x="0" y="0"/>
             <wp:positionH relativeFrom="column">
               <wp:posOffset>635</wp:posOffset>
@@ -155,7 +156,7 @@
                     </pic:cNvPicPr>
                   </pic:nvPicPr>
                   <pic:blipFill>
-                    <a:blip r:embed="rId9">
+                    <a:blip xmlns:r="http://schemas.openxmlformats.org/officeDocument/2006/relationships" r:embed="rId6">
                       <a:alphaModFix amt="58000"/>
                       <a:lum contrast="-52000"/>
                     </a:blip>
@@ -189,7 +190,7 @@
     </w:p>
     <w:p>
       <w:pPr>
-        <w:pStyle w:val="25"/>
+        <w:pStyle w:val="a0"/>
         <w:keepNext w:val="0"/>
         <w:keepLines w:val="0"/>
         <w:pageBreakBefore w:val="0"/>
@@ -236,11 +237,11 @@
         <w:adjustRightInd w:val="0"/>
         <w:snapToGrid w:val="0"/>
         <w:spacing w:after="624" w:afterLines="200" w:line="219" w:lineRule="auto"/>
-        <w:ind w:left="0" w:leftChars="0" w:right="0" w:rightChars="0" w:firstLine="0" w:firstLineChars="0"/>
+        <w:ind w:left="0" w:right="0" w:firstLine="0" w:leftChars="0" w:rightChars="0" w:firstLineChars="0"/>
         <w:jc w:val="center"/>
         <w:textAlignment w:val="baseline"/>
         <w:rPr>
-          <w:rFonts w:hint="eastAsia" w:ascii="宋体" w:hAnsi="宋体" w:eastAsia="宋体" w:cs="宋体"/>
+          <w:rFonts w:ascii="宋体" w:eastAsia="宋体" w:hAnsi="宋体" w:cs="宋体" w:hint="eastAsia"/>
           <w:sz w:val="24"/>
           <w:szCs w:val="24"/>
           <w:lang w:val="en-US" w:eastAsia="zh-CN"/>
@@ -248,7 +249,7 @@
       </w:pPr>
       <w:r>
         <w:rPr>
-          <w:rFonts w:ascii="宋体" w:hAnsi="宋体" w:eastAsia="宋体" w:cs="宋体"/>
+          <w:rFonts w:ascii="宋体" w:eastAsia="宋体" w:hAnsi="宋体" w:cs="宋体"/>
           <w:b/>
           <w:bCs/>
           <w:spacing w:val="-3"/>
@@ -259,7 +260,7 @@
       </w:r>
       <w:r>
         <w:rPr>
-          <w:rFonts w:hint="eastAsia" w:ascii="宋体" w:hAnsi="宋体" w:eastAsia="宋体" w:cs="宋体"/>
+          <w:rFonts w:ascii="宋体" w:eastAsia="宋体" w:hAnsi="宋体" w:cs="宋体" w:hint="eastAsia"/>
           <w:b/>
           <w:bCs/>
           <w:spacing w:val="-3"/>
@@ -271,7 +272,7 @@
       </w:r>
       <w:r>
         <w:rPr>
-          <w:rFonts w:ascii="宋体" w:hAnsi="宋体" w:eastAsia="宋体" w:cs="宋体"/>
+          <w:rFonts w:ascii="宋体" w:eastAsia="宋体" w:hAnsi="宋体" w:cs="宋体"/>
           <w:b/>
           <w:bCs/>
           <w:spacing w:val="-3"/>
@@ -282,7 +283,7 @@
       </w:r>
       <w:r>
         <w:rPr>
-          <w:rFonts w:hint="eastAsia" w:ascii="宋体" w:hAnsi="宋体" w:cs="宋体"/>
+          <w:rFonts w:ascii="宋体" w:hAnsi="宋体" w:cs="宋体" w:hint="eastAsia"/>
           <w:b/>
           <w:bCs/>
           <w:spacing w:val="-3"/>
@@ -294,7 +295,7 @@
       </w:r>
       <w:r>
         <w:rPr>
-          <w:rFonts w:ascii="宋体" w:hAnsi="宋体" w:eastAsia="宋体" w:cs="宋体"/>
+          <w:rFonts w:ascii="宋体" w:eastAsia="宋体" w:hAnsi="宋体" w:cs="宋体"/>
           <w:b/>
           <w:bCs/>
           <w:spacing w:val="-3"/>
@@ -305,7 +306,7 @@
       </w:r>
       <w:r>
         <w:rPr>
-          <w:rFonts w:hint="eastAsia" w:ascii="宋体" w:hAnsi="宋体" w:cs="宋体"/>
+          <w:rFonts w:ascii="宋体" w:hAnsi="宋体" w:cs="宋体" w:hint="eastAsia"/>
           <w:b/>
           <w:bCs/>
           <w:spacing w:val="-3"/>
@@ -318,18 +319,17 @@
     </w:p>
     <w:tbl>
       <w:tblPr>
-        <w:tblStyle w:val="21"/>
+        <w:tblStyle w:val="TableGrid"/>
         <w:tblW w:w="0" w:type="auto"/>
         <w:jc w:val="center"/>
         <w:tblBorders>
-          <w:top w:val="none" w:color="auto" w:sz="0" w:space="0"/>
-          <w:left w:val="none" w:color="auto" w:sz="0" w:space="0"/>
-          <w:bottom w:val="none" w:color="auto" w:sz="0" w:space="0"/>
-          <w:right w:val="none" w:color="auto" w:sz="0" w:space="0"/>
-          <w:insideH w:val="none" w:color="auto" w:sz="0" w:space="0"/>
-          <w:insideV w:val="none" w:color="auto" w:sz="0" w:space="0"/>
+          <w:top w:val="nil"/>
+          <w:left w:val="nil"/>
+          <w:bottom w:val="nil"/>
+          <w:right w:val="nil"/>
+          <w:insideH w:val="nil"/>
+          <w:insideV w:val="nil"/>
         </w:tblBorders>
-        <w:tblLayout w:type="autofit"/>
         <w:tblCellMar>
           <w:top w:w="0" w:type="dxa"/>
           <w:left w:w="108" w:type="dxa"/>
@@ -343,13 +343,15 @@
       </w:tblGrid>
       <w:tr>
         <w:tblPrEx>
+          <w:tblW w:w="0" w:type="auto"/>
+          <w:jc w:val="center"/>
           <w:tblBorders>
-            <w:top w:val="none" w:color="auto" w:sz="0" w:space="0"/>
-            <w:left w:val="none" w:color="auto" w:sz="0" w:space="0"/>
-            <w:bottom w:val="none" w:color="auto" w:sz="0" w:space="0"/>
-            <w:right w:val="none" w:color="auto" w:sz="0" w:space="0"/>
-            <w:insideH w:val="none" w:color="auto" w:sz="0" w:space="0"/>
-            <w:insideV w:val="none" w:color="auto" w:sz="0" w:space="0"/>
+            <w:top w:val="nil"/>
+            <w:left w:val="nil"/>
+            <w:bottom w:val="nil"/>
+            <w:right w:val="nil"/>
+            <w:insideH w:val="nil"/>
+            <w:insideV w:val="nil"/>
           </w:tblBorders>
           <w:tblCellMar>
             <w:top w:w="0" w:type="dxa"/>
@@ -359,7 +361,7 @@
           </w:tblCellMar>
         </w:tblPrEx>
         <w:trPr>
-          <w:trHeight w:val="810" w:hRule="atLeast"/>
+          <w:trHeight w:val="810"/>
           <w:jc w:val="center"/>
         </w:trPr>
         <w:tc>
@@ -397,7 +399,7 @@
             </w:r>
             <w:r>
               <w:rPr>
-                <w:rFonts w:hint="default" w:asciiTheme="minorAscii" w:hAnsiTheme="minorAscii" w:eastAsiaTheme="minorEastAsia"/>
+                <w:rFonts w:asciiTheme="minorAscii" w:eastAsiaTheme="minorEastAsia" w:hAnsiTheme="minorAscii" w:hint="default"/>
                 <w:spacing w:val="227"/>
                 <w:sz w:val="21"/>
                 <w:vertAlign w:val="baseline"/>
@@ -451,7 +453,7 @@
             </w:r>
             <w:r>
               <w:rPr>
-                <w:rFonts w:hint="eastAsia" w:asciiTheme="minorAscii" w:hAnsiTheme="minorAscii" w:eastAsiaTheme="minorEastAsia"/>
+                <w:rFonts w:asciiTheme="minorAscii" w:eastAsiaTheme="minorEastAsia" w:hAnsiTheme="minorAscii" w:hint="eastAsia"/>
                 <w:spacing w:val="227"/>
                 <w:sz w:val="21"/>
                 <w:vertAlign w:val="baseline"/>
@@ -473,14 +475,8 @@
       </w:tr>
       <w:tr>
         <w:tblPrEx>
-          <w:tblBorders>
-            <w:top w:val="none" w:color="auto" w:sz="0" w:space="0"/>
-            <w:left w:val="none" w:color="auto" w:sz="0" w:space="0"/>
-            <w:bottom w:val="none" w:color="auto" w:sz="0" w:space="0"/>
-            <w:right w:val="none" w:color="auto" w:sz="0" w:space="0"/>
-            <w:insideH w:val="none" w:color="auto" w:sz="0" w:space="0"/>
-            <w:insideV w:val="none" w:color="auto" w:sz="0" w:space="0"/>
-          </w:tblBorders>
+          <w:tblW w:w="0" w:type="auto"/>
+          <w:jc w:val="center"/>
           <w:tblCellMar>
             <w:top w:w="0" w:type="dxa"/>
             <w:left w:w="108" w:type="dxa"/>
@@ -489,7 +485,7 @@
           </w:tblCellMar>
         </w:tblPrEx>
         <w:trPr>
-          <w:trHeight w:val="810" w:hRule="atLeast"/>
+          <w:trHeight w:val="810"/>
           <w:jc w:val="center"/>
         </w:trPr>
         <w:tc>
@@ -513,7 +509,7 @@
               <w:snapToGrid w:val="0"/>
               <w:textAlignment w:val="baseline"/>
               <w:rPr>
-                <w:rFonts w:hint="default" w:ascii="Arial" w:hAnsi="Arial" w:eastAsia="Arial" w:cs="Arial"/>
+                <w:rFonts w:ascii="Arial" w:eastAsia="Arial" w:hAnsi="Arial" w:cs="Arial" w:hint="default"/>
                 <w:snapToGrid w:val="0"/>
                 <w:color w:val="000000"/>
                 <w:kern w:val="0"/>
@@ -545,7 +541,7 @@
             </w:r>
             <w:r>
               <w:rPr>
-                <w:rFonts w:hint="default" w:asciiTheme="minorAscii" w:hAnsiTheme="minorAscii" w:eastAsiaTheme="minorEastAsia"/>
+                <w:rFonts w:asciiTheme="minorAscii" w:eastAsiaTheme="minorEastAsia" w:hAnsiTheme="minorAscii" w:hint="default"/>
                 <w:spacing w:val="227"/>
                 <w:sz w:val="21"/>
                 <w:vertAlign w:val="baseline"/>
@@ -562,18 +558,7 @@
                 <w:vertAlign w:val="baseline"/>
                 <w:lang w:val="en-US" w:eastAsia="zh-CN"/>
               </w:rPr>
-              <w:t>V2.</w:t>
-            </w:r>
-            <w:r>
-              <w:rPr>
-                <w:rFonts w:hint="eastAsia"/>
-                <w:spacing w:val="0"/>
-                <w:kern w:val="0"/>
-                <w:u w:val="single"/>
-                <w:vertAlign w:val="baseline"/>
-                <w:lang w:val="en-US" w:eastAsia="zh-CN"/>
-              </w:rPr>
-              <w:t>0</w:t>
+              <w:t>V1.0</w:t>
             </w:r>
           </w:p>
         </w:tc>
@@ -598,7 +583,7 @@
               <w:snapToGrid w:val="0"/>
               <w:textAlignment w:val="baseline"/>
               <w:rPr>
-                <w:rFonts w:hint="default" w:ascii="Arial" w:hAnsi="Arial" w:eastAsia="Arial" w:cs="Arial"/>
+                <w:rFonts w:ascii="Arial" w:eastAsia="Arial" w:hAnsi="Arial" w:cs="Arial" w:hint="default"/>
                 <w:snapToGrid w:val="0"/>
                 <w:color w:val="000000"/>
                 <w:kern w:val="0"/>
@@ -618,7 +603,7 @@
             </w:r>
             <w:r>
               <w:rPr>
-                <w:rFonts w:hint="eastAsia" w:asciiTheme="minorAscii" w:hAnsiTheme="minorAscii" w:eastAsiaTheme="minorEastAsia"/>
+                <w:rFonts w:asciiTheme="minorAscii" w:eastAsiaTheme="minorEastAsia" w:hAnsiTheme="minorAscii" w:hint="eastAsia"/>
                 <w:spacing w:val="227"/>
                 <w:sz w:val="21"/>
                 <w:vertAlign w:val="baseline"/>
@@ -640,14 +625,8 @@
       </w:tr>
       <w:tr>
         <w:tblPrEx>
-          <w:tblBorders>
-            <w:top w:val="none" w:color="auto" w:sz="0" w:space="0"/>
-            <w:left w:val="none" w:color="auto" w:sz="0" w:space="0"/>
-            <w:bottom w:val="none" w:color="auto" w:sz="0" w:space="0"/>
-            <w:right w:val="none" w:color="auto" w:sz="0" w:space="0"/>
-            <w:insideH w:val="none" w:color="auto" w:sz="0" w:space="0"/>
-            <w:insideV w:val="none" w:color="auto" w:sz="0" w:space="0"/>
-          </w:tblBorders>
+          <w:tblW w:w="0" w:type="auto"/>
+          <w:jc w:val="center"/>
           <w:tblCellMar>
             <w:top w:w="0" w:type="dxa"/>
             <w:left w:w="108" w:type="dxa"/>
@@ -656,7 +635,7 @@
           </w:tblCellMar>
         </w:tblPrEx>
         <w:trPr>
-          <w:trHeight w:val="635" w:hRule="atLeast"/>
+          <w:trHeight w:val="635"/>
           <w:jc w:val="center"/>
         </w:trPr>
         <w:tc>
@@ -706,7 +685,7 @@
             </w:r>
             <w:r>
               <w:rPr>
-                <w:rFonts w:hint="eastAsia" w:asciiTheme="minorAscii" w:hAnsiTheme="minorAscii" w:eastAsiaTheme="minorEastAsia"/>
+                <w:rFonts w:asciiTheme="minorAscii" w:eastAsiaTheme="minorEastAsia" w:hAnsiTheme="minorAscii" w:hint="eastAsia"/>
                 <w:spacing w:val="227"/>
                 <w:sz w:val="21"/>
                 <w:vertAlign w:val="baseline"/>
@@ -759,7 +738,7 @@
             </w:r>
             <w:r>
               <w:rPr>
-                <w:rFonts w:hint="eastAsia" w:asciiTheme="minorAscii" w:hAnsiTheme="minorAscii" w:eastAsiaTheme="minorEastAsia"/>
+                <w:rFonts w:asciiTheme="minorAscii" w:eastAsiaTheme="minorEastAsia" w:hAnsiTheme="minorAscii" w:hint="eastAsia"/>
                 <w:spacing w:val="227"/>
                 <w:sz w:val="21"/>
                 <w:vertAlign w:val="baseline"/>
@@ -818,14 +797,14 @@
         <w:ind w:left="3634"/>
         <w:textAlignment w:val="baseline"/>
         <w:rPr>
-          <w:rFonts w:ascii="宋体" w:hAnsi="宋体" w:eastAsia="宋体" w:cs="宋体"/>
+          <w:rFonts w:ascii="宋体" w:eastAsia="宋体" w:hAnsi="宋体" w:cs="宋体"/>
           <w:sz w:val="31"/>
           <w:szCs w:val="31"/>
         </w:rPr>
       </w:pPr>
       <w:r>
         <w:rPr>
-          <w:rFonts w:ascii="宋体" w:hAnsi="宋体" w:eastAsia="宋体" w:cs="宋体"/>
+          <w:rFonts w:ascii="宋体" w:eastAsia="宋体" w:hAnsi="宋体" w:cs="宋体"/>
           <w:b/>
           <w:bCs/>
           <w:spacing w:val="4"/>
@@ -837,16 +816,16 @@
     </w:p>
     <w:tbl>
       <w:tblPr>
-        <w:tblStyle w:val="26"/>
+        <w:tblStyle w:val="TableNormal0"/>
         <w:tblW w:w="8214" w:type="dxa"/>
         <w:jc w:val="center"/>
         <w:tblBorders>
-          <w:top w:val="single" w:color="000000" w:sz="2" w:space="0"/>
-          <w:left w:val="single" w:color="000000" w:sz="2" w:space="0"/>
-          <w:bottom w:val="single" w:color="000000" w:sz="2" w:space="0"/>
-          <w:right w:val="single" w:color="000000" w:sz="2" w:space="0"/>
-          <w:insideH w:val="single" w:color="000000" w:sz="2" w:space="0"/>
-          <w:insideV w:val="single" w:color="000000" w:sz="2" w:space="0"/>
+          <w:top w:val="single" w:sz="2" w:space="0" w:color="000000"/>
+          <w:left w:val="single" w:sz="2" w:space="0" w:color="000000"/>
+          <w:bottom w:val="single" w:sz="2" w:space="0" w:color="000000"/>
+          <w:right w:val="single" w:sz="2" w:space="0" w:color="000000"/>
+          <w:insideH w:val="single" w:sz="2" w:space="0" w:color="000000"/>
+          <w:insideV w:val="single" w:sz="2" w:space="0" w:color="000000"/>
         </w:tblBorders>
         <w:tblLayout w:type="fixed"/>
         <w:tblCellMar>
@@ -866,14 +845,17 @@
       </w:tblGrid>
       <w:tr>
         <w:tblPrEx>
+          <w:tblW w:w="8214" w:type="dxa"/>
+          <w:jc w:val="center"/>
           <w:tblBorders>
-            <w:top w:val="single" w:color="000000" w:sz="2" w:space="0"/>
-            <w:left w:val="single" w:color="000000" w:sz="2" w:space="0"/>
-            <w:bottom w:val="single" w:color="000000" w:sz="2" w:space="0"/>
-            <w:right w:val="single" w:color="000000" w:sz="2" w:space="0"/>
-            <w:insideH w:val="single" w:color="000000" w:sz="2" w:space="0"/>
-            <w:insideV w:val="single" w:color="000000" w:sz="2" w:space="0"/>
+            <w:top w:val="single" w:sz="2" w:space="0" w:color="000000"/>
+            <w:left w:val="single" w:sz="2" w:space="0" w:color="000000"/>
+            <w:bottom w:val="single" w:sz="2" w:space="0" w:color="000000"/>
+            <w:right w:val="single" w:sz="2" w:space="0" w:color="000000"/>
+            <w:insideH w:val="single" w:sz="2" w:space="0" w:color="000000"/>
+            <w:insideV w:val="single" w:sz="2" w:space="0" w:color="000000"/>
           </w:tblBorders>
+          <w:tblLayout w:type="fixed"/>
           <w:tblCellMar>
             <w:top w:w="0" w:type="dxa"/>
             <w:left w:w="0" w:type="dxa"/>
@@ -882,7 +864,7 @@
           </w:tblCellMar>
         </w:tblPrEx>
         <w:trPr>
-          <w:trHeight w:val="593" w:hRule="atLeast"/>
+          <w:trHeight w:val="593"/>
           <w:jc w:val="center"/>
         </w:trPr>
         <w:tc>
@@ -904,18 +886,18 @@
               <w:adjustRightInd w:val="0"/>
               <w:snapToGrid w:val="0"/>
               <w:spacing w:before="176" w:line="228" w:lineRule="auto"/>
-              <w:ind w:left="0" w:leftChars="0" w:right="0" w:rightChars="0" w:firstLine="0" w:firstLineChars="0"/>
+              <w:ind w:left="0" w:right="0" w:firstLine="0" w:leftChars="0" w:rightChars="0" w:firstLineChars="0"/>
               <w:jc w:val="center"/>
               <w:textAlignment w:val="baseline"/>
               <w:rPr>
-                <w:rFonts w:ascii="宋体" w:hAnsi="宋体" w:eastAsia="宋体" w:cs="宋体"/>
+                <w:rFonts w:ascii="宋体" w:eastAsia="宋体" w:hAnsi="宋体" w:cs="宋体"/>
                 <w:sz w:val="20"/>
                 <w:szCs w:val="20"/>
               </w:rPr>
             </w:pPr>
             <w:r>
               <w:rPr>
-                <w:rFonts w:hint="eastAsia" w:ascii="宋体" w:hAnsi="宋体" w:cs="宋体"/>
+                <w:rFonts w:ascii="宋体" w:hAnsi="宋体" w:cs="宋体" w:hint="eastAsia"/>
                 <w:spacing w:val="-14"/>
                 <w:sz w:val="20"/>
                 <w:szCs w:val="20"/>
@@ -925,7 +907,7 @@
             </w:r>
             <w:r>
               <w:rPr>
-                <w:rFonts w:ascii="宋体" w:hAnsi="宋体" w:eastAsia="宋体" w:cs="宋体"/>
+                <w:rFonts w:ascii="宋体" w:eastAsia="宋体" w:hAnsi="宋体" w:cs="宋体"/>
                 <w:spacing w:val="-14"/>
                 <w:sz w:val="20"/>
                 <w:szCs w:val="20"/>
@@ -953,18 +935,18 @@
               <w:adjustRightInd w:val="0"/>
               <w:snapToGrid w:val="0"/>
               <w:spacing w:before="175" w:line="227" w:lineRule="auto"/>
-              <w:ind w:left="0" w:leftChars="0" w:right="0" w:rightChars="0" w:firstLine="0" w:firstLineChars="0"/>
+              <w:ind w:left="0" w:right="0" w:firstLine="0" w:leftChars="0" w:rightChars="0" w:firstLineChars="0"/>
               <w:jc w:val="center"/>
               <w:textAlignment w:val="baseline"/>
               <w:rPr>
-                <w:rFonts w:ascii="宋体" w:hAnsi="宋体" w:eastAsia="宋体" w:cs="宋体"/>
+                <w:rFonts w:ascii="宋体" w:eastAsia="宋体" w:hAnsi="宋体" w:cs="宋体"/>
                 <w:sz w:val="20"/>
                 <w:szCs w:val="20"/>
               </w:rPr>
             </w:pPr>
             <w:r>
               <w:rPr>
-                <w:rFonts w:ascii="宋体" w:hAnsi="宋体" w:eastAsia="宋体" w:cs="宋体"/>
+                <w:rFonts w:ascii="宋体" w:eastAsia="宋体" w:hAnsi="宋体" w:cs="宋体"/>
                 <w:spacing w:val="4"/>
                 <w:sz w:val="20"/>
                 <w:szCs w:val="20"/>
@@ -992,18 +974,18 @@
               <w:adjustRightInd w:val="0"/>
               <w:snapToGrid w:val="0"/>
               <w:spacing w:before="175" w:line="228" w:lineRule="auto"/>
-              <w:ind w:left="0" w:leftChars="0" w:right="0" w:rightChars="0" w:firstLine="0" w:firstLineChars="0"/>
+              <w:ind w:left="0" w:right="0" w:firstLine="0" w:leftChars="0" w:rightChars="0" w:firstLineChars="0"/>
               <w:jc w:val="center"/>
               <w:textAlignment w:val="baseline"/>
               <w:rPr>
-                <w:rFonts w:ascii="宋体" w:hAnsi="宋体" w:eastAsia="宋体" w:cs="宋体"/>
+                <w:rFonts w:ascii="宋体" w:eastAsia="宋体" w:hAnsi="宋体" w:cs="宋体"/>
                 <w:sz w:val="20"/>
                 <w:szCs w:val="20"/>
               </w:rPr>
             </w:pPr>
             <w:r>
               <w:rPr>
-                <w:rFonts w:ascii="宋体" w:hAnsi="宋体" w:eastAsia="宋体" w:cs="宋体"/>
+                <w:rFonts w:ascii="宋体" w:eastAsia="宋体" w:hAnsi="宋体" w:cs="宋体"/>
                 <w:spacing w:val="7"/>
                 <w:sz w:val="20"/>
                 <w:szCs w:val="20"/>
@@ -1031,11 +1013,11 @@
               <w:adjustRightInd w:val="0"/>
               <w:snapToGrid w:val="0"/>
               <w:spacing w:before="175" w:line="228" w:lineRule="auto"/>
-              <w:ind w:left="0" w:leftChars="0" w:right="0" w:rightChars="0" w:firstLine="0" w:firstLineChars="0"/>
+              <w:ind w:left="0" w:right="0" w:firstLine="0" w:leftChars="0" w:rightChars="0" w:firstLineChars="0"/>
               <w:jc w:val="center"/>
               <w:textAlignment w:val="baseline"/>
               <w:rPr>
-                <w:rFonts w:hint="eastAsia" w:ascii="宋体" w:hAnsi="宋体" w:eastAsia="宋体" w:cs="宋体"/>
+                <w:rFonts w:ascii="宋体" w:eastAsia="宋体" w:hAnsi="宋体" w:cs="宋体" w:hint="eastAsia"/>
                 <w:spacing w:val="7"/>
                 <w:sz w:val="20"/>
                 <w:szCs w:val="20"/>
@@ -1044,7 +1026,7 @@
             </w:pPr>
             <w:r>
               <w:rPr>
-                <w:rFonts w:hint="eastAsia" w:ascii="宋体" w:hAnsi="宋体" w:cs="宋体"/>
+                <w:rFonts w:ascii="宋体" w:hAnsi="宋体" w:cs="宋体" w:hint="eastAsia"/>
                 <w:spacing w:val="7"/>
                 <w:sz w:val="20"/>
                 <w:szCs w:val="20"/>
@@ -1073,11 +1055,11 @@
               <w:adjustRightInd w:val="0"/>
               <w:snapToGrid w:val="0"/>
               <w:spacing w:before="175" w:line="228" w:lineRule="auto"/>
-              <w:ind w:left="0" w:leftChars="0" w:right="0" w:rightChars="0" w:firstLine="0" w:firstLineChars="0"/>
+              <w:ind w:left="0" w:right="0" w:firstLine="0" w:leftChars="0" w:rightChars="0" w:firstLineChars="0"/>
               <w:jc w:val="center"/>
               <w:textAlignment w:val="baseline"/>
               <w:rPr>
-                <w:rFonts w:hint="default" w:ascii="宋体" w:hAnsi="宋体" w:cs="宋体"/>
+                <w:rFonts w:ascii="宋体" w:hAnsi="宋体" w:cs="宋体" w:hint="default"/>
                 <w:spacing w:val="7"/>
                 <w:sz w:val="20"/>
                 <w:szCs w:val="20"/>
@@ -1086,7 +1068,7 @@
             </w:pPr>
             <w:r>
               <w:rPr>
-                <w:rFonts w:hint="eastAsia" w:ascii="宋体" w:hAnsi="宋体" w:cs="宋体"/>
+                <w:rFonts w:ascii="宋体" w:hAnsi="宋体" w:cs="宋体" w:hint="eastAsia"/>
                 <w:spacing w:val="7"/>
                 <w:sz w:val="20"/>
                 <w:szCs w:val="20"/>
@@ -1115,18 +1097,18 @@
               <w:adjustRightInd w:val="0"/>
               <w:snapToGrid w:val="0"/>
               <w:spacing w:before="176" w:line="229" w:lineRule="auto"/>
-              <w:ind w:left="0" w:leftChars="0" w:right="0" w:rightChars="0" w:firstLine="0" w:firstLineChars="0"/>
+              <w:ind w:left="0" w:right="0" w:firstLine="0" w:leftChars="0" w:rightChars="0" w:firstLineChars="0"/>
               <w:jc w:val="center"/>
               <w:textAlignment w:val="baseline"/>
               <w:rPr>
-                <w:rFonts w:ascii="宋体" w:hAnsi="宋体" w:eastAsia="宋体" w:cs="宋体"/>
+                <w:rFonts w:ascii="宋体" w:eastAsia="宋体" w:hAnsi="宋体" w:cs="宋体"/>
                 <w:sz w:val="20"/>
                 <w:szCs w:val="20"/>
               </w:rPr>
             </w:pPr>
             <w:r>
               <w:rPr>
-                <w:rFonts w:ascii="宋体" w:hAnsi="宋体" w:eastAsia="宋体" w:cs="宋体"/>
+                <w:rFonts w:ascii="宋体" w:eastAsia="宋体" w:hAnsi="宋体" w:cs="宋体"/>
                 <w:spacing w:val="7"/>
                 <w:sz w:val="20"/>
                 <w:szCs w:val="20"/>
@@ -1138,14 +1120,9 @@
       </w:tr>
       <w:tr>
         <w:tblPrEx>
-          <w:tblBorders>
-            <w:top w:val="single" w:color="000000" w:sz="2" w:space="0"/>
-            <w:left w:val="single" w:color="000000" w:sz="2" w:space="0"/>
-            <w:bottom w:val="single" w:color="000000" w:sz="2" w:space="0"/>
-            <w:right w:val="single" w:color="000000" w:sz="2" w:space="0"/>
-            <w:insideH w:val="single" w:color="000000" w:sz="2" w:space="0"/>
-            <w:insideV w:val="single" w:color="000000" w:sz="2" w:space="0"/>
-          </w:tblBorders>
+          <w:tblW w:w="8214" w:type="dxa"/>
+          <w:jc w:val="center"/>
+          <w:tblLayout w:type="fixed"/>
           <w:tblCellMar>
             <w:top w:w="0" w:type="dxa"/>
             <w:left w:w="0" w:type="dxa"/>
@@ -1154,7 +1131,327 @@
           </w:tblCellMar>
         </w:tblPrEx>
         <w:trPr>
-          <w:trHeight w:val="516" w:hRule="atLeast"/>
+          <w:trHeight w:val="516"/>
+          <w:jc w:val="center"/>
+        </w:trPr>
+        <w:tc>
+          <w:tcPr>
+            <w:tcW w:w="1317" w:type="dxa"/>
+            <w:shd w:val="clear" w:color="auto" w:fill="auto"/>
+          </w:tcPr>
+          <w:p>
+            <w:pPr>
+              <w:keepNext w:val="0"/>
+              <w:keepLines w:val="0"/>
+              <w:pageBreakBefore w:val="0"/>
+              <w:widowControl w:val="0"/>
+              <w:kinsoku w:val="0"/>
+              <w:wordWrap/>
+              <w:overflowPunct/>
+              <w:topLinePunct w:val="0"/>
+              <w:autoSpaceDE w:val="0"/>
+              <w:autoSpaceDN w:val="0"/>
+              <w:bidi w:val="0"/>
+              <w:adjustRightInd w:val="0"/>
+              <w:snapToGrid w:val="0"/>
+              <w:spacing w:before="173" w:line="267" w:lineRule="exact"/>
+              <w:ind w:left="0" w:right="0" w:firstLine="0" w:leftChars="0" w:rightChars="0" w:firstLineChars="0"/>
+              <w:jc w:val="center"/>
+              <w:textAlignment w:val="baseline"/>
+              <w:rPr>
+                <w:rFonts w:ascii="宋体" w:eastAsia="宋体" w:hAnsi="宋体" w:cs="宋体" w:hint="default"/>
+                <w:snapToGrid w:val="0"/>
+                <w:color w:val="000000"/>
+                <w:kern w:val="0"/>
+                <w:sz w:val="20"/>
+                <w:szCs w:val="20"/>
+                <w:lang w:val="en-US" w:eastAsia="en-US" w:bidi="ar-SA"/>
+              </w:rPr>
+            </w:pPr>
+            <w:bookmarkStart w:id="2" w:name="_GoBack" w:colFirst="0" w:colLast="5"/>
+            <w:r>
+              <w:rPr>
+                <w:rFonts w:ascii="宋体" w:eastAsia="宋体" w:hAnsi="宋体" w:cs="宋体"/>
+                <w:spacing w:val="3"/>
+                <w:position w:val="1"/>
+                <w:sz w:val="20"/>
+                <w:szCs w:val="20"/>
+              </w:rPr>
+              <w:t>2025.01.</w:t>
+            </w:r>
+            <w:r>
+              <w:rPr>
+                <w:rFonts w:ascii="宋体" w:hAnsi="宋体" w:cs="宋体" w:hint="eastAsia"/>
+                <w:spacing w:val="3"/>
+                <w:position w:val="1"/>
+                <w:sz w:val="20"/>
+                <w:szCs w:val="20"/>
+                <w:lang w:val="en-US" w:eastAsia="zh-CN"/>
+              </w:rPr>
+              <w:t>10</w:t>
+            </w:r>
+          </w:p>
+        </w:tc>
+        <w:tc>
+          <w:tcPr>
+            <w:tcW w:w="972" w:type="dxa"/>
+            <w:shd w:val="clear" w:color="auto" w:fill="auto"/>
+          </w:tcPr>
+          <w:p>
+            <w:pPr>
+              <w:keepNext w:val="0"/>
+              <w:keepLines w:val="0"/>
+              <w:pageBreakBefore w:val="0"/>
+              <w:widowControl w:val="0"/>
+              <w:kinsoku w:val="0"/>
+              <w:wordWrap/>
+              <w:overflowPunct/>
+              <w:topLinePunct w:val="0"/>
+              <w:autoSpaceDE w:val="0"/>
+              <w:autoSpaceDN w:val="0"/>
+              <w:bidi w:val="0"/>
+              <w:adjustRightInd w:val="0"/>
+              <w:snapToGrid w:val="0"/>
+              <w:spacing w:before="173" w:line="267" w:lineRule="exact"/>
+              <w:ind w:left="0" w:right="0" w:firstLine="0" w:leftChars="0" w:rightChars="0" w:firstLineChars="0"/>
+              <w:jc w:val="center"/>
+              <w:textAlignment w:val="baseline"/>
+              <w:rPr>
+                <w:rFonts w:ascii="宋体" w:eastAsia="宋体" w:hAnsi="宋体" w:cs="宋体"/>
+                <w:snapToGrid w:val="0"/>
+                <w:color w:val="000000"/>
+                <w:kern w:val="0"/>
+                <w:sz w:val="20"/>
+                <w:szCs w:val="20"/>
+                <w:lang w:val="en-US" w:eastAsia="en-US" w:bidi="ar-SA"/>
+              </w:rPr>
+            </w:pPr>
+            <w:r>
+              <w:rPr>
+                <w:rFonts w:ascii="宋体" w:eastAsia="宋体" w:hAnsi="宋体" w:cs="宋体"/>
+                <w:spacing w:val="4"/>
+                <w:position w:val="1"/>
+                <w:sz w:val="20"/>
+                <w:szCs w:val="20"/>
+              </w:rPr>
+              <w:t>V1.0</w:t>
+            </w:r>
+          </w:p>
+        </w:tc>
+        <w:tc>
+          <w:tcPr>
+            <w:tcW w:w="1575" w:type="dxa"/>
+            <w:shd w:val="clear" w:color="auto" w:fill="auto"/>
+          </w:tcPr>
+          <w:p>
+            <w:pPr>
+              <w:keepNext w:val="0"/>
+              <w:keepLines w:val="0"/>
+              <w:pageBreakBefore w:val="0"/>
+              <w:widowControl w:val="0"/>
+              <w:kinsoku w:val="0"/>
+              <w:wordWrap/>
+              <w:overflowPunct/>
+              <w:topLinePunct w:val="0"/>
+              <w:autoSpaceDE w:val="0"/>
+              <w:autoSpaceDN w:val="0"/>
+              <w:bidi w:val="0"/>
+              <w:adjustRightInd w:val="0"/>
+              <w:snapToGrid w:val="0"/>
+              <w:spacing w:before="172" w:line="228" w:lineRule="auto"/>
+              <w:ind w:left="0" w:right="0" w:firstLine="0" w:leftChars="0" w:rightChars="0" w:firstLineChars="0"/>
+              <w:jc w:val="center"/>
+              <w:textAlignment w:val="baseline"/>
+              <w:rPr>
+                <w:rFonts w:ascii="宋体" w:eastAsia="宋体" w:hAnsi="宋体" w:cs="宋体"/>
+                <w:snapToGrid w:val="0"/>
+                <w:color w:val="000000"/>
+                <w:kern w:val="0"/>
+                <w:sz w:val="20"/>
+                <w:szCs w:val="20"/>
+                <w:lang w:val="en-US" w:eastAsia="en-US" w:bidi="ar-SA"/>
+              </w:rPr>
+            </w:pPr>
+            <w:r>
+              <w:rPr>
+                <w:rFonts w:ascii="宋体" w:eastAsia="宋体" w:hAnsi="宋体" w:cs="宋体"/>
+                <w:spacing w:val="200"/>
+                <w:kern w:val="0"/>
+                <w:sz w:val="20"/>
+                <w:szCs w:val="20"/>
+              </w:rPr>
+              <w:t>新</w:t>
+            </w:r>
+            <w:r>
+              <w:rPr>
+                <w:rFonts w:ascii="宋体" w:eastAsia="宋体" w:hAnsi="宋体" w:cs="宋体"/>
+                <w:spacing w:val="0"/>
+                <w:kern w:val="0"/>
+                <w:sz w:val="20"/>
+                <w:szCs w:val="20"/>
+              </w:rPr>
+              <w:t>建</w:t>
+            </w:r>
+          </w:p>
+        </w:tc>
+        <w:tc>
+          <w:tcPr>
+            <w:tcW w:w="1829" w:type="dxa"/>
+            <w:shd w:val="clear" w:color="auto" w:fill="auto"/>
+          </w:tcPr>
+          <w:p>
+            <w:pPr>
+              <w:keepNext w:val="0"/>
+              <w:keepLines w:val="0"/>
+              <w:pageBreakBefore w:val="0"/>
+              <w:widowControl w:val="0"/>
+              <w:kinsoku w:val="0"/>
+              <w:wordWrap/>
+              <w:overflowPunct/>
+              <w:topLinePunct w:val="0"/>
+              <w:autoSpaceDE w:val="0"/>
+              <w:autoSpaceDN w:val="0"/>
+              <w:bidi w:val="0"/>
+              <w:adjustRightInd w:val="0"/>
+              <w:snapToGrid w:val="0"/>
+              <w:spacing w:before="173" w:line="229" w:lineRule="auto"/>
+              <w:ind w:left="0" w:right="0" w:firstLine="0" w:leftChars="0" w:rightChars="0" w:firstLineChars="0"/>
+              <w:jc w:val="center"/>
+              <w:textAlignment w:val="baseline"/>
+              <w:rPr>
+                <w:rFonts w:ascii="宋体" w:eastAsia="宋体" w:hAnsi="宋体" w:cs="宋体"/>
+                <w:snapToGrid w:val="0"/>
+                <w:color w:val="000000"/>
+                <w:spacing w:val="200"/>
+                <w:kern w:val="0"/>
+                <w:sz w:val="20"/>
+                <w:szCs w:val="20"/>
+                <w:lang w:val="en-US" w:eastAsia="en-US" w:bidi="ar-SA"/>
+              </w:rPr>
+            </w:pPr>
+            <w:r>
+              <w:rPr>
+                <w:rFonts w:asciiTheme="minorAscii" w:eastAsiaTheme="minorEastAsia" w:hAnsiTheme="minorAscii" w:hint="eastAsia"/>
+                <w:spacing w:val="0"/>
+                <w:kern w:val="0"/>
+                <w:sz w:val="21"/>
+                <w:vertAlign w:val="baseline"/>
+                <w:lang w:val="en-US" w:eastAsia="zh-CN"/>
+              </w:rPr>
+              <w:t>李伟</w:t>
+            </w:r>
+          </w:p>
+        </w:tc>
+        <w:tc>
+          <w:tcPr>
+            <w:tcW w:w="1606" w:type="dxa"/>
+            <w:shd w:val="clear" w:color="auto" w:fill="auto"/>
+          </w:tcPr>
+          <w:p>
+            <w:pPr>
+              <w:keepNext w:val="0"/>
+              <w:keepLines w:val="0"/>
+              <w:pageBreakBefore w:val="0"/>
+              <w:widowControl w:val="0"/>
+              <w:kinsoku w:val="0"/>
+              <w:wordWrap/>
+              <w:overflowPunct/>
+              <w:topLinePunct w:val="0"/>
+              <w:autoSpaceDE w:val="0"/>
+              <w:autoSpaceDN w:val="0"/>
+              <w:bidi w:val="0"/>
+              <w:adjustRightInd w:val="0"/>
+              <w:snapToGrid w:val="0"/>
+              <w:spacing w:before="172" w:line="228" w:lineRule="auto"/>
+              <w:ind w:left="0" w:right="0" w:firstLine="0" w:leftChars="0" w:rightChars="0" w:firstLineChars="0"/>
+              <w:jc w:val="center"/>
+              <w:textAlignment w:val="baseline"/>
+              <w:rPr>
+                <w:rFonts w:ascii="宋体" w:eastAsia="宋体" w:hAnsi="宋体" w:cs="宋体"/>
+                <w:snapToGrid w:val="0"/>
+                <w:color w:val="000000"/>
+                <w:spacing w:val="200"/>
+                <w:kern w:val="0"/>
+                <w:sz w:val="20"/>
+                <w:szCs w:val="20"/>
+                <w:lang w:val="en-US" w:eastAsia="en-US" w:bidi="ar-SA"/>
+              </w:rPr>
+            </w:pPr>
+            <w:r>
+              <w:rPr>
+                <w:rFonts w:asciiTheme="minorAscii" w:eastAsiaTheme="minorEastAsia" w:hAnsiTheme="minorAscii" w:hint="eastAsia"/>
+                <w:spacing w:val="0"/>
+                <w:kern w:val="0"/>
+                <w:sz w:val="21"/>
+                <w:vertAlign w:val="baseline"/>
+                <w:lang w:val="en-US" w:eastAsia="zh-CN"/>
+              </w:rPr>
+              <w:t>陈凯</w:t>
+            </w:r>
+          </w:p>
+        </w:tc>
+        <w:tc>
+          <w:tcPr>
+            <w:tcW w:w="915" w:type="dxa"/>
+            <w:shd w:val="clear" w:color="auto" w:fill="auto"/>
+          </w:tcPr>
+          <w:p>
+            <w:pPr>
+              <w:keepNext w:val="0"/>
+              <w:keepLines w:val="0"/>
+              <w:pageBreakBefore w:val="0"/>
+              <w:widowControl w:val="0"/>
+              <w:kinsoku w:val="0"/>
+              <w:wordWrap/>
+              <w:overflowPunct/>
+              <w:topLinePunct w:val="0"/>
+              <w:autoSpaceDE w:val="0"/>
+              <w:autoSpaceDN w:val="0"/>
+              <w:bidi w:val="0"/>
+              <w:adjustRightInd w:val="0"/>
+              <w:snapToGrid w:val="0"/>
+              <w:spacing w:before="173" w:line="229" w:lineRule="auto"/>
+              <w:ind w:left="0" w:right="0" w:firstLine="0" w:leftChars="0" w:rightChars="0" w:firstLineChars="0"/>
+              <w:jc w:val="center"/>
+              <w:textAlignment w:val="baseline"/>
+              <w:rPr>
+                <w:rFonts w:ascii="宋体" w:eastAsia="宋体" w:hAnsi="宋体" w:cs="宋体"/>
+                <w:snapToGrid w:val="0"/>
+                <w:color w:val="000000"/>
+                <w:kern w:val="0"/>
+                <w:sz w:val="20"/>
+                <w:szCs w:val="20"/>
+                <w:lang w:val="en-US" w:eastAsia="en-US" w:bidi="ar-SA"/>
+              </w:rPr>
+            </w:pPr>
+            <w:r>
+              <w:rPr>
+                <w:rFonts w:asciiTheme="minorAscii" w:eastAsiaTheme="minorEastAsia" w:hAnsiTheme="minorAscii" w:hint="eastAsia"/>
+                <w:spacing w:val="0"/>
+                <w:kern w:val="0"/>
+                <w:sz w:val="21"/>
+                <w:vertAlign w:val="baseline"/>
+                <w:lang w:val="en-US" w:eastAsia="zh-CN"/>
+              </w:rPr>
+              <w:t>吴亚红</w:t>
+            </w:r>
+          </w:p>
+        </w:tc>
+      </w:tr>
+      <w:tr>
+        <w:tblPrEx>
+          <w:tblW w:w="8214" w:type="dxa"/>
+          <w:jc w:val="center"/>
+          <w:tblLayout w:type="fixed"/>
+          <w:tblCellMar>
+            <w:top w:w="0" w:type="dxa"/>
+            <w:left w:w="0" w:type="dxa"/>
+            <w:bottom w:w="0" w:type="dxa"/>
+            <w:right w:w="0" w:type="dxa"/>
+          </w:tblCellMar>
+        </w:tblPrEx>
+        <w:trPr>
+          <w:trHeight w:val="556"/>
           <w:jc w:val="center"/>
         </w:trPr>
         <w:tc>
@@ -1177,26 +1474,11 @@
               <w:adjustRightInd w:val="0"/>
               <w:snapToGrid w:val="0"/>
               <w:spacing w:before="173" w:line="267" w:lineRule="exact"/>
-              <w:ind w:left="0" w:leftChars="0" w:right="0" w:rightChars="0" w:firstLine="0" w:firstLineChars="0"/>
+              <w:ind w:left="0" w:right="0" w:firstLine="0" w:leftChars="0" w:rightChars="0" w:firstLineChars="0"/>
               <w:jc w:val="center"/>
               <w:textAlignment w:val="baseline"/>
-              <w:rPr>
-                <w:rFonts w:hint="default" w:ascii="宋体" w:hAnsi="宋体" w:eastAsia="宋体" w:cs="宋体"/>
-                <w:sz w:val="20"/>
-                <w:szCs w:val="20"/>
-                <w:lang w:val="en-US"/>
-              </w:rPr>
             </w:pPr>
-            <w:r>
-              <w:rPr>
-                <w:rFonts w:ascii="宋体" w:hAnsi="宋体" w:eastAsia="宋体" w:cs="宋体"/>
-                <w:spacing w:val="3"/>
-                <w:position w:val="1"/>
-                <w:sz w:val="20"/>
-                <w:szCs w:val="20"/>
-              </w:rPr>
-              <w:t>2022.06.20</w:t>
-            </w:r>
+            <w:bookmarkEnd w:id="2"/>
           </w:p>
         </w:tc>
         <w:tc>
@@ -1219,25 +1501,10 @@
               <w:adjustRightInd w:val="0"/>
               <w:snapToGrid w:val="0"/>
               <w:spacing w:before="173" w:line="267" w:lineRule="exact"/>
-              <w:ind w:left="0" w:leftChars="0" w:right="0" w:rightChars="0" w:firstLine="0" w:firstLineChars="0"/>
+              <w:ind w:left="0" w:right="0" w:firstLine="0" w:leftChars="0" w:rightChars="0" w:firstLineChars="0"/>
               <w:jc w:val="center"/>
               <w:textAlignment w:val="baseline"/>
-              <w:rPr>
-                <w:rFonts w:ascii="宋体" w:hAnsi="宋体" w:eastAsia="宋体" w:cs="宋体"/>
-                <w:sz w:val="20"/>
-                <w:szCs w:val="20"/>
-              </w:rPr>
             </w:pPr>
-            <w:r>
-              <w:rPr>
-                <w:rFonts w:ascii="宋体" w:hAnsi="宋体" w:eastAsia="宋体" w:cs="宋体"/>
-                <w:spacing w:val="4"/>
-                <w:position w:val="1"/>
-                <w:sz w:val="20"/>
-                <w:szCs w:val="20"/>
-              </w:rPr>
-              <w:t>V1.0</w:t>
-            </w:r>
           </w:p>
         </w:tc>
         <w:tc>
@@ -1260,35 +1527,14 @@
               <w:adjustRightInd w:val="0"/>
               <w:snapToGrid w:val="0"/>
               <w:spacing w:before="172" w:line="228" w:lineRule="auto"/>
-              <w:ind w:left="0" w:leftChars="0" w:right="0" w:rightChars="0" w:firstLine="0" w:firstLineChars="0"/>
+              <w:ind w:left="0" w:right="0" w:firstLine="0" w:leftChars="0" w:rightChars="0" w:firstLineChars="0"/>
               <w:jc w:val="center"/>
               <w:textAlignment w:val="baseline"/>
               <w:rPr>
-                <w:rFonts w:ascii="宋体" w:hAnsi="宋体" w:eastAsia="宋体" w:cs="宋体"/>
-                <w:sz w:val="20"/>
-                <w:szCs w:val="20"/>
+                <w:rFonts w:eastAsia="宋体" w:hint="default"/>
+                <w:lang w:val="en-US" w:eastAsia="zh-CN"/>
               </w:rPr>
             </w:pPr>
-            <w:r>
-              <w:rPr>
-                <w:rFonts w:ascii="宋体" w:hAnsi="宋体" w:eastAsia="宋体" w:cs="宋体"/>
-                <w:spacing w:val="200"/>
-                <w:kern w:val="0"/>
-                <w:sz w:val="20"/>
-                <w:szCs w:val="20"/>
-              </w:rPr>
-              <w:t>新</w:t>
-            </w:r>
-            <w:r>
-              <w:rPr>
-                <w:rFonts w:ascii="宋体" w:hAnsi="宋体" w:eastAsia="宋体" w:cs="宋体"/>
-                <w:spacing w:val="0"/>
-                <w:kern w:val="0"/>
-                <w:sz w:val="20"/>
-                <w:szCs w:val="20"/>
-              </w:rPr>
-              <w:t>建</w:t>
-            </w:r>
           </w:p>
         </w:tc>
         <w:tc>
@@ -1311,28 +1557,10 @@
               <w:adjustRightInd w:val="0"/>
               <w:snapToGrid w:val="0"/>
               <w:spacing w:before="173" w:line="229" w:lineRule="auto"/>
-              <w:ind w:left="0" w:leftChars="0" w:right="0" w:rightChars="0" w:firstLine="0" w:firstLineChars="0"/>
+              <w:ind w:left="0" w:right="0" w:firstLine="0" w:leftChars="0" w:rightChars="0" w:firstLineChars="0"/>
               <w:jc w:val="center"/>
               <w:textAlignment w:val="baseline"/>
-              <w:rPr>
-                <w:rFonts w:ascii="宋体" w:hAnsi="宋体" w:eastAsia="宋体" w:cs="宋体"/>
-                <w:spacing w:val="200"/>
-                <w:kern w:val="0"/>
-                <w:sz w:val="20"/>
-                <w:szCs w:val="20"/>
-              </w:rPr>
             </w:pPr>
-            <w:r>
-              <w:rPr>
-                <w:rFonts w:hint="eastAsia" w:asciiTheme="minorAscii" w:hAnsiTheme="minorAscii" w:eastAsiaTheme="minorEastAsia"/>
-                <w:spacing w:val="0"/>
-                <w:kern w:val="0"/>
-                <w:sz w:val="21"/>
-                <w:vertAlign w:val="baseline"/>
-                <w:lang w:val="en-US" w:eastAsia="zh-CN"/>
-              </w:rPr>
-              <w:t>沈坚</w:t>
-            </w:r>
           </w:p>
         </w:tc>
         <w:tc>
@@ -1354,29 +1582,11 @@
               <w:bidi w:val="0"/>
               <w:adjustRightInd w:val="0"/>
               <w:snapToGrid w:val="0"/>
-              <w:spacing w:before="172" w:line="228" w:lineRule="auto"/>
-              <w:ind w:left="0" w:leftChars="0" w:right="0" w:rightChars="0" w:firstLine="0" w:firstLineChars="0"/>
+              <w:spacing w:before="173" w:line="229" w:lineRule="auto"/>
+              <w:ind w:left="0" w:right="0" w:firstLine="0" w:leftChars="0" w:rightChars="0" w:firstLineChars="0"/>
               <w:jc w:val="center"/>
               <w:textAlignment w:val="baseline"/>
-              <w:rPr>
-                <w:rFonts w:ascii="宋体" w:hAnsi="宋体" w:eastAsia="宋体" w:cs="宋体"/>
-                <w:spacing w:val="200"/>
-                <w:kern w:val="0"/>
-                <w:sz w:val="20"/>
-                <w:szCs w:val="20"/>
-              </w:rPr>
             </w:pPr>
-            <w:r>
-              <w:rPr>
-                <w:rFonts w:hint="eastAsia" w:asciiTheme="minorAscii" w:hAnsiTheme="minorAscii" w:eastAsiaTheme="minorEastAsia"/>
-                <w:spacing w:val="0"/>
-                <w:kern w:val="0"/>
-                <w:sz w:val="21"/>
-                <w:vertAlign w:val="baseline"/>
-                <w:lang w:val="en-US" w:eastAsia="zh-CN"/>
-              </w:rPr>
-              <w:t>茅建根</w:t>
-            </w:r>
           </w:p>
         </w:tc>
         <w:tc>
@@ -1399,39 +1609,18 @@
               <w:adjustRightInd w:val="0"/>
               <w:snapToGrid w:val="0"/>
               <w:spacing w:before="173" w:line="229" w:lineRule="auto"/>
-              <w:ind w:left="0" w:leftChars="0" w:right="0" w:rightChars="0" w:firstLine="0" w:firstLineChars="0"/>
+              <w:ind w:left="0" w:right="0" w:firstLine="0" w:leftChars="0" w:rightChars="0" w:firstLineChars="0"/>
               <w:jc w:val="center"/>
               <w:textAlignment w:val="baseline"/>
-              <w:rPr>
-                <w:rFonts w:ascii="宋体" w:hAnsi="宋体" w:eastAsia="宋体" w:cs="宋体"/>
-                <w:sz w:val="20"/>
-                <w:szCs w:val="20"/>
-              </w:rPr>
             </w:pPr>
-            <w:r>
-              <w:rPr>
-                <w:rFonts w:hint="eastAsia" w:asciiTheme="minorAscii" w:hAnsiTheme="minorAscii" w:eastAsiaTheme="minorEastAsia"/>
-                <w:spacing w:val="0"/>
-                <w:kern w:val="0"/>
-                <w:sz w:val="21"/>
-                <w:vertAlign w:val="baseline"/>
-                <w:lang w:val="en-US" w:eastAsia="zh-CN"/>
-              </w:rPr>
-              <w:t>吴亚红</w:t>
-            </w:r>
           </w:p>
         </w:tc>
       </w:tr>
       <w:tr>
         <w:tblPrEx>
-          <w:tblBorders>
-            <w:top w:val="single" w:color="000000" w:sz="2" w:space="0"/>
-            <w:left w:val="single" w:color="000000" w:sz="2" w:space="0"/>
-            <w:bottom w:val="single" w:color="000000" w:sz="2" w:space="0"/>
-            <w:right w:val="single" w:color="000000" w:sz="2" w:space="0"/>
-            <w:insideH w:val="single" w:color="000000" w:sz="2" w:space="0"/>
-            <w:insideV w:val="single" w:color="000000" w:sz="2" w:space="0"/>
-          </w:tblBorders>
+          <w:tblW w:w="8214" w:type="dxa"/>
+          <w:jc w:val="center"/>
+          <w:tblLayout w:type="fixed"/>
           <w:tblCellMar>
             <w:top w:w="0" w:type="dxa"/>
             <w:left w:w="0" w:type="dxa"/>
@@ -1440,7 +1629,7 @@
           </w:tblCellMar>
         </w:tblPrEx>
         <w:trPr>
-          <w:trHeight w:val="556" w:hRule="atLeast"/>
+          <w:trHeight w:val="556"/>
           <w:jc w:val="center"/>
         </w:trPr>
         <w:tc>
@@ -1449,281 +1638,7 @@
           </w:tcPr>
           <w:p>
             <w:pPr>
-              <w:keepNext w:val="0"/>
-              <w:keepLines w:val="0"/>
-              <w:pageBreakBefore w:val="0"/>
-              <w:widowControl w:val="0"/>
-              <w:kinsoku w:val="0"/>
-              <w:wordWrap/>
-              <w:overflowPunct/>
-              <w:topLinePunct w:val="0"/>
-              <w:autoSpaceDE w:val="0"/>
-              <w:autoSpaceDN w:val="0"/>
-              <w:bidi w:val="0"/>
-              <w:adjustRightInd w:val="0"/>
-              <w:snapToGrid w:val="0"/>
-              <w:spacing w:before="173" w:line="267" w:lineRule="exact"/>
-              <w:ind w:left="0" w:leftChars="0" w:right="0" w:rightChars="0" w:firstLine="0" w:firstLineChars="0"/>
-              <w:jc w:val="center"/>
-              <w:textAlignment w:val="baseline"/>
-            </w:pPr>
-            <w:r>
-              <w:rPr>
-                <w:rFonts w:ascii="宋体" w:hAnsi="宋体" w:eastAsia="宋体" w:cs="宋体"/>
-                <w:spacing w:val="3"/>
-                <w:position w:val="1"/>
-                <w:sz w:val="20"/>
-                <w:szCs w:val="20"/>
-              </w:rPr>
-              <w:t>2025.01.</w:t>
-            </w:r>
-            <w:r>
-              <w:rPr>
-                <w:rFonts w:hint="eastAsia" w:ascii="宋体" w:hAnsi="宋体" w:cs="宋体"/>
-                <w:spacing w:val="3"/>
-                <w:position w:val="1"/>
-                <w:sz w:val="20"/>
-                <w:szCs w:val="20"/>
-                <w:lang w:val="en-US" w:eastAsia="zh-CN"/>
-              </w:rPr>
-              <w:t>10</w:t>
-            </w:r>
-          </w:p>
-        </w:tc>
-        <w:tc>
-          <w:tcPr>
-            <w:tcW w:w="972" w:type="dxa"/>
-          </w:tcPr>
-          <w:p>
-            <w:pPr>
-              <w:keepNext w:val="0"/>
-              <w:keepLines w:val="0"/>
-              <w:pageBreakBefore w:val="0"/>
-              <w:widowControl w:val="0"/>
-              <w:kinsoku w:val="0"/>
-              <w:wordWrap/>
-              <w:overflowPunct/>
-              <w:topLinePunct w:val="0"/>
-              <w:autoSpaceDE w:val="0"/>
-              <w:autoSpaceDN w:val="0"/>
-              <w:bidi w:val="0"/>
-              <w:adjustRightInd w:val="0"/>
-              <w:snapToGrid w:val="0"/>
-              <w:spacing w:before="173" w:line="267" w:lineRule="exact"/>
-              <w:ind w:left="0" w:leftChars="0" w:right="0" w:rightChars="0" w:firstLine="0" w:firstLineChars="0"/>
-              <w:jc w:val="center"/>
-              <w:textAlignment w:val="baseline"/>
-            </w:pPr>
-            <w:r>
-              <w:rPr>
-                <w:rFonts w:ascii="宋体" w:hAnsi="宋体" w:eastAsia="宋体" w:cs="宋体"/>
-                <w:spacing w:val="4"/>
-                <w:position w:val="1"/>
-                <w:sz w:val="20"/>
-                <w:szCs w:val="20"/>
-              </w:rPr>
-              <w:t>V</w:t>
-            </w:r>
-            <w:r>
-              <w:rPr>
-                <w:rFonts w:hint="eastAsia" w:ascii="宋体" w:hAnsi="宋体" w:cs="宋体"/>
-                <w:spacing w:val="4"/>
-                <w:position w:val="1"/>
-                <w:sz w:val="20"/>
-                <w:szCs w:val="20"/>
-                <w:lang w:val="en-US" w:eastAsia="zh-CN"/>
-              </w:rPr>
-              <w:t>2</w:t>
-            </w:r>
-            <w:r>
-              <w:rPr>
-                <w:rFonts w:ascii="宋体" w:hAnsi="宋体" w:eastAsia="宋体" w:cs="宋体"/>
-                <w:spacing w:val="4"/>
-                <w:position w:val="1"/>
-                <w:sz w:val="20"/>
-                <w:szCs w:val="20"/>
-              </w:rPr>
-              <w:t>.0</w:t>
-            </w:r>
-          </w:p>
-        </w:tc>
-        <w:tc>
-          <w:tcPr>
-            <w:tcW w:w="1575" w:type="dxa"/>
-          </w:tcPr>
-          <w:p>
-            <w:pPr>
-              <w:keepNext w:val="0"/>
-              <w:keepLines w:val="0"/>
-              <w:pageBreakBefore w:val="0"/>
-              <w:widowControl w:val="0"/>
-              <w:kinsoku w:val="0"/>
-              <w:wordWrap/>
-              <w:overflowPunct/>
-              <w:topLinePunct w:val="0"/>
-              <w:autoSpaceDE w:val="0"/>
-              <w:autoSpaceDN w:val="0"/>
-              <w:bidi w:val="0"/>
-              <w:adjustRightInd w:val="0"/>
-              <w:snapToGrid w:val="0"/>
-              <w:spacing w:before="172" w:line="228" w:lineRule="auto"/>
-              <w:ind w:left="0" w:leftChars="0" w:right="0" w:rightChars="0" w:firstLine="0" w:firstLineChars="0"/>
-              <w:jc w:val="center"/>
-              <w:textAlignment w:val="baseline"/>
-              <w:rPr>
-                <w:rFonts w:hint="default" w:eastAsia="宋体"/>
-                <w:lang w:val="en-US" w:eastAsia="zh-CN"/>
-              </w:rPr>
-            </w:pPr>
-            <w:r>
-              <w:rPr>
-                <w:rFonts w:hint="eastAsia"/>
-                <w:lang w:val="en-US" w:eastAsia="zh-CN"/>
-              </w:rPr>
-              <w:t>投诉分析与改进完善</w:t>
-            </w:r>
-          </w:p>
-        </w:tc>
-        <w:tc>
-          <w:tcPr>
-            <w:tcW w:w="1829" w:type="dxa"/>
-          </w:tcPr>
-          <w:p>
-            <w:pPr>
-              <w:keepNext w:val="0"/>
-              <w:keepLines w:val="0"/>
-              <w:pageBreakBefore w:val="0"/>
-              <w:widowControl w:val="0"/>
-              <w:kinsoku w:val="0"/>
-              <w:wordWrap/>
-              <w:overflowPunct/>
-              <w:topLinePunct w:val="0"/>
-              <w:autoSpaceDE w:val="0"/>
-              <w:autoSpaceDN w:val="0"/>
-              <w:bidi w:val="0"/>
-              <w:adjustRightInd w:val="0"/>
-              <w:snapToGrid w:val="0"/>
-              <w:spacing w:before="173" w:line="229" w:lineRule="auto"/>
-              <w:ind w:left="0" w:leftChars="0" w:right="0" w:rightChars="0" w:firstLine="0" w:firstLineChars="0"/>
-              <w:jc w:val="center"/>
-              <w:textAlignment w:val="baseline"/>
-            </w:pPr>
-            <w:r>
-              <w:rPr>
-                <w:rFonts w:hint="eastAsia" w:asciiTheme="minorAscii" w:hAnsiTheme="minorAscii" w:eastAsiaTheme="minorEastAsia"/>
-                <w:spacing w:val="0"/>
-                <w:kern w:val="0"/>
-                <w:sz w:val="21"/>
-                <w:vertAlign w:val="baseline"/>
-                <w:lang w:val="en-US" w:eastAsia="zh-CN"/>
-              </w:rPr>
-              <w:t>沈坚</w:t>
-            </w:r>
-          </w:p>
-        </w:tc>
-        <w:tc>
-          <w:tcPr>
-            <w:tcW w:w="1606" w:type="dxa"/>
-          </w:tcPr>
-          <w:p>
-            <w:pPr>
-              <w:keepNext w:val="0"/>
-              <w:keepLines w:val="0"/>
-              <w:pageBreakBefore w:val="0"/>
-              <w:widowControl w:val="0"/>
-              <w:kinsoku w:val="0"/>
-              <w:wordWrap/>
-              <w:overflowPunct/>
-              <w:topLinePunct w:val="0"/>
-              <w:autoSpaceDE w:val="0"/>
-              <w:autoSpaceDN w:val="0"/>
-              <w:bidi w:val="0"/>
-              <w:adjustRightInd w:val="0"/>
-              <w:snapToGrid w:val="0"/>
-              <w:spacing w:before="173" w:line="229" w:lineRule="auto"/>
-              <w:ind w:left="0" w:leftChars="0" w:right="0" w:rightChars="0" w:firstLine="0" w:firstLineChars="0"/>
-              <w:jc w:val="center"/>
-              <w:textAlignment w:val="baseline"/>
-            </w:pPr>
-            <w:r>
-              <w:rPr>
-                <w:rFonts w:hint="eastAsia" w:asciiTheme="minorAscii" w:hAnsiTheme="minorAscii" w:eastAsiaTheme="minorEastAsia"/>
-                <w:spacing w:val="0"/>
-                <w:kern w:val="0"/>
-                <w:sz w:val="21"/>
-                <w:vertAlign w:val="baseline"/>
-                <w:lang w:val="en-US" w:eastAsia="zh-CN"/>
-              </w:rPr>
-              <w:t>茅建根</w:t>
-            </w:r>
-          </w:p>
-        </w:tc>
-        <w:tc>
-          <w:tcPr>
-            <w:tcW w:w="915" w:type="dxa"/>
-          </w:tcPr>
-          <w:p>
-            <w:pPr>
-              <w:keepNext w:val="0"/>
-              <w:keepLines w:val="0"/>
-              <w:pageBreakBefore w:val="0"/>
-              <w:widowControl w:val="0"/>
-              <w:kinsoku w:val="0"/>
-              <w:wordWrap/>
-              <w:overflowPunct/>
-              <w:topLinePunct w:val="0"/>
-              <w:autoSpaceDE w:val="0"/>
-              <w:autoSpaceDN w:val="0"/>
-              <w:bidi w:val="0"/>
-              <w:adjustRightInd w:val="0"/>
-              <w:snapToGrid w:val="0"/>
-              <w:spacing w:before="173" w:line="229" w:lineRule="auto"/>
-              <w:ind w:left="0" w:leftChars="0" w:right="0" w:rightChars="0" w:firstLine="0" w:firstLineChars="0"/>
-              <w:jc w:val="center"/>
-              <w:textAlignment w:val="baseline"/>
-            </w:pPr>
-            <w:r>
-              <w:rPr>
-                <w:rFonts w:hint="eastAsia" w:asciiTheme="minorAscii" w:hAnsiTheme="minorAscii" w:eastAsiaTheme="minorEastAsia"/>
-                <w:spacing w:val="0"/>
-                <w:kern w:val="0"/>
-                <w:sz w:val="21"/>
-                <w:vertAlign w:val="baseline"/>
-                <w:lang w:val="en-US" w:eastAsia="zh-CN"/>
-              </w:rPr>
-              <w:t>吴亚红</w:t>
-            </w:r>
-          </w:p>
-        </w:tc>
-      </w:tr>
-      <w:tr>
-        <w:tblPrEx>
-          <w:tblBorders>
-            <w:top w:val="single" w:color="000000" w:sz="2" w:space="0"/>
-            <w:left w:val="single" w:color="000000" w:sz="2" w:space="0"/>
-            <w:bottom w:val="single" w:color="000000" w:sz="2" w:space="0"/>
-            <w:right w:val="single" w:color="000000" w:sz="2" w:space="0"/>
-            <w:insideH w:val="single" w:color="000000" w:sz="2" w:space="0"/>
-            <w:insideV w:val="single" w:color="000000" w:sz="2" w:space="0"/>
-          </w:tblBorders>
-          <w:tblCellMar>
-            <w:top w:w="0" w:type="dxa"/>
-            <w:left w:w="0" w:type="dxa"/>
-            <w:bottom w:w="0" w:type="dxa"/>
-            <w:right w:w="0" w:type="dxa"/>
-          </w:tblCellMar>
-        </w:tblPrEx>
-        <w:trPr>
-          <w:trHeight w:val="556" w:hRule="atLeast"/>
-          <w:jc w:val="center"/>
-        </w:trPr>
-        <w:tc>
-          <w:tcPr>
-            <w:tcW w:w="1317" w:type="dxa"/>
-          </w:tcPr>
-          <w:p>
-            <w:pPr>
-              <w:pStyle w:val="27"/>
+              <w:pStyle w:val="TableText"/>
               <w:keepNext w:val="0"/>
               <w:keepLines w:val="0"/>
               <w:pageBreakBefore w:val="0"/>
@@ -1736,7 +1651,7 @@
               <w:bidi w:val="0"/>
               <w:adjustRightInd w:val="0"/>
               <w:snapToGrid w:val="0"/>
-              <w:ind w:left="0" w:leftChars="0" w:right="0" w:rightChars="0" w:firstLine="0" w:firstLineChars="0"/>
+              <w:ind w:left="0" w:right="0" w:firstLine="0" w:leftChars="0" w:rightChars="0" w:firstLineChars="0"/>
               <w:jc w:val="center"/>
               <w:textAlignment w:val="baseline"/>
             </w:pPr>
@@ -1748,7 +1663,7 @@
           </w:tcPr>
           <w:p>
             <w:pPr>
-              <w:pStyle w:val="27"/>
+              <w:pStyle w:val="TableText"/>
               <w:keepNext w:val="0"/>
               <w:keepLines w:val="0"/>
               <w:pageBreakBefore w:val="0"/>
@@ -1761,7 +1676,7 @@
               <w:bidi w:val="0"/>
               <w:adjustRightInd w:val="0"/>
               <w:snapToGrid w:val="0"/>
-              <w:ind w:left="0" w:leftChars="0" w:right="0" w:rightChars="0" w:firstLine="0" w:firstLineChars="0"/>
+              <w:ind w:left="0" w:right="0" w:firstLine="0" w:leftChars="0" w:rightChars="0" w:firstLineChars="0"/>
               <w:jc w:val="center"/>
               <w:textAlignment w:val="baseline"/>
             </w:pPr>
@@ -1773,7 +1688,7 @@
           </w:tcPr>
           <w:p>
             <w:pPr>
-              <w:pStyle w:val="27"/>
+              <w:pStyle w:val="TableText"/>
               <w:keepNext w:val="0"/>
               <w:keepLines w:val="0"/>
               <w:pageBreakBefore w:val="0"/>
@@ -1786,7 +1701,7 @@
               <w:bidi w:val="0"/>
               <w:adjustRightInd w:val="0"/>
               <w:snapToGrid w:val="0"/>
-              <w:ind w:left="0" w:leftChars="0" w:right="0" w:rightChars="0" w:firstLine="0" w:firstLineChars="0"/>
+              <w:ind w:left="0" w:right="0" w:firstLine="0" w:leftChars="0" w:rightChars="0" w:firstLineChars="0"/>
               <w:jc w:val="center"/>
               <w:textAlignment w:val="baseline"/>
             </w:pPr>
@@ -1798,7 +1713,7 @@
           </w:tcPr>
           <w:p>
             <w:pPr>
-              <w:pStyle w:val="27"/>
+              <w:pStyle w:val="TableText"/>
               <w:keepNext w:val="0"/>
               <w:keepLines w:val="0"/>
               <w:pageBreakBefore w:val="0"/>
@@ -1811,7 +1726,7 @@
               <w:bidi w:val="0"/>
               <w:adjustRightInd w:val="0"/>
               <w:snapToGrid w:val="0"/>
-              <w:ind w:left="0" w:leftChars="0" w:right="0" w:rightChars="0" w:firstLine="0" w:firstLineChars="0"/>
+              <w:ind w:left="0" w:right="0" w:firstLine="0" w:leftChars="0" w:rightChars="0" w:firstLineChars="0"/>
               <w:jc w:val="center"/>
               <w:textAlignment w:val="baseline"/>
             </w:pPr>
@@ -1823,7 +1738,7 @@
           </w:tcPr>
           <w:p>
             <w:pPr>
-              <w:pStyle w:val="27"/>
+              <w:pStyle w:val="TableText"/>
               <w:keepNext w:val="0"/>
               <w:keepLines w:val="0"/>
               <w:pageBreakBefore w:val="0"/>
@@ -1836,7 +1751,7 @@
               <w:bidi w:val="0"/>
               <w:adjustRightInd w:val="0"/>
               <w:snapToGrid w:val="0"/>
-              <w:ind w:left="0" w:leftChars="0" w:right="0" w:rightChars="0" w:firstLine="0" w:firstLineChars="0"/>
+              <w:ind w:left="0" w:right="0" w:firstLine="0" w:leftChars="0" w:rightChars="0" w:firstLineChars="0"/>
               <w:jc w:val="center"/>
               <w:textAlignment w:val="baseline"/>
             </w:pPr>
@@ -1848,7 +1763,7 @@
           </w:tcPr>
           <w:p>
             <w:pPr>
-              <w:pStyle w:val="27"/>
+              <w:pStyle w:val="TableText"/>
               <w:keepNext w:val="0"/>
               <w:keepLines w:val="0"/>
               <w:pageBreakBefore w:val="0"/>
@@ -1861,7 +1776,7 @@
               <w:bidi w:val="0"/>
               <w:adjustRightInd w:val="0"/>
               <w:snapToGrid w:val="0"/>
-              <w:ind w:left="0" w:leftChars="0" w:right="0" w:rightChars="0" w:firstLine="0" w:firstLineChars="0"/>
+              <w:ind w:left="0" w:right="0" w:firstLine="0" w:leftChars="0" w:rightChars="0" w:firstLineChars="0"/>
               <w:jc w:val="center"/>
               <w:textAlignment w:val="baseline"/>
             </w:pPr>
@@ -1870,14 +1785,9 @@
       </w:tr>
       <w:tr>
         <w:tblPrEx>
-          <w:tblBorders>
-            <w:top w:val="single" w:color="000000" w:sz="2" w:space="0"/>
-            <w:left w:val="single" w:color="000000" w:sz="2" w:space="0"/>
-            <w:bottom w:val="single" w:color="000000" w:sz="2" w:space="0"/>
-            <w:right w:val="single" w:color="000000" w:sz="2" w:space="0"/>
-            <w:insideH w:val="single" w:color="000000" w:sz="2" w:space="0"/>
-            <w:insideV w:val="single" w:color="000000" w:sz="2" w:space="0"/>
-          </w:tblBorders>
+          <w:tblW w:w="8214" w:type="dxa"/>
+          <w:jc w:val="center"/>
+          <w:tblLayout w:type="fixed"/>
           <w:tblCellMar>
             <w:top w:w="0" w:type="dxa"/>
             <w:left w:w="0" w:type="dxa"/>
@@ -1886,7 +1796,7 @@
           </w:tblCellMar>
         </w:tblPrEx>
         <w:trPr>
-          <w:trHeight w:val="557" w:hRule="atLeast"/>
+          <w:trHeight w:val="557"/>
           <w:jc w:val="center"/>
         </w:trPr>
         <w:tc>
@@ -1895,7 +1805,7 @@
           </w:tcPr>
           <w:p>
             <w:pPr>
-              <w:pStyle w:val="27"/>
+              <w:pStyle w:val="TableText"/>
               <w:keepNext w:val="0"/>
               <w:keepLines w:val="0"/>
               <w:pageBreakBefore w:val="0"/>
@@ -1908,7 +1818,7 @@
               <w:bidi w:val="0"/>
               <w:adjustRightInd w:val="0"/>
               <w:snapToGrid w:val="0"/>
-              <w:ind w:left="0" w:leftChars="0" w:right="0" w:rightChars="0" w:firstLine="0" w:firstLineChars="0"/>
+              <w:ind w:left="0" w:right="0" w:firstLine="0" w:leftChars="0" w:rightChars="0" w:firstLineChars="0"/>
               <w:jc w:val="center"/>
               <w:textAlignment w:val="baseline"/>
             </w:pPr>
@@ -1920,7 +1830,7 @@
           </w:tcPr>
           <w:p>
             <w:pPr>
-              <w:pStyle w:val="27"/>
+              <w:pStyle w:val="TableText"/>
               <w:keepNext w:val="0"/>
               <w:keepLines w:val="0"/>
               <w:pageBreakBefore w:val="0"/>
@@ -1933,7 +1843,7 @@
               <w:bidi w:val="0"/>
               <w:adjustRightInd w:val="0"/>
               <w:snapToGrid w:val="0"/>
-              <w:ind w:left="0" w:leftChars="0" w:right="0" w:rightChars="0" w:firstLine="0" w:firstLineChars="0"/>
+              <w:ind w:left="0" w:right="0" w:firstLine="0" w:leftChars="0" w:rightChars="0" w:firstLineChars="0"/>
               <w:jc w:val="center"/>
               <w:textAlignment w:val="baseline"/>
             </w:pPr>
@@ -1945,7 +1855,7 @@
           </w:tcPr>
           <w:p>
             <w:pPr>
-              <w:pStyle w:val="27"/>
+              <w:pStyle w:val="TableText"/>
               <w:keepNext w:val="0"/>
               <w:keepLines w:val="0"/>
               <w:pageBreakBefore w:val="0"/>
@@ -1958,7 +1868,7 @@
               <w:bidi w:val="0"/>
               <w:adjustRightInd w:val="0"/>
               <w:snapToGrid w:val="0"/>
-              <w:ind w:left="0" w:leftChars="0" w:right="0" w:rightChars="0" w:firstLine="0" w:firstLineChars="0"/>
+              <w:ind w:left="0" w:right="0" w:firstLine="0" w:leftChars="0" w:rightChars="0" w:firstLineChars="0"/>
               <w:jc w:val="center"/>
               <w:textAlignment w:val="baseline"/>
             </w:pPr>
@@ -1970,7 +1880,7 @@
           </w:tcPr>
           <w:p>
             <w:pPr>
-              <w:pStyle w:val="27"/>
+              <w:pStyle w:val="TableText"/>
               <w:keepNext w:val="0"/>
               <w:keepLines w:val="0"/>
               <w:pageBreakBefore w:val="0"/>
@@ -1983,7 +1893,7 @@
               <w:bidi w:val="0"/>
               <w:adjustRightInd w:val="0"/>
               <w:snapToGrid w:val="0"/>
-              <w:ind w:left="0" w:leftChars="0" w:right="0" w:rightChars="0" w:firstLine="0" w:firstLineChars="0"/>
+              <w:ind w:left="0" w:right="0" w:firstLine="0" w:leftChars="0" w:rightChars="0" w:firstLineChars="0"/>
               <w:jc w:val="center"/>
               <w:textAlignment w:val="baseline"/>
             </w:pPr>
@@ -1995,7 +1905,7 @@
           </w:tcPr>
           <w:p>
             <w:pPr>
-              <w:pStyle w:val="27"/>
+              <w:pStyle w:val="TableText"/>
               <w:keepNext w:val="0"/>
               <w:keepLines w:val="0"/>
               <w:pageBreakBefore w:val="0"/>
@@ -2008,7 +1918,7 @@
               <w:bidi w:val="0"/>
               <w:adjustRightInd w:val="0"/>
               <w:snapToGrid w:val="0"/>
-              <w:ind w:left="0" w:leftChars="0" w:right="0" w:rightChars="0" w:firstLine="0" w:firstLineChars="0"/>
+              <w:ind w:left="0" w:right="0" w:firstLine="0" w:leftChars="0" w:rightChars="0" w:firstLineChars="0"/>
               <w:jc w:val="center"/>
               <w:textAlignment w:val="baseline"/>
             </w:pPr>
@@ -2020,7 +1930,7 @@
           </w:tcPr>
           <w:p>
             <w:pPr>
-              <w:pStyle w:val="27"/>
+              <w:pStyle w:val="TableText"/>
               <w:keepNext w:val="0"/>
               <w:keepLines w:val="0"/>
               <w:pageBreakBefore w:val="0"/>
@@ -2033,7 +1943,7 @@
               <w:bidi w:val="0"/>
               <w:adjustRightInd w:val="0"/>
               <w:snapToGrid w:val="0"/>
-              <w:ind w:left="0" w:leftChars="0" w:right="0" w:rightChars="0" w:firstLine="0" w:firstLineChars="0"/>
+              <w:ind w:left="0" w:right="0" w:firstLine="0" w:leftChars="0" w:rightChars="0" w:firstLineChars="0"/>
               <w:jc w:val="center"/>
               <w:textAlignment w:val="baseline"/>
             </w:pPr>
@@ -2064,7 +1974,7 @@
     <w:sdt>
       <w:sdtPr>
         <w:rPr>
-          <w:rFonts w:ascii="宋体" w:hAnsi="宋体" w:eastAsia="宋体" w:cs="Arial"/>
+          <w:rFonts w:ascii="宋体" w:eastAsia="宋体" w:hAnsi="宋体" w:cs="Arial"/>
           <w:snapToGrid w:val="0"/>
           <w:color w:val="000000"/>
           <w:kern w:val="0"/>
@@ -2080,7 +1990,7 @@
       </w:sdtPr>
       <w:sdtEndPr>
         <w:rPr>
-          <w:rFonts w:hint="eastAsia" w:ascii="宋体" w:hAnsi="宋体" w:eastAsia="宋体" w:cs="宋体"/>
+          <w:rFonts w:ascii="宋体" w:eastAsia="宋体" w:hAnsi="宋体" w:cs="宋体" w:hint="eastAsia"/>
           <w:snapToGrid w:val="0"/>
           <w:color w:val="000000"/>
           <w:kern w:val="0"/>
@@ -2105,18 +2015,18 @@
             <w:adjustRightInd w:val="0"/>
             <w:snapToGrid w:val="0"/>
             <w:spacing w:before="0" w:beforeLines="0" w:after="0" w:afterLines="0" w:line="240" w:lineRule="auto"/>
-            <w:ind w:left="0" w:leftChars="0" w:right="0" w:rightChars="0" w:firstLine="0" w:firstLineChars="0"/>
+            <w:ind w:left="0" w:right="0" w:firstLine="0" w:leftChars="0" w:rightChars="0" w:firstLineChars="0"/>
             <w:jc w:val="center"/>
             <w:textAlignment w:val="baseline"/>
             <w:rPr>
-              <w:rFonts w:hint="eastAsia" w:ascii="宋体" w:hAnsi="宋体" w:eastAsia="宋体" w:cs="宋体"/>
+              <w:rFonts w:ascii="宋体" w:eastAsia="宋体" w:hAnsi="宋体" w:cs="宋体" w:hint="eastAsia"/>
               <w:sz w:val="24"/>
               <w:szCs w:val="24"/>
             </w:rPr>
           </w:pPr>
           <w:r>
             <w:rPr>
-              <w:rFonts w:hint="eastAsia" w:ascii="宋体" w:hAnsi="宋体" w:eastAsia="宋体" w:cs="宋体"/>
+              <w:rFonts w:ascii="宋体" w:eastAsia="宋体" w:hAnsi="宋体" w:cs="宋体" w:hint="eastAsia"/>
               <w:sz w:val="24"/>
               <w:szCs w:val="24"/>
             </w:rPr>
@@ -2125,14 +2035,14 @@
         </w:p>
         <w:p>
           <w:pPr>
-            <w:pStyle w:val="16"/>
+            <w:pStyle w:val="TOC1"/>
             <w:tabs>
               <w:tab w:val="right" w:leader="dot" w:pos="8306"/>
             </w:tabs>
           </w:pPr>
           <w:r>
             <w:rPr>
-              <w:rFonts w:hint="eastAsia" w:ascii="宋体" w:hAnsi="宋体" w:eastAsia="宋体" w:cs="宋体"/>
+              <w:rFonts w:ascii="宋体" w:eastAsia="宋体" w:hAnsi="宋体" w:cs="宋体" w:hint="eastAsia"/>
               <w:sz w:val="24"/>
               <w:szCs w:val="24"/>
             </w:rPr>
@@ -2140,7 +2050,7 @@
           </w:r>
           <w:r>
             <w:rPr>
-              <w:rFonts w:hint="eastAsia" w:ascii="宋体" w:hAnsi="宋体" w:eastAsia="宋体" w:cs="宋体"/>
+              <w:rFonts w:ascii="宋体" w:eastAsia="宋体" w:hAnsi="宋体" w:cs="宋体" w:hint="eastAsia"/>
               <w:sz w:val="24"/>
               <w:szCs w:val="24"/>
             </w:rPr>
@@ -2148,7 +2058,7 @@
           </w:r>
           <w:r>
             <w:rPr>
-              <w:rFonts w:hint="eastAsia" w:ascii="宋体" w:hAnsi="宋体" w:eastAsia="宋体" w:cs="宋体"/>
+              <w:rFonts w:ascii="宋体" w:eastAsia="宋体" w:hAnsi="宋体" w:cs="宋体" w:hint="eastAsia"/>
               <w:sz w:val="24"/>
               <w:szCs w:val="24"/>
             </w:rPr>
@@ -2156,21 +2066,21 @@
           </w:r>
           <w:r>
             <w:rPr>
-              <w:rFonts w:hint="eastAsia" w:ascii="宋体" w:hAnsi="宋体" w:eastAsia="宋体" w:cs="宋体"/>
+              <w:rFonts w:ascii="宋体" w:eastAsia="宋体" w:hAnsi="宋体" w:cs="宋体" w:hint="eastAsia"/>
               <w:szCs w:val="24"/>
             </w:rPr>
             <w:fldChar w:fldCharType="begin"/>
           </w:r>
           <w:r>
             <w:rPr>
-              <w:rFonts w:hint="eastAsia" w:ascii="宋体" w:hAnsi="宋体" w:eastAsia="宋体" w:cs="宋体"/>
+              <w:rFonts w:ascii="宋体" w:eastAsia="宋体" w:hAnsi="宋体" w:cs="宋体" w:hint="eastAsia"/>
               <w:szCs w:val="24"/>
             </w:rPr>
             <w:instrText xml:space="preserve"> HYPERLINK \l _Toc18335 </w:instrText>
           </w:r>
           <w:r>
             <w:rPr>
-              <w:rFonts w:hint="eastAsia" w:ascii="宋体" w:hAnsi="宋体" w:eastAsia="宋体" w:cs="宋体"/>
+              <w:rFonts w:ascii="宋体" w:eastAsia="宋体" w:hAnsi="宋体" w:cs="宋体" w:hint="eastAsia"/>
               <w:szCs w:val="24"/>
             </w:rPr>
             <w:fldChar w:fldCharType="separate"/>
@@ -2202,7 +2112,7 @@
           </w:r>
           <w:r>
             <w:rPr>
-              <w:rFonts w:hint="eastAsia" w:ascii="宋体" w:hAnsi="宋体" w:eastAsia="宋体" w:cs="宋体"/>
+              <w:rFonts w:ascii="宋体" w:eastAsia="宋体" w:hAnsi="宋体" w:cs="宋体" w:hint="eastAsia"/>
               <w:szCs w:val="24"/>
             </w:rPr>
             <w:fldChar w:fldCharType="end"/>
@@ -2210,28 +2120,28 @@
         </w:p>
         <w:p>
           <w:pPr>
-            <w:pStyle w:val="16"/>
+            <w:pStyle w:val="TOC1"/>
             <w:tabs>
               <w:tab w:val="right" w:leader="dot" w:pos="8306"/>
             </w:tabs>
           </w:pPr>
           <w:r>
             <w:rPr>
-              <w:rFonts w:hint="eastAsia" w:ascii="宋体" w:hAnsi="宋体" w:eastAsia="宋体" w:cs="宋体"/>
+              <w:rFonts w:ascii="宋体" w:eastAsia="宋体" w:hAnsi="宋体" w:cs="宋体" w:hint="eastAsia"/>
               <w:szCs w:val="24"/>
             </w:rPr>
             <w:fldChar w:fldCharType="begin"/>
           </w:r>
           <w:r>
             <w:rPr>
-              <w:rFonts w:hint="eastAsia" w:ascii="宋体" w:hAnsi="宋体" w:eastAsia="宋体" w:cs="宋体"/>
+              <w:rFonts w:ascii="宋体" w:eastAsia="宋体" w:hAnsi="宋体" w:cs="宋体" w:hint="eastAsia"/>
               <w:szCs w:val="24"/>
             </w:rPr>
             <w:instrText xml:space="preserve"> HYPERLINK \l _Toc194 </w:instrText>
           </w:r>
           <w:r>
             <w:rPr>
-              <w:rFonts w:hint="eastAsia" w:ascii="宋体" w:hAnsi="宋体" w:eastAsia="宋体" w:cs="宋体"/>
+              <w:rFonts w:ascii="宋体" w:eastAsia="宋体" w:hAnsi="宋体" w:cs="宋体" w:hint="eastAsia"/>
               <w:szCs w:val="24"/>
             </w:rPr>
             <w:fldChar w:fldCharType="separate"/>
@@ -2263,7 +2173,7 @@
           </w:r>
           <w:r>
             <w:rPr>
-              <w:rFonts w:hint="eastAsia" w:ascii="宋体" w:hAnsi="宋体" w:eastAsia="宋体" w:cs="宋体"/>
+              <w:rFonts w:ascii="宋体" w:eastAsia="宋体" w:hAnsi="宋体" w:cs="宋体" w:hint="eastAsia"/>
               <w:szCs w:val="24"/>
             </w:rPr>
             <w:fldChar w:fldCharType="end"/>
@@ -2271,28 +2181,28 @@
         </w:p>
         <w:p>
           <w:pPr>
-            <w:pStyle w:val="16"/>
+            <w:pStyle w:val="TOC1"/>
             <w:tabs>
               <w:tab w:val="right" w:leader="dot" w:pos="8306"/>
             </w:tabs>
           </w:pPr>
           <w:r>
             <w:rPr>
-              <w:rFonts w:hint="eastAsia" w:ascii="宋体" w:hAnsi="宋体" w:eastAsia="宋体" w:cs="宋体"/>
+              <w:rFonts w:ascii="宋体" w:eastAsia="宋体" w:hAnsi="宋体" w:cs="宋体" w:hint="eastAsia"/>
               <w:szCs w:val="24"/>
             </w:rPr>
             <w:fldChar w:fldCharType="begin"/>
           </w:r>
           <w:r>
             <w:rPr>
-              <w:rFonts w:hint="eastAsia" w:ascii="宋体" w:hAnsi="宋体" w:eastAsia="宋体" w:cs="宋体"/>
+              <w:rFonts w:ascii="宋体" w:eastAsia="宋体" w:hAnsi="宋体" w:cs="宋体" w:hint="eastAsia"/>
               <w:szCs w:val="24"/>
             </w:rPr>
             <w:instrText xml:space="preserve"> HYPERLINK \l _Toc10151 </w:instrText>
           </w:r>
           <w:r>
             <w:rPr>
-              <w:rFonts w:hint="eastAsia" w:ascii="宋体" w:hAnsi="宋体" w:eastAsia="宋体" w:cs="宋体"/>
+              <w:rFonts w:ascii="宋体" w:eastAsia="宋体" w:hAnsi="宋体" w:cs="宋体" w:hint="eastAsia"/>
               <w:szCs w:val="24"/>
             </w:rPr>
             <w:fldChar w:fldCharType="separate"/>
@@ -2324,7 +2234,7 @@
           </w:r>
           <w:r>
             <w:rPr>
-              <w:rFonts w:hint="eastAsia" w:ascii="宋体" w:hAnsi="宋体" w:eastAsia="宋体" w:cs="宋体"/>
+              <w:rFonts w:ascii="宋体" w:eastAsia="宋体" w:hAnsi="宋体" w:cs="宋体" w:hint="eastAsia"/>
               <w:szCs w:val="24"/>
             </w:rPr>
             <w:fldChar w:fldCharType="end"/>
@@ -2332,28 +2242,28 @@
         </w:p>
         <w:p>
           <w:pPr>
-            <w:pStyle w:val="17"/>
+            <w:pStyle w:val="TOC2"/>
             <w:tabs>
               <w:tab w:val="right" w:leader="dot" w:pos="8306"/>
             </w:tabs>
           </w:pPr>
           <w:r>
             <w:rPr>
-              <w:rFonts w:hint="eastAsia" w:ascii="宋体" w:hAnsi="宋体" w:eastAsia="宋体" w:cs="宋体"/>
+              <w:rFonts w:ascii="宋体" w:eastAsia="宋体" w:hAnsi="宋体" w:cs="宋体" w:hint="eastAsia"/>
               <w:szCs w:val="24"/>
             </w:rPr>
             <w:fldChar w:fldCharType="begin"/>
           </w:r>
           <w:r>
             <w:rPr>
-              <w:rFonts w:hint="eastAsia" w:ascii="宋体" w:hAnsi="宋体" w:eastAsia="宋体" w:cs="宋体"/>
+              <w:rFonts w:ascii="宋体" w:eastAsia="宋体" w:hAnsi="宋体" w:cs="宋体" w:hint="eastAsia"/>
               <w:szCs w:val="24"/>
             </w:rPr>
             <w:instrText xml:space="preserve"> HYPERLINK \l _Toc24379 </w:instrText>
           </w:r>
           <w:r>
             <w:rPr>
-              <w:rFonts w:hint="eastAsia" w:ascii="宋体" w:hAnsi="宋体" w:eastAsia="宋体" w:cs="宋体"/>
+              <w:rFonts w:ascii="宋体" w:eastAsia="宋体" w:hAnsi="宋体" w:cs="宋体" w:hint="eastAsia"/>
               <w:szCs w:val="24"/>
             </w:rPr>
             <w:fldChar w:fldCharType="separate"/>
@@ -2385,7 +2295,7 @@
           </w:r>
           <w:r>
             <w:rPr>
-              <w:rFonts w:hint="eastAsia" w:ascii="宋体" w:hAnsi="宋体" w:eastAsia="宋体" w:cs="宋体"/>
+              <w:rFonts w:ascii="宋体" w:eastAsia="宋体" w:hAnsi="宋体" w:cs="宋体" w:hint="eastAsia"/>
               <w:szCs w:val="24"/>
             </w:rPr>
             <w:fldChar w:fldCharType="end"/>
@@ -2393,28 +2303,28 @@
         </w:p>
         <w:p>
           <w:pPr>
-            <w:pStyle w:val="17"/>
+            <w:pStyle w:val="TOC2"/>
             <w:tabs>
               <w:tab w:val="right" w:leader="dot" w:pos="8306"/>
             </w:tabs>
           </w:pPr>
           <w:r>
             <w:rPr>
-              <w:rFonts w:hint="eastAsia" w:ascii="宋体" w:hAnsi="宋体" w:eastAsia="宋体" w:cs="宋体"/>
+              <w:rFonts w:ascii="宋体" w:eastAsia="宋体" w:hAnsi="宋体" w:cs="宋体" w:hint="eastAsia"/>
               <w:szCs w:val="24"/>
             </w:rPr>
             <w:fldChar w:fldCharType="begin"/>
           </w:r>
           <w:r>
             <w:rPr>
-              <w:rFonts w:hint="eastAsia" w:ascii="宋体" w:hAnsi="宋体" w:eastAsia="宋体" w:cs="宋体"/>
+              <w:rFonts w:ascii="宋体" w:eastAsia="宋体" w:hAnsi="宋体" w:cs="宋体" w:hint="eastAsia"/>
               <w:szCs w:val="24"/>
             </w:rPr>
             <w:instrText xml:space="preserve"> HYPERLINK \l _Toc2599 </w:instrText>
           </w:r>
           <w:r>
             <w:rPr>
-              <w:rFonts w:hint="eastAsia" w:ascii="宋体" w:hAnsi="宋体" w:eastAsia="宋体" w:cs="宋体"/>
+              <w:rFonts w:ascii="宋体" w:eastAsia="宋体" w:hAnsi="宋体" w:cs="宋体" w:hint="eastAsia"/>
               <w:szCs w:val="24"/>
             </w:rPr>
             <w:fldChar w:fldCharType="separate"/>
@@ -2446,7 +2356,7 @@
           </w:r>
           <w:r>
             <w:rPr>
-              <w:rFonts w:hint="eastAsia" w:ascii="宋体" w:hAnsi="宋体" w:eastAsia="宋体" w:cs="宋体"/>
+              <w:rFonts w:ascii="宋体" w:eastAsia="宋体" w:hAnsi="宋体" w:cs="宋体" w:hint="eastAsia"/>
               <w:szCs w:val="24"/>
             </w:rPr>
             <w:fldChar w:fldCharType="end"/>
@@ -2454,28 +2364,28 @@
         </w:p>
         <w:p>
           <w:pPr>
-            <w:pStyle w:val="17"/>
+            <w:pStyle w:val="TOC2"/>
             <w:tabs>
               <w:tab w:val="right" w:leader="dot" w:pos="8306"/>
             </w:tabs>
           </w:pPr>
           <w:r>
             <w:rPr>
-              <w:rFonts w:hint="eastAsia" w:ascii="宋体" w:hAnsi="宋体" w:eastAsia="宋体" w:cs="宋体"/>
+              <w:rFonts w:ascii="宋体" w:eastAsia="宋体" w:hAnsi="宋体" w:cs="宋体" w:hint="eastAsia"/>
               <w:szCs w:val="24"/>
             </w:rPr>
             <w:fldChar w:fldCharType="begin"/>
           </w:r>
           <w:r>
             <w:rPr>
-              <w:rFonts w:hint="eastAsia" w:ascii="宋体" w:hAnsi="宋体" w:eastAsia="宋体" w:cs="宋体"/>
+              <w:rFonts w:ascii="宋体" w:eastAsia="宋体" w:hAnsi="宋体" w:cs="宋体" w:hint="eastAsia"/>
               <w:szCs w:val="24"/>
             </w:rPr>
             <w:instrText xml:space="preserve"> HYPERLINK \l _Toc20763 </w:instrText>
           </w:r>
           <w:r>
             <w:rPr>
-              <w:rFonts w:hint="eastAsia" w:ascii="宋体" w:hAnsi="宋体" w:eastAsia="宋体" w:cs="宋体"/>
+              <w:rFonts w:ascii="宋体" w:eastAsia="宋体" w:hAnsi="宋体" w:cs="宋体" w:hint="eastAsia"/>
               <w:szCs w:val="24"/>
             </w:rPr>
             <w:fldChar w:fldCharType="separate"/>
@@ -2507,7 +2417,7 @@
           </w:r>
           <w:r>
             <w:rPr>
-              <w:rFonts w:hint="eastAsia" w:ascii="宋体" w:hAnsi="宋体" w:eastAsia="宋体" w:cs="宋体"/>
+              <w:rFonts w:ascii="宋体" w:eastAsia="宋体" w:hAnsi="宋体" w:cs="宋体" w:hint="eastAsia"/>
               <w:szCs w:val="24"/>
             </w:rPr>
             <w:fldChar w:fldCharType="end"/>
@@ -2515,28 +2425,28 @@
         </w:p>
         <w:p>
           <w:pPr>
-            <w:pStyle w:val="16"/>
+            <w:pStyle w:val="TOC1"/>
             <w:tabs>
               <w:tab w:val="right" w:leader="dot" w:pos="8306"/>
             </w:tabs>
           </w:pPr>
           <w:r>
             <w:rPr>
-              <w:rFonts w:hint="eastAsia" w:ascii="宋体" w:hAnsi="宋体" w:eastAsia="宋体" w:cs="宋体"/>
+              <w:rFonts w:ascii="宋体" w:eastAsia="宋体" w:hAnsi="宋体" w:cs="宋体" w:hint="eastAsia"/>
               <w:szCs w:val="24"/>
             </w:rPr>
             <w:fldChar w:fldCharType="begin"/>
           </w:r>
           <w:r>
             <w:rPr>
-              <w:rFonts w:hint="eastAsia" w:ascii="宋体" w:hAnsi="宋体" w:eastAsia="宋体" w:cs="宋体"/>
+              <w:rFonts w:ascii="宋体" w:eastAsia="宋体" w:hAnsi="宋体" w:cs="宋体" w:hint="eastAsia"/>
               <w:szCs w:val="24"/>
             </w:rPr>
             <w:instrText xml:space="preserve"> HYPERLINK \l _Toc12036 </w:instrText>
           </w:r>
           <w:r>
             <w:rPr>
-              <w:rFonts w:hint="eastAsia" w:ascii="宋体" w:hAnsi="宋体" w:eastAsia="宋体" w:cs="宋体"/>
+              <w:rFonts w:ascii="宋体" w:eastAsia="宋体" w:hAnsi="宋体" w:cs="宋体" w:hint="eastAsia"/>
               <w:szCs w:val="24"/>
             </w:rPr>
             <w:fldChar w:fldCharType="separate"/>
@@ -2568,7 +2478,7 @@
           </w:r>
           <w:r>
             <w:rPr>
-              <w:rFonts w:hint="eastAsia" w:ascii="宋体" w:hAnsi="宋体" w:eastAsia="宋体" w:cs="宋体"/>
+              <w:rFonts w:ascii="宋体" w:eastAsia="宋体" w:hAnsi="宋体" w:cs="宋体" w:hint="eastAsia"/>
               <w:szCs w:val="24"/>
             </w:rPr>
             <w:fldChar w:fldCharType="end"/>
@@ -2576,28 +2486,28 @@
         </w:p>
         <w:p>
           <w:pPr>
-            <w:pStyle w:val="17"/>
+            <w:pStyle w:val="TOC2"/>
             <w:tabs>
               <w:tab w:val="right" w:leader="dot" w:pos="8306"/>
             </w:tabs>
           </w:pPr>
           <w:r>
             <w:rPr>
-              <w:rFonts w:hint="eastAsia" w:ascii="宋体" w:hAnsi="宋体" w:eastAsia="宋体" w:cs="宋体"/>
+              <w:rFonts w:ascii="宋体" w:eastAsia="宋体" w:hAnsi="宋体" w:cs="宋体" w:hint="eastAsia"/>
               <w:szCs w:val="24"/>
             </w:rPr>
             <w:fldChar w:fldCharType="begin"/>
           </w:r>
           <w:r>
             <w:rPr>
-              <w:rFonts w:hint="eastAsia" w:ascii="宋体" w:hAnsi="宋体" w:eastAsia="宋体" w:cs="宋体"/>
+              <w:rFonts w:ascii="宋体" w:eastAsia="宋体" w:hAnsi="宋体" w:cs="宋体" w:hint="eastAsia"/>
               <w:szCs w:val="24"/>
             </w:rPr>
             <w:instrText xml:space="preserve"> HYPERLINK \l _Toc7985 </w:instrText>
           </w:r>
           <w:r>
             <w:rPr>
-              <w:rFonts w:hint="eastAsia" w:ascii="宋体" w:hAnsi="宋体" w:eastAsia="宋体" w:cs="宋体"/>
+              <w:rFonts w:ascii="宋体" w:eastAsia="宋体" w:hAnsi="宋体" w:cs="宋体" w:hint="eastAsia"/>
               <w:szCs w:val="24"/>
             </w:rPr>
             <w:fldChar w:fldCharType="separate"/>
@@ -2629,7 +2539,7 @@
           </w:r>
           <w:r>
             <w:rPr>
-              <w:rFonts w:hint="eastAsia" w:ascii="宋体" w:hAnsi="宋体" w:eastAsia="宋体" w:cs="宋体"/>
+              <w:rFonts w:ascii="宋体" w:eastAsia="宋体" w:hAnsi="宋体" w:cs="宋体" w:hint="eastAsia"/>
               <w:szCs w:val="24"/>
             </w:rPr>
             <w:fldChar w:fldCharType="end"/>
@@ -2637,28 +2547,28 @@
         </w:p>
         <w:p>
           <w:pPr>
-            <w:pStyle w:val="17"/>
+            <w:pStyle w:val="TOC2"/>
             <w:tabs>
               <w:tab w:val="right" w:leader="dot" w:pos="8306"/>
             </w:tabs>
           </w:pPr>
           <w:r>
             <w:rPr>
-              <w:rFonts w:hint="eastAsia" w:ascii="宋体" w:hAnsi="宋体" w:eastAsia="宋体" w:cs="宋体"/>
+              <w:rFonts w:ascii="宋体" w:eastAsia="宋体" w:hAnsi="宋体" w:cs="宋体" w:hint="eastAsia"/>
               <w:szCs w:val="24"/>
             </w:rPr>
             <w:fldChar w:fldCharType="begin"/>
           </w:r>
           <w:r>
             <w:rPr>
-              <w:rFonts w:hint="eastAsia" w:ascii="宋体" w:hAnsi="宋体" w:eastAsia="宋体" w:cs="宋体"/>
+              <w:rFonts w:ascii="宋体" w:eastAsia="宋体" w:hAnsi="宋体" w:cs="宋体" w:hint="eastAsia"/>
               <w:szCs w:val="24"/>
             </w:rPr>
             <w:instrText xml:space="preserve"> HYPERLINK \l _Toc2658 </w:instrText>
           </w:r>
           <w:r>
             <w:rPr>
-              <w:rFonts w:hint="eastAsia" w:ascii="宋体" w:hAnsi="宋体" w:eastAsia="宋体" w:cs="宋体"/>
+              <w:rFonts w:ascii="宋体" w:eastAsia="宋体" w:hAnsi="宋体" w:cs="宋体" w:hint="eastAsia"/>
               <w:szCs w:val="24"/>
             </w:rPr>
             <w:fldChar w:fldCharType="separate"/>
@@ -2690,7 +2600,7 @@
           </w:r>
           <w:r>
             <w:rPr>
-              <w:rFonts w:hint="eastAsia" w:ascii="宋体" w:hAnsi="宋体" w:eastAsia="宋体" w:cs="宋体"/>
+              <w:rFonts w:ascii="宋体" w:eastAsia="宋体" w:hAnsi="宋体" w:cs="宋体" w:hint="eastAsia"/>
               <w:szCs w:val="24"/>
             </w:rPr>
             <w:fldChar w:fldCharType="end"/>
@@ -2698,28 +2608,28 @@
         </w:p>
         <w:p>
           <w:pPr>
-            <w:pStyle w:val="17"/>
+            <w:pStyle w:val="TOC2"/>
             <w:tabs>
               <w:tab w:val="right" w:leader="dot" w:pos="8306"/>
             </w:tabs>
           </w:pPr>
           <w:r>
             <w:rPr>
-              <w:rFonts w:hint="eastAsia" w:ascii="宋体" w:hAnsi="宋体" w:eastAsia="宋体" w:cs="宋体"/>
+              <w:rFonts w:ascii="宋体" w:eastAsia="宋体" w:hAnsi="宋体" w:cs="宋体" w:hint="eastAsia"/>
               <w:szCs w:val="24"/>
             </w:rPr>
             <w:fldChar w:fldCharType="begin"/>
           </w:r>
           <w:r>
             <w:rPr>
-              <w:rFonts w:hint="eastAsia" w:ascii="宋体" w:hAnsi="宋体" w:eastAsia="宋体" w:cs="宋体"/>
+              <w:rFonts w:ascii="宋体" w:eastAsia="宋体" w:hAnsi="宋体" w:cs="宋体" w:hint="eastAsia"/>
               <w:szCs w:val="24"/>
             </w:rPr>
             <w:instrText xml:space="preserve"> HYPERLINK \l _Toc18771 </w:instrText>
           </w:r>
           <w:r>
             <w:rPr>
-              <w:rFonts w:hint="eastAsia" w:ascii="宋体" w:hAnsi="宋体" w:eastAsia="宋体" w:cs="宋体"/>
+              <w:rFonts w:ascii="宋体" w:eastAsia="宋体" w:hAnsi="宋体" w:cs="宋体" w:hint="eastAsia"/>
               <w:szCs w:val="24"/>
             </w:rPr>
             <w:fldChar w:fldCharType="separate"/>
@@ -2751,7 +2661,7 @@
           </w:r>
           <w:r>
             <w:rPr>
-              <w:rFonts w:hint="eastAsia" w:ascii="宋体" w:hAnsi="宋体" w:eastAsia="宋体" w:cs="宋体"/>
+              <w:rFonts w:ascii="宋体" w:eastAsia="宋体" w:hAnsi="宋体" w:cs="宋体" w:hint="eastAsia"/>
               <w:szCs w:val="24"/>
             </w:rPr>
             <w:fldChar w:fldCharType="end"/>
@@ -2759,28 +2669,28 @@
         </w:p>
         <w:p>
           <w:pPr>
-            <w:pStyle w:val="17"/>
+            <w:pStyle w:val="TOC2"/>
             <w:tabs>
               <w:tab w:val="right" w:leader="dot" w:pos="8306"/>
             </w:tabs>
           </w:pPr>
           <w:r>
             <w:rPr>
-              <w:rFonts w:hint="eastAsia" w:ascii="宋体" w:hAnsi="宋体" w:eastAsia="宋体" w:cs="宋体"/>
+              <w:rFonts w:ascii="宋体" w:eastAsia="宋体" w:hAnsi="宋体" w:cs="宋体" w:hint="eastAsia"/>
               <w:szCs w:val="24"/>
             </w:rPr>
             <w:fldChar w:fldCharType="begin"/>
           </w:r>
           <w:r>
             <w:rPr>
-              <w:rFonts w:hint="eastAsia" w:ascii="宋体" w:hAnsi="宋体" w:eastAsia="宋体" w:cs="宋体"/>
+              <w:rFonts w:ascii="宋体" w:eastAsia="宋体" w:hAnsi="宋体" w:cs="宋体" w:hint="eastAsia"/>
               <w:szCs w:val="24"/>
             </w:rPr>
             <w:instrText xml:space="preserve"> HYPERLINK \l _Toc12257 </w:instrText>
           </w:r>
           <w:r>
             <w:rPr>
-              <w:rFonts w:hint="eastAsia" w:ascii="宋体" w:hAnsi="宋体" w:eastAsia="宋体" w:cs="宋体"/>
+              <w:rFonts w:ascii="宋体" w:eastAsia="宋体" w:hAnsi="宋体" w:cs="宋体" w:hint="eastAsia"/>
               <w:szCs w:val="24"/>
             </w:rPr>
             <w:fldChar w:fldCharType="separate"/>
@@ -2812,7 +2722,7 @@
           </w:r>
           <w:r>
             <w:rPr>
-              <w:rFonts w:hint="eastAsia" w:ascii="宋体" w:hAnsi="宋体" w:eastAsia="宋体" w:cs="宋体"/>
+              <w:rFonts w:ascii="宋体" w:eastAsia="宋体" w:hAnsi="宋体" w:cs="宋体" w:hint="eastAsia"/>
               <w:szCs w:val="24"/>
             </w:rPr>
             <w:fldChar w:fldCharType="end"/>
@@ -2820,28 +2730,28 @@
         </w:p>
         <w:p>
           <w:pPr>
-            <w:pStyle w:val="16"/>
+            <w:pStyle w:val="TOC1"/>
             <w:tabs>
               <w:tab w:val="right" w:leader="dot" w:pos="8306"/>
             </w:tabs>
           </w:pPr>
           <w:r>
             <w:rPr>
-              <w:rFonts w:hint="eastAsia" w:ascii="宋体" w:hAnsi="宋体" w:eastAsia="宋体" w:cs="宋体"/>
+              <w:rFonts w:ascii="宋体" w:eastAsia="宋体" w:hAnsi="宋体" w:cs="宋体" w:hint="eastAsia"/>
               <w:szCs w:val="24"/>
             </w:rPr>
             <w:fldChar w:fldCharType="begin"/>
           </w:r>
           <w:r>
             <w:rPr>
-              <w:rFonts w:hint="eastAsia" w:ascii="宋体" w:hAnsi="宋体" w:eastAsia="宋体" w:cs="宋体"/>
+              <w:rFonts w:ascii="宋体" w:eastAsia="宋体" w:hAnsi="宋体" w:cs="宋体" w:hint="eastAsia"/>
               <w:szCs w:val="24"/>
             </w:rPr>
             <w:instrText xml:space="preserve"> HYPERLINK \l _Toc25408 </w:instrText>
           </w:r>
           <w:r>
             <w:rPr>
-              <w:rFonts w:hint="eastAsia" w:ascii="宋体" w:hAnsi="宋体" w:eastAsia="宋体" w:cs="宋体"/>
+              <w:rFonts w:ascii="宋体" w:eastAsia="宋体" w:hAnsi="宋体" w:cs="宋体" w:hint="eastAsia"/>
               <w:szCs w:val="24"/>
             </w:rPr>
             <w:fldChar w:fldCharType="separate"/>
@@ -2873,7 +2783,7 @@
           </w:r>
           <w:r>
             <w:rPr>
-              <w:rFonts w:hint="eastAsia" w:ascii="宋体" w:hAnsi="宋体" w:eastAsia="宋体" w:cs="宋体"/>
+              <w:rFonts w:ascii="宋体" w:eastAsia="宋体" w:hAnsi="宋体" w:cs="宋体" w:hint="eastAsia"/>
               <w:szCs w:val="24"/>
             </w:rPr>
             <w:fldChar w:fldCharType="end"/>
@@ -2881,28 +2791,28 @@
         </w:p>
         <w:p>
           <w:pPr>
-            <w:pStyle w:val="17"/>
+            <w:pStyle w:val="TOC2"/>
             <w:tabs>
               <w:tab w:val="right" w:leader="dot" w:pos="8306"/>
             </w:tabs>
           </w:pPr>
           <w:r>
             <w:rPr>
-              <w:rFonts w:hint="eastAsia" w:ascii="宋体" w:hAnsi="宋体" w:eastAsia="宋体" w:cs="宋体"/>
+              <w:rFonts w:ascii="宋体" w:eastAsia="宋体" w:hAnsi="宋体" w:cs="宋体" w:hint="eastAsia"/>
               <w:szCs w:val="24"/>
             </w:rPr>
             <w:fldChar w:fldCharType="begin"/>
           </w:r>
           <w:r>
             <w:rPr>
-              <w:rFonts w:hint="eastAsia" w:ascii="宋体" w:hAnsi="宋体" w:eastAsia="宋体" w:cs="宋体"/>
+              <w:rFonts w:ascii="宋体" w:eastAsia="宋体" w:hAnsi="宋体" w:cs="宋体" w:hint="eastAsia"/>
               <w:szCs w:val="24"/>
             </w:rPr>
             <w:instrText xml:space="preserve"> HYPERLINK \l _Toc24700 </w:instrText>
           </w:r>
           <w:r>
             <w:rPr>
-              <w:rFonts w:hint="eastAsia" w:ascii="宋体" w:hAnsi="宋体" w:eastAsia="宋体" w:cs="宋体"/>
+              <w:rFonts w:ascii="宋体" w:eastAsia="宋体" w:hAnsi="宋体" w:cs="宋体" w:hint="eastAsia"/>
               <w:szCs w:val="24"/>
             </w:rPr>
             <w:fldChar w:fldCharType="separate"/>
@@ -2934,7 +2844,7 @@
           </w:r>
           <w:r>
             <w:rPr>
-              <w:rFonts w:hint="eastAsia" w:ascii="宋体" w:hAnsi="宋体" w:eastAsia="宋体" w:cs="宋体"/>
+              <w:rFonts w:ascii="宋体" w:eastAsia="宋体" w:hAnsi="宋体" w:cs="宋体" w:hint="eastAsia"/>
               <w:szCs w:val="24"/>
             </w:rPr>
             <w:fldChar w:fldCharType="end"/>
@@ -2942,28 +2852,28 @@
         </w:p>
         <w:p>
           <w:pPr>
-            <w:pStyle w:val="17"/>
+            <w:pStyle w:val="TOC2"/>
             <w:tabs>
               <w:tab w:val="right" w:leader="dot" w:pos="8306"/>
             </w:tabs>
           </w:pPr>
           <w:r>
             <w:rPr>
-              <w:rFonts w:hint="eastAsia" w:ascii="宋体" w:hAnsi="宋体" w:eastAsia="宋体" w:cs="宋体"/>
+              <w:rFonts w:ascii="宋体" w:eastAsia="宋体" w:hAnsi="宋体" w:cs="宋体" w:hint="eastAsia"/>
               <w:szCs w:val="24"/>
             </w:rPr>
             <w:fldChar w:fldCharType="begin"/>
           </w:r>
           <w:r>
             <w:rPr>
-              <w:rFonts w:hint="eastAsia" w:ascii="宋体" w:hAnsi="宋体" w:eastAsia="宋体" w:cs="宋体"/>
+              <w:rFonts w:ascii="宋体" w:eastAsia="宋体" w:hAnsi="宋体" w:cs="宋体" w:hint="eastAsia"/>
               <w:szCs w:val="24"/>
             </w:rPr>
             <w:instrText xml:space="preserve"> HYPERLINK \l _Toc32114 </w:instrText>
           </w:r>
           <w:r>
             <w:rPr>
-              <w:rFonts w:hint="eastAsia" w:ascii="宋体" w:hAnsi="宋体" w:eastAsia="宋体" w:cs="宋体"/>
+              <w:rFonts w:ascii="宋体" w:eastAsia="宋体" w:hAnsi="宋体" w:cs="宋体" w:hint="eastAsia"/>
               <w:szCs w:val="24"/>
             </w:rPr>
             <w:fldChar w:fldCharType="separate"/>
@@ -2995,7 +2905,7 @@
           </w:r>
           <w:r>
             <w:rPr>
-              <w:rFonts w:hint="eastAsia" w:ascii="宋体" w:hAnsi="宋体" w:eastAsia="宋体" w:cs="宋体"/>
+              <w:rFonts w:ascii="宋体" w:eastAsia="宋体" w:hAnsi="宋体" w:cs="宋体" w:hint="eastAsia"/>
               <w:szCs w:val="24"/>
             </w:rPr>
             <w:fldChar w:fldCharType="end"/>
@@ -3003,28 +2913,28 @@
         </w:p>
         <w:p>
           <w:pPr>
-            <w:pStyle w:val="16"/>
+            <w:pStyle w:val="TOC1"/>
             <w:tabs>
               <w:tab w:val="right" w:leader="dot" w:pos="8306"/>
             </w:tabs>
           </w:pPr>
           <w:r>
             <w:rPr>
-              <w:rFonts w:hint="eastAsia" w:ascii="宋体" w:hAnsi="宋体" w:eastAsia="宋体" w:cs="宋体"/>
+              <w:rFonts w:ascii="宋体" w:eastAsia="宋体" w:hAnsi="宋体" w:cs="宋体" w:hint="eastAsia"/>
               <w:szCs w:val="24"/>
             </w:rPr>
             <w:fldChar w:fldCharType="begin"/>
           </w:r>
           <w:r>
             <w:rPr>
-              <w:rFonts w:hint="eastAsia" w:ascii="宋体" w:hAnsi="宋体" w:eastAsia="宋体" w:cs="宋体"/>
+              <w:rFonts w:ascii="宋体" w:eastAsia="宋体" w:hAnsi="宋体" w:cs="宋体" w:hint="eastAsia"/>
               <w:szCs w:val="24"/>
             </w:rPr>
             <w:instrText xml:space="preserve"> HYPERLINK \l _Toc6270 </w:instrText>
           </w:r>
           <w:r>
             <w:rPr>
-              <w:rFonts w:hint="eastAsia" w:ascii="宋体" w:hAnsi="宋体" w:eastAsia="宋体" w:cs="宋体"/>
+              <w:rFonts w:ascii="宋体" w:eastAsia="宋体" w:hAnsi="宋体" w:cs="宋体" w:hint="eastAsia"/>
               <w:szCs w:val="24"/>
             </w:rPr>
             <w:fldChar w:fldCharType="separate"/>
@@ -3056,7 +2966,7 @@
           </w:r>
           <w:r>
             <w:rPr>
-              <w:rFonts w:hint="eastAsia" w:ascii="宋体" w:hAnsi="宋体" w:eastAsia="宋体" w:cs="宋体"/>
+              <w:rFonts w:ascii="宋体" w:eastAsia="宋体" w:hAnsi="宋体" w:cs="宋体" w:hint="eastAsia"/>
               <w:szCs w:val="24"/>
             </w:rPr>
             <w:fldChar w:fldCharType="end"/>
@@ -3064,28 +2974,28 @@
         </w:p>
         <w:p>
           <w:pPr>
-            <w:pStyle w:val="17"/>
+            <w:pStyle w:val="TOC2"/>
             <w:tabs>
               <w:tab w:val="right" w:leader="dot" w:pos="8306"/>
             </w:tabs>
           </w:pPr>
           <w:r>
             <w:rPr>
-              <w:rFonts w:hint="eastAsia" w:ascii="宋体" w:hAnsi="宋体" w:eastAsia="宋体" w:cs="宋体"/>
+              <w:rFonts w:ascii="宋体" w:eastAsia="宋体" w:hAnsi="宋体" w:cs="宋体" w:hint="eastAsia"/>
               <w:szCs w:val="24"/>
             </w:rPr>
             <w:fldChar w:fldCharType="begin"/>
           </w:r>
           <w:r>
             <w:rPr>
-              <w:rFonts w:hint="eastAsia" w:ascii="宋体" w:hAnsi="宋体" w:eastAsia="宋体" w:cs="宋体"/>
+              <w:rFonts w:ascii="宋体" w:eastAsia="宋体" w:hAnsi="宋体" w:cs="宋体" w:hint="eastAsia"/>
               <w:szCs w:val="24"/>
             </w:rPr>
             <w:instrText xml:space="preserve"> HYPERLINK \l _Toc8640 </w:instrText>
           </w:r>
           <w:r>
             <w:rPr>
-              <w:rFonts w:hint="eastAsia" w:ascii="宋体" w:hAnsi="宋体" w:eastAsia="宋体" w:cs="宋体"/>
+              <w:rFonts w:ascii="宋体" w:eastAsia="宋体" w:hAnsi="宋体" w:cs="宋体" w:hint="eastAsia"/>
               <w:szCs w:val="24"/>
             </w:rPr>
             <w:fldChar w:fldCharType="separate"/>
@@ -3117,7 +3027,7 @@
           </w:r>
           <w:r>
             <w:rPr>
-              <w:rFonts w:hint="eastAsia" w:ascii="宋体" w:hAnsi="宋体" w:eastAsia="宋体" w:cs="宋体"/>
+              <w:rFonts w:ascii="宋体" w:eastAsia="宋体" w:hAnsi="宋体" w:cs="宋体" w:hint="eastAsia"/>
               <w:szCs w:val="24"/>
             </w:rPr>
             <w:fldChar w:fldCharType="end"/>
@@ -3125,28 +3035,28 @@
         </w:p>
         <w:p>
           <w:pPr>
-            <w:pStyle w:val="17"/>
+            <w:pStyle w:val="TOC2"/>
             <w:tabs>
               <w:tab w:val="right" w:leader="dot" w:pos="8306"/>
             </w:tabs>
           </w:pPr>
           <w:r>
             <w:rPr>
-              <w:rFonts w:hint="eastAsia" w:ascii="宋体" w:hAnsi="宋体" w:eastAsia="宋体" w:cs="宋体"/>
+              <w:rFonts w:ascii="宋体" w:eastAsia="宋体" w:hAnsi="宋体" w:cs="宋体" w:hint="eastAsia"/>
               <w:szCs w:val="24"/>
             </w:rPr>
             <w:fldChar w:fldCharType="begin"/>
           </w:r>
           <w:r>
             <w:rPr>
-              <w:rFonts w:hint="eastAsia" w:ascii="宋体" w:hAnsi="宋体" w:eastAsia="宋体" w:cs="宋体"/>
+              <w:rFonts w:ascii="宋体" w:eastAsia="宋体" w:hAnsi="宋体" w:cs="宋体" w:hint="eastAsia"/>
               <w:szCs w:val="24"/>
             </w:rPr>
             <w:instrText xml:space="preserve"> HYPERLINK \l _Toc9787 </w:instrText>
           </w:r>
           <w:r>
             <w:rPr>
-              <w:rFonts w:hint="eastAsia" w:ascii="宋体" w:hAnsi="宋体" w:eastAsia="宋体" w:cs="宋体"/>
+              <w:rFonts w:ascii="宋体" w:eastAsia="宋体" w:hAnsi="宋体" w:cs="宋体" w:hint="eastAsia"/>
               <w:szCs w:val="24"/>
             </w:rPr>
             <w:fldChar w:fldCharType="separate"/>
@@ -3178,7 +3088,7 @@
           </w:r>
           <w:r>
             <w:rPr>
-              <w:rFonts w:hint="eastAsia" w:ascii="宋体" w:hAnsi="宋体" w:eastAsia="宋体" w:cs="宋体"/>
+              <w:rFonts w:ascii="宋体" w:eastAsia="宋体" w:hAnsi="宋体" w:cs="宋体" w:hint="eastAsia"/>
               <w:szCs w:val="24"/>
             </w:rPr>
             <w:fldChar w:fldCharType="end"/>
@@ -3186,28 +3096,28 @@
         </w:p>
         <w:p>
           <w:pPr>
-            <w:pStyle w:val="17"/>
+            <w:pStyle w:val="TOC2"/>
             <w:tabs>
               <w:tab w:val="right" w:leader="dot" w:pos="8306"/>
             </w:tabs>
           </w:pPr>
           <w:r>
             <w:rPr>
-              <w:rFonts w:hint="eastAsia" w:ascii="宋体" w:hAnsi="宋体" w:eastAsia="宋体" w:cs="宋体"/>
+              <w:rFonts w:ascii="宋体" w:eastAsia="宋体" w:hAnsi="宋体" w:cs="宋体" w:hint="eastAsia"/>
               <w:szCs w:val="24"/>
             </w:rPr>
             <w:fldChar w:fldCharType="begin"/>
           </w:r>
           <w:r>
             <w:rPr>
-              <w:rFonts w:hint="eastAsia" w:ascii="宋体" w:hAnsi="宋体" w:eastAsia="宋体" w:cs="宋体"/>
+              <w:rFonts w:ascii="宋体" w:eastAsia="宋体" w:hAnsi="宋体" w:cs="宋体" w:hint="eastAsia"/>
               <w:szCs w:val="24"/>
             </w:rPr>
             <w:instrText xml:space="preserve"> HYPERLINK \l _Toc27064 </w:instrText>
           </w:r>
           <w:r>
             <w:rPr>
-              <w:rFonts w:hint="eastAsia" w:ascii="宋体" w:hAnsi="宋体" w:eastAsia="宋体" w:cs="宋体"/>
+              <w:rFonts w:ascii="宋体" w:eastAsia="宋体" w:hAnsi="宋体" w:cs="宋体" w:hint="eastAsia"/>
               <w:szCs w:val="24"/>
             </w:rPr>
             <w:fldChar w:fldCharType="separate"/>
@@ -3239,7 +3149,7 @@
           </w:r>
           <w:r>
             <w:rPr>
-              <w:rFonts w:hint="eastAsia" w:ascii="宋体" w:hAnsi="宋体" w:eastAsia="宋体" w:cs="宋体"/>
+              <w:rFonts w:ascii="宋体" w:eastAsia="宋体" w:hAnsi="宋体" w:cs="宋体" w:hint="eastAsia"/>
               <w:szCs w:val="24"/>
             </w:rPr>
             <w:fldChar w:fldCharType="end"/>
@@ -3247,28 +3157,28 @@
         </w:p>
         <w:p>
           <w:pPr>
-            <w:pStyle w:val="17"/>
+            <w:pStyle w:val="TOC2"/>
             <w:tabs>
               <w:tab w:val="right" w:leader="dot" w:pos="8306"/>
             </w:tabs>
           </w:pPr>
           <w:r>
             <w:rPr>
-              <w:rFonts w:hint="eastAsia" w:ascii="宋体" w:hAnsi="宋体" w:eastAsia="宋体" w:cs="宋体"/>
+              <w:rFonts w:ascii="宋体" w:eastAsia="宋体" w:hAnsi="宋体" w:cs="宋体" w:hint="eastAsia"/>
               <w:szCs w:val="24"/>
             </w:rPr>
             <w:fldChar w:fldCharType="begin"/>
           </w:r>
           <w:r>
             <w:rPr>
-              <w:rFonts w:hint="eastAsia" w:ascii="宋体" w:hAnsi="宋体" w:eastAsia="宋体" w:cs="宋体"/>
+              <w:rFonts w:ascii="宋体" w:eastAsia="宋体" w:hAnsi="宋体" w:cs="宋体" w:hint="eastAsia"/>
               <w:szCs w:val="24"/>
             </w:rPr>
             <w:instrText xml:space="preserve"> HYPERLINK \l _Toc22375 </w:instrText>
           </w:r>
           <w:r>
             <w:rPr>
-              <w:rFonts w:hint="eastAsia" w:ascii="宋体" w:hAnsi="宋体" w:eastAsia="宋体" w:cs="宋体"/>
+              <w:rFonts w:ascii="宋体" w:eastAsia="宋体" w:hAnsi="宋体" w:cs="宋体" w:hint="eastAsia"/>
               <w:szCs w:val="24"/>
             </w:rPr>
             <w:fldChar w:fldCharType="separate"/>
@@ -3300,7 +3210,7 @@
           </w:r>
           <w:r>
             <w:rPr>
-              <w:rFonts w:hint="eastAsia" w:ascii="宋体" w:hAnsi="宋体" w:eastAsia="宋体" w:cs="宋体"/>
+              <w:rFonts w:ascii="宋体" w:eastAsia="宋体" w:hAnsi="宋体" w:cs="宋体" w:hint="eastAsia"/>
               <w:szCs w:val="24"/>
             </w:rPr>
             <w:fldChar w:fldCharType="end"/>
@@ -3308,28 +3218,28 @@
         </w:p>
         <w:p>
           <w:pPr>
-            <w:pStyle w:val="16"/>
+            <w:pStyle w:val="TOC1"/>
             <w:tabs>
               <w:tab w:val="right" w:leader="dot" w:pos="8306"/>
             </w:tabs>
           </w:pPr>
           <w:r>
             <w:rPr>
-              <w:rFonts w:hint="eastAsia" w:ascii="宋体" w:hAnsi="宋体" w:eastAsia="宋体" w:cs="宋体"/>
+              <w:rFonts w:ascii="宋体" w:eastAsia="宋体" w:hAnsi="宋体" w:cs="宋体" w:hint="eastAsia"/>
               <w:szCs w:val="24"/>
             </w:rPr>
             <w:fldChar w:fldCharType="begin"/>
           </w:r>
           <w:r>
             <w:rPr>
-              <w:rFonts w:hint="eastAsia" w:ascii="宋体" w:hAnsi="宋体" w:eastAsia="宋体" w:cs="宋体"/>
+              <w:rFonts w:ascii="宋体" w:eastAsia="宋体" w:hAnsi="宋体" w:cs="宋体" w:hint="eastAsia"/>
               <w:szCs w:val="24"/>
             </w:rPr>
             <w:instrText xml:space="preserve"> HYPERLINK \l _Toc9495 </w:instrText>
           </w:r>
           <w:r>
             <w:rPr>
-              <w:rFonts w:hint="eastAsia" w:ascii="宋体" w:hAnsi="宋体" w:eastAsia="宋体" w:cs="宋体"/>
+              <w:rFonts w:ascii="宋体" w:eastAsia="宋体" w:hAnsi="宋体" w:cs="宋体" w:hint="eastAsia"/>
               <w:szCs w:val="24"/>
             </w:rPr>
             <w:fldChar w:fldCharType="separate"/>
@@ -3361,7 +3271,7 @@
           </w:r>
           <w:r>
             <w:rPr>
-              <w:rFonts w:hint="eastAsia" w:ascii="宋体" w:hAnsi="宋体" w:eastAsia="宋体" w:cs="宋体"/>
+              <w:rFonts w:ascii="宋体" w:eastAsia="宋体" w:hAnsi="宋体" w:cs="宋体" w:hint="eastAsia"/>
               <w:szCs w:val="24"/>
             </w:rPr>
             <w:fldChar w:fldCharType="end"/>
@@ -3369,28 +3279,28 @@
         </w:p>
         <w:p>
           <w:pPr>
-            <w:pStyle w:val="16"/>
+            <w:pStyle w:val="TOC1"/>
             <w:tabs>
               <w:tab w:val="right" w:leader="dot" w:pos="8306"/>
             </w:tabs>
           </w:pPr>
           <w:r>
             <w:rPr>
-              <w:rFonts w:hint="eastAsia" w:ascii="宋体" w:hAnsi="宋体" w:eastAsia="宋体" w:cs="宋体"/>
+              <w:rFonts w:ascii="宋体" w:eastAsia="宋体" w:hAnsi="宋体" w:cs="宋体" w:hint="eastAsia"/>
               <w:szCs w:val="24"/>
             </w:rPr>
             <w:fldChar w:fldCharType="begin"/>
           </w:r>
           <w:r>
             <w:rPr>
-              <w:rFonts w:hint="eastAsia" w:ascii="宋体" w:hAnsi="宋体" w:eastAsia="宋体" w:cs="宋体"/>
+              <w:rFonts w:ascii="宋体" w:eastAsia="宋体" w:hAnsi="宋体" w:cs="宋体" w:hint="eastAsia"/>
               <w:szCs w:val="24"/>
             </w:rPr>
             <w:instrText xml:space="preserve"> HYPERLINK \l _Toc31295 </w:instrText>
           </w:r>
           <w:r>
             <w:rPr>
-              <w:rFonts w:hint="eastAsia" w:ascii="宋体" w:hAnsi="宋体" w:eastAsia="宋体" w:cs="宋体"/>
+              <w:rFonts w:ascii="宋体" w:eastAsia="宋体" w:hAnsi="宋体" w:cs="宋体" w:hint="eastAsia"/>
               <w:szCs w:val="24"/>
             </w:rPr>
             <w:fldChar w:fldCharType="separate"/>
@@ -3422,7 +3332,7 @@
           </w:r>
           <w:r>
             <w:rPr>
-              <w:rFonts w:hint="eastAsia" w:ascii="宋体" w:hAnsi="宋体" w:eastAsia="宋体" w:cs="宋体"/>
+              <w:rFonts w:ascii="宋体" w:eastAsia="宋体" w:hAnsi="宋体" w:cs="宋体" w:hint="eastAsia"/>
               <w:szCs w:val="24"/>
             </w:rPr>
             <w:fldChar w:fldCharType="end"/>
@@ -3444,7 +3354,7 @@
             <w:snapToGrid w:val="0"/>
             <w:textAlignment w:val="baseline"/>
             <w:rPr>
-              <w:rFonts w:hint="eastAsia" w:ascii="宋体" w:hAnsi="宋体" w:eastAsia="宋体" w:cs="宋体"/>
+              <w:rFonts w:ascii="宋体" w:eastAsia="宋体" w:hAnsi="宋体" w:cs="宋体" w:hint="eastAsia"/>
               <w:snapToGrid w:val="0"/>
               <w:color w:val="000000"/>
               <w:kern w:val="0"/>
@@ -3455,7 +3365,7 @@
           </w:pPr>
           <w:r>
             <w:rPr>
-              <w:rFonts w:hint="eastAsia" w:ascii="宋体" w:hAnsi="宋体" w:eastAsia="宋体" w:cs="宋体"/>
+              <w:rFonts w:ascii="宋体" w:eastAsia="宋体" w:hAnsi="宋体" w:cs="宋体" w:hint="eastAsia"/>
               <w:szCs w:val="24"/>
             </w:rPr>
             <w:fldChar w:fldCharType="end"/>
@@ -3479,7 +3389,7 @@
         <w:snapToGrid w:val="0"/>
         <w:textAlignment w:val="baseline"/>
         <w:rPr>
-          <w:rFonts w:ascii="Arial" w:hAnsi="Arial" w:eastAsia="Arial" w:cs="Arial"/>
+          <w:rFonts w:ascii="Arial" w:eastAsia="Arial" w:hAnsi="Arial" w:cs="Arial"/>
           <w:snapToGrid w:val="0"/>
           <w:color w:val="000000"/>
           <w:kern w:val="0"/>
@@ -3490,7 +3400,7 @@
       </w:pPr>
       <w:r>
         <w:rPr>
-          <w:rFonts w:ascii="Arial" w:hAnsi="Arial" w:eastAsia="Arial" w:cs="Arial"/>
+          <w:rFonts w:ascii="Arial" w:eastAsia="Arial" w:hAnsi="Arial" w:cs="Arial"/>
           <w:snapToGrid w:val="0"/>
           <w:color w:val="000000"/>
           <w:kern w:val="0"/>
@@ -3503,14 +3413,14 @@
     </w:p>
     <w:p>
       <w:pPr>
-        <w:pStyle w:val="28"/>
+        <w:pStyle w:val="1"/>
         <w:bidi w:val="0"/>
         <w:rPr>
           <w:rFonts w:hint="default"/>
           <w:lang w:val="en-US" w:eastAsia="zh-CN"/>
         </w:rPr>
       </w:pPr>
-      <w:bookmarkStart w:id="2" w:name="_Toc10151"/>
+      <w:bookmarkStart w:id="3" w:name="_Toc10151"/>
       <w:r>
         <w:rPr>
           <w:rFonts w:hint="default"/>
@@ -3518,18 +3428,18 @@
         </w:rPr>
         <w:t>总则</w:t>
       </w:r>
-      <w:bookmarkEnd w:id="2"/>
-    </w:p>
-    <w:p>
-      <w:pPr>
-        <w:pStyle w:val="30"/>
+      <w:bookmarkEnd w:id="3"/>
+    </w:p>
+    <w:p>
+      <w:pPr>
+        <w:pStyle w:val="2"/>
         <w:bidi w:val="0"/>
         <w:rPr>
           <w:rFonts w:hint="default"/>
           <w:lang w:val="en-US" w:eastAsia="zh-CN"/>
         </w:rPr>
       </w:pPr>
-      <w:bookmarkStart w:id="3" w:name="_Toc24379"/>
+      <w:bookmarkStart w:id="4" w:name="_Toc24379"/>
       <w:r>
         <w:rPr>
           <w:rFonts w:hint="default"/>
@@ -3537,11 +3447,11 @@
         </w:rPr>
         <w:t>目的</w:t>
       </w:r>
-      <w:bookmarkEnd w:id="3"/>
-    </w:p>
-    <w:p>
-      <w:pPr>
-        <w:pStyle w:val="29"/>
+      <w:bookmarkEnd w:id="4"/>
+    </w:p>
+    <w:p>
+      <w:pPr>
+        <w:pStyle w:val="a1"/>
         <w:rPr>
           <w:rFonts w:hint="default"/>
           <w:lang w:val="en-US" w:eastAsia="zh-CN"/>
@@ -3557,14 +3467,14 @@
     </w:p>
     <w:p>
       <w:pPr>
-        <w:pStyle w:val="30"/>
+        <w:pStyle w:val="2"/>
         <w:bidi w:val="0"/>
         <w:rPr>
           <w:rFonts w:hint="default"/>
           <w:lang w:val="en-US" w:eastAsia="zh-CN"/>
         </w:rPr>
       </w:pPr>
-      <w:bookmarkStart w:id="4" w:name="_Toc2599"/>
+      <w:bookmarkStart w:id="5" w:name="_Toc2599"/>
       <w:r>
         <w:rPr>
           <w:rFonts w:hint="default"/>
@@ -3572,43 +3482,34 @@
         </w:rPr>
         <w:t>适用范围</w:t>
       </w:r>
-      <w:bookmarkEnd w:id="4"/>
-    </w:p>
-    <w:p>
-      <w:pPr>
-        <w:pStyle w:val="29"/>
-        <w:rPr>
-          <w:rFonts w:hint="default"/>
-          <w:lang w:val="en-US" w:eastAsia="zh-CN"/>
-        </w:rPr>
-      </w:pPr>
-      <w:r>
-        <w:rPr>
-          <w:rFonts w:hint="default"/>
-          <w:lang w:val="en-US" w:eastAsia="zh-CN"/>
-        </w:rPr>
-        <w:t>本制度适用于公司所有</w:t>
-      </w:r>
-      <w:bookmarkStart w:id="21" w:name="_GoBack"/>
-      <w:bookmarkEnd w:id="21"/>
-      <w:r>
-        <w:rPr>
-          <w:rFonts w:hint="default"/>
-          <w:lang w:val="en-US" w:eastAsia="zh-CN"/>
-        </w:rPr>
-        <w:t>运维服务相关的客户投诉处理工作，覆盖所有服务项目及相关部门。</w:t>
-      </w:r>
-    </w:p>
-    <w:p>
-      <w:pPr>
-        <w:pStyle w:val="30"/>
+      <w:bookmarkEnd w:id="5"/>
+    </w:p>
+    <w:p>
+      <w:pPr>
+        <w:pStyle w:val="a1"/>
+        <w:rPr>
+          <w:rFonts w:hint="default"/>
+          <w:lang w:val="en-US" w:eastAsia="zh-CN"/>
+        </w:rPr>
+      </w:pPr>
+      <w:r>
+        <w:rPr>
+          <w:rFonts w:hint="default"/>
+          <w:lang w:val="en-US" w:eastAsia="zh-CN"/>
+        </w:rPr>
+        <w:t>本制度适用于公司所有运维服务相关的客户投诉处理工作，覆盖所有服务项目及相关部门。</w:t>
+      </w:r>
+    </w:p>
+    <w:p>
+      <w:pPr>
+        <w:pStyle w:val="2"/>
         <w:bidi w:val="0"/>
         <w:rPr>
           <w:rFonts w:hint="default"/>
           <w:lang w:val="en-US" w:eastAsia="zh-CN"/>
         </w:rPr>
       </w:pPr>
-      <w:bookmarkStart w:id="5" w:name="_Toc20763"/>
+      <w:bookmarkStart w:id="6" w:name="_Toc20763"/>
       <w:r>
         <w:rPr>
           <w:rFonts w:hint="default"/>
@@ -3616,16 +3517,16 @@
         </w:rPr>
         <w:t>基本原则</w:t>
       </w:r>
-      <w:bookmarkEnd w:id="5"/>
-    </w:p>
-    <w:p>
-      <w:pPr>
-        <w:pStyle w:val="29"/>
+      <w:bookmarkEnd w:id="6"/>
+    </w:p>
+    <w:p>
+      <w:pPr>
+        <w:pStyle w:val="a1"/>
         <w:numPr>
           <w:ilvl w:val="0"/>
           <w:numId w:val="2"/>
         </w:numPr>
-        <w:ind w:left="425" w:leftChars="0" w:hanging="425" w:firstLineChars="0"/>
+        <w:ind w:left="425" w:hanging="425" w:leftChars="0" w:firstLineChars="0"/>
         <w:rPr>
           <w:rFonts w:hint="default"/>
           <w:lang w:val="en-US" w:eastAsia="zh-CN"/>
@@ -3641,12 +3542,12 @@
     </w:p>
     <w:p>
       <w:pPr>
-        <w:pStyle w:val="29"/>
+        <w:pStyle w:val="a1"/>
         <w:numPr>
           <w:ilvl w:val="0"/>
           <w:numId w:val="2"/>
         </w:numPr>
-        <w:ind w:left="425" w:leftChars="0" w:hanging="425" w:firstLineChars="0"/>
+        <w:ind w:left="425" w:hanging="425" w:leftChars="0" w:firstLineChars="0"/>
         <w:rPr>
           <w:rFonts w:hint="default"/>
           <w:lang w:val="en-US" w:eastAsia="zh-CN"/>
@@ -3662,12 +3563,12 @@
     </w:p>
     <w:p>
       <w:pPr>
-        <w:pStyle w:val="29"/>
+        <w:pStyle w:val="a1"/>
         <w:numPr>
           <w:ilvl w:val="0"/>
           <w:numId w:val="2"/>
         </w:numPr>
-        <w:ind w:left="425" w:leftChars="0" w:hanging="425" w:firstLineChars="0"/>
+        <w:ind w:left="425" w:hanging="425" w:leftChars="0" w:firstLineChars="0"/>
         <w:rPr>
           <w:rFonts w:hint="default"/>
           <w:lang w:val="en-US" w:eastAsia="zh-CN"/>
@@ -3683,12 +3584,12 @@
     </w:p>
     <w:p>
       <w:pPr>
-        <w:pStyle w:val="29"/>
+        <w:pStyle w:val="a1"/>
         <w:numPr>
           <w:ilvl w:val="0"/>
           <w:numId w:val="2"/>
         </w:numPr>
-        <w:ind w:left="425" w:leftChars="0" w:hanging="425" w:firstLineChars="0"/>
+        <w:ind w:left="425" w:hanging="425" w:leftChars="0" w:firstLineChars="0"/>
         <w:rPr>
           <w:rFonts w:hint="default"/>
           <w:lang w:val="en-US" w:eastAsia="zh-CN"/>
@@ -3704,12 +3605,12 @@
     </w:p>
     <w:p>
       <w:pPr>
-        <w:pStyle w:val="29"/>
+        <w:pStyle w:val="a1"/>
         <w:numPr>
           <w:ilvl w:val="0"/>
           <w:numId w:val="2"/>
         </w:numPr>
-        <w:ind w:left="425" w:leftChars="0" w:hanging="425" w:firstLineChars="0"/>
+        <w:ind w:left="425" w:hanging="425" w:leftChars="0" w:firstLineChars="0"/>
         <w:rPr>
           <w:rFonts w:hint="default"/>
           <w:lang w:val="en-US" w:eastAsia="zh-CN"/>
@@ -3725,14 +3626,14 @@
     </w:p>
     <w:p>
       <w:pPr>
-        <w:pStyle w:val="28"/>
+        <w:pStyle w:val="1"/>
         <w:bidi w:val="0"/>
         <w:rPr>
           <w:rFonts w:hint="default"/>
           <w:lang w:val="en-US" w:eastAsia="zh-CN"/>
         </w:rPr>
       </w:pPr>
-      <w:bookmarkStart w:id="6" w:name="_Toc12036"/>
+      <w:bookmarkStart w:id="7" w:name="_Toc12036"/>
       <w:r>
         <w:rPr>
           <w:rFonts w:hint="default"/>
@@ -3740,18 +3641,18 @@
         </w:rPr>
         <w:t>组织与职责</w:t>
       </w:r>
-      <w:bookmarkEnd w:id="6"/>
-    </w:p>
-    <w:p>
-      <w:pPr>
-        <w:pStyle w:val="30"/>
+      <w:bookmarkEnd w:id="7"/>
+    </w:p>
+    <w:p>
+      <w:pPr>
+        <w:pStyle w:val="2"/>
         <w:bidi w:val="0"/>
         <w:rPr>
           <w:rFonts w:hint="default"/>
           <w:lang w:val="en-US" w:eastAsia="zh-CN"/>
         </w:rPr>
       </w:pPr>
-      <w:bookmarkStart w:id="7" w:name="_Toc7985"/>
+      <w:bookmarkStart w:id="8" w:name="_Toc7985"/>
       <w:r>
         <w:rPr>
           <w:rFonts w:hint="default"/>
@@ -3759,11 +3660,11 @@
         </w:rPr>
         <w:t>质量管理部</w:t>
       </w:r>
-      <w:bookmarkEnd w:id="7"/>
-    </w:p>
-    <w:p>
-      <w:pPr>
-        <w:pStyle w:val="29"/>
+      <w:bookmarkEnd w:id="8"/>
+    </w:p>
+    <w:p>
+      <w:pPr>
+        <w:pStyle w:val="a1"/>
         <w:rPr>
           <w:rFonts w:hint="default"/>
           <w:lang w:val="en-US" w:eastAsia="zh-CN"/>
@@ -3779,7 +3680,7 @@
     </w:p>
     <w:p>
       <w:pPr>
-        <w:pStyle w:val="29"/>
+        <w:pStyle w:val="a1"/>
         <w:rPr>
           <w:rFonts w:hint="default"/>
           <w:lang w:val="en-US" w:eastAsia="zh-CN"/>
@@ -3795,7 +3696,7 @@
     </w:p>
     <w:p>
       <w:pPr>
-        <w:pStyle w:val="29"/>
+        <w:pStyle w:val="a1"/>
         <w:rPr>
           <w:rFonts w:hint="default"/>
           <w:lang w:val="en-US" w:eastAsia="zh-CN"/>
@@ -3811,7 +3712,7 @@
     </w:p>
     <w:p>
       <w:pPr>
-        <w:pStyle w:val="29"/>
+        <w:pStyle w:val="a1"/>
         <w:rPr>
           <w:rFonts w:hint="default"/>
           <w:lang w:val="en-US" w:eastAsia="zh-CN"/>
@@ -3827,14 +3728,14 @@
     </w:p>
     <w:p>
       <w:pPr>
-        <w:pStyle w:val="30"/>
+        <w:pStyle w:val="2"/>
         <w:bidi w:val="0"/>
         <w:rPr>
           <w:rFonts w:hint="default"/>
           <w:lang w:val="en-US" w:eastAsia="zh-CN"/>
         </w:rPr>
       </w:pPr>
-      <w:bookmarkStart w:id="8" w:name="_Toc2658"/>
+      <w:bookmarkStart w:id="9" w:name="_Toc2658"/>
       <w:r>
         <w:rPr>
           <w:rFonts w:hint="default"/>
@@ -3842,11 +3743,11 @@
         </w:rPr>
         <w:t>质量管理部经理</w:t>
       </w:r>
-      <w:bookmarkEnd w:id="8"/>
-    </w:p>
-    <w:p>
-      <w:pPr>
-        <w:pStyle w:val="29"/>
+      <w:bookmarkEnd w:id="9"/>
+    </w:p>
+    <w:p>
+      <w:pPr>
+        <w:pStyle w:val="a1"/>
         <w:rPr>
           <w:rFonts w:hint="default"/>
           <w:lang w:val="en-US" w:eastAsia="zh-CN"/>
@@ -3862,7 +3763,7 @@
     </w:p>
     <w:p>
       <w:pPr>
-        <w:pStyle w:val="29"/>
+        <w:pStyle w:val="a1"/>
         <w:rPr>
           <w:rFonts w:hint="default"/>
           <w:lang w:val="en-US" w:eastAsia="zh-CN"/>
@@ -3878,7 +3779,7 @@
     </w:p>
     <w:p>
       <w:pPr>
-        <w:pStyle w:val="29"/>
+        <w:pStyle w:val="a1"/>
         <w:rPr>
           <w:rFonts w:hint="default"/>
           <w:lang w:val="en-US" w:eastAsia="zh-CN"/>
@@ -3894,7 +3795,7 @@
     </w:p>
     <w:p>
       <w:pPr>
-        <w:pStyle w:val="29"/>
+        <w:pStyle w:val="a1"/>
         <w:rPr>
           <w:rFonts w:hint="default"/>
           <w:lang w:val="en-US" w:eastAsia="zh-CN"/>
@@ -3910,14 +3811,14 @@
     </w:p>
     <w:p>
       <w:pPr>
-        <w:pStyle w:val="30"/>
+        <w:pStyle w:val="2"/>
         <w:bidi w:val="0"/>
         <w:rPr>
           <w:rFonts w:hint="default"/>
           <w:lang w:val="en-US" w:eastAsia="zh-CN"/>
         </w:rPr>
       </w:pPr>
-      <w:bookmarkStart w:id="9" w:name="_Toc18771"/>
+      <w:bookmarkStart w:id="10" w:name="_Toc18771"/>
       <w:r>
         <w:rPr>
           <w:rFonts w:hint="default"/>
@@ -3925,11 +3826,11 @@
         </w:rPr>
         <w:t>投诉处理责任人</w:t>
       </w:r>
-      <w:bookmarkEnd w:id="9"/>
-    </w:p>
-    <w:p>
-      <w:pPr>
-        <w:pStyle w:val="29"/>
+      <w:bookmarkEnd w:id="10"/>
+    </w:p>
+    <w:p>
+      <w:pPr>
+        <w:pStyle w:val="a1"/>
         <w:rPr>
           <w:rFonts w:hint="default"/>
           <w:lang w:val="en-US" w:eastAsia="zh-CN"/>
@@ -3959,7 +3860,7 @@
     </w:p>
     <w:p>
       <w:pPr>
-        <w:pStyle w:val="29"/>
+        <w:pStyle w:val="a1"/>
         <w:rPr>
           <w:rFonts w:hint="default"/>
           <w:lang w:val="en-US" w:eastAsia="zh-CN"/>
@@ -3975,7 +3876,7 @@
     </w:p>
     <w:p>
       <w:pPr>
-        <w:pStyle w:val="29"/>
+        <w:pStyle w:val="a1"/>
         <w:rPr>
           <w:rFonts w:hint="default"/>
           <w:lang w:val="en-US" w:eastAsia="zh-CN"/>
@@ -3991,7 +3892,7 @@
     </w:p>
     <w:p>
       <w:pPr>
-        <w:pStyle w:val="29"/>
+        <w:pStyle w:val="a1"/>
         <w:rPr>
           <w:rFonts w:hint="default"/>
           <w:lang w:val="en-US" w:eastAsia="zh-CN"/>
@@ -4007,7 +3908,7 @@
     </w:p>
     <w:p>
       <w:pPr>
-        <w:pStyle w:val="29"/>
+        <w:pStyle w:val="a1"/>
         <w:rPr>
           <w:rFonts w:hint="default"/>
           <w:lang w:val="en-US" w:eastAsia="zh-CN"/>
@@ -4023,7 +3924,7 @@
     </w:p>
     <w:p>
       <w:pPr>
-        <w:pStyle w:val="29"/>
+        <w:pStyle w:val="a1"/>
         <w:rPr>
           <w:rFonts w:hint="default"/>
           <w:lang w:val="en-US" w:eastAsia="zh-CN"/>
@@ -4039,14 +3940,14 @@
     </w:p>
     <w:p>
       <w:pPr>
-        <w:pStyle w:val="30"/>
+        <w:pStyle w:val="2"/>
         <w:bidi w:val="0"/>
         <w:rPr>
           <w:rFonts w:hint="default"/>
           <w:lang w:val="en-US" w:eastAsia="zh-CN"/>
         </w:rPr>
       </w:pPr>
-      <w:bookmarkStart w:id="10" w:name="_Toc12257"/>
+      <w:bookmarkStart w:id="11" w:name="_Toc12257"/>
       <w:r>
         <w:rPr>
           <w:rFonts w:hint="default"/>
@@ -4054,11 +3955,11 @@
         </w:rPr>
         <w:t>相关业务与支持部门</w:t>
       </w:r>
-      <w:bookmarkEnd w:id="10"/>
-    </w:p>
-    <w:p>
-      <w:pPr>
-        <w:pStyle w:val="29"/>
+      <w:bookmarkEnd w:id="11"/>
+    </w:p>
+    <w:p>
+      <w:pPr>
+        <w:pStyle w:val="a1"/>
         <w:rPr>
           <w:rFonts w:hint="default"/>
           <w:lang w:val="en-US" w:eastAsia="zh-CN"/>
@@ -4088,7 +3989,7 @@
     </w:p>
     <w:p>
       <w:pPr>
-        <w:pStyle w:val="29"/>
+        <w:pStyle w:val="a1"/>
         <w:rPr>
           <w:rFonts w:hint="default"/>
           <w:lang w:val="en-US" w:eastAsia="zh-CN"/>
@@ -4104,14 +4005,14 @@
     </w:p>
     <w:p>
       <w:pPr>
-        <w:pStyle w:val="28"/>
+        <w:pStyle w:val="1"/>
         <w:bidi w:val="0"/>
         <w:rPr>
           <w:rFonts w:hint="default"/>
           <w:lang w:val="en-US" w:eastAsia="zh-CN"/>
         </w:rPr>
       </w:pPr>
-      <w:bookmarkStart w:id="11" w:name="_Toc25408"/>
+      <w:bookmarkStart w:id="12" w:name="_Toc25408"/>
       <w:r>
         <w:rPr>
           <w:rFonts w:hint="default"/>
@@ -4119,18 +4020,18 @@
         </w:rPr>
         <w:t>投诉渠道与受理</w:t>
       </w:r>
-      <w:bookmarkEnd w:id="11"/>
-    </w:p>
-    <w:p>
-      <w:pPr>
-        <w:pStyle w:val="30"/>
+      <w:bookmarkEnd w:id="12"/>
+    </w:p>
+    <w:p>
+      <w:pPr>
+        <w:pStyle w:val="2"/>
         <w:bidi w:val="0"/>
         <w:rPr>
           <w:rFonts w:hint="default"/>
           <w:lang w:val="en-US" w:eastAsia="zh-CN"/>
         </w:rPr>
       </w:pPr>
-      <w:bookmarkStart w:id="12" w:name="_Toc24700"/>
+      <w:bookmarkStart w:id="13" w:name="_Toc24700"/>
       <w:r>
         <w:rPr>
           <w:rFonts w:hint="default"/>
@@ -4138,11 +4039,11 @@
         </w:rPr>
         <w:t>投诉渠道</w:t>
       </w:r>
-      <w:bookmarkEnd w:id="12"/>
-    </w:p>
-    <w:p>
-      <w:pPr>
-        <w:pStyle w:val="29"/>
+      <w:bookmarkEnd w:id="13"/>
+    </w:p>
+    <w:p>
+      <w:pPr>
+        <w:pStyle w:val="a1"/>
         <w:rPr>
           <w:rFonts w:hint="default"/>
           <w:lang w:val="en-US" w:eastAsia="zh-CN"/>
@@ -4158,12 +4059,12 @@
     </w:p>
     <w:p>
       <w:pPr>
-        <w:pStyle w:val="29"/>
+        <w:pStyle w:val="a1"/>
         <w:numPr>
           <w:ilvl w:val="0"/>
           <w:numId w:val="3"/>
         </w:numPr>
-        <w:ind w:left="425" w:leftChars="0" w:hanging="425" w:firstLineChars="0"/>
+        <w:ind w:left="425" w:hanging="425" w:leftChars="0" w:firstLineChars="0"/>
         <w:rPr>
           <w:rFonts w:hint="default"/>
           <w:lang w:val="en-US" w:eastAsia="zh-CN"/>
@@ -4179,12 +4080,12 @@
     </w:p>
     <w:p>
       <w:pPr>
-        <w:pStyle w:val="29"/>
+        <w:pStyle w:val="a1"/>
         <w:numPr>
           <w:ilvl w:val="0"/>
           <w:numId w:val="3"/>
         </w:numPr>
-        <w:ind w:left="425" w:leftChars="0" w:hanging="425" w:firstLineChars="0"/>
+        <w:ind w:left="425" w:hanging="425" w:leftChars="0" w:firstLineChars="0"/>
         <w:rPr>
           <w:rFonts w:hint="default"/>
           <w:lang w:val="en-US" w:eastAsia="zh-CN"/>
@@ -4200,12 +4101,12 @@
     </w:p>
     <w:p>
       <w:pPr>
-        <w:pStyle w:val="29"/>
+        <w:pStyle w:val="a1"/>
         <w:numPr>
           <w:ilvl w:val="0"/>
           <w:numId w:val="3"/>
         </w:numPr>
-        <w:ind w:left="425" w:leftChars="0" w:hanging="425" w:firstLineChars="0"/>
+        <w:ind w:left="425" w:hanging="425" w:leftChars="0" w:firstLineChars="0"/>
         <w:rPr>
           <w:rFonts w:hint="default"/>
           <w:lang w:val="en-US" w:eastAsia="zh-CN"/>
@@ -4221,12 +4122,12 @@
     </w:p>
     <w:p>
       <w:pPr>
-        <w:pStyle w:val="29"/>
+        <w:pStyle w:val="a1"/>
         <w:numPr>
           <w:ilvl w:val="0"/>
           <w:numId w:val="3"/>
         </w:numPr>
-        <w:ind w:left="425" w:leftChars="0" w:hanging="425" w:firstLineChars="0"/>
+        <w:ind w:left="425" w:hanging="425" w:leftChars="0" w:firstLineChars="0"/>
         <w:rPr>
           <w:rFonts w:hint="default"/>
           <w:lang w:val="en-US" w:eastAsia="zh-CN"/>
@@ -4242,14 +4143,14 @@
     </w:p>
     <w:p>
       <w:pPr>
-        <w:pStyle w:val="30"/>
+        <w:pStyle w:val="2"/>
         <w:bidi w:val="0"/>
         <w:rPr>
           <w:rFonts w:hint="default"/>
           <w:lang w:val="en-US" w:eastAsia="zh-CN"/>
         </w:rPr>
       </w:pPr>
-      <w:bookmarkStart w:id="13" w:name="_Toc32114"/>
+      <w:bookmarkStart w:id="14" w:name="_Toc32114"/>
       <w:r>
         <w:rPr>
           <w:rFonts w:hint="default"/>
@@ -4257,11 +4158,11 @@
         </w:rPr>
         <w:t>受理与登记</w:t>
       </w:r>
-      <w:bookmarkEnd w:id="13"/>
-    </w:p>
-    <w:p>
-      <w:pPr>
-        <w:pStyle w:val="29"/>
+      <w:bookmarkEnd w:id="14"/>
+    </w:p>
+    <w:p>
+      <w:pPr>
+        <w:pStyle w:val="a1"/>
         <w:rPr>
           <w:rFonts w:hint="default"/>
           <w:lang w:val="en-US" w:eastAsia="zh-CN"/>
@@ -4277,7 +4178,7 @@
     </w:p>
     <w:p>
       <w:pPr>
-        <w:pStyle w:val="29"/>
+        <w:pStyle w:val="a1"/>
         <w:rPr>
           <w:rFonts w:hint="default"/>
           <w:lang w:val="en-US" w:eastAsia="zh-CN"/>
@@ -4293,7 +4194,7 @@
     </w:p>
     <w:p>
       <w:pPr>
-        <w:pStyle w:val="29"/>
+        <w:pStyle w:val="a1"/>
         <w:rPr>
           <w:rFonts w:hint="default"/>
           <w:lang w:val="en-US" w:eastAsia="zh-CN"/>
@@ -4309,14 +4210,14 @@
     </w:p>
     <w:p>
       <w:pPr>
-        <w:pStyle w:val="28"/>
+        <w:pStyle w:val="1"/>
         <w:bidi w:val="0"/>
         <w:rPr>
           <w:rFonts w:hint="default"/>
           <w:lang w:val="en-US" w:eastAsia="zh-CN"/>
         </w:rPr>
       </w:pPr>
-      <w:bookmarkStart w:id="14" w:name="_Toc6270"/>
+      <w:bookmarkStart w:id="15" w:name="_Toc6270"/>
       <w:r>
         <w:rPr>
           <w:rFonts w:hint="default"/>
@@ -4324,18 +4225,18 @@
         </w:rPr>
         <w:t>投诉处理流程</w:t>
       </w:r>
-      <w:bookmarkEnd w:id="14"/>
-    </w:p>
-    <w:p>
-      <w:pPr>
-        <w:pStyle w:val="30"/>
+      <w:bookmarkEnd w:id="15"/>
+    </w:p>
+    <w:p>
+      <w:pPr>
+        <w:pStyle w:val="2"/>
         <w:bidi w:val="0"/>
         <w:rPr>
           <w:rFonts w:hint="default"/>
           <w:lang w:val="en-US" w:eastAsia="zh-CN"/>
         </w:rPr>
       </w:pPr>
-      <w:bookmarkStart w:id="15" w:name="_Toc8640"/>
+      <w:bookmarkStart w:id="16" w:name="_Toc8640"/>
       <w:r>
         <w:rPr>
           <w:rFonts w:hint="default"/>
@@ -4343,11 +4244,11 @@
         </w:rPr>
         <w:t>启动与通报</w:t>
       </w:r>
-      <w:bookmarkEnd w:id="15"/>
-    </w:p>
-    <w:p>
-      <w:pPr>
-        <w:pStyle w:val="29"/>
+      <w:bookmarkEnd w:id="16"/>
+    </w:p>
+    <w:p>
+      <w:pPr>
+        <w:pStyle w:val="a1"/>
         <w:rPr>
           <w:rFonts w:hint="default"/>
           <w:lang w:val="en-US" w:eastAsia="zh-CN"/>
@@ -4363,12 +4264,12 @@
     </w:p>
     <w:p>
       <w:pPr>
-        <w:pStyle w:val="29"/>
+        <w:pStyle w:val="a1"/>
         <w:numPr>
           <w:ilvl w:val="0"/>
           <w:numId w:val="4"/>
         </w:numPr>
-        <w:ind w:left="425" w:leftChars="0" w:hanging="425" w:firstLineChars="0"/>
+        <w:ind w:left="425" w:hanging="425" w:leftChars="0" w:firstLineChars="0"/>
         <w:rPr>
           <w:rFonts w:hint="default"/>
           <w:lang w:val="en-US" w:eastAsia="zh-CN"/>
@@ -4384,12 +4285,12 @@
     </w:p>
     <w:p>
       <w:pPr>
-        <w:pStyle w:val="29"/>
+        <w:pStyle w:val="a1"/>
         <w:numPr>
           <w:ilvl w:val="0"/>
           <w:numId w:val="4"/>
         </w:numPr>
-        <w:ind w:left="425" w:leftChars="0" w:hanging="425" w:firstLineChars="0"/>
+        <w:ind w:left="425" w:hanging="425" w:leftChars="0" w:firstLineChars="0"/>
         <w:rPr>
           <w:rFonts w:hint="default"/>
           <w:lang w:val="en-US" w:eastAsia="zh-CN"/>
@@ -4405,12 +4306,12 @@
     </w:p>
     <w:p>
       <w:pPr>
-        <w:pStyle w:val="29"/>
+        <w:pStyle w:val="a1"/>
         <w:numPr>
           <w:ilvl w:val="0"/>
           <w:numId w:val="4"/>
         </w:numPr>
-        <w:ind w:left="425" w:leftChars="0" w:hanging="425" w:firstLineChars="0"/>
+        <w:ind w:left="425" w:hanging="425" w:leftChars="0" w:firstLineChars="0"/>
         <w:rPr>
           <w:rFonts w:hint="default"/>
           <w:lang w:val="en-US" w:eastAsia="zh-CN"/>
@@ -4426,12 +4327,12 @@
     </w:p>
     <w:p>
       <w:pPr>
-        <w:pStyle w:val="29"/>
+        <w:pStyle w:val="a1"/>
         <w:numPr>
           <w:ilvl w:val="0"/>
           <w:numId w:val="4"/>
         </w:numPr>
-        <w:ind w:left="425" w:leftChars="0" w:hanging="425" w:firstLineChars="0"/>
+        <w:ind w:left="425" w:hanging="425" w:leftChars="0" w:firstLineChars="0"/>
         <w:rPr>
           <w:rFonts w:hint="default"/>
           <w:lang w:val="en-US" w:eastAsia="zh-CN"/>
@@ -4447,14 +4348,14 @@
     </w:p>
     <w:p>
       <w:pPr>
-        <w:pStyle w:val="30"/>
+        <w:pStyle w:val="2"/>
         <w:bidi w:val="0"/>
         <w:rPr>
           <w:rFonts w:hint="default"/>
           <w:lang w:val="en-US" w:eastAsia="zh-CN"/>
         </w:rPr>
       </w:pPr>
-      <w:bookmarkStart w:id="16" w:name="_Toc9787"/>
+      <w:bookmarkStart w:id="17" w:name="_Toc9787"/>
       <w:r>
         <w:rPr>
           <w:rFonts w:hint="default"/>
@@ -4462,11 +4363,11 @@
         </w:rPr>
         <w:t>调查与首次沟通</w:t>
       </w:r>
-      <w:bookmarkEnd w:id="16"/>
-    </w:p>
-    <w:p>
-      <w:pPr>
-        <w:pStyle w:val="29"/>
+      <w:bookmarkEnd w:id="17"/>
+    </w:p>
+    <w:p>
+      <w:pPr>
+        <w:pStyle w:val="a1"/>
         <w:rPr>
           <w:rFonts w:hint="default"/>
           <w:lang w:val="en-US" w:eastAsia="zh-CN"/>
@@ -4482,7 +4383,7 @@
     </w:p>
     <w:p>
       <w:pPr>
-        <w:pStyle w:val="29"/>
+        <w:pStyle w:val="a1"/>
         <w:rPr>
           <w:rFonts w:hint="default"/>
           <w:lang w:val="en-US" w:eastAsia="zh-CN"/>
@@ -4498,7 +4399,7 @@
     </w:p>
     <w:p>
       <w:pPr>
-        <w:pStyle w:val="29"/>
+        <w:pStyle w:val="a1"/>
         <w:rPr>
           <w:rFonts w:hint="default"/>
           <w:lang w:val="en-US" w:eastAsia="zh-CN"/>
@@ -4514,14 +4415,14 @@
     </w:p>
     <w:p>
       <w:pPr>
-        <w:pStyle w:val="30"/>
+        <w:pStyle w:val="2"/>
         <w:bidi w:val="0"/>
         <w:rPr>
           <w:rFonts w:hint="default"/>
           <w:lang w:val="en-US" w:eastAsia="zh-CN"/>
         </w:rPr>
       </w:pPr>
-      <w:bookmarkStart w:id="17" w:name="_Toc27064"/>
+      <w:bookmarkStart w:id="18" w:name="_Toc27064"/>
       <w:r>
         <w:rPr>
           <w:rFonts w:hint="default"/>
@@ -4529,11 +4430,11 @@
         </w:rPr>
         <w:t>处理与执行</w:t>
       </w:r>
-      <w:bookmarkEnd w:id="17"/>
-    </w:p>
-    <w:p>
-      <w:pPr>
-        <w:pStyle w:val="29"/>
+      <w:bookmarkEnd w:id="18"/>
+    </w:p>
+    <w:p>
+      <w:pPr>
+        <w:pStyle w:val="a1"/>
         <w:rPr>
           <w:rFonts w:hint="default"/>
           <w:lang w:val="en-US" w:eastAsia="zh-CN"/>
@@ -4549,7 +4450,7 @@
     </w:p>
     <w:p>
       <w:pPr>
-        <w:pStyle w:val="29"/>
+        <w:pStyle w:val="a1"/>
         <w:rPr>
           <w:rFonts w:hint="default"/>
           <w:lang w:val="en-US" w:eastAsia="zh-CN"/>
@@ -4565,7 +4466,7 @@
     </w:p>
     <w:p>
       <w:pPr>
-        <w:pStyle w:val="29"/>
+        <w:pStyle w:val="a1"/>
         <w:rPr>
           <w:rFonts w:hint="default"/>
           <w:lang w:val="en-US" w:eastAsia="zh-CN"/>
@@ -4581,14 +4482,14 @@
     </w:p>
     <w:p>
       <w:pPr>
-        <w:pStyle w:val="30"/>
+        <w:pStyle w:val="2"/>
         <w:bidi w:val="0"/>
         <w:rPr>
           <w:rFonts w:hint="default"/>
           <w:lang w:val="en-US" w:eastAsia="zh-CN"/>
         </w:rPr>
       </w:pPr>
-      <w:bookmarkStart w:id="18" w:name="_Toc22375"/>
+      <w:bookmarkStart w:id="19" w:name="_Toc22375"/>
       <w:r>
         <w:rPr>
           <w:rFonts w:hint="default"/>
@@ -4596,11 +4497,11 @@
         </w:rPr>
         <w:t>解决与关闭</w:t>
       </w:r>
-      <w:bookmarkEnd w:id="18"/>
-    </w:p>
-    <w:p>
-      <w:pPr>
-        <w:pStyle w:val="29"/>
+      <w:bookmarkEnd w:id="19"/>
+    </w:p>
+    <w:p>
+      <w:pPr>
+        <w:pStyle w:val="a1"/>
         <w:rPr>
           <w:rFonts w:hint="default"/>
           <w:lang w:val="en-US" w:eastAsia="zh-CN"/>
@@ -4616,7 +4517,7 @@
     </w:p>
     <w:p>
       <w:pPr>
-        <w:pStyle w:val="29"/>
+        <w:pStyle w:val="a1"/>
         <w:rPr>
           <w:rFonts w:hint="default"/>
           <w:lang w:val="en-US" w:eastAsia="zh-CN"/>
@@ -4632,7 +4533,7 @@
     </w:p>
     <w:p>
       <w:pPr>
-        <w:pStyle w:val="29"/>
+        <w:pStyle w:val="a1"/>
         <w:rPr>
           <w:rFonts w:hint="default"/>
           <w:lang w:val="en-US" w:eastAsia="zh-CN"/>
@@ -4648,7 +4549,7 @@
     </w:p>
     <w:p>
       <w:pPr>
-        <w:pStyle w:val="29"/>
+        <w:pStyle w:val="a1"/>
         <w:rPr>
           <w:rFonts w:hint="default"/>
           <w:lang w:val="en-US" w:eastAsia="zh-CN"/>
@@ -4664,14 +4565,14 @@
     </w:p>
     <w:p>
       <w:pPr>
-        <w:pStyle w:val="28"/>
+        <w:pStyle w:val="1"/>
         <w:bidi w:val="0"/>
         <w:rPr>
           <w:rFonts w:hint="default"/>
           <w:lang w:val="en-US" w:eastAsia="zh-CN"/>
         </w:rPr>
       </w:pPr>
-      <w:bookmarkStart w:id="19" w:name="_Toc9495"/>
+      <w:bookmarkStart w:id="20" w:name="_Toc9495"/>
       <w:r>
         <w:rPr>
           <w:rFonts w:hint="default"/>
@@ -4679,11 +4580,11 @@
         </w:rPr>
         <w:t>投诉分析与改进</w:t>
       </w:r>
-      <w:bookmarkEnd w:id="19"/>
-    </w:p>
-    <w:p>
-      <w:pPr>
-        <w:pStyle w:val="29"/>
+      <w:bookmarkEnd w:id="20"/>
+    </w:p>
+    <w:p>
+      <w:pPr>
+        <w:pStyle w:val="a1"/>
         <w:rPr>
           <w:rFonts w:hint="default"/>
           <w:lang w:val="en-US" w:eastAsia="zh-CN"/>
@@ -4699,7 +4600,7 @@
     </w:p>
     <w:p>
       <w:pPr>
-        <w:pStyle w:val="29"/>
+        <w:pStyle w:val="a1"/>
         <w:rPr>
           <w:rFonts w:hint="default"/>
           <w:lang w:val="en-US" w:eastAsia="zh-CN"/>
@@ -4715,7 +4616,7 @@
     </w:p>
     <w:p>
       <w:pPr>
-        <w:pStyle w:val="29"/>
+        <w:pStyle w:val="a1"/>
         <w:rPr>
           <w:rFonts w:hint="default"/>
           <w:lang w:val="en-US" w:eastAsia="zh-CN"/>
@@ -4731,7 +4632,7 @@
     </w:p>
     <w:p>
       <w:pPr>
-        <w:pStyle w:val="29"/>
+        <w:pStyle w:val="a1"/>
         <w:rPr>
           <w:rFonts w:hint="default"/>
           <w:lang w:val="en-US" w:eastAsia="zh-CN"/>
@@ -4747,14 +4648,14 @@
     </w:p>
     <w:p>
       <w:pPr>
-        <w:pStyle w:val="28"/>
+        <w:pStyle w:val="1"/>
         <w:bidi w:val="0"/>
         <w:rPr>
           <w:rFonts w:hint="default"/>
           <w:lang w:val="en-US" w:eastAsia="zh-CN"/>
         </w:rPr>
       </w:pPr>
-      <w:bookmarkStart w:id="20" w:name="_Toc31295"/>
+      <w:bookmarkStart w:id="21" w:name="_Toc31295"/>
       <w:r>
         <w:rPr>
           <w:rFonts w:hint="default"/>
@@ -4762,16 +4663,16 @@
         </w:rPr>
         <w:t>附则</w:t>
       </w:r>
-      <w:bookmarkEnd w:id="20"/>
-    </w:p>
-    <w:p>
-      <w:pPr>
-        <w:pStyle w:val="29"/>
+      <w:bookmarkEnd w:id="21"/>
+    </w:p>
+    <w:p>
+      <w:pPr>
+        <w:pStyle w:val="a1"/>
         <w:numPr>
           <w:ilvl w:val="0"/>
           <w:numId w:val="5"/>
         </w:numPr>
-        <w:ind w:left="425" w:leftChars="0" w:hanging="425" w:firstLineChars="0"/>
+        <w:ind w:left="425" w:hanging="425" w:leftChars="0" w:firstLineChars="0"/>
         <w:rPr>
           <w:rFonts w:hint="default"/>
           <w:lang w:val="en-US" w:eastAsia="zh-CN"/>
@@ -4787,12 +4688,12 @@
     </w:p>
     <w:p>
       <w:pPr>
-        <w:pStyle w:val="29"/>
+        <w:pStyle w:val="a1"/>
         <w:numPr>
           <w:ilvl w:val="0"/>
           <w:numId w:val="5"/>
         </w:numPr>
-        <w:ind w:left="425" w:leftChars="0" w:hanging="425" w:firstLineChars="0"/>
+        <w:ind w:left="425" w:hanging="425" w:leftChars="0" w:firstLineChars="0"/>
         <w:rPr>
           <w:rFonts w:hint="default"/>
           <w:lang w:val="en-US" w:eastAsia="zh-CN"/>
@@ -4808,12 +4709,12 @@
     </w:p>
     <w:p>
       <w:pPr>
-        <w:pStyle w:val="29"/>
+        <w:pStyle w:val="a1"/>
         <w:numPr>
           <w:ilvl w:val="0"/>
           <w:numId w:val="5"/>
         </w:numPr>
-        <w:ind w:left="425" w:leftChars="0" w:hanging="425" w:firstLineChars="0"/>
+        <w:ind w:left="425" w:hanging="425" w:leftChars="0" w:firstLineChars="0"/>
         <w:rPr>
           <w:rFonts w:hint="default"/>
           <w:lang w:val="en-US" w:eastAsia="zh-CN"/>
@@ -4828,73 +4729,23 @@
       </w:r>
     </w:p>
     <w:sectPr>
-      <w:headerReference r:id="rId5" w:type="default"/>
+      <w:headerReference w:type="default" r:id="rId7"/>
       <w:pgSz w:w="11906" w:h="16838"/>
       <w:pgMar w:top="1417" w:right="1800" w:bottom="1440" w:left="1800" w:header="1140" w:footer="992" w:gutter="0"/>
-      <w:cols w:space="425" w:num="1"/>
+      <w:cols w:num="1" w:space="425"/>
       <w:docGrid w:type="lines" w:linePitch="312" w:charSpace="0"/>
     </w:sectPr>
   </w:body>
 </w:document>
 </file>
 
-<file path=word/endnotes.xml><?xml version="1.0" encoding="utf-8"?>
-<w:endnotes xmlns:wpc="http://schemas.microsoft.com/office/word/2010/wordprocessingCanvas" xmlns:mc="http://schemas.openxmlformats.org/markup-compatibility/2006" xmlns:o="urn:schemas-microsoft-com:office:office" xmlns:r="http://schemas.openxmlformats.org/officeDocument/2006/relationships" xmlns:m="http://schemas.openxmlformats.org/officeDocument/2006/math" xmlns:v="urn:schemas-microsoft-com:vml" xmlns:wp14="http://schemas.microsoft.com/office/word/2010/wordprocessingDrawing" xmlns:wp="http://schemas.openxmlformats.org/drawingml/2006/wordprocessingDrawing" xmlns:w="http://schemas.openxmlformats.org/wordprocessingml/2006/main" xmlns:w14="http://schemas.microsoft.com/office/word/2010/wordml" xmlns:w15="http://schemas.microsoft.com/office/word/2012/wordml" xmlns:w10="urn:schemas-microsoft-com:office:word" xmlns:wpg="http://schemas.microsoft.com/office/word/2010/wordprocessingGroup" xmlns:wpi="http://schemas.microsoft.com/office/word/2010/wordprocessingInk" xmlns:wne="http://schemas.microsoft.com/office/word/2006/wordml" xmlns:wps="http://schemas.microsoft.com/office/word/2010/wordprocessingShape" xmlns:wpsCustomData="http://www.wps.cn/officeDocument/2013/wpsCustomData" mc:Ignorable="w14 w15 wp14">
-  <w:endnote w:type="separator" w:id="0">
-    <w:p>
-      <w:pPr>
-        <w:spacing w:line="240" w:lineRule="auto"/>
-      </w:pPr>
-      <w:r>
-        <w:separator/>
-      </w:r>
-    </w:p>
-  </w:endnote>
-  <w:endnote w:type="continuationSeparator" w:id="1">
-    <w:p>
-      <w:pPr>
-        <w:spacing w:line="240" w:lineRule="auto"/>
-      </w:pPr>
-      <w:r>
-        <w:continuationSeparator/>
-      </w:r>
-    </w:p>
-  </w:endnote>
-</w:endnotes>
-</file>
-
-<file path=word/footnotes.xml><?xml version="1.0" encoding="utf-8"?>
-<w:footnotes xmlns:wpc="http://schemas.microsoft.com/office/word/2010/wordprocessingCanvas" xmlns:mc="http://schemas.openxmlformats.org/markup-compatibility/2006" xmlns:o="urn:schemas-microsoft-com:office:office" xmlns:r="http://schemas.openxmlformats.org/officeDocument/2006/relationships" xmlns:m="http://schemas.openxmlformats.org/officeDocument/2006/math" xmlns:v="urn:schemas-microsoft-com:vml" xmlns:wp14="http://schemas.microsoft.com/office/word/2010/wordprocessingDrawing" xmlns:wp="http://schemas.openxmlformats.org/drawingml/2006/wordprocessingDrawing" xmlns:w="http://schemas.openxmlformats.org/wordprocessingml/2006/main" xmlns:w14="http://schemas.microsoft.com/office/word/2010/wordml" xmlns:w15="http://schemas.microsoft.com/office/word/2012/wordml" xmlns:w10="urn:schemas-microsoft-com:office:word" xmlns:wpg="http://schemas.microsoft.com/office/word/2010/wordprocessingGroup" xmlns:wpi="http://schemas.microsoft.com/office/word/2010/wordprocessingInk" xmlns:wne="http://schemas.microsoft.com/office/word/2006/wordml" xmlns:wps="http://schemas.microsoft.com/office/word/2010/wordprocessingShape" xmlns:wpsCustomData="http://www.wps.cn/officeDocument/2013/wpsCustomData" mc:Ignorable="w14 w15 wp14">
-  <w:footnote w:type="separator" w:id="0">
-    <w:p>
-      <w:pPr>
-        <w:spacing w:line="360" w:lineRule="auto"/>
-      </w:pPr>
-      <w:r>
-        <w:separator/>
-      </w:r>
-    </w:p>
-  </w:footnote>
-  <w:footnote w:type="continuationSeparator" w:id="1">
-    <w:p>
-      <w:pPr>
-        <w:spacing w:line="360" w:lineRule="auto"/>
-      </w:pPr>
-      <w:r>
-        <w:continuationSeparator/>
-      </w:r>
-    </w:p>
-  </w:footnote>
-</w:footnotes>
-</file>
-
 <file path=word/header1.xml><?xml version="1.0" encoding="utf-8"?>
-<w:hdr xmlns:wpc="http://schemas.microsoft.com/office/word/2010/wordprocessingCanvas" xmlns:mc="http://schemas.openxmlformats.org/markup-compatibility/2006" xmlns:o="urn:schemas-microsoft-com:office:office" xmlns:r="http://schemas.openxmlformats.org/officeDocument/2006/relationships" xmlns:m="http://schemas.openxmlformats.org/officeDocument/2006/math" xmlns:v="urn:schemas-microsoft-com:vml" xmlns:wp14="http://schemas.microsoft.com/office/word/2010/wordprocessingDrawing" xmlns:wp="http://schemas.openxmlformats.org/drawingml/2006/wordprocessingDrawing" xmlns:w10="urn:schemas-microsoft-com:office:word" xmlns:w="http://schemas.openxmlformats.org/wordprocessingml/2006/main" xmlns:w14="http://schemas.microsoft.com/office/word/2010/wordml" xmlns:w15="http://schemas.microsoft.com/office/word/2012/wordml" xmlns:wpg="http://schemas.microsoft.com/office/word/2010/wordprocessingGroup" xmlns:wpi="http://schemas.microsoft.com/office/word/2010/wordprocessingInk" xmlns:wne="http://schemas.microsoft.com/office/word/2006/wordml" xmlns:wps="http://schemas.microsoft.com/office/word/2010/wordprocessingShape" xmlns:wpsCustomData="http://www.wps.cn/officeDocument/2013/wpsCustomData" mc:Ignorable="w14 w15 wp14">
+<w:hdr xmlns:wpc="http://schemas.microsoft.com/office/word/2010/wordprocessingCanvas" xmlns:mc="http://schemas.openxmlformats.org/markup-compatibility/2006" xmlns:o="urn:schemas-microsoft-com:office:office" xmlns:r="http://schemas.openxmlformats.org/officeDocument/2006/relationships" xmlns:m="http://schemas.openxmlformats.org/officeDocument/2006/math" xmlns:v="urn:schemas-microsoft-com:vml" xmlns:wp14="http://schemas.microsoft.com/office/word/2010/wordprocessingDrawing" xmlns:wp="http://schemas.openxmlformats.org/drawingml/2006/wordprocessingDrawing" xmlns:w10="urn:schemas-microsoft-com:office:word" xmlns:w="http://schemas.openxmlformats.org/wordprocessingml/2006/main" xmlns:w14="http://schemas.microsoft.com/office/word/2010/wordml" xmlns:w15="http://schemas.microsoft.com/office/word/2012/wordml" xmlns:wne="http://schemas.microsoft.com/office/word/2006/wordml" xmlns:wpg="http://schemas.microsoft.com/office/word/2010/wordprocessingGroup" xmlns:wpi="http://schemas.microsoft.com/office/word/2010/wordprocessingInk" xmlns:wps="http://schemas.microsoft.com/office/word/2010/wordprocessingShape" mc:Ignorable="w14 w15 wp14">
   <w:p>
     <w:pPr>
-      <w:pStyle w:val="15"/>
+      <w:pStyle w:val="Header"/>
       <w:pBdr>
-        <w:bottom w:val="single" w:color="auto" w:sz="4" w:space="1"/>
+        <w:bottom w:val="single" w:sz="4" w:space="1" w:color="auto"/>
       </w:pBdr>
       <w:tabs>
         <w:tab w:val="left" w:pos="335"/>
@@ -4902,27 +4753,27 @@
       </w:tabs>
       <w:jc w:val="right"/>
       <w:rPr>
-        <w:rFonts w:hint="eastAsia" w:eastAsiaTheme="minorEastAsia"/>
+        <w:rFonts w:eastAsiaTheme="minorEastAsia" w:hint="eastAsia"/>
         <w:lang w:eastAsia="zh-CN"/>
       </w:rPr>
     </w:pPr>
     <w:r>
       <w:rPr>
-        <w:rFonts w:hint="eastAsia" w:eastAsiaTheme="minorEastAsia"/>
+        <w:rFonts w:eastAsiaTheme="minorEastAsia" w:hint="eastAsia"/>
         <w:lang w:val="en-US" w:eastAsia="zh-CN"/>
       </w:rPr>
       <w:tab/>
     </w:r>
     <w:r>
       <w:rPr>
-        <w:rFonts w:hint="eastAsia" w:eastAsiaTheme="minorEastAsia"/>
+        <w:rFonts w:eastAsiaTheme="minorEastAsia" w:hint="eastAsia"/>
         <w:lang w:val="en-US" w:eastAsia="zh-CN"/>
       </w:rPr>
       <w:tab/>
     </w:r>
     <w:r>
       <w:rPr>
-        <w:rFonts w:hint="eastAsia" w:eastAsiaTheme="minorEastAsia"/>
+        <w:rFonts w:eastAsiaTheme="minorEastAsia" w:hint="eastAsia"/>
         <w:lang w:val="en-US" w:eastAsia="zh-CN"/>
       </w:rPr>
       <w:t>桐乡华数广电网络有限公司</w:t>
@@ -4932,15 +4783,15 @@
 </file>
 
 <file path=word/numbering.xml><?xml version="1.0" encoding="utf-8"?>
-<w:numbering xmlns:wpc="http://schemas.microsoft.com/office/word/2010/wordprocessingCanvas" xmlns:mc="http://schemas.openxmlformats.org/markup-compatibility/2006" xmlns:o="urn:schemas-microsoft-com:office:office" xmlns:r="http://schemas.openxmlformats.org/officeDocument/2006/relationships" xmlns:m="http://schemas.openxmlformats.org/officeDocument/2006/math" xmlns:v="urn:schemas-microsoft-com:vml" xmlns:wp14="http://schemas.microsoft.com/office/word/2010/wordprocessingDrawing" xmlns:wp="http://schemas.openxmlformats.org/drawingml/2006/wordprocessingDrawing" xmlns:w10="urn:schemas-microsoft-com:office:word" xmlns:w="http://schemas.openxmlformats.org/wordprocessingml/2006/main" xmlns:w14="http://schemas.microsoft.com/office/word/2010/wordml" xmlns:wpg="http://schemas.microsoft.com/office/word/2010/wordprocessingGroup" xmlns:wpi="http://schemas.microsoft.com/office/word/2010/wordprocessingInk" xmlns:wne="http://schemas.microsoft.com/office/word/2006/wordml" xmlns:wps="http://schemas.microsoft.com/office/word/2010/wordprocessingShape" xmlns:wpsCustomData="http://www.wps.cn/officeDocument/2013/wpsCustomData" mc:Ignorable="w14 wp14">
+<w:numbering xmlns:wpc="http://schemas.microsoft.com/office/word/2010/wordprocessingCanvas" xmlns:mc="http://schemas.openxmlformats.org/markup-compatibility/2006" xmlns:o="urn:schemas-microsoft-com:office:office" xmlns:r="http://schemas.openxmlformats.org/officeDocument/2006/relationships" xmlns:m="http://schemas.openxmlformats.org/officeDocument/2006/math" xmlns:v="urn:schemas-microsoft-com:vml" xmlns:wp14="http://schemas.microsoft.com/office/word/2010/wordprocessingDrawing" xmlns:wp="http://schemas.openxmlformats.org/drawingml/2006/wordprocessingDrawing" xmlns:w10="urn:schemas-microsoft-com:office:word" xmlns:w="http://schemas.openxmlformats.org/wordprocessingml/2006/main" xmlns:w14="http://schemas.microsoft.com/office/word/2010/wordml" xmlns:w15="http://schemas.microsoft.com/office/word/2012/wordml" xmlns:wne="http://schemas.microsoft.com/office/word/2006/wordml" xmlns:wpg="http://schemas.microsoft.com/office/word/2010/wordprocessingGroup" xmlns:wpi="http://schemas.microsoft.com/office/word/2010/wordprocessingInk" xmlns:wps="http://schemas.microsoft.com/office/word/2010/wordprocessingShape" mc:Ignorable="w14 w15 wp14">
   <w:abstractNum w:abstractNumId="0">
     <w:nsid w:val="8E964DCE"/>
     <w:multiLevelType w:val="multilevel"/>
     <w:tmpl w:val="8E964DCE"/>
-    <w:lvl w:ilvl="0" w:tentative="0">
+    <w:lvl w:ilvl="0">
       <w:start w:val="1"/>
       <w:numFmt w:val="decimal"/>
-      <w:pStyle w:val="2"/>
+      <w:pStyle w:val="Heading1"/>
       <w:lvlText w:val="%1."/>
       <w:lvlJc w:val="left"/>
       <w:pPr>
@@ -4950,10 +4801,10 @@
         <w:rFonts w:hint="default"/>
       </w:rPr>
     </w:lvl>
-    <w:lvl w:ilvl="1" w:tentative="0">
+    <w:lvl w:ilvl="1">
       <w:start w:val="1"/>
       <w:numFmt w:val="decimal"/>
-      <w:pStyle w:val="3"/>
+      <w:pStyle w:val="Heading2"/>
       <w:lvlText w:val="%1.%2."/>
       <w:lvlJc w:val="left"/>
       <w:pPr>
@@ -4963,10 +4814,10 @@
         <w:rFonts w:hint="default"/>
       </w:rPr>
     </w:lvl>
-    <w:lvl w:ilvl="2" w:tentative="0">
+    <w:lvl w:ilvl="2">
       <w:start w:val="1"/>
       <w:numFmt w:val="decimal"/>
-      <w:pStyle w:val="4"/>
+      <w:pStyle w:val="Heading3"/>
       <w:lvlText w:val="%1.%2.%3."/>
       <w:lvlJc w:val="left"/>
       <w:pPr>
@@ -4976,10 +4827,10 @@
         <w:rFonts w:hint="default"/>
       </w:rPr>
     </w:lvl>
-    <w:lvl w:ilvl="3" w:tentative="0">
+    <w:lvl w:ilvl="3">
       <w:start w:val="1"/>
       <w:numFmt w:val="decimal"/>
-      <w:pStyle w:val="5"/>
+      <w:pStyle w:val="Heading4"/>
       <w:lvlText w:val="%1.%2.%3.%4."/>
       <w:lvlJc w:val="left"/>
       <w:pPr>
@@ -4989,10 +4840,10 @@
         <w:rFonts w:hint="default"/>
       </w:rPr>
     </w:lvl>
-    <w:lvl w:ilvl="4" w:tentative="0">
+    <w:lvl w:ilvl="4">
       <w:start w:val="1"/>
       <w:numFmt w:val="decimal"/>
-      <w:pStyle w:val="6"/>
+      <w:pStyle w:val="Heading5"/>
       <w:lvlText w:val="%1.%2.%3.%4.%5."/>
       <w:lvlJc w:val="left"/>
       <w:pPr>
@@ -5002,10 +4853,10 @@
         <w:rFonts w:hint="default"/>
       </w:rPr>
     </w:lvl>
-    <w:lvl w:ilvl="5" w:tentative="0">
+    <w:lvl w:ilvl="5">
       <w:start w:val="1"/>
       <w:numFmt w:val="decimal"/>
-      <w:pStyle w:val="7"/>
+      <w:pStyle w:val="Heading6"/>
       <w:lvlText w:val="%1.%2.%3.%4.%5.%6."/>
       <w:lvlJc w:val="left"/>
       <w:pPr>
@@ -5015,10 +4866,10 @@
         <w:rFonts w:hint="default"/>
       </w:rPr>
     </w:lvl>
-    <w:lvl w:ilvl="6" w:tentative="0">
+    <w:lvl w:ilvl="6">
       <w:start w:val="1"/>
       <w:numFmt w:val="decimal"/>
-      <w:pStyle w:val="8"/>
+      <w:pStyle w:val="Heading7"/>
       <w:lvlText w:val="%1.%2.%3.%4.%5.%6.%7."/>
       <w:lvlJc w:val="left"/>
       <w:pPr>
@@ -5028,10 +4879,10 @@
         <w:rFonts w:hint="default"/>
       </w:rPr>
     </w:lvl>
-    <w:lvl w:ilvl="7" w:tentative="0">
+    <w:lvl w:ilvl="7">
       <w:start w:val="1"/>
       <w:numFmt w:val="decimal"/>
-      <w:pStyle w:val="9"/>
+      <w:pStyle w:val="Heading8"/>
       <w:lvlText w:val="%1.%2.%3.%4.%5.%6.%7.%8."/>
       <w:lvlJc w:val="left"/>
       <w:pPr>
@@ -5041,10 +4892,10 @@
         <w:rFonts w:hint="default"/>
       </w:rPr>
     </w:lvl>
-    <w:lvl w:ilvl="8" w:tentative="0">
+    <w:lvl w:ilvl="8">
       <w:start w:val="1"/>
       <w:numFmt w:val="decimal"/>
-      <w:pStyle w:val="10"/>
+      <w:pStyle w:val="Heading9"/>
       <w:lvlText w:val="%1.%2.%3.%4.%5.%6.%7.%8.%9."/>
       <w:lvlJc w:val="left"/>
       <w:pPr>
@@ -5059,7 +4910,7 @@
     <w:nsid w:val="9BEA460B"/>
     <w:multiLevelType w:val="singleLevel"/>
     <w:tmpl w:val="9BEA460B"/>
-    <w:lvl w:ilvl="0" w:tentative="0">
+    <w:lvl w:ilvl="0">
       <w:start w:val="1"/>
       <w:numFmt w:val="decimal"/>
       <w:lvlText w:val="%1."/>
@@ -5076,7 +4927,7 @@
     <w:nsid w:val="F1DD6BD8"/>
     <w:multiLevelType w:val="singleLevel"/>
     <w:tmpl w:val="F1DD6BD8"/>
-    <w:lvl w:ilvl="0" w:tentative="0">
+    <w:lvl w:ilvl="0">
       <w:start w:val="1"/>
       <w:numFmt w:val="decimal"/>
       <w:lvlText w:val="%1."/>
@@ -5093,7 +4944,7 @@
     <w:nsid w:val="61BDB7C4"/>
     <w:multiLevelType w:val="singleLevel"/>
     <w:tmpl w:val="61BDB7C4"/>
-    <w:lvl w:ilvl="0" w:tentative="0">
+    <w:lvl w:ilvl="0">
       <w:start w:val="1"/>
       <w:numFmt w:val="decimal"/>
       <w:lvlText w:val="%1."/>
@@ -5110,7 +4961,7 @@
     <w:nsid w:val="79CD3D89"/>
     <w:multiLevelType w:val="singleLevel"/>
     <w:tmpl w:val="79CD3D89"/>
-    <w:lvl w:ilvl="0" w:tentative="0">
+    <w:lvl w:ilvl="0">
       <w:start w:val="1"/>
       <w:numFmt w:val="decimal"/>
       <w:lvlText w:val="%1."/>
@@ -5142,269 +4993,267 @@
 </file>
 
 <file path=word/styles.xml><?xml version="1.0" encoding="utf-8"?>
-<w:styles xmlns:mc="http://schemas.openxmlformats.org/markup-compatibility/2006" xmlns:o="urn:schemas-microsoft-com:office:office" xmlns:r="http://schemas.openxmlformats.org/officeDocument/2006/relationships" xmlns:m="http://schemas.openxmlformats.org/officeDocument/2006/math" xmlns:v="urn:schemas-microsoft-com:vml" xmlns:w="http://schemas.openxmlformats.org/wordprocessingml/2006/main" xmlns:w14="http://schemas.microsoft.com/office/word/2010/wordml" xmlns:w10="urn:schemas-microsoft-com:office:word" xmlns:sl="http://schemas.openxmlformats.org/schemaLibrary/2006/main" xmlns:wpsCustomData="http://www.wps.cn/officeDocument/2013/wpsCustomData" mc:Ignorable="w14">
+<w:styles xmlns:mc="http://schemas.openxmlformats.org/markup-compatibility/2006" xmlns:r="http://schemas.openxmlformats.org/officeDocument/2006/relationships" xmlns:w="http://schemas.openxmlformats.org/wordprocessingml/2006/main" xmlns:w14="http://schemas.microsoft.com/office/word/2010/wordml" xmlns:w15="http://schemas.microsoft.com/office/word/2012/wordml" mc:Ignorable="w14 w15">
   <w:docDefaults>
     <w:rPrDefault>
       <w:rPr>
-        <w:rFonts w:ascii="Times New Roman" w:hAnsi="Times New Roman" w:eastAsia="宋体" w:cs="Times New Roman"/>
+        <w:rFonts w:ascii="Times New Roman" w:eastAsia="宋体" w:hAnsi="Times New Roman" w:cs="Times New Roman"/>
       </w:rPr>
     </w:rPrDefault>
     <w:pPrDefault/>
   </w:docDefaults>
-  <w:latentStyles w:count="260" w:defQFormat="0" w:defUnhideWhenUsed="1" w:defSemiHidden="1" w:defUIPriority="99" w:defLockedState="0">
-    <w:lsdException w:qFormat="1" w:unhideWhenUsed="0" w:uiPriority="0" w:semiHidden="0" w:name="Normal"/>
-    <w:lsdException w:qFormat="1" w:unhideWhenUsed="0" w:uiPriority="0" w:semiHidden="0" w:name="heading 1"/>
-    <w:lsdException w:qFormat="1" w:uiPriority="0" w:semiHidden="0" w:name="heading 2"/>
-    <w:lsdException w:qFormat="1" w:uiPriority="0" w:name="heading 3"/>
-    <w:lsdException w:qFormat="1" w:uiPriority="0" w:semiHidden="0" w:name="heading 4"/>
-    <w:lsdException w:qFormat="1" w:uiPriority="0" w:name="heading 5"/>
-    <w:lsdException w:qFormat="1" w:uiPriority="0" w:name="heading 6"/>
-    <w:lsdException w:qFormat="1" w:uiPriority="0" w:name="heading 7"/>
-    <w:lsdException w:qFormat="1" w:uiPriority="0" w:name="heading 8"/>
-    <w:lsdException w:qFormat="1" w:uiPriority="0" w:name="heading 9"/>
-    <w:lsdException w:unhideWhenUsed="0" w:uiPriority="0" w:semiHidden="0" w:name="index 1"/>
-    <w:lsdException w:unhideWhenUsed="0" w:uiPriority="0" w:semiHidden="0" w:name="index 2"/>
-    <w:lsdException w:unhideWhenUsed="0" w:uiPriority="0" w:semiHidden="0" w:name="index 3"/>
-    <w:lsdException w:unhideWhenUsed="0" w:uiPriority="0" w:semiHidden="0" w:name="index 4"/>
-    <w:lsdException w:unhideWhenUsed="0" w:uiPriority="0" w:semiHidden="0" w:name="index 5"/>
-    <w:lsdException w:unhideWhenUsed="0" w:uiPriority="0" w:semiHidden="0" w:name="index 6"/>
-    <w:lsdException w:unhideWhenUsed="0" w:uiPriority="0" w:semiHidden="0" w:name="index 7"/>
-    <w:lsdException w:unhideWhenUsed="0" w:uiPriority="0" w:semiHidden="0" w:name="index 8"/>
-    <w:lsdException w:unhideWhenUsed="0" w:uiPriority="0" w:semiHidden="0" w:name="index 9"/>
-    <w:lsdException w:qFormat="1" w:unhideWhenUsed="0" w:uiPriority="0" w:semiHidden="0" w:name="toc 1"/>
-    <w:lsdException w:qFormat="1" w:unhideWhenUsed="0" w:uiPriority="0" w:semiHidden="0" w:name="toc 2"/>
-    <w:lsdException w:qFormat="1" w:unhideWhenUsed="0" w:uiPriority="0" w:semiHidden="0" w:name="toc 3"/>
-    <w:lsdException w:unhideWhenUsed="0" w:uiPriority="0" w:semiHidden="0" w:name="toc 4"/>
-    <w:lsdException w:unhideWhenUsed="0" w:uiPriority="0" w:semiHidden="0" w:name="toc 5"/>
-    <w:lsdException w:unhideWhenUsed="0" w:uiPriority="0" w:semiHidden="0" w:name="toc 6"/>
-    <w:lsdException w:unhideWhenUsed="0" w:uiPriority="0" w:semiHidden="0" w:name="toc 7"/>
-    <w:lsdException w:unhideWhenUsed="0" w:uiPriority="0" w:semiHidden="0" w:name="toc 8"/>
-    <w:lsdException w:unhideWhenUsed="0" w:uiPriority="0" w:semiHidden="0" w:name="toc 9"/>
-    <w:lsdException w:unhideWhenUsed="0" w:uiPriority="0" w:semiHidden="0" w:name="Normal Indent"/>
-    <w:lsdException w:unhideWhenUsed="0" w:uiPriority="0" w:semiHidden="0" w:name="footnote text"/>
-    <w:lsdException w:qFormat="1" w:unhideWhenUsed="0" w:uiPriority="0" w:semiHidden="0" w:name="annotation text"/>
-    <w:lsdException w:qFormat="1" w:unhideWhenUsed="0" w:uiPriority="0" w:semiHidden="0" w:name="header"/>
-    <w:lsdException w:qFormat="1" w:unhideWhenUsed="0" w:uiPriority="0" w:semiHidden="0" w:name="footer"/>
-    <w:lsdException w:unhideWhenUsed="0" w:uiPriority="0" w:semiHidden="0" w:name="index heading"/>
-    <w:lsdException w:qFormat="1" w:uiPriority="0" w:name="caption"/>
-    <w:lsdException w:unhideWhenUsed="0" w:uiPriority="0" w:semiHidden="0" w:name="table of figures"/>
-    <w:lsdException w:unhideWhenUsed="0" w:uiPriority="0" w:semiHidden="0" w:name="envelope address"/>
-    <w:lsdException w:unhideWhenUsed="0" w:uiPriority="0" w:semiHidden="0" w:name="envelope return"/>
-    <w:lsdException w:unhideWhenUsed="0" w:uiPriority="0" w:semiHidden="0" w:name="footnote reference"/>
-    <w:lsdException w:unhideWhenUsed="0" w:uiPriority="0" w:semiHidden="0" w:name="annotation reference"/>
-    <w:lsdException w:unhideWhenUsed="0" w:uiPriority="0" w:semiHidden="0" w:name="line number"/>
-    <w:lsdException w:unhideWhenUsed="0" w:uiPriority="0" w:semiHidden="0" w:name="page number"/>
-    <w:lsdException w:unhideWhenUsed="0" w:uiPriority="0" w:semiHidden="0" w:name="endnote reference"/>
-    <w:lsdException w:unhideWhenUsed="0" w:uiPriority="0" w:semiHidden="0" w:name="endnote text"/>
-    <w:lsdException w:unhideWhenUsed="0" w:uiPriority="0" w:semiHidden="0" w:name="table of authorities"/>
-    <w:lsdException w:unhideWhenUsed="0" w:uiPriority="0" w:semiHidden="0" w:name="macro"/>
-    <w:lsdException w:unhideWhenUsed="0" w:uiPriority="0" w:semiHidden="0" w:name="toa heading"/>
-    <w:lsdException w:unhideWhenUsed="0" w:uiPriority="0" w:semiHidden="0" w:name="List"/>
-    <w:lsdException w:unhideWhenUsed="0" w:uiPriority="0" w:semiHidden="0" w:name="List Bullet"/>
-    <w:lsdException w:unhideWhenUsed="0" w:uiPriority="0" w:semiHidden="0" w:name="List Number"/>
-    <w:lsdException w:unhideWhenUsed="0" w:uiPriority="0" w:semiHidden="0" w:name="List 2"/>
-    <w:lsdException w:unhideWhenUsed="0" w:uiPriority="0" w:semiHidden="0" w:name="List 3"/>
-    <w:lsdException w:unhideWhenUsed="0" w:uiPriority="0" w:semiHidden="0" w:name="List 4"/>
-    <w:lsdException w:unhideWhenUsed="0" w:uiPriority="0" w:semiHidden="0" w:name="List 5"/>
-    <w:lsdException w:unhideWhenUsed="0" w:uiPriority="0" w:semiHidden="0" w:name="List Bullet 2"/>
-    <w:lsdException w:unhideWhenUsed="0" w:uiPriority="0" w:semiHidden="0" w:name="List Bullet 3"/>
-    <w:lsdException w:unhideWhenUsed="0" w:uiPriority="0" w:semiHidden="0" w:name="List Bullet 4"/>
-    <w:lsdException w:unhideWhenUsed="0" w:uiPriority="0" w:semiHidden="0" w:name="List Bullet 5"/>
-    <w:lsdException w:unhideWhenUsed="0" w:uiPriority="0" w:semiHidden="0" w:name="List Number 2"/>
-    <w:lsdException w:unhideWhenUsed="0" w:uiPriority="0" w:semiHidden="0" w:name="List Number 3"/>
-    <w:lsdException w:unhideWhenUsed="0" w:uiPriority="0" w:semiHidden="0" w:name="List Number 4"/>
-    <w:lsdException w:unhideWhenUsed="0" w:uiPriority="0" w:semiHidden="0" w:name="List Number 5"/>
-    <w:lsdException w:qFormat="1" w:unhideWhenUsed="0" w:uiPriority="0" w:semiHidden="0" w:name="Title"/>
-    <w:lsdException w:unhideWhenUsed="0" w:uiPriority="0" w:semiHidden="0" w:name="Closing"/>
-    <w:lsdException w:unhideWhenUsed="0" w:uiPriority="0" w:semiHidden="0" w:name="Signature"/>
-    <w:lsdException w:qFormat="1" w:unhideWhenUsed="0" w:uiPriority="0" w:name="Default Paragraph Font"/>
-    <w:lsdException w:qFormat="1" w:unhideWhenUsed="0" w:uiPriority="0" w:name="Body Text"/>
-    <w:lsdException w:unhideWhenUsed="0" w:uiPriority="0" w:semiHidden="0" w:name="Body Text Indent"/>
-    <w:lsdException w:unhideWhenUsed="0" w:uiPriority="0" w:semiHidden="0" w:name="List Continue"/>
-    <w:lsdException w:unhideWhenUsed="0" w:uiPriority="0" w:semiHidden="0" w:name="List Continue 2"/>
-    <w:lsdException w:unhideWhenUsed="0" w:uiPriority="0" w:semiHidden="0" w:name="List Continue 3"/>
-    <w:lsdException w:unhideWhenUsed="0" w:uiPriority="0" w:semiHidden="0" w:name="List Continue 4"/>
-    <w:lsdException w:unhideWhenUsed="0" w:uiPriority="0" w:semiHidden="0" w:name="List Continue 5"/>
-    <w:lsdException w:unhideWhenUsed="0" w:uiPriority="0" w:semiHidden="0" w:name="Message Header"/>
-    <w:lsdException w:qFormat="1" w:unhideWhenUsed="0" w:uiPriority="0" w:semiHidden="0" w:name="Subtitle"/>
-    <w:lsdException w:unhideWhenUsed="0" w:uiPriority="0" w:semiHidden="0" w:name="Salutation"/>
-    <w:lsdException w:unhideWhenUsed="0" w:uiPriority="0" w:semiHidden="0" w:name="Date"/>
-    <w:lsdException w:unhideWhenUsed="0" w:uiPriority="0" w:semiHidden="0" w:name="Body Text First Indent"/>
-    <w:lsdException w:unhideWhenUsed="0" w:uiPriority="0" w:semiHidden="0" w:name="Body Text First Indent 2"/>
-    <w:lsdException w:uiPriority="99" w:name="Note Heading"/>
-    <w:lsdException w:unhideWhenUsed="0" w:uiPriority="0" w:semiHidden="0" w:name="Body Text 2"/>
-    <w:lsdException w:unhideWhenUsed="0" w:uiPriority="0" w:semiHidden="0" w:name="Body Text 3"/>
-    <w:lsdException w:unhideWhenUsed="0" w:uiPriority="0" w:semiHidden="0" w:name="Body Text Indent 2"/>
-    <w:lsdException w:unhideWhenUsed="0" w:uiPriority="0" w:semiHidden="0" w:name="Body Text Indent 3"/>
-    <w:lsdException w:unhideWhenUsed="0" w:uiPriority="0" w:semiHidden="0" w:name="Block Text"/>
-    <w:lsdException w:unhideWhenUsed="0" w:uiPriority="0" w:semiHidden="0" w:name="Hyperlink"/>
-    <w:lsdException w:unhideWhenUsed="0" w:uiPriority="0" w:semiHidden="0" w:name="FollowedHyperlink"/>
-    <w:lsdException w:qFormat="1" w:unhideWhenUsed="0" w:uiPriority="0" w:semiHidden="0" w:name="Strong"/>
-    <w:lsdException w:qFormat="1" w:unhideWhenUsed="0" w:uiPriority="0" w:semiHidden="0" w:name="Emphasis"/>
-    <w:lsdException w:unhideWhenUsed="0" w:uiPriority="0" w:semiHidden="0" w:name="Document Map"/>
-    <w:lsdException w:unhideWhenUsed="0" w:uiPriority="0" w:semiHidden="0" w:name="Plain Text"/>
-    <w:lsdException w:unhideWhenUsed="0" w:uiPriority="0" w:semiHidden="0" w:name="E-mail Signature"/>
-    <w:lsdException w:qFormat="1" w:unhideWhenUsed="0" w:uiPriority="0" w:semiHidden="0" w:name="Normal (Web)"/>
-    <w:lsdException w:unhideWhenUsed="0" w:uiPriority="0" w:semiHidden="0" w:name="HTML Acronym"/>
-    <w:lsdException w:unhideWhenUsed="0" w:uiPriority="0" w:semiHidden="0" w:name="HTML Address"/>
-    <w:lsdException w:unhideWhenUsed="0" w:uiPriority="0" w:semiHidden="0" w:name="HTML Cite"/>
-    <w:lsdException w:unhideWhenUsed="0" w:uiPriority="0" w:semiHidden="0" w:name="HTML Code"/>
-    <w:lsdException w:unhideWhenUsed="0" w:uiPriority="0" w:semiHidden="0" w:name="HTML Definition"/>
-    <w:lsdException w:unhideWhenUsed="0" w:uiPriority="0" w:semiHidden="0" w:name="HTML Keyboard"/>
-    <w:lsdException w:unhideWhenUsed="0" w:uiPriority="0" w:semiHidden="0" w:name="HTML Preformatted"/>
-    <w:lsdException w:unhideWhenUsed="0" w:uiPriority="0" w:semiHidden="0" w:name="HTML Sample"/>
-    <w:lsdException w:unhideWhenUsed="0" w:uiPriority="0" w:semiHidden="0" w:name="HTML Typewriter"/>
-    <w:lsdException w:unhideWhenUsed="0" w:uiPriority="0" w:semiHidden="0" w:name="HTML Variable"/>
-    <w:lsdException w:qFormat="1" w:unhideWhenUsed="0" w:uiPriority="0" w:name="Normal Table"/>
-    <w:lsdException w:unhideWhenUsed="0" w:uiPriority="0" w:semiHidden="0" w:name="annotation subject"/>
-    <w:lsdException w:unhideWhenUsed="0" w:uiPriority="0" w:semiHidden="0" w:name="Table Simple 1"/>
-    <w:lsdException w:unhideWhenUsed="0" w:uiPriority="0" w:semiHidden="0" w:name="Table Simple 2"/>
-    <w:lsdException w:unhideWhenUsed="0" w:uiPriority="0" w:semiHidden="0" w:name="Table Simple 3"/>
-    <w:lsdException w:unhideWhenUsed="0" w:uiPriority="0" w:semiHidden="0" w:name="Table Classic 1"/>
-    <w:lsdException w:unhideWhenUsed="0" w:uiPriority="0" w:semiHidden="0" w:name="Table Classic 2"/>
-    <w:lsdException w:unhideWhenUsed="0" w:uiPriority="0" w:semiHidden="0" w:name="Table Classic 3"/>
-    <w:lsdException w:unhideWhenUsed="0" w:uiPriority="0" w:semiHidden="0" w:name="Table Classic 4"/>
-    <w:lsdException w:unhideWhenUsed="0" w:uiPriority="0" w:semiHidden="0" w:name="Table Colorful 1"/>
-    <w:lsdException w:unhideWhenUsed="0" w:uiPriority="0" w:semiHidden="0" w:name="Table Colorful 2"/>
-    <w:lsdException w:unhideWhenUsed="0" w:uiPriority="0" w:semiHidden="0" w:name="Table Colorful 3"/>
-    <w:lsdException w:unhideWhenUsed="0" w:uiPriority="0" w:semiHidden="0" w:name="Table Columns 1"/>
-    <w:lsdException w:unhideWhenUsed="0" w:uiPriority="0" w:semiHidden="0" w:name="Table Columns 2"/>
-    <w:lsdException w:unhideWhenUsed="0" w:uiPriority="0" w:semiHidden="0" w:name="Table Columns 3"/>
-    <w:lsdException w:unhideWhenUsed="0" w:uiPriority="0" w:semiHidden="0" w:name="Table Columns 4"/>
-    <w:lsdException w:unhideWhenUsed="0" w:uiPriority="0" w:semiHidden="0" w:name="Table Columns 5"/>
-    <w:lsdException w:unhideWhenUsed="0" w:uiPriority="0" w:semiHidden="0" w:name="Table Grid 1"/>
-    <w:lsdException w:unhideWhenUsed="0" w:uiPriority="0" w:semiHidden="0" w:name="Table Grid 2"/>
-    <w:lsdException w:unhideWhenUsed="0" w:uiPriority="0" w:semiHidden="0" w:name="Table Grid 3"/>
-    <w:lsdException w:unhideWhenUsed="0" w:uiPriority="0" w:semiHidden="0" w:name="Table Grid 4"/>
-    <w:lsdException w:unhideWhenUsed="0" w:uiPriority="0" w:semiHidden="0" w:name="Table Grid 5"/>
-    <w:lsdException w:unhideWhenUsed="0" w:uiPriority="0" w:semiHidden="0" w:name="Table Grid 6"/>
-    <w:lsdException w:unhideWhenUsed="0" w:uiPriority="0" w:semiHidden="0" w:name="Table Grid 7"/>
-    <w:lsdException w:unhideWhenUsed="0" w:uiPriority="0" w:semiHidden="0" w:name="Table Grid 8"/>
-    <w:lsdException w:unhideWhenUsed="0" w:uiPriority="0" w:semiHidden="0" w:name="Table List 1"/>
-    <w:lsdException w:unhideWhenUsed="0" w:uiPriority="0" w:semiHidden="0" w:name="Table List 2"/>
-    <w:lsdException w:unhideWhenUsed="0" w:uiPriority="0" w:semiHidden="0" w:name="Table List 3"/>
-    <w:lsdException w:unhideWhenUsed="0" w:uiPriority="0" w:semiHidden="0" w:name="Table List 4"/>
-    <w:lsdException w:unhideWhenUsed="0" w:uiPriority="0" w:semiHidden="0" w:name="Table List 5"/>
-    <w:lsdException w:unhideWhenUsed="0" w:uiPriority="0" w:semiHidden="0" w:name="Table List 6"/>
-    <w:lsdException w:unhideWhenUsed="0" w:uiPriority="0" w:semiHidden="0" w:name="Table List 7"/>
-    <w:lsdException w:unhideWhenUsed="0" w:uiPriority="0" w:semiHidden="0" w:name="Table List 8"/>
-    <w:lsdException w:unhideWhenUsed="0" w:uiPriority="0" w:semiHidden="0" w:name="Table 3D effects 1"/>
-    <w:lsdException w:unhideWhenUsed="0" w:uiPriority="0" w:semiHidden="0" w:name="Table 3D effects 2"/>
-    <w:lsdException w:unhideWhenUsed="0" w:uiPriority="0" w:semiHidden="0" w:name="Table 3D effects 3"/>
-    <w:lsdException w:unhideWhenUsed="0" w:uiPriority="0" w:semiHidden="0" w:name="Table Contemporary"/>
-    <w:lsdException w:unhideWhenUsed="0" w:uiPriority="0" w:semiHidden="0" w:name="Table Elegant"/>
-    <w:lsdException w:unhideWhenUsed="0" w:uiPriority="0" w:semiHidden="0" w:name="Table Professional"/>
-    <w:lsdException w:unhideWhenUsed="0" w:uiPriority="0" w:semiHidden="0" w:name="Table Subtle 1"/>
-    <w:lsdException w:unhideWhenUsed="0" w:uiPriority="0" w:semiHidden="0" w:name="Table Subtle 2"/>
-    <w:lsdException w:unhideWhenUsed="0" w:uiPriority="0" w:semiHidden="0" w:name="Table Web 1"/>
-    <w:lsdException w:unhideWhenUsed="0" w:uiPriority="0" w:semiHidden="0" w:name="Table Web 2"/>
-    <w:lsdException w:unhideWhenUsed="0" w:uiPriority="0" w:semiHidden="0" w:name="Table Web 3"/>
-    <w:lsdException w:unhideWhenUsed="0" w:uiPriority="0" w:semiHidden="0" w:name="Balloon Text"/>
-    <w:lsdException w:qFormat="1" w:unhideWhenUsed="0" w:uiPriority="0" w:semiHidden="0" w:name="Table Grid"/>
-    <w:lsdException w:unhideWhenUsed="0" w:uiPriority="0" w:semiHidden="0" w:name="Table Theme"/>
-    <w:lsdException w:unhideWhenUsed="0" w:uiPriority="60" w:semiHidden="0" w:name="Light Shading"/>
-    <w:lsdException w:unhideWhenUsed="0" w:uiPriority="61" w:semiHidden="0" w:name="Light List"/>
-    <w:lsdException w:unhideWhenUsed="0" w:uiPriority="62" w:semiHidden="0" w:name="Light Grid"/>
-    <w:lsdException w:unhideWhenUsed="0" w:uiPriority="63" w:semiHidden="0" w:name="Medium Shading 1"/>
-    <w:lsdException w:unhideWhenUsed="0" w:uiPriority="64" w:semiHidden="0" w:name="Medium Shading 2"/>
-    <w:lsdException w:unhideWhenUsed="0" w:uiPriority="65" w:semiHidden="0" w:name="Medium List 1"/>
-    <w:lsdException w:unhideWhenUsed="0" w:uiPriority="66" w:semiHidden="0" w:name="Medium List 2"/>
-    <w:lsdException w:unhideWhenUsed="0" w:uiPriority="67" w:semiHidden="0" w:name="Medium Grid 1"/>
-    <w:lsdException w:unhideWhenUsed="0" w:uiPriority="68" w:semiHidden="0" w:name="Medium Grid 2"/>
-    <w:lsdException w:unhideWhenUsed="0" w:uiPriority="69" w:semiHidden="0" w:name="Medium Grid 3"/>
-    <w:lsdException w:unhideWhenUsed="0" w:uiPriority="70" w:semiHidden="0" w:name="Dark List"/>
-    <w:lsdException w:unhideWhenUsed="0" w:uiPriority="71" w:semiHidden="0" w:name="Colorful Shading"/>
-    <w:lsdException w:unhideWhenUsed="0" w:uiPriority="72" w:semiHidden="0" w:name="Colorful List"/>
-    <w:lsdException w:unhideWhenUsed="0" w:uiPriority="73" w:semiHidden="0" w:name="Colorful Grid"/>
-    <w:lsdException w:unhideWhenUsed="0" w:uiPriority="60" w:semiHidden="0" w:name="Light Shading Accent 1"/>
-    <w:lsdException w:unhideWhenUsed="0" w:uiPriority="61" w:semiHidden="0" w:name="Light List Accent 1"/>
-    <w:lsdException w:unhideWhenUsed="0" w:uiPriority="62" w:semiHidden="0" w:name="Light Grid Accent 1"/>
-    <w:lsdException w:unhideWhenUsed="0" w:uiPriority="63" w:semiHidden="0" w:name="Medium Shading 1 Accent 1"/>
-    <w:lsdException w:unhideWhenUsed="0" w:uiPriority="64" w:semiHidden="0" w:name="Medium Shading 2 Accent 1"/>
-    <w:lsdException w:unhideWhenUsed="0" w:uiPriority="65" w:semiHidden="0" w:name="Medium List 1 Accent 1"/>
-    <w:lsdException w:unhideWhenUsed="0" w:uiPriority="66" w:semiHidden="0" w:name="Medium List 2 Accent 1"/>
-    <w:lsdException w:unhideWhenUsed="0" w:uiPriority="67" w:semiHidden="0" w:name="Medium Grid 1 Accent 1"/>
-    <w:lsdException w:unhideWhenUsed="0" w:uiPriority="68" w:semiHidden="0" w:name="Medium Grid 2 Accent 1"/>
-    <w:lsdException w:unhideWhenUsed="0" w:uiPriority="69" w:semiHidden="0" w:name="Medium Grid 3 Accent 1"/>
-    <w:lsdException w:unhideWhenUsed="0" w:uiPriority="70" w:semiHidden="0" w:name="Dark List Accent 1"/>
-    <w:lsdException w:unhideWhenUsed="0" w:uiPriority="71" w:semiHidden="0" w:name="Colorful Shading Accent 1"/>
-    <w:lsdException w:unhideWhenUsed="0" w:uiPriority="72" w:semiHidden="0" w:name="Colorful List Accent 1"/>
-    <w:lsdException w:unhideWhenUsed="0" w:uiPriority="73" w:semiHidden="0" w:name="Colorful Grid Accent 1"/>
-    <w:lsdException w:unhideWhenUsed="0" w:uiPriority="60" w:semiHidden="0" w:name="Light Shading Accent 2"/>
-    <w:lsdException w:unhideWhenUsed="0" w:uiPriority="61" w:semiHidden="0" w:name="Light List Accent 2"/>
-    <w:lsdException w:unhideWhenUsed="0" w:uiPriority="62" w:semiHidden="0" w:name="Light Grid Accent 2"/>
-    <w:lsdException w:unhideWhenUsed="0" w:uiPriority="63" w:semiHidden="0" w:name="Medium Shading 1 Accent 2"/>
-    <w:lsdException w:unhideWhenUsed="0" w:uiPriority="64" w:semiHidden="0" w:name="Medium Shading 2 Accent 2"/>
-    <w:lsdException w:unhideWhenUsed="0" w:uiPriority="65" w:semiHidden="0" w:name="Medium List 1 Accent 2"/>
-    <w:lsdException w:unhideWhenUsed="0" w:uiPriority="66" w:semiHidden="0" w:name="Medium List 2 Accent 2"/>
-    <w:lsdException w:unhideWhenUsed="0" w:uiPriority="67" w:semiHidden="0" w:name="Medium Grid 1 Accent 2"/>
-    <w:lsdException w:unhideWhenUsed="0" w:uiPriority="68" w:semiHidden="0" w:name="Medium Grid 2 Accent 2"/>
-    <w:lsdException w:unhideWhenUsed="0" w:uiPriority="69" w:semiHidden="0" w:name="Medium Grid 3 Accent 2"/>
-    <w:lsdException w:unhideWhenUsed="0" w:uiPriority="70" w:semiHidden="0" w:name="Dark List Accent 2"/>
-    <w:lsdException w:unhideWhenUsed="0" w:uiPriority="71" w:semiHidden="0" w:name="Colorful Shading Accent 2"/>
-    <w:lsdException w:unhideWhenUsed="0" w:uiPriority="72" w:semiHidden="0" w:name="Colorful List Accent 2"/>
-    <w:lsdException w:unhideWhenUsed="0" w:uiPriority="73" w:semiHidden="0" w:name="Colorful Grid Accent 2"/>
-    <w:lsdException w:unhideWhenUsed="0" w:uiPriority="60" w:semiHidden="0" w:name="Light Shading Accent 3"/>
-    <w:lsdException w:unhideWhenUsed="0" w:uiPriority="61" w:semiHidden="0" w:name="Light List Accent 3"/>
-    <w:lsdException w:unhideWhenUsed="0" w:uiPriority="62" w:semiHidden="0" w:name="Light Grid Accent 3"/>
-    <w:lsdException w:unhideWhenUsed="0" w:uiPriority="63" w:semiHidden="0" w:name="Medium Shading 1 Accent 3"/>
-    <w:lsdException w:unhideWhenUsed="0" w:uiPriority="64" w:semiHidden="0" w:name="Medium Shading 2 Accent 3"/>
-    <w:lsdException w:unhideWhenUsed="0" w:uiPriority="65" w:semiHidden="0" w:name="Medium List 1 Accent 3"/>
-    <w:lsdException w:unhideWhenUsed="0" w:uiPriority="66" w:semiHidden="0" w:name="Medium List 2 Accent 3"/>
-    <w:lsdException w:unhideWhenUsed="0" w:uiPriority="67" w:semiHidden="0" w:name="Medium Grid 1 Accent 3"/>
-    <w:lsdException w:unhideWhenUsed="0" w:uiPriority="68" w:semiHidden="0" w:name="Medium Grid 2 Accent 3"/>
-    <w:lsdException w:unhideWhenUsed="0" w:uiPriority="69" w:semiHidden="0" w:name="Medium Grid 3 Accent 3"/>
-    <w:lsdException w:unhideWhenUsed="0" w:uiPriority="70" w:semiHidden="0" w:name="Dark List Accent 3"/>
-    <w:lsdException w:unhideWhenUsed="0" w:uiPriority="71" w:semiHidden="0" w:name="Colorful Shading Accent 3"/>
-    <w:lsdException w:unhideWhenUsed="0" w:uiPriority="72" w:semiHidden="0" w:name="Colorful List Accent 3"/>
-    <w:lsdException w:unhideWhenUsed="0" w:uiPriority="73" w:semiHidden="0" w:name="Colorful Grid Accent 3"/>
-    <w:lsdException w:unhideWhenUsed="0" w:uiPriority="60" w:semiHidden="0" w:name="Light Shading Accent 4"/>
-    <w:lsdException w:unhideWhenUsed="0" w:uiPriority="61" w:semiHidden="0" w:name="Light List Accent 4"/>
-    <w:lsdException w:unhideWhenUsed="0" w:uiPriority="62" w:semiHidden="0" w:name="Light Grid Accent 4"/>
-    <w:lsdException w:unhideWhenUsed="0" w:uiPriority="63" w:semiHidden="0" w:name="Medium Shading 1 Accent 4"/>
-    <w:lsdException w:unhideWhenUsed="0" w:uiPriority="64" w:semiHidden="0" w:name="Medium Shading 2 Accent 4"/>
-    <w:lsdException w:unhideWhenUsed="0" w:uiPriority="65" w:semiHidden="0" w:name="Medium List 1 Accent 4"/>
-    <w:lsdException w:unhideWhenUsed="0" w:uiPriority="66" w:semiHidden="0" w:name="Medium List 2 Accent 4"/>
-    <w:lsdException w:unhideWhenUsed="0" w:uiPriority="67" w:semiHidden="0" w:name="Medium Grid 1 Accent 4"/>
-    <w:lsdException w:unhideWhenUsed="0" w:uiPriority="68" w:semiHidden="0" w:name="Medium Grid 2 Accent 4"/>
-    <w:lsdException w:unhideWhenUsed="0" w:uiPriority="69" w:semiHidden="0" w:name="Medium Grid 3 Accent 4"/>
-    <w:lsdException w:unhideWhenUsed="0" w:uiPriority="70" w:semiHidden="0" w:name="Dark List Accent 4"/>
-    <w:lsdException w:unhideWhenUsed="0" w:uiPriority="71" w:semiHidden="0" w:name="Colorful Shading Accent 4"/>
-    <w:lsdException w:unhideWhenUsed="0" w:uiPriority="72" w:semiHidden="0" w:name="Colorful List Accent 4"/>
-    <w:lsdException w:unhideWhenUsed="0" w:uiPriority="73" w:semiHidden="0" w:name="Colorful Grid Accent 4"/>
-    <w:lsdException w:unhideWhenUsed="0" w:uiPriority="60" w:semiHidden="0" w:name="Light Shading Accent 5"/>
-    <w:lsdException w:unhideWhenUsed="0" w:uiPriority="61" w:semiHidden="0" w:name="Light List Accent 5"/>
-    <w:lsdException w:unhideWhenUsed="0" w:uiPriority="62" w:semiHidden="0" w:name="Light Grid Accent 5"/>
-    <w:lsdException w:unhideWhenUsed="0" w:uiPriority="63" w:semiHidden="0" w:name="Medium Shading 1 Accent 5"/>
-    <w:lsdException w:unhideWhenUsed="0" w:uiPriority="64" w:semiHidden="0" w:name="Medium Shading 2 Accent 5"/>
-    <w:lsdException w:unhideWhenUsed="0" w:uiPriority="65" w:semiHidden="0" w:name="Medium List 1 Accent 5"/>
-    <w:lsdException w:unhideWhenUsed="0" w:uiPriority="66" w:semiHidden="0" w:name="Medium List 2 Accent 5"/>
-    <w:lsdException w:unhideWhenUsed="0" w:uiPriority="67" w:semiHidden="0" w:name="Medium Grid 1 Accent 5"/>
-    <w:lsdException w:unhideWhenUsed="0" w:uiPriority="68" w:semiHidden="0" w:name="Medium Grid 2 Accent 5"/>
-    <w:lsdException w:unhideWhenUsed="0" w:uiPriority="69" w:semiHidden="0" w:name="Medium Grid 3 Accent 5"/>
-    <w:lsdException w:unhideWhenUsed="0" w:uiPriority="70" w:semiHidden="0" w:name="Dark List Accent 5"/>
-    <w:lsdException w:unhideWhenUsed="0" w:uiPriority="71" w:semiHidden="0" w:name="Colorful Shading Accent 5"/>
-    <w:lsdException w:unhideWhenUsed="0" w:uiPriority="72" w:semiHidden="0" w:name="Colorful List Accent 5"/>
-    <w:lsdException w:unhideWhenUsed="0" w:uiPriority="73" w:semiHidden="0" w:name="Colorful Grid Accent 5"/>
-    <w:lsdException w:unhideWhenUsed="0" w:uiPriority="60" w:semiHidden="0" w:name="Light Shading Accent 6"/>
-    <w:lsdException w:unhideWhenUsed="0" w:uiPriority="61" w:semiHidden="0" w:name="Light List Accent 6"/>
-    <w:lsdException w:unhideWhenUsed="0" w:uiPriority="62" w:semiHidden="0" w:name="Light Grid Accent 6"/>
-    <w:lsdException w:unhideWhenUsed="0" w:uiPriority="63" w:semiHidden="0" w:name="Medium Shading 1 Accent 6"/>
-    <w:lsdException w:unhideWhenUsed="0" w:uiPriority="64" w:semiHidden="0" w:name="Medium Shading 2 Accent 6"/>
-    <w:lsdException w:unhideWhenUsed="0" w:uiPriority="65" w:semiHidden="0" w:name="Medium List 1 Accent 6"/>
-    <w:lsdException w:unhideWhenUsed="0" w:uiPriority="66" w:semiHidden="0" w:name="Medium List 2 Accent 6"/>
-    <w:lsdException w:unhideWhenUsed="0" w:uiPriority="67" w:semiHidden="0" w:name="Medium Grid 1 Accent 6"/>
-    <w:lsdException w:unhideWhenUsed="0" w:uiPriority="68" w:semiHidden="0" w:name="Medium Grid 2 Accent 6"/>
-    <w:lsdException w:unhideWhenUsed="0" w:uiPriority="69" w:semiHidden="0" w:name="Medium Grid 3 Accent 6"/>
-    <w:lsdException w:unhideWhenUsed="0" w:uiPriority="70" w:semiHidden="0" w:name="Dark List Accent 6"/>
-    <w:lsdException w:unhideWhenUsed="0" w:uiPriority="71" w:semiHidden="0" w:name="Colorful Shading Accent 6"/>
-    <w:lsdException w:unhideWhenUsed="0" w:uiPriority="72" w:semiHidden="0" w:name="Colorful List Accent 6"/>
-    <w:lsdException w:unhideWhenUsed="0" w:uiPriority="73" w:semiHidden="0" w:name="Colorful Grid Accent 6"/>
+  <w:latentStyles w:defLockedState="0" w:defUIPriority="99" w:defSemiHidden="1" w:defUnhideWhenUsed="1" w:defQFormat="0" w:count="260">
+    <w:lsdException w:name="Normal" w:semiHidden="0" w:uiPriority="0" w:unhideWhenUsed="0" w:qFormat="1"/>
+    <w:lsdException w:name="heading 1" w:semiHidden="0" w:uiPriority="0" w:unhideWhenUsed="0" w:qFormat="1"/>
+    <w:lsdException w:name="heading 2" w:semiHidden="0" w:uiPriority="0" w:qFormat="1"/>
+    <w:lsdException w:name="heading 3" w:uiPriority="0" w:qFormat="1"/>
+    <w:lsdException w:name="heading 4" w:semiHidden="0" w:uiPriority="0" w:qFormat="1"/>
+    <w:lsdException w:name="heading 5" w:uiPriority="0" w:qFormat="1"/>
+    <w:lsdException w:name="heading 6" w:uiPriority="0" w:qFormat="1"/>
+    <w:lsdException w:name="heading 7" w:uiPriority="0" w:qFormat="1"/>
+    <w:lsdException w:name="heading 8" w:uiPriority="0" w:qFormat="1"/>
+    <w:lsdException w:name="heading 9" w:uiPriority="0" w:qFormat="1"/>
+    <w:lsdException w:name="index 1" w:semiHidden="0" w:uiPriority="0" w:unhideWhenUsed="0"/>
+    <w:lsdException w:name="index 2" w:semiHidden="0" w:uiPriority="0" w:unhideWhenUsed="0"/>
+    <w:lsdException w:name="index 3" w:semiHidden="0" w:uiPriority="0" w:unhideWhenUsed="0"/>
+    <w:lsdException w:name="index 4" w:semiHidden="0" w:uiPriority="0" w:unhideWhenUsed="0"/>
+    <w:lsdException w:name="index 5" w:semiHidden="0" w:uiPriority="0" w:unhideWhenUsed="0"/>
+    <w:lsdException w:name="index 6" w:semiHidden="0" w:uiPriority="0" w:unhideWhenUsed="0"/>
+    <w:lsdException w:name="index 7" w:semiHidden="0" w:uiPriority="0" w:unhideWhenUsed="0"/>
+    <w:lsdException w:name="index 8" w:semiHidden="0" w:uiPriority="0" w:unhideWhenUsed="0"/>
+    <w:lsdException w:name="index 9" w:semiHidden="0" w:uiPriority="0" w:unhideWhenUsed="0"/>
+    <w:lsdException w:name="toc 1" w:semiHidden="0" w:uiPriority="0" w:unhideWhenUsed="0" w:qFormat="1"/>
+    <w:lsdException w:name="toc 2" w:semiHidden="0" w:uiPriority="0" w:unhideWhenUsed="0" w:qFormat="1"/>
+    <w:lsdException w:name="toc 3" w:semiHidden="0" w:uiPriority="0" w:unhideWhenUsed="0" w:qFormat="1"/>
+    <w:lsdException w:name="toc 4" w:semiHidden="0" w:uiPriority="0" w:unhideWhenUsed="0"/>
+    <w:lsdException w:name="toc 5" w:semiHidden="0" w:uiPriority="0" w:unhideWhenUsed="0"/>
+    <w:lsdException w:name="toc 6" w:semiHidden="0" w:uiPriority="0" w:unhideWhenUsed="0"/>
+    <w:lsdException w:name="toc 7" w:semiHidden="0" w:uiPriority="0" w:unhideWhenUsed="0"/>
+    <w:lsdException w:name="toc 8" w:semiHidden="0" w:uiPriority="0" w:unhideWhenUsed="0"/>
+    <w:lsdException w:name="toc 9" w:semiHidden="0" w:uiPriority="0" w:unhideWhenUsed="0"/>
+    <w:lsdException w:name="Normal Indent" w:semiHidden="0" w:uiPriority="0" w:unhideWhenUsed="0"/>
+    <w:lsdException w:name="footnote text" w:semiHidden="0" w:uiPriority="0" w:unhideWhenUsed="0"/>
+    <w:lsdException w:name="annotation text" w:semiHidden="0" w:uiPriority="0" w:unhideWhenUsed="0" w:qFormat="1"/>
+    <w:lsdException w:name="header" w:semiHidden="0" w:uiPriority="0" w:unhideWhenUsed="0" w:qFormat="1"/>
+    <w:lsdException w:name="footer" w:semiHidden="0" w:uiPriority="0" w:unhideWhenUsed="0" w:qFormat="1"/>
+    <w:lsdException w:name="index heading" w:semiHidden="0" w:uiPriority="0" w:unhideWhenUsed="0"/>
+    <w:lsdException w:name="caption" w:uiPriority="0" w:qFormat="1"/>
+    <w:lsdException w:name="table of figures" w:semiHidden="0" w:uiPriority="0" w:unhideWhenUsed="0"/>
+    <w:lsdException w:name="envelope address" w:semiHidden="0" w:uiPriority="0" w:unhideWhenUsed="0"/>
+    <w:lsdException w:name="envelope return" w:semiHidden="0" w:uiPriority="0" w:unhideWhenUsed="0"/>
+    <w:lsdException w:name="footnote reference" w:semiHidden="0" w:uiPriority="0" w:unhideWhenUsed="0"/>
+    <w:lsdException w:name="annotation reference" w:semiHidden="0" w:uiPriority="0" w:unhideWhenUsed="0"/>
+    <w:lsdException w:name="line number" w:semiHidden="0" w:uiPriority="0" w:unhideWhenUsed="0"/>
+    <w:lsdException w:name="page number" w:semiHidden="0" w:uiPriority="0" w:unhideWhenUsed="0"/>
+    <w:lsdException w:name="endnote reference" w:semiHidden="0" w:uiPriority="0" w:unhideWhenUsed="0"/>
+    <w:lsdException w:name="endnote text" w:semiHidden="0" w:uiPriority="0" w:unhideWhenUsed="0"/>
+    <w:lsdException w:name="table of authorities" w:semiHidden="0" w:uiPriority="0" w:unhideWhenUsed="0"/>
+    <w:lsdException w:name="macro" w:semiHidden="0" w:uiPriority="0" w:unhideWhenUsed="0"/>
+    <w:lsdException w:name="toa heading" w:semiHidden="0" w:uiPriority="0" w:unhideWhenUsed="0"/>
+    <w:lsdException w:name="List" w:semiHidden="0" w:uiPriority="0" w:unhideWhenUsed="0"/>
+    <w:lsdException w:name="List Bullet" w:semiHidden="0" w:uiPriority="0" w:unhideWhenUsed="0"/>
+    <w:lsdException w:name="List Number" w:semiHidden="0" w:uiPriority="0" w:unhideWhenUsed="0"/>
+    <w:lsdException w:name="List 2" w:semiHidden="0" w:uiPriority="0" w:unhideWhenUsed="0"/>
+    <w:lsdException w:name="List 3" w:semiHidden="0" w:uiPriority="0" w:unhideWhenUsed="0"/>
+    <w:lsdException w:name="List 4" w:semiHidden="0" w:uiPriority="0" w:unhideWhenUsed="0"/>
+    <w:lsdException w:name="List 5" w:semiHidden="0" w:uiPriority="0" w:unhideWhenUsed="0"/>
+    <w:lsdException w:name="List Bullet 2" w:semiHidden="0" w:uiPriority="0" w:unhideWhenUsed="0"/>
+    <w:lsdException w:name="List Bullet 3" w:semiHidden="0" w:uiPriority="0" w:unhideWhenUsed="0"/>
+    <w:lsdException w:name="List Bullet 4" w:semiHidden="0" w:uiPriority="0" w:unhideWhenUsed="0"/>
+    <w:lsdException w:name="List Bullet 5" w:semiHidden="0" w:uiPriority="0" w:unhideWhenUsed="0"/>
+    <w:lsdException w:name="List Number 2" w:semiHidden="0" w:uiPriority="0" w:unhideWhenUsed="0"/>
+    <w:lsdException w:name="List Number 3" w:semiHidden="0" w:uiPriority="0" w:unhideWhenUsed="0"/>
+    <w:lsdException w:name="List Number 4" w:semiHidden="0" w:uiPriority="0" w:unhideWhenUsed="0"/>
+    <w:lsdException w:name="List Number 5" w:semiHidden="0" w:uiPriority="0" w:unhideWhenUsed="0"/>
+    <w:lsdException w:name="Title" w:semiHidden="0" w:uiPriority="0" w:unhideWhenUsed="0" w:qFormat="1"/>
+    <w:lsdException w:name="Closing" w:semiHidden="0" w:uiPriority="0" w:unhideWhenUsed="0"/>
+    <w:lsdException w:name="Signature" w:semiHidden="0" w:uiPriority="0" w:unhideWhenUsed="0"/>
+    <w:lsdException w:name="Default Paragraph Font" w:uiPriority="0" w:unhideWhenUsed="0" w:qFormat="1"/>
+    <w:lsdException w:name="Body Text" w:uiPriority="0" w:unhideWhenUsed="0" w:qFormat="1"/>
+    <w:lsdException w:name="Body Text Indent" w:semiHidden="0" w:uiPriority="0" w:unhideWhenUsed="0"/>
+    <w:lsdException w:name="List Continue" w:semiHidden="0" w:uiPriority="0" w:unhideWhenUsed="0"/>
+    <w:lsdException w:name="List Continue 2" w:semiHidden="0" w:uiPriority="0" w:unhideWhenUsed="0"/>
+    <w:lsdException w:name="List Continue 3" w:semiHidden="0" w:uiPriority="0" w:unhideWhenUsed="0"/>
+    <w:lsdException w:name="List Continue 4" w:semiHidden="0" w:uiPriority="0" w:unhideWhenUsed="0"/>
+    <w:lsdException w:name="List Continue 5" w:semiHidden="0" w:uiPriority="0" w:unhideWhenUsed="0"/>
+    <w:lsdException w:name="Message Header" w:semiHidden="0" w:uiPriority="0" w:unhideWhenUsed="0"/>
+    <w:lsdException w:name="Subtitle" w:semiHidden="0" w:uiPriority="0" w:unhideWhenUsed="0" w:qFormat="1"/>
+    <w:lsdException w:name="Salutation" w:semiHidden="0" w:uiPriority="0" w:unhideWhenUsed="0"/>
+    <w:lsdException w:name="Date" w:semiHidden="0" w:uiPriority="0" w:unhideWhenUsed="0"/>
+    <w:lsdException w:name="Body Text First Indent" w:semiHidden="0" w:uiPriority="0" w:unhideWhenUsed="0"/>
+    <w:lsdException w:name="Body Text First Indent 2" w:semiHidden="0" w:uiPriority="0" w:unhideWhenUsed="0"/>
+    <w:lsdException w:name="Body Text 2" w:semiHidden="0" w:uiPriority="0" w:unhideWhenUsed="0"/>
+    <w:lsdException w:name="Body Text 3" w:semiHidden="0" w:uiPriority="0" w:unhideWhenUsed="0"/>
+    <w:lsdException w:name="Body Text Indent 2" w:semiHidden="0" w:uiPriority="0" w:unhideWhenUsed="0"/>
+    <w:lsdException w:name="Body Text Indent 3" w:semiHidden="0" w:uiPriority="0" w:unhideWhenUsed="0"/>
+    <w:lsdException w:name="Block Text" w:semiHidden="0" w:uiPriority="0" w:unhideWhenUsed="0"/>
+    <w:lsdException w:name="Hyperlink" w:semiHidden="0" w:uiPriority="0" w:unhideWhenUsed="0"/>
+    <w:lsdException w:name="FollowedHyperlink" w:semiHidden="0" w:uiPriority="0" w:unhideWhenUsed="0"/>
+    <w:lsdException w:name="Strong" w:semiHidden="0" w:uiPriority="0" w:unhideWhenUsed="0" w:qFormat="1"/>
+    <w:lsdException w:name="Emphasis" w:semiHidden="0" w:uiPriority="0" w:unhideWhenUsed="0" w:qFormat="1"/>
+    <w:lsdException w:name="Document Map" w:semiHidden="0" w:uiPriority="0" w:unhideWhenUsed="0"/>
+    <w:lsdException w:name="Plain Text" w:semiHidden="0" w:uiPriority="0" w:unhideWhenUsed="0"/>
+    <w:lsdException w:name="E-mail Signature" w:semiHidden="0" w:uiPriority="0" w:unhideWhenUsed="0"/>
+    <w:lsdException w:name="Normal (Web)" w:semiHidden="0" w:uiPriority="0" w:unhideWhenUsed="0" w:qFormat="1"/>
+    <w:lsdException w:name="HTML Acronym" w:semiHidden="0" w:uiPriority="0" w:unhideWhenUsed="0"/>
+    <w:lsdException w:name="HTML Address" w:semiHidden="0" w:uiPriority="0" w:unhideWhenUsed="0"/>
+    <w:lsdException w:name="HTML Cite" w:semiHidden="0" w:uiPriority="0" w:unhideWhenUsed="0"/>
+    <w:lsdException w:name="HTML Code" w:semiHidden="0" w:uiPriority="0" w:unhideWhenUsed="0"/>
+    <w:lsdException w:name="HTML Definition" w:semiHidden="0" w:uiPriority="0" w:unhideWhenUsed="0"/>
+    <w:lsdException w:name="HTML Keyboard" w:semiHidden="0" w:uiPriority="0" w:unhideWhenUsed="0"/>
+    <w:lsdException w:name="HTML Preformatted" w:semiHidden="0" w:uiPriority="0" w:unhideWhenUsed="0"/>
+    <w:lsdException w:name="HTML Sample" w:semiHidden="0" w:uiPriority="0" w:unhideWhenUsed="0"/>
+    <w:lsdException w:name="HTML Typewriter" w:semiHidden="0" w:uiPriority="0" w:unhideWhenUsed="0"/>
+    <w:lsdException w:name="HTML Variable" w:semiHidden="0" w:uiPriority="0" w:unhideWhenUsed="0"/>
+    <w:lsdException w:name="Normal Table" w:uiPriority="0" w:unhideWhenUsed="0" w:qFormat="1"/>
+    <w:lsdException w:name="annotation subject" w:semiHidden="0" w:uiPriority="0" w:unhideWhenUsed="0"/>
+    <w:lsdException w:name="Table Simple 1" w:semiHidden="0" w:uiPriority="0" w:unhideWhenUsed="0"/>
+    <w:lsdException w:name="Table Simple 2" w:semiHidden="0" w:uiPriority="0" w:unhideWhenUsed="0"/>
+    <w:lsdException w:name="Table Simple 3" w:semiHidden="0" w:uiPriority="0" w:unhideWhenUsed="0"/>
+    <w:lsdException w:name="Table Classic 1" w:semiHidden="0" w:uiPriority="0" w:unhideWhenUsed="0"/>
+    <w:lsdException w:name="Table Classic 2" w:semiHidden="0" w:uiPriority="0" w:unhideWhenUsed="0"/>
+    <w:lsdException w:name="Table Classic 3" w:semiHidden="0" w:uiPriority="0" w:unhideWhenUsed="0"/>
+    <w:lsdException w:name="Table Classic 4" w:semiHidden="0" w:uiPriority="0" w:unhideWhenUsed="0"/>
+    <w:lsdException w:name="Table Colorful 1" w:semiHidden="0" w:uiPriority="0" w:unhideWhenUsed="0"/>
+    <w:lsdException w:name="Table Colorful 2" w:semiHidden="0" w:uiPriority="0" w:unhideWhenUsed="0"/>
+    <w:lsdException w:name="Table Colorful 3" w:semiHidden="0" w:uiPriority="0" w:unhideWhenUsed="0"/>
+    <w:lsdException w:name="Table Columns 1" w:semiHidden="0" w:uiPriority="0" w:unhideWhenUsed="0"/>
+    <w:lsdException w:name="Table Columns 2" w:semiHidden="0" w:uiPriority="0" w:unhideWhenUsed="0"/>
+    <w:lsdException w:name="Table Columns 3" w:semiHidden="0" w:uiPriority="0" w:unhideWhenUsed="0"/>
+    <w:lsdException w:name="Table Columns 4" w:semiHidden="0" w:uiPriority="0" w:unhideWhenUsed="0"/>
+    <w:lsdException w:name="Table Columns 5" w:semiHidden="0" w:uiPriority="0" w:unhideWhenUsed="0"/>
+    <w:lsdException w:name="Table Grid 1" w:semiHidden="0" w:uiPriority="0" w:unhideWhenUsed="0"/>
+    <w:lsdException w:name="Table Grid 2" w:semiHidden="0" w:uiPriority="0" w:unhideWhenUsed="0"/>
+    <w:lsdException w:name="Table Grid 3" w:semiHidden="0" w:uiPriority="0" w:unhideWhenUsed="0"/>
+    <w:lsdException w:name="Table Grid 4" w:semiHidden="0" w:uiPriority="0" w:unhideWhenUsed="0"/>
+    <w:lsdException w:name="Table Grid 5" w:semiHidden="0" w:uiPriority="0" w:unhideWhenUsed="0"/>
+    <w:lsdException w:name="Table Grid 6" w:semiHidden="0" w:uiPriority="0" w:unhideWhenUsed="0"/>
+    <w:lsdException w:name="Table Grid 7" w:semiHidden="0" w:uiPriority="0" w:unhideWhenUsed="0"/>
+    <w:lsdException w:name="Table Grid 8" w:semiHidden="0" w:uiPriority="0" w:unhideWhenUsed="0"/>
+    <w:lsdException w:name="Table List 1" w:semiHidden="0" w:uiPriority="0" w:unhideWhenUsed="0"/>
+    <w:lsdException w:name="Table List 2" w:semiHidden="0" w:uiPriority="0" w:unhideWhenUsed="0"/>
+    <w:lsdException w:name="Table List 3" w:semiHidden="0" w:uiPriority="0" w:unhideWhenUsed="0"/>
+    <w:lsdException w:name="Table List 4" w:semiHidden="0" w:uiPriority="0" w:unhideWhenUsed="0"/>
+    <w:lsdException w:name="Table List 5" w:semiHidden="0" w:uiPriority="0" w:unhideWhenUsed="0"/>
+    <w:lsdException w:name="Table List 6" w:semiHidden="0" w:uiPriority="0" w:unhideWhenUsed="0"/>
+    <w:lsdException w:name="Table List 7" w:semiHidden="0" w:uiPriority="0" w:unhideWhenUsed="0"/>
+    <w:lsdException w:name="Table List 8" w:semiHidden="0" w:uiPriority="0" w:unhideWhenUsed="0"/>
+    <w:lsdException w:name="Table 3D effects 1" w:semiHidden="0" w:uiPriority="0" w:unhideWhenUsed="0"/>
+    <w:lsdException w:name="Table 3D effects 2" w:semiHidden="0" w:uiPriority="0" w:unhideWhenUsed="0"/>
+    <w:lsdException w:name="Table 3D effects 3" w:semiHidden="0" w:uiPriority="0" w:unhideWhenUsed="0"/>
+    <w:lsdException w:name="Table Contemporary" w:semiHidden="0" w:uiPriority="0" w:unhideWhenUsed="0"/>
+    <w:lsdException w:name="Table Elegant" w:semiHidden="0" w:uiPriority="0" w:unhideWhenUsed="0"/>
+    <w:lsdException w:name="Table Professional" w:semiHidden="0" w:uiPriority="0" w:unhideWhenUsed="0"/>
+    <w:lsdException w:name="Table Subtle 1" w:semiHidden="0" w:uiPriority="0" w:unhideWhenUsed="0"/>
+    <w:lsdException w:name="Table Subtle 2" w:semiHidden="0" w:uiPriority="0" w:unhideWhenUsed="0"/>
+    <w:lsdException w:name="Table Web 1" w:semiHidden="0" w:uiPriority="0" w:unhideWhenUsed="0"/>
+    <w:lsdException w:name="Table Web 2" w:semiHidden="0" w:uiPriority="0" w:unhideWhenUsed="0"/>
+    <w:lsdException w:name="Table Web 3" w:semiHidden="0" w:uiPriority="0" w:unhideWhenUsed="0"/>
+    <w:lsdException w:name="Balloon Text" w:semiHidden="0" w:uiPriority="0" w:unhideWhenUsed="0"/>
+    <w:lsdException w:name="Table Grid" w:semiHidden="0" w:uiPriority="0" w:unhideWhenUsed="0" w:qFormat="1"/>
+    <w:lsdException w:name="Table Theme" w:semiHidden="0" w:uiPriority="0" w:unhideWhenUsed="0"/>
+    <w:lsdException w:name="Light Shading" w:semiHidden="0" w:uiPriority="60" w:unhideWhenUsed="0"/>
+    <w:lsdException w:name="Light List" w:semiHidden="0" w:uiPriority="61" w:unhideWhenUsed="0"/>
+    <w:lsdException w:name="Light Grid" w:semiHidden="0" w:uiPriority="62" w:unhideWhenUsed="0"/>
+    <w:lsdException w:name="Medium Shading 1" w:semiHidden="0" w:uiPriority="63" w:unhideWhenUsed="0"/>
+    <w:lsdException w:name="Medium Shading 2" w:semiHidden="0" w:uiPriority="64" w:unhideWhenUsed="0"/>
+    <w:lsdException w:name="Medium List 1" w:semiHidden="0" w:uiPriority="65" w:unhideWhenUsed="0"/>
+    <w:lsdException w:name="Medium List 2" w:semiHidden="0" w:uiPriority="66" w:unhideWhenUsed="0"/>
+    <w:lsdException w:name="Medium Grid 1" w:semiHidden="0" w:uiPriority="67" w:unhideWhenUsed="0"/>
+    <w:lsdException w:name="Medium Grid 2" w:semiHidden="0" w:uiPriority="68" w:unhideWhenUsed="0"/>
+    <w:lsdException w:name="Medium Grid 3" w:semiHidden="0" w:uiPriority="69" w:unhideWhenUsed="0"/>
+    <w:lsdException w:name="Dark List" w:semiHidden="0" w:uiPriority="70" w:unhideWhenUsed="0"/>
+    <w:lsdException w:name="Colorful Shading" w:semiHidden="0" w:uiPriority="71" w:unhideWhenUsed="0"/>
+    <w:lsdException w:name="Colorful List" w:semiHidden="0" w:uiPriority="72" w:unhideWhenUsed="0"/>
+    <w:lsdException w:name="Colorful Grid" w:semiHidden="0" w:uiPriority="73" w:unhideWhenUsed="0"/>
+    <w:lsdException w:name="Light Shading Accent 1" w:semiHidden="0" w:uiPriority="60" w:unhideWhenUsed="0"/>
+    <w:lsdException w:name="Light List Accent 1" w:semiHidden="0" w:uiPriority="61" w:unhideWhenUsed="0"/>
+    <w:lsdException w:name="Light Grid Accent 1" w:semiHidden="0" w:uiPriority="62" w:unhideWhenUsed="0"/>
+    <w:lsdException w:name="Medium Shading 1 Accent 1" w:semiHidden="0" w:uiPriority="63" w:unhideWhenUsed="0"/>
+    <w:lsdException w:name="Medium Shading 2 Accent 1" w:semiHidden="0" w:uiPriority="64" w:unhideWhenUsed="0"/>
+    <w:lsdException w:name="Medium List 1 Accent 1" w:semiHidden="0" w:uiPriority="65" w:unhideWhenUsed="0"/>
+    <w:lsdException w:name="Medium List 2 Accent 1" w:semiHidden="0" w:uiPriority="66" w:unhideWhenUsed="0"/>
+    <w:lsdException w:name="Medium Grid 1 Accent 1" w:semiHidden="0" w:uiPriority="67" w:unhideWhenUsed="0"/>
+    <w:lsdException w:name="Medium Grid 2 Accent 1" w:semiHidden="0" w:uiPriority="68" w:unhideWhenUsed="0"/>
+    <w:lsdException w:name="Medium Grid 3 Accent 1" w:semiHidden="0" w:uiPriority="69" w:unhideWhenUsed="0"/>
+    <w:lsdException w:name="Dark List Accent 1" w:semiHidden="0" w:uiPriority="70" w:unhideWhenUsed="0"/>
+    <w:lsdException w:name="Colorful Shading Accent 1" w:semiHidden="0" w:uiPriority="71" w:unhideWhenUsed="0"/>
+    <w:lsdException w:name="Colorful List Accent 1" w:semiHidden="0" w:uiPriority="72" w:unhideWhenUsed="0"/>
+    <w:lsdException w:name="Colorful Grid Accent 1" w:semiHidden="0" w:uiPriority="73" w:unhideWhenUsed="0"/>
+    <w:lsdException w:name="Light Shading Accent 2" w:semiHidden="0" w:uiPriority="60" w:unhideWhenUsed="0"/>
+    <w:lsdException w:name="Light List Accent 2" w:semiHidden="0" w:uiPriority="61" w:unhideWhenUsed="0"/>
+    <w:lsdException w:name="Light Grid Accent 2" w:semiHidden="0" w:uiPriority="62" w:unhideWhenUsed="0"/>
+    <w:lsdException w:name="Medium Shading 1 Accent 2" w:semiHidden="0" w:uiPriority="63" w:unhideWhenUsed="0"/>
+    <w:lsdException w:name="Medium Shading 2 Accent 2" w:semiHidden="0" w:uiPriority="64" w:unhideWhenUsed="0"/>
+    <w:lsdException w:name="Medium List 1 Accent 2" w:semiHidden="0" w:uiPriority="65" w:unhideWhenUsed="0"/>
+    <w:lsdException w:name="Medium List 2 Accent 2" w:semiHidden="0" w:uiPriority="66" w:unhideWhenUsed="0"/>
+    <w:lsdException w:name="Medium Grid 1 Accent 2" w:semiHidden="0" w:uiPriority="67" w:unhideWhenUsed="0"/>
+    <w:lsdException w:name="Medium Grid 2 Accent 2" w:semiHidden="0" w:uiPriority="68" w:unhideWhenUsed="0"/>
+    <w:lsdException w:name="Medium Grid 3 Accent 2" w:semiHidden="0" w:uiPriority="69" w:unhideWhenUsed="0"/>
+    <w:lsdException w:name="Dark List Accent 2" w:semiHidden="0" w:uiPriority="70" w:unhideWhenUsed="0"/>
+    <w:lsdException w:name="Colorful Shading Accent 2" w:semiHidden="0" w:uiPriority="71" w:unhideWhenUsed="0"/>
+    <w:lsdException w:name="Colorful List Accent 2" w:semiHidden="0" w:uiPriority="72" w:unhideWhenUsed="0"/>
+    <w:lsdException w:name="Colorful Grid Accent 2" w:semiHidden="0" w:uiPriority="73" w:unhideWhenUsed="0"/>
+    <w:lsdException w:name="Light Shading Accent 3" w:semiHidden="0" w:uiPriority="60" w:unhideWhenUsed="0"/>
+    <w:lsdException w:name="Light List Accent 3" w:semiHidden="0" w:uiPriority="61" w:unhideWhenUsed="0"/>
+    <w:lsdException w:name="Light Grid Accent 3" w:semiHidden="0" w:uiPriority="62" w:unhideWhenUsed="0"/>
+    <w:lsdException w:name="Medium Shading 1 Accent 3" w:semiHidden="0" w:uiPriority="63" w:unhideWhenUsed="0"/>
+    <w:lsdException w:name="Medium Shading 2 Accent 3" w:semiHidden="0" w:uiPriority="64" w:unhideWhenUsed="0"/>
+    <w:lsdException w:name="Medium List 1 Accent 3" w:semiHidden="0" w:uiPriority="65" w:unhideWhenUsed="0"/>
+    <w:lsdException w:name="Medium List 2 Accent 3" w:semiHidden="0" w:uiPriority="66" w:unhideWhenUsed="0"/>
+    <w:lsdException w:name="Medium Grid 1 Accent 3" w:semiHidden="0" w:uiPriority="67" w:unhideWhenUsed="0"/>
+    <w:lsdException w:name="Medium Grid 2 Accent 3" w:semiHidden="0" w:uiPriority="68" w:unhideWhenUsed="0"/>
+    <w:lsdException w:name="Medium Grid 3 Accent 3" w:semiHidden="0" w:uiPriority="69" w:unhideWhenUsed="0"/>
+    <w:lsdException w:name="Dark List Accent 3" w:semiHidden="0" w:uiPriority="70" w:unhideWhenUsed="0"/>
+    <w:lsdException w:name="Colorful Shading Accent 3" w:semiHidden="0" w:uiPriority="71" w:unhideWhenUsed="0"/>
+    <w:lsdException w:name="Colorful List Accent 3" w:semiHidden="0" w:uiPriority="72" w:unhideWhenUsed="0"/>
+    <w:lsdException w:name="Colorful Grid Accent 3" w:semiHidden="0" w:uiPriority="73" w:unhideWhenUsed="0"/>
+    <w:lsdException w:name="Light Shading Accent 4" w:semiHidden="0" w:uiPriority="60" w:unhideWhenUsed="0"/>
+    <w:lsdException w:name="Light List Accent 4" w:semiHidden="0" w:uiPriority="61" w:unhideWhenUsed="0"/>
+    <w:lsdException w:name="Light Grid Accent 4" w:semiHidden="0" w:uiPriority="62" w:unhideWhenUsed="0"/>
+    <w:lsdException w:name="Medium Shading 1 Accent 4" w:semiHidden="0" w:uiPriority="63" w:unhideWhenUsed="0"/>
+    <w:lsdException w:name="Medium Shading 2 Accent 4" w:semiHidden="0" w:uiPriority="64" w:unhideWhenUsed="0"/>
+    <w:lsdException w:name="Medium List 1 Accent 4" w:semiHidden="0" w:uiPriority="65" w:unhideWhenUsed="0"/>
+    <w:lsdException w:name="Medium List 2 Accent 4" w:semiHidden="0" w:uiPriority="66" w:unhideWhenUsed="0"/>
+    <w:lsdException w:name="Medium Grid 1 Accent 4" w:semiHidden="0" w:uiPriority="67" w:unhideWhenUsed="0"/>
+    <w:lsdException w:name="Medium Grid 2 Accent 4" w:semiHidden="0" w:uiPriority="68" w:unhideWhenUsed="0"/>
+    <w:lsdException w:name="Medium Grid 3 Accent 4" w:semiHidden="0" w:uiPriority="69" w:unhideWhenUsed="0"/>
+    <w:lsdException w:name="Dark List Accent 4" w:semiHidden="0" w:uiPriority="70" w:unhideWhenUsed="0"/>
+    <w:lsdException w:name="Colorful Shading Accent 4" w:semiHidden="0" w:uiPriority="71" w:unhideWhenUsed="0"/>
+    <w:lsdException w:name="Colorful List Accent 4" w:semiHidden="0" w:uiPriority="72" w:unhideWhenUsed="0"/>
+    <w:lsdException w:name="Colorful Grid Accent 4" w:semiHidden="0" w:uiPriority="73" w:unhideWhenUsed="0"/>
+    <w:lsdException w:name="Light Shading Accent 5" w:semiHidden="0" w:uiPriority="60" w:unhideWhenUsed="0"/>
+    <w:lsdException w:name="Light List Accent 5" w:semiHidden="0" w:uiPriority="61" w:unhideWhenUsed="0"/>
+    <w:lsdException w:name="Light Grid Accent 5" w:semiHidden="0" w:uiPriority="62" w:unhideWhenUsed="0"/>
+    <w:lsdException w:name="Medium Shading 1 Accent 5" w:semiHidden="0" w:uiPriority="63" w:unhideWhenUsed="0"/>
+    <w:lsdException w:name="Medium Shading 2 Accent 5" w:semiHidden="0" w:uiPriority="64" w:unhideWhenUsed="0"/>
+    <w:lsdException w:name="Medium List 1 Accent 5" w:semiHidden="0" w:uiPriority="65" w:unhideWhenUsed="0"/>
+    <w:lsdException w:name="Medium List 2 Accent 5" w:semiHidden="0" w:uiPriority="66" w:unhideWhenUsed="0"/>
+    <w:lsdException w:name="Medium Grid 1 Accent 5" w:semiHidden="0" w:uiPriority="67" w:unhideWhenUsed="0"/>
+    <w:lsdException w:name="Medium Grid 2 Accent 5" w:semiHidden="0" w:uiPriority="68" w:unhideWhenUsed="0"/>
+    <w:lsdException w:name="Medium Grid 3 Accent 5" w:semiHidden="0" w:uiPriority="69" w:unhideWhenUsed="0"/>
+    <w:lsdException w:name="Dark List Accent 5" w:semiHidden="0" w:uiPriority="70" w:unhideWhenUsed="0"/>
+    <w:lsdException w:name="Colorful Shading Accent 5" w:semiHidden="0" w:uiPriority="71" w:unhideWhenUsed="0"/>
+    <w:lsdException w:name="Colorful List Accent 5" w:semiHidden="0" w:uiPriority="72" w:unhideWhenUsed="0"/>
+    <w:lsdException w:name="Colorful Grid Accent 5" w:semiHidden="0" w:uiPriority="73" w:unhideWhenUsed="0"/>
+    <w:lsdException w:name="Light Shading Accent 6" w:semiHidden="0" w:uiPriority="60" w:unhideWhenUsed="0"/>
+    <w:lsdException w:name="Light List Accent 6" w:semiHidden="0" w:uiPriority="61" w:unhideWhenUsed="0"/>
+    <w:lsdException w:name="Light Grid Accent 6" w:semiHidden="0" w:uiPriority="62" w:unhideWhenUsed="0"/>
+    <w:lsdException w:name="Medium Shading 1 Accent 6" w:semiHidden="0" w:uiPriority="63" w:unhideWhenUsed="0"/>
+    <w:lsdException w:name="Medium Shading 2 Accent 6" w:semiHidden="0" w:uiPriority="64" w:unhideWhenUsed="0"/>
+    <w:lsdException w:name="Medium List 1 Accent 6" w:semiHidden="0" w:uiPriority="65" w:unhideWhenUsed="0"/>
+    <w:lsdException w:name="Medium List 2 Accent 6" w:semiHidden="0" w:uiPriority="66" w:unhideWhenUsed="0"/>
+    <w:lsdException w:name="Medium Grid 1 Accent 6" w:semiHidden="0" w:uiPriority="67" w:unhideWhenUsed="0"/>
+    <w:lsdException w:name="Medium Grid 2 Accent 6" w:semiHidden="0" w:uiPriority="68" w:unhideWhenUsed="0"/>
+    <w:lsdException w:name="Medium Grid 3 Accent 6" w:semiHidden="0" w:uiPriority="69" w:unhideWhenUsed="0"/>
+    <w:lsdException w:name="Dark List Accent 6" w:semiHidden="0" w:uiPriority="70" w:unhideWhenUsed="0"/>
+    <w:lsdException w:name="Colorful Shading Accent 6" w:semiHidden="0" w:uiPriority="71" w:unhideWhenUsed="0"/>
+    <w:lsdException w:name="Colorful List Accent 6" w:semiHidden="0" w:uiPriority="72" w:unhideWhenUsed="0"/>
+    <w:lsdException w:name="Colorful Grid Accent 6" w:semiHidden="0" w:uiPriority="73" w:unhideWhenUsed="0"/>
   </w:latentStyles>
-  <w:style w:type="paragraph" w:default="1" w:styleId="1">
+  <w:style w:type="paragraph" w:default="1" w:styleId="Normal">
     <w:name w:val="Normal"/>
     <w:qFormat/>
-    <w:uiPriority w:val="0"/>
     <w:pPr>
       <w:kinsoku w:val="0"/>
       <w:autoSpaceDE w:val="0"/>
@@ -5416,7 +5265,7 @@
       <w:textAlignment w:val="baseline"/>
     </w:pPr>
     <w:rPr>
-      <w:rFonts w:ascii="Arial" w:hAnsi="Arial" w:eastAsia="宋体" w:cs="Arial"/>
+      <w:rFonts w:ascii="Arial" w:eastAsia="宋体" w:hAnsi="Arial" w:cs="Arial"/>
       <w:snapToGrid w:val="0"/>
       <w:color w:val="000000"/>
       <w:kern w:val="0"/>
@@ -5425,12 +5274,11 @@
       <w:lang w:val="en-US" w:eastAsia="en-US" w:bidi="ar-SA"/>
     </w:rPr>
   </w:style>
-  <w:style w:type="paragraph" w:styleId="2">
+  <w:style w:type="paragraph" w:styleId="Heading1">
     <w:name w:val="heading 1"/>
-    <w:basedOn w:val="1"/>
-    <w:next w:val="1"/>
+    <w:basedOn w:val="Normal"/>
+    <w:next w:val="Normal"/>
     <w:qFormat/>
-    <w:uiPriority w:val="0"/>
     <w:pPr>
       <w:keepNext/>
       <w:keepLines/>
@@ -5448,13 +5296,12 @@
       <w:sz w:val="44"/>
     </w:rPr>
   </w:style>
-  <w:style w:type="paragraph" w:styleId="3">
+  <w:style w:type="paragraph" w:styleId="Heading2">
     <w:name w:val="heading 2"/>
-    <w:basedOn w:val="1"/>
-    <w:next w:val="1"/>
+    <w:basedOn w:val="Normal"/>
+    <w:next w:val="Normal"/>
     <w:unhideWhenUsed/>
     <w:qFormat/>
-    <w:uiPriority w:val="0"/>
     <w:pPr>
       <w:keepNext/>
       <w:keepLines/>
@@ -5467,19 +5314,18 @@
       <w:outlineLvl w:val="1"/>
     </w:pPr>
     <w:rPr>
-      <w:rFonts w:ascii="Arial" w:hAnsi="Arial" w:eastAsia="黑体"/>
+      <w:rFonts w:ascii="Arial" w:eastAsia="黑体" w:hAnsi="Arial"/>
       <w:b/>
       <w:sz w:val="32"/>
     </w:rPr>
   </w:style>
-  <w:style w:type="paragraph" w:styleId="4">
+  <w:style w:type="paragraph" w:styleId="Heading3">
     <w:name w:val="heading 3"/>
-    <w:basedOn w:val="1"/>
-    <w:next w:val="1"/>
+    <w:basedOn w:val="Normal"/>
+    <w:next w:val="Normal"/>
     <w:semiHidden/>
     <w:unhideWhenUsed/>
     <w:qFormat/>
-    <w:uiPriority w:val="0"/>
     <w:pPr>
       <w:keepNext/>
       <w:keepLines/>
@@ -5496,13 +5342,12 @@
       <w:sz w:val="32"/>
     </w:rPr>
   </w:style>
-  <w:style w:type="paragraph" w:styleId="5">
+  <w:style w:type="paragraph" w:styleId="Heading4">
     <w:name w:val="heading 4"/>
-    <w:basedOn w:val="1"/>
-    <w:next w:val="1"/>
+    <w:basedOn w:val="Normal"/>
+    <w:next w:val="Normal"/>
     <w:unhideWhenUsed/>
     <w:qFormat/>
-    <w:uiPriority w:val="0"/>
     <w:pPr>
       <w:keepNext/>
       <w:keepLines/>
@@ -5515,19 +5360,18 @@
       <w:outlineLvl w:val="3"/>
     </w:pPr>
     <w:rPr>
-      <w:rFonts w:ascii="Arial" w:hAnsi="Arial" w:eastAsia="黑体"/>
+      <w:rFonts w:ascii="Arial" w:eastAsia="黑体" w:hAnsi="Arial"/>
       <w:b/>
       <w:sz w:val="28"/>
     </w:rPr>
   </w:style>
-  <w:style w:type="paragraph" w:styleId="6">
+  <w:style w:type="paragraph" w:styleId="Heading5">
     <w:name w:val="heading 5"/>
-    <w:basedOn w:val="1"/>
-    <w:next w:val="1"/>
+    <w:basedOn w:val="Normal"/>
+    <w:next w:val="Normal"/>
     <w:semiHidden/>
     <w:unhideWhenUsed/>
     <w:qFormat/>
-    <w:uiPriority w:val="0"/>
     <w:pPr>
       <w:keepNext/>
       <w:keepLines/>
@@ -5544,14 +5388,13 @@
       <w:sz w:val="28"/>
     </w:rPr>
   </w:style>
-  <w:style w:type="paragraph" w:styleId="7">
+  <w:style w:type="paragraph" w:styleId="Heading6">
     <w:name w:val="heading 6"/>
-    <w:basedOn w:val="1"/>
-    <w:next w:val="1"/>
+    <w:basedOn w:val="Normal"/>
+    <w:next w:val="Normal"/>
     <w:semiHidden/>
     <w:unhideWhenUsed/>
     <w:qFormat/>
-    <w:uiPriority w:val="0"/>
     <w:pPr>
       <w:keepNext/>
       <w:keepLines/>
@@ -5564,19 +5407,18 @@
       <w:outlineLvl w:val="5"/>
     </w:pPr>
     <w:rPr>
-      <w:rFonts w:ascii="Arial" w:hAnsi="Arial" w:eastAsia="黑体"/>
+      <w:rFonts w:ascii="Arial" w:eastAsia="黑体" w:hAnsi="Arial"/>
       <w:b/>
       <w:sz w:val="24"/>
     </w:rPr>
   </w:style>
-  <w:style w:type="paragraph" w:styleId="8">
+  <w:style w:type="paragraph" w:styleId="Heading7">
     <w:name w:val="heading 7"/>
-    <w:basedOn w:val="1"/>
-    <w:next w:val="1"/>
+    <w:basedOn w:val="Normal"/>
+    <w:next w:val="Normal"/>
     <w:semiHidden/>
     <w:unhideWhenUsed/>
     <w:qFormat/>
-    <w:uiPriority w:val="0"/>
     <w:pPr>
       <w:keepNext/>
       <w:keepLines/>
@@ -5593,14 +5435,13 @@
       <w:sz w:val="24"/>
     </w:rPr>
   </w:style>
-  <w:style w:type="paragraph" w:styleId="9">
+  <w:style w:type="paragraph" w:styleId="Heading8">
     <w:name w:val="heading 8"/>
-    <w:basedOn w:val="1"/>
-    <w:next w:val="1"/>
+    <w:basedOn w:val="Normal"/>
+    <w:next w:val="Normal"/>
     <w:semiHidden/>
     <w:unhideWhenUsed/>
     <w:qFormat/>
-    <w:uiPriority w:val="0"/>
     <w:pPr>
       <w:keepNext/>
       <w:keepLines/>
@@ -5613,18 +5454,17 @@
       <w:outlineLvl w:val="7"/>
     </w:pPr>
     <w:rPr>
-      <w:rFonts w:ascii="Arial" w:hAnsi="Arial" w:eastAsia="黑体"/>
+      <w:rFonts w:ascii="Arial" w:eastAsia="黑体" w:hAnsi="Arial"/>
       <w:sz w:val="24"/>
     </w:rPr>
   </w:style>
-  <w:style w:type="paragraph" w:styleId="10">
+  <w:style w:type="paragraph" w:styleId="Heading9">
     <w:name w:val="heading 9"/>
-    <w:basedOn w:val="1"/>
-    <w:next w:val="1"/>
+    <w:basedOn w:val="Normal"/>
+    <w:next w:val="Normal"/>
     <w:semiHidden/>
     <w:unhideWhenUsed/>
     <w:qFormat/>
-    <w:uiPriority w:val="0"/>
     <w:pPr>
       <w:keepNext/>
       <w:keepLines/>
@@ -5637,21 +5477,19 @@
       <w:outlineLvl w:val="8"/>
     </w:pPr>
     <w:rPr>
-      <w:rFonts w:ascii="Arial" w:hAnsi="Arial" w:eastAsia="黑体"/>
+      <w:rFonts w:ascii="Arial" w:eastAsia="黑体" w:hAnsi="Arial"/>
       <w:sz w:val="21"/>
     </w:rPr>
   </w:style>
-  <w:style w:type="character" w:default="1" w:styleId="22">
+  <w:style w:type="character" w:default="1" w:styleId="DefaultParagraphFont">
     <w:name w:val="Default Paragraph Font"/>
     <w:semiHidden/>
     <w:qFormat/>
-    <w:uiPriority w:val="0"/>
   </w:style>
-  <w:style w:type="table" w:default="1" w:styleId="20">
+  <w:style w:type="table" w:default="1" w:styleId="TableNormal">
     <w:name w:val="Normal Table"/>
     <w:semiHidden/>
     <w:qFormat/>
-    <w:uiPriority w:val="0"/>
     <w:tblPr>
       <w:tblCellMar>
         <w:top w:w="0" w:type="dxa"/>
@@ -5661,43 +5499,39 @@
       </w:tblCellMar>
     </w:tblPr>
   </w:style>
-  <w:style w:type="paragraph" w:styleId="11">
+  <w:style w:type="paragraph" w:styleId="CommentText">
     <w:name w:val="annotation text"/>
-    <w:basedOn w:val="1"/>
+    <w:basedOn w:val="Normal"/>
     <w:qFormat/>
-    <w:uiPriority w:val="0"/>
     <w:pPr>
       <w:jc w:val="left"/>
     </w:pPr>
   </w:style>
-  <w:style w:type="paragraph" w:styleId="12">
+  <w:style w:type="paragraph" w:styleId="BodyText">
     <w:name w:val="Body Text"/>
-    <w:basedOn w:val="1"/>
+    <w:basedOn w:val="Normal"/>
     <w:semiHidden/>
     <w:qFormat/>
-    <w:uiPriority w:val="0"/>
     <w:rPr>
-      <w:rFonts w:ascii="Arial" w:hAnsi="Arial" w:eastAsia="Arial" w:cs="Arial"/>
+      <w:rFonts w:ascii="Arial" w:eastAsia="Arial" w:hAnsi="Arial" w:cs="Arial"/>
       <w:sz w:val="21"/>
       <w:szCs w:val="21"/>
       <w:lang w:val="en-US" w:eastAsia="en-US" w:bidi="ar-SA"/>
     </w:rPr>
   </w:style>
-  <w:style w:type="paragraph" w:styleId="13">
+  <w:style w:type="paragraph" w:styleId="TOC3">
     <w:name w:val="toc 3"/>
-    <w:basedOn w:val="1"/>
-    <w:next w:val="1"/>
+    <w:basedOn w:val="Normal"/>
+    <w:next w:val="Normal"/>
     <w:qFormat/>
-    <w:uiPriority w:val="0"/>
     <w:pPr>
       <w:ind w:left="840" w:leftChars="400"/>
     </w:pPr>
   </w:style>
-  <w:style w:type="paragraph" w:styleId="14">
+  <w:style w:type="paragraph" w:styleId="Footer">
     <w:name w:val="footer"/>
-    <w:basedOn w:val="1"/>
+    <w:basedOn w:val="Normal"/>
     <w:qFormat/>
-    <w:uiPriority w:val="0"/>
     <w:pPr>
       <w:tabs>
         <w:tab w:val="center" w:pos="4153"/>
@@ -5710,17 +5544,16 @@
       <w:sz w:val="18"/>
     </w:rPr>
   </w:style>
-  <w:style w:type="paragraph" w:styleId="15">
+  <w:style w:type="paragraph" w:styleId="Header">
     <w:name w:val="header"/>
-    <w:basedOn w:val="1"/>
+    <w:basedOn w:val="Normal"/>
     <w:qFormat/>
-    <w:uiPriority w:val="0"/>
     <w:pPr>
       <w:pBdr>
-        <w:top w:val="none" w:color="auto" w:sz="0" w:space="0"/>
-        <w:left w:val="none" w:color="auto" w:sz="0" w:space="0"/>
-        <w:bottom w:val="none" w:color="auto" w:sz="0" w:space="0"/>
-        <w:right w:val="none" w:color="auto" w:sz="0" w:space="0"/>
+        <w:top w:val="nil"/>
+        <w:left w:val="nil"/>
+        <w:bottom w:val="nil"/>
+        <w:right w:val="nil"/>
       </w:pBdr>
       <w:tabs>
         <w:tab w:val="center" w:pos="4153"/>
@@ -5735,41 +5568,37 @@
       <w:sz w:val="18"/>
     </w:rPr>
   </w:style>
-  <w:style w:type="paragraph" w:styleId="16">
+  <w:style w:type="paragraph" w:styleId="TOC1">
     <w:name w:val="toc 1"/>
-    <w:basedOn w:val="1"/>
-    <w:next w:val="1"/>
+    <w:basedOn w:val="Normal"/>
+    <w:next w:val="Normal"/>
     <w:qFormat/>
-    <w:uiPriority w:val="0"/>
     <w:rPr>
-      <w:rFonts w:ascii="Arial" w:hAnsi="Arial" w:eastAsia="Microsoft JhengHei"/>
+      <w:rFonts w:ascii="Arial" w:eastAsia="Microsoft JhengHei" w:hAnsi="Arial"/>
       <w:sz w:val="24"/>
     </w:rPr>
   </w:style>
-  <w:style w:type="paragraph" w:styleId="17">
+  <w:style w:type="paragraph" w:styleId="TOC2">
     <w:name w:val="toc 2"/>
-    <w:basedOn w:val="1"/>
-    <w:next w:val="1"/>
+    <w:basedOn w:val="Normal"/>
+    <w:next w:val="Normal"/>
     <w:qFormat/>
-    <w:uiPriority w:val="0"/>
     <w:pPr>
       <w:ind w:left="420" w:leftChars="200"/>
     </w:pPr>
   </w:style>
-  <w:style w:type="paragraph" w:styleId="18">
+  <w:style w:type="paragraph" w:styleId="NormalWeb">
     <w:name w:val="Normal (Web)"/>
-    <w:basedOn w:val="1"/>
+    <w:basedOn w:val="Normal"/>
     <w:qFormat/>
-    <w:uiPriority w:val="0"/>
     <w:rPr>
       <w:sz w:val="24"/>
     </w:rPr>
   </w:style>
-  <w:style w:type="paragraph" w:styleId="19">
+  <w:style w:type="paragraph" w:styleId="Title">
     <w:name w:val="Title"/>
-    <w:basedOn w:val="1"/>
+    <w:basedOn w:val="Normal"/>
     <w:qFormat/>
-    <w:uiPriority w:val="0"/>
     <w:pPr>
       <w:spacing w:before="240" w:beforeLines="0" w:beforeAutospacing="0" w:after="60" w:afterLines="0" w:afterAutospacing="0"/>
       <w:jc w:val="center"/>
@@ -5781,73 +5610,68 @@
       <w:sz w:val="32"/>
     </w:rPr>
   </w:style>
-  <w:style w:type="table" w:styleId="21">
+  <w:style w:type="table" w:styleId="TableGrid">
     <w:name w:val="Table Grid"/>
-    <w:basedOn w:val="20"/>
+    <w:basedOn w:val="TableNormal"/>
     <w:qFormat/>
-    <w:uiPriority w:val="0"/>
     <w:pPr>
       <w:widowControl w:val="0"/>
       <w:jc w:val="both"/>
     </w:pPr>
     <w:tblPr>
       <w:tblBorders>
-        <w:top w:val="single" w:color="auto" w:sz="4" w:space="0"/>
-        <w:left w:val="single" w:color="auto" w:sz="4" w:space="0"/>
-        <w:bottom w:val="single" w:color="auto" w:sz="4" w:space="0"/>
-        <w:right w:val="single" w:color="auto" w:sz="4" w:space="0"/>
-        <w:insideH w:val="single" w:color="auto" w:sz="4" w:space="0"/>
-        <w:insideV w:val="single" w:color="auto" w:sz="4" w:space="0"/>
+        <w:top w:val="single" w:sz="4" w:space="0" w:color="auto"/>
+        <w:left w:val="single" w:sz="4" w:space="0" w:color="auto"/>
+        <w:bottom w:val="single" w:sz="4" w:space="0" w:color="auto"/>
+        <w:right w:val="single" w:sz="4" w:space="0" w:color="auto"/>
+        <w:insideH w:val="single" w:sz="4" w:space="0" w:color="auto"/>
+        <w:insideV w:val="single" w:sz="4" w:space="0" w:color="auto"/>
       </w:tblBorders>
     </w:tblPr>
   </w:style>
-  <w:style w:type="character" w:styleId="23">
+  <w:style w:type="character" w:styleId="Strong">
     <w:name w:val="Strong"/>
-    <w:basedOn w:val="22"/>
+    <w:basedOn w:val="DefaultParagraphFont"/>
     <w:qFormat/>
-    <w:uiPriority w:val="0"/>
     <w:rPr>
       <w:b/>
     </w:rPr>
   </w:style>
-  <w:style w:type="paragraph" w:customStyle="1" w:styleId="24">
+  <w:style w:type="paragraph" w:customStyle="1" w:styleId="a">
     <w:name w:val="柴_公司名"/>
-    <w:basedOn w:val="19"/>
+    <w:basedOn w:val="Title"/>
     <w:qFormat/>
-    <w:uiPriority w:val="0"/>
     <w:pPr>
       <w:spacing w:after="600" w:afterLines="600"/>
     </w:pPr>
     <w:rPr>
-      <w:rFonts w:hint="eastAsia" w:ascii="宋体" w:hAnsi="宋体" w:eastAsia="宋体" w:cs="宋体"/>
+      <w:rFonts w:ascii="宋体" w:eastAsia="宋体" w:hAnsi="宋体" w:cs="宋体" w:hint="eastAsia"/>
       <w:bCs/>
       <w:spacing w:val="-6"/>
       <w:sz w:val="52"/>
       <w:szCs w:val="52"/>
     </w:rPr>
   </w:style>
-  <w:style w:type="paragraph" w:customStyle="1" w:styleId="25">
+  <w:style w:type="paragraph" w:customStyle="1" w:styleId="a0">
     <w:name w:val="柴_文档名"/>
-    <w:basedOn w:val="19"/>
+    <w:basedOn w:val="Title"/>
     <w:qFormat/>
-    <w:uiPriority w:val="0"/>
     <w:pPr>
       <w:spacing w:after="900" w:afterLines="900"/>
     </w:pPr>
     <w:rPr>
-      <w:rFonts w:ascii="黑体" w:hAnsi="黑体" w:eastAsia="黑体" w:cs="黑体"/>
+      <w:rFonts w:ascii="黑体" w:eastAsia="黑体" w:hAnsi="黑体" w:cs="黑体"/>
       <w:bCs/>
       <w:spacing w:val="-7"/>
       <w:sz w:val="52"/>
       <w:szCs w:val="52"/>
     </w:rPr>
   </w:style>
-  <w:style w:type="table" w:customStyle="1" w:styleId="26">
+  <w:style w:type="table" w:customStyle="1" w:styleId="TableNormal0">
     <w:name w:val="Table Normal_0"/>
     <w:semiHidden/>
     <w:unhideWhenUsed/>
     <w:qFormat/>
-    <w:uiPriority w:val="0"/>
     <w:tblPr>
       <w:tblCellMar>
         <w:top w:w="0" w:type="dxa"/>
@@ -5857,87 +5681,81 @@
       </w:tblCellMar>
     </w:tblPr>
   </w:style>
-  <w:style w:type="paragraph" w:customStyle="1" w:styleId="27">
+  <w:style w:type="paragraph" w:customStyle="1" w:styleId="TableText">
     <w:name w:val="Table Text"/>
-    <w:basedOn w:val="1"/>
+    <w:basedOn w:val="Normal"/>
     <w:semiHidden/>
     <w:qFormat/>
-    <w:uiPriority w:val="0"/>
     <w:rPr>
-      <w:rFonts w:ascii="宋体" w:hAnsi="宋体" w:eastAsia="宋体" w:cs="宋体"/>
+      <w:rFonts w:ascii="宋体" w:eastAsia="宋体" w:hAnsi="宋体" w:cs="宋体"/>
       <w:sz w:val="21"/>
       <w:szCs w:val="21"/>
       <w:lang w:val="en-US" w:eastAsia="en-US" w:bidi="ar-SA"/>
     </w:rPr>
   </w:style>
-  <w:style w:type="paragraph" w:customStyle="1" w:styleId="28">
+  <w:style w:type="paragraph" w:customStyle="1" w:styleId="1">
     <w:name w:val="柴_标题1"/>
-    <w:basedOn w:val="2"/>
-    <w:next w:val="29"/>
-    <w:link w:val="38"/>
+    <w:basedOn w:val="Heading1"/>
+    <w:next w:val="a1"/>
+    <w:link w:val="1Char"/>
     <w:qFormat/>
-    <w:uiPriority w:val="0"/>
     <w:pPr>
       <w:spacing w:before="100" w:after="90" w:line="360" w:lineRule="auto"/>
     </w:pPr>
     <w:rPr>
-      <w:rFonts w:ascii="Arial" w:hAnsi="Arial" w:eastAsia="宋体"/>
+      <w:rFonts w:ascii="Arial" w:eastAsia="宋体" w:hAnsi="Arial"/>
       <w:sz w:val="32"/>
     </w:rPr>
   </w:style>
-  <w:style w:type="paragraph" w:customStyle="1" w:styleId="29">
+  <w:style w:type="paragraph" w:customStyle="1" w:styleId="a1">
     <w:name w:val="柴_正文"/>
-    <w:basedOn w:val="12"/>
-    <w:link w:val="42"/>
+    <w:basedOn w:val="BodyText"/>
+    <w:link w:val="Char"/>
     <w:qFormat/>
-    <w:uiPriority w:val="0"/>
     <w:pPr>
       <w:spacing w:line="360" w:lineRule="auto"/>
       <w:ind w:firstLine="470" w:firstLineChars="200"/>
     </w:pPr>
     <w:rPr>
-      <w:rFonts w:ascii="Arial" w:hAnsi="Arial" w:eastAsia="宋体"/>
+      <w:rFonts w:ascii="Arial" w:eastAsia="宋体" w:hAnsi="Arial"/>
       <w:sz w:val="24"/>
       <w:lang w:eastAsia="zh-CN"/>
     </w:rPr>
   </w:style>
-  <w:style w:type="paragraph" w:customStyle="1" w:styleId="30">
+  <w:style w:type="paragraph" w:customStyle="1" w:styleId="2">
     <w:name w:val="柴_标题2"/>
-    <w:basedOn w:val="3"/>
-    <w:next w:val="29"/>
+    <w:basedOn w:val="Heading2"/>
+    <w:next w:val="a1"/>
     <w:qFormat/>
-    <w:uiPriority w:val="0"/>
     <w:pPr>
       <w:spacing w:line="360" w:lineRule="auto"/>
     </w:pPr>
     <w:rPr>
-      <w:rFonts w:ascii="Arial" w:hAnsi="Arial" w:eastAsia="宋体"/>
+      <w:rFonts w:ascii="Arial" w:eastAsia="宋体" w:hAnsi="Arial"/>
       <w:sz w:val="28"/>
     </w:rPr>
   </w:style>
-  <w:style w:type="paragraph" w:customStyle="1" w:styleId="31">
+  <w:style w:type="paragraph" w:customStyle="1" w:styleId="3">
     <w:name w:val="柴_标题3"/>
-    <w:basedOn w:val="4"/>
-    <w:next w:val="29"/>
+    <w:basedOn w:val="Heading3"/>
+    <w:next w:val="a1"/>
     <w:qFormat/>
-    <w:uiPriority w:val="0"/>
     <w:pPr>
       <w:spacing w:line="360" w:lineRule="auto"/>
       <w:ind w:left="0" w:firstLine="472" w:firstLineChars="200"/>
     </w:pPr>
     <w:rPr>
-      <w:rFonts w:ascii="宋体" w:hAnsi="宋体" w:eastAsia="宋体" w:cs="宋体"/>
+      <w:rFonts w:ascii="宋体" w:eastAsia="宋体" w:hAnsi="宋体" w:cs="宋体"/>
       <w:spacing w:val="-2"/>
       <w:sz w:val="24"/>
       <w:szCs w:val="24"/>
     </w:rPr>
   </w:style>
-  <w:style w:type="paragraph" w:customStyle="1" w:styleId="32">
+  <w:style w:type="paragraph" w:customStyle="1" w:styleId="a2">
     <w:name w:val="柴_目录"/>
-    <w:basedOn w:val="1"/>
-    <w:next w:val="12"/>
+    <w:basedOn w:val="Normal"/>
+    <w:next w:val="BodyText"/>
     <w:qFormat/>
-    <w:uiPriority w:val="0"/>
     <w:pPr>
       <w:tabs>
         <w:tab w:val="right" w:leader="dot" w:pos="8442"/>
@@ -5945,64 +5763,59 @@
       <w:ind w:left="0" w:leftChars="0"/>
     </w:pPr>
     <w:rPr>
-      <w:rFonts w:ascii="Arial" w:hAnsi="Arial" w:eastAsia="Microsoft JhengHei"/>
+      <w:rFonts w:ascii="Arial" w:eastAsia="Microsoft JhengHei" w:hAnsi="Arial"/>
       <w:sz w:val="24"/>
     </w:rPr>
   </w:style>
-  <w:style w:type="paragraph" w:customStyle="1" w:styleId="33">
+  <w:style w:type="paragraph" w:customStyle="1" w:styleId="WPSOffice1">
     <w:name w:val="WPSOffice手动目录 1"/>
     <w:qFormat/>
-    <w:uiPriority w:val="0"/>
     <w:pPr>
       <w:ind w:leftChars="0"/>
     </w:pPr>
     <w:rPr>
-      <w:rFonts w:ascii="Times New Roman" w:hAnsi="Times New Roman" w:eastAsia="宋体" w:cs="Times New Roman"/>
+      <w:rFonts w:ascii="Times New Roman" w:eastAsia="宋体" w:hAnsi="Times New Roman" w:cs="Times New Roman"/>
       <w:sz w:val="20"/>
       <w:szCs w:val="20"/>
     </w:rPr>
   </w:style>
-  <w:style w:type="paragraph" w:customStyle="1" w:styleId="34">
+  <w:style w:type="paragraph" w:customStyle="1" w:styleId="WPSOffice2">
     <w:name w:val="WPSOffice手动目录 2"/>
     <w:qFormat/>
-    <w:uiPriority w:val="0"/>
     <w:pPr>
       <w:ind w:leftChars="200"/>
     </w:pPr>
     <w:rPr>
-      <w:rFonts w:ascii="Times New Roman" w:hAnsi="Times New Roman" w:eastAsia="宋体" w:cs="Times New Roman"/>
+      <w:rFonts w:ascii="Times New Roman" w:eastAsia="宋体" w:hAnsi="Times New Roman" w:cs="Times New Roman"/>
       <w:sz w:val="20"/>
       <w:szCs w:val="20"/>
     </w:rPr>
   </w:style>
-  <w:style w:type="paragraph" w:customStyle="1" w:styleId="35">
+  <w:style w:type="paragraph" w:customStyle="1" w:styleId="WPSOffice3">
     <w:name w:val="WPSOffice手动目录 3"/>
     <w:qFormat/>
-    <w:uiPriority w:val="0"/>
     <w:pPr>
       <w:ind w:leftChars="400"/>
     </w:pPr>
     <w:rPr>
-      <w:rFonts w:ascii="Times New Roman" w:hAnsi="Times New Roman" w:eastAsia="宋体" w:cs="Times New Roman"/>
+      <w:rFonts w:ascii="Times New Roman" w:eastAsia="宋体" w:hAnsi="Times New Roman" w:cs="Times New Roman"/>
       <w:sz w:val="20"/>
       <w:szCs w:val="20"/>
     </w:rPr>
   </w:style>
-  <w:style w:type="paragraph" w:customStyle="1" w:styleId="36">
+  <w:style w:type="paragraph" w:customStyle="1" w:styleId="Compact">
     <w:name w:val="Compact"/>
-    <w:basedOn w:val="12"/>
+    <w:basedOn w:val="BodyText"/>
     <w:qFormat/>
-    <w:uiPriority w:val="0"/>
     <w:pPr>
       <w:spacing w:before="36" w:after="36"/>
     </w:pPr>
   </w:style>
-  <w:style w:type="table" w:customStyle="1" w:styleId="37">
+  <w:style w:type="table" w:customStyle="1" w:styleId="Table">
     <w:name w:val="Table"/>
     <w:semiHidden/>
     <w:unhideWhenUsed/>
     <w:qFormat/>
-    <w:uiPriority w:val="0"/>
     <w:tblPr>
       <w:tblCellMar>
         <w:top w:w="0" w:type="dxa"/>
@@ -6014,28 +5827,26 @@
     <w:tblStylePr w:type="firstRow">
       <w:tcPr>
         <w:tcBorders>
-          <w:bottom w:val="single" w:color="auto" w:sz="0" w:space="0"/>
+          <w:bottom w:val="single" w:sz="0" w:space="0" w:color="auto"/>
         </w:tcBorders>
         <w:vAlign w:val="bottom"/>
       </w:tcPr>
     </w:tblStylePr>
   </w:style>
-  <w:style w:type="character" w:customStyle="1" w:styleId="38">
+  <w:style w:type="character" w:customStyle="1" w:styleId="1Char">
     <w:name w:val="柴_标题1 Char"/>
-    <w:link w:val="28"/>
+    <w:link w:val="1"/>
     <w:qFormat/>
-    <w:uiPriority w:val="0"/>
     <w:rPr>
-      <w:rFonts w:ascii="Arial" w:hAnsi="Arial" w:eastAsia="宋体"/>
+      <w:rFonts w:ascii="Arial" w:eastAsia="宋体" w:hAnsi="Arial"/>
       <w:sz w:val="32"/>
     </w:rPr>
   </w:style>
-  <w:style w:type="table" w:customStyle="1" w:styleId="39">
+  <w:style w:type="table" w:customStyle="1" w:styleId="TableNormal1">
     <w:name w:val="Table Normal_1"/>
     <w:semiHidden/>
     <w:unhideWhenUsed/>
     <w:qFormat/>
-    <w:uiPriority w:val="0"/>
     <w:tblPr>
       <w:tblCellMar>
         <w:top w:w="0" w:type="dxa"/>
@@ -6045,11 +5856,10 @@
       </w:tblCellMar>
     </w:tblPr>
   </w:style>
-  <w:style w:type="paragraph" w:customStyle="1" w:styleId="40">
+  <w:style w:type="paragraph" w:customStyle="1" w:styleId="a3">
     <w:name w:val="柴_正文_无缩进"/>
-    <w:basedOn w:val="1"/>
+    <w:basedOn w:val="Normal"/>
     <w:qFormat/>
-    <w:uiPriority w:val="0"/>
     <w:pPr>
       <w:ind w:firstLine="0" w:firstLineChars="0"/>
     </w:pPr>
@@ -6059,31 +5869,29 @@
       <w:lang w:eastAsia="zh-CN"/>
     </w:rPr>
   </w:style>
-  <w:style w:type="paragraph" w:customStyle="1" w:styleId="41">
+  <w:style w:type="paragraph" w:customStyle="1" w:styleId="4">
     <w:name w:val="柴_标题4"/>
-    <w:basedOn w:val="5"/>
-    <w:next w:val="1"/>
+    <w:basedOn w:val="Heading4"/>
+    <w:next w:val="Normal"/>
     <w:qFormat/>
-    <w:uiPriority w:val="0"/>
     <w:pPr>
       <w:widowControl w:val="0"/>
       <w:spacing w:before="160" w:line="360" w:lineRule="auto"/>
-      <w:ind w:left="981" w:leftChars="300" w:hanging="862"/>
+      <w:ind w:left="981" w:hanging="862" w:leftChars="300"/>
     </w:pPr>
     <w:rPr>
-      <w:rFonts w:hint="eastAsia" w:ascii="Calibri" w:hAnsi="Calibri" w:eastAsia="宋体" w:cs="宋体"/>
+      <w:rFonts w:ascii="Calibri" w:eastAsia="宋体" w:hAnsi="Calibri" w:cs="宋体" w:hint="eastAsia"/>
       <w:sz w:val="24"/>
       <w:szCs w:val="24"/>
       <w:lang w:eastAsia="zh-CN" w:bidi="zh-CN"/>
     </w:rPr>
   </w:style>
-  <w:style w:type="character" w:customStyle="1" w:styleId="42">
+  <w:style w:type="character" w:customStyle="1" w:styleId="Char">
     <w:name w:val="柴_正文 Char"/>
-    <w:link w:val="29"/>
+    <w:link w:val="a1"/>
     <w:qFormat/>
-    <w:uiPriority w:val="0"/>
     <w:rPr>
-      <w:rFonts w:ascii="Arial" w:hAnsi="Arial" w:eastAsia="宋体"/>
+      <w:rFonts w:ascii="Arial" w:eastAsia="宋体" w:hAnsi="Arial"/>
       <w:sz w:val="24"/>
       <w:lang w:eastAsia="zh-CN"/>
     </w:rPr>

--- a/4.质量管理/1.流程制度规范类文件/TXHS-04-05-运维服务投诉管理制度.docx
+++ b/4.质量管理/1.流程制度规范类文件/TXHS-04-05-运维服务投诉管理制度.docx
@@ -1338,7 +1338,7 @@
                 <w:vertAlign w:val="baseline"/>
                 <w:lang w:val="en-US" w:eastAsia="zh-CN"/>
               </w:rPr>
-              <w:t>李伟</w:t>
+              <w:t>沈晓晖</w:t>
             </w:r>
           </w:p>
         </w:tc>
@@ -1386,7 +1386,7 @@
                 <w:vertAlign w:val="baseline"/>
                 <w:lang w:val="en-US" w:eastAsia="zh-CN"/>
               </w:rPr>
-              <w:t>陈凯</w:t>
+              <w:t>茅建根</w:t>
             </w:r>
           </w:p>
         </w:tc>

--- a/4.质量管理/1.流程制度规范类文件/TXHS-04-05-运维服务投诉管理制度.docx
+++ b/4.质量管理/1.流程制度规范类文件/TXHS-04-05-运维服务投诉管理制度.docx
@@ -1,11 +1,10 @@
 
 <file path=word/document.xml><?xml version="1.0" encoding="utf-8"?>
-<w:document xmlns:wpc="http://schemas.microsoft.com/office/word/2010/wordprocessingCanvas" xmlns:mc="http://schemas.openxmlformats.org/markup-compatibility/2006" xmlns:o="urn:schemas-microsoft-com:office:office" xmlns:r="http://schemas.openxmlformats.org/officeDocument/2006/relationships" xmlns:m="http://schemas.openxmlformats.org/officeDocument/2006/math" xmlns:v="urn:schemas-microsoft-com:vml" xmlns:wp14="http://schemas.microsoft.com/office/word/2010/wordprocessingDrawing" xmlns:wp="http://schemas.openxmlformats.org/drawingml/2006/wordprocessingDrawing" xmlns:w10="urn:schemas-microsoft-com:office:word" xmlns:w="http://schemas.openxmlformats.org/wordprocessingml/2006/main" xmlns:w14="http://schemas.microsoft.com/office/word/2010/wordml" xmlns:w15="http://schemas.microsoft.com/office/word/2012/wordml" xmlns:wne="http://schemas.microsoft.com/office/word/2006/wordml" xmlns:wpg="http://schemas.microsoft.com/office/word/2010/wordprocessingGroup" xmlns:wpi="http://schemas.microsoft.com/office/word/2010/wordprocessingInk" xmlns:wps="http://schemas.microsoft.com/office/word/2010/wordprocessingShape" mc:Ignorable="w14 w15 wp14">
-  <!-- Generated by Aspose.Words for .NET 13.3.0.1 -->
+<w:document xmlns:wpc="http://schemas.microsoft.com/office/word/2010/wordprocessingCanvas" xmlns:mc="http://schemas.openxmlformats.org/markup-compatibility/2006" xmlns:o="urn:schemas-microsoft-com:office:office" xmlns:r="http://schemas.openxmlformats.org/officeDocument/2006/relationships" xmlns:m="http://schemas.openxmlformats.org/officeDocument/2006/math" xmlns:v="urn:schemas-microsoft-com:vml" xmlns:wp14="http://schemas.microsoft.com/office/word/2010/wordprocessingDrawing" xmlns:wp="http://schemas.openxmlformats.org/drawingml/2006/wordprocessingDrawing" xmlns:w="http://schemas.openxmlformats.org/wordprocessingml/2006/main" xmlns:w14="http://schemas.microsoft.com/office/word/2010/wordml" xmlns:w10="urn:schemas-microsoft-com:office:word" xmlns:w15="http://schemas.microsoft.com/office/word/2012/wordml" xmlns:wpg="http://schemas.microsoft.com/office/word/2010/wordprocessingGroup" xmlns:wpi="http://schemas.microsoft.com/office/word/2010/wordprocessingInk" xmlns:wne="http://schemas.microsoft.com/office/word/2006/wordml" xmlns:wps="http://schemas.microsoft.com/office/word/2010/wordprocessingShape" xmlns:wpsCustomData="http://www.wps.cn/officeDocument/2013/wpsCustomData" mc:Ignorable="w14 w15 wp14">
   <w:body>
     <w:p>
       <w:pPr>
-        <w:pStyle w:val="a"/>
+        <w:pStyle w:val="24"/>
         <w:keepNext w:val="0"/>
         <w:keepLines w:val="0"/>
         <w:pageBreakBefore w:val="0"/>
@@ -25,7 +24,7 @@
       <w:bookmarkStart w:id="0" w:name="_Toc18335"/>
       <w:r>
         <w:drawing>
-          <wp:anchor distT="0" distB="0" distL="114300" distR="114300" simplePos="0" relativeHeight="251660288" behindDoc="1" locked="0" layoutInCell="1" allowOverlap="1">
+          <wp:anchor distT="0" distB="0" distL="114300" distR="114300" simplePos="0" relativeHeight="251661312" behindDoc="1" locked="0" layoutInCell="1" allowOverlap="1">
             <wp:simplePos x="0" y="0"/>
             <wp:positionH relativeFrom="column">
               <wp:posOffset>-19050</wp:posOffset>
@@ -50,7 +49,7 @@
                     </pic:cNvPicPr>
                   </pic:nvPicPr>
                   <pic:blipFill>
-                    <a:blip xmlns:r="http://schemas.openxmlformats.org/officeDocument/2006/relationships" r:embed="rId4"/>
+                    <a:blip r:embed="rId7"/>
                     <a:stretch>
                       <a:fillRect/>
                     </a:stretch>
@@ -76,7 +75,7 @@
       </w:r>
       <w:r>
         <w:drawing>
-          <wp:anchor distT="0" distB="0" distL="114300" distR="114300" simplePos="0" relativeHeight="251659264" behindDoc="1" locked="0" layoutInCell="1" allowOverlap="1">
+          <wp:anchor distT="0" distB="0" distL="114300" distR="114300" simplePos="0" relativeHeight="251660288" behindDoc="1" locked="0" layoutInCell="1" allowOverlap="1">
             <wp:simplePos x="0" y="0"/>
             <wp:positionH relativeFrom="column">
               <wp:posOffset>0</wp:posOffset>
@@ -101,7 +100,7 @@
                     </pic:cNvPicPr>
                   </pic:nvPicPr>
                   <pic:blipFill>
-                    <a:blip xmlns:r="http://schemas.openxmlformats.org/officeDocument/2006/relationships" r:embed="rId5"/>
+                    <a:blip r:embed="rId8"/>
                     <a:stretch>
                       <a:fillRect/>
                     </a:stretch>
@@ -131,7 +130,7 @@
           <w:lang w:val="en-US" w:eastAsia="zh-CN"/>
         </w:rPr>
         <w:drawing>
-          <wp:anchor distT="0" distB="0" distL="114300" distR="114300" simplePos="0" relativeHeight="251658240" behindDoc="1" locked="0" layoutInCell="1" allowOverlap="1">
+          <wp:anchor distT="0" distB="0" distL="114300" distR="114300" simplePos="0" relativeHeight="251659264" behindDoc="1" locked="0" layoutInCell="1" allowOverlap="1">
             <wp:simplePos x="0" y="0"/>
             <wp:positionH relativeFrom="column">
               <wp:posOffset>635</wp:posOffset>
@@ -156,7 +155,7 @@
                     </pic:cNvPicPr>
                   </pic:nvPicPr>
                   <pic:blipFill>
-                    <a:blip xmlns:r="http://schemas.openxmlformats.org/officeDocument/2006/relationships" r:embed="rId6">
+                    <a:blip r:embed="rId9">
                       <a:alphaModFix amt="58000"/>
                       <a:lum contrast="-52000"/>
                     </a:blip>
@@ -190,7 +189,7 @@
     </w:p>
     <w:p>
       <w:pPr>
-        <w:pStyle w:val="a0"/>
+        <w:pStyle w:val="25"/>
         <w:keepNext w:val="0"/>
         <w:keepLines w:val="0"/>
         <w:pageBreakBefore w:val="0"/>
@@ -237,11 +236,11 @@
         <w:adjustRightInd w:val="0"/>
         <w:snapToGrid w:val="0"/>
         <w:spacing w:after="624" w:afterLines="200" w:line="219" w:lineRule="auto"/>
-        <w:ind w:left="0" w:right="0" w:firstLine="0" w:leftChars="0" w:rightChars="0" w:firstLineChars="0"/>
+        <w:ind w:left="0" w:leftChars="0" w:right="0" w:rightChars="0" w:firstLine="0" w:firstLineChars="0"/>
         <w:jc w:val="center"/>
         <w:textAlignment w:val="baseline"/>
         <w:rPr>
-          <w:rFonts w:ascii="宋体" w:eastAsia="宋体" w:hAnsi="宋体" w:cs="宋体" w:hint="eastAsia"/>
+          <w:rFonts w:hint="eastAsia" w:ascii="宋体" w:hAnsi="宋体" w:eastAsia="宋体" w:cs="宋体"/>
           <w:sz w:val="24"/>
           <w:szCs w:val="24"/>
           <w:lang w:val="en-US" w:eastAsia="zh-CN"/>
@@ -249,7 +248,7 @@
       </w:pPr>
       <w:r>
         <w:rPr>
-          <w:rFonts w:ascii="宋体" w:eastAsia="宋体" w:hAnsi="宋体" w:cs="宋体"/>
+          <w:rFonts w:ascii="宋体" w:hAnsi="宋体" w:eastAsia="宋体" w:cs="宋体"/>
           <w:b/>
           <w:bCs/>
           <w:spacing w:val="-3"/>
@@ -260,7 +259,7 @@
       </w:r>
       <w:r>
         <w:rPr>
-          <w:rFonts w:ascii="宋体" w:eastAsia="宋体" w:hAnsi="宋体" w:cs="宋体" w:hint="eastAsia"/>
+          <w:rFonts w:hint="eastAsia" w:ascii="宋体" w:hAnsi="宋体" w:eastAsia="宋体" w:cs="宋体"/>
           <w:b/>
           <w:bCs/>
           <w:spacing w:val="-3"/>
@@ -272,7 +271,7 @@
       </w:r>
       <w:r>
         <w:rPr>
-          <w:rFonts w:ascii="宋体" w:eastAsia="宋体" w:hAnsi="宋体" w:cs="宋体"/>
+          <w:rFonts w:ascii="宋体" w:hAnsi="宋体" w:eastAsia="宋体" w:cs="宋体"/>
           <w:b/>
           <w:bCs/>
           <w:spacing w:val="-3"/>
@@ -283,7 +282,7 @@
       </w:r>
       <w:r>
         <w:rPr>
-          <w:rFonts w:ascii="宋体" w:hAnsi="宋体" w:cs="宋体" w:hint="eastAsia"/>
+          <w:rFonts w:hint="eastAsia" w:ascii="宋体" w:hAnsi="宋体" w:cs="宋体"/>
           <w:b/>
           <w:bCs/>
           <w:spacing w:val="-3"/>
@@ -295,7 +294,7 @@
       </w:r>
       <w:r>
         <w:rPr>
-          <w:rFonts w:ascii="宋体" w:eastAsia="宋体" w:hAnsi="宋体" w:cs="宋体"/>
+          <w:rFonts w:ascii="宋体" w:hAnsi="宋体" w:eastAsia="宋体" w:cs="宋体"/>
           <w:b/>
           <w:bCs/>
           <w:spacing w:val="-3"/>
@@ -306,7 +305,7 @@
       </w:r>
       <w:r>
         <w:rPr>
-          <w:rFonts w:ascii="宋体" w:hAnsi="宋体" w:cs="宋体" w:hint="eastAsia"/>
+          <w:rFonts w:hint="eastAsia" w:ascii="宋体" w:hAnsi="宋体" w:cs="宋体"/>
           <w:b/>
           <w:bCs/>
           <w:spacing w:val="-3"/>
@@ -319,17 +318,18 @@
     </w:p>
     <w:tbl>
       <w:tblPr>
-        <w:tblStyle w:val="TableGrid"/>
+        <w:tblStyle w:val="21"/>
         <w:tblW w:w="0" w:type="auto"/>
         <w:jc w:val="center"/>
         <w:tblBorders>
-          <w:top w:val="nil"/>
-          <w:left w:val="nil"/>
-          <w:bottom w:val="nil"/>
-          <w:right w:val="nil"/>
-          <w:insideH w:val="nil"/>
-          <w:insideV w:val="nil"/>
+          <w:top w:val="none" w:color="auto" w:sz="0" w:space="0"/>
+          <w:left w:val="none" w:color="auto" w:sz="0" w:space="0"/>
+          <w:bottom w:val="none" w:color="auto" w:sz="0" w:space="0"/>
+          <w:right w:val="none" w:color="auto" w:sz="0" w:space="0"/>
+          <w:insideH w:val="none" w:color="auto" w:sz="0" w:space="0"/>
+          <w:insideV w:val="none" w:color="auto" w:sz="0" w:space="0"/>
         </w:tblBorders>
+        <w:tblLayout w:type="autofit"/>
         <w:tblCellMar>
           <w:top w:w="0" w:type="dxa"/>
           <w:left w:w="108" w:type="dxa"/>
@@ -343,15 +343,13 @@
       </w:tblGrid>
       <w:tr>
         <w:tblPrEx>
-          <w:tblW w:w="0" w:type="auto"/>
-          <w:jc w:val="center"/>
           <w:tblBorders>
-            <w:top w:val="nil"/>
-            <w:left w:val="nil"/>
-            <w:bottom w:val="nil"/>
-            <w:right w:val="nil"/>
-            <w:insideH w:val="nil"/>
-            <w:insideV w:val="nil"/>
+            <w:top w:val="none" w:color="auto" w:sz="0" w:space="0"/>
+            <w:left w:val="none" w:color="auto" w:sz="0" w:space="0"/>
+            <w:bottom w:val="none" w:color="auto" w:sz="0" w:space="0"/>
+            <w:right w:val="none" w:color="auto" w:sz="0" w:space="0"/>
+            <w:insideH w:val="none" w:color="auto" w:sz="0" w:space="0"/>
+            <w:insideV w:val="none" w:color="auto" w:sz="0" w:space="0"/>
           </w:tblBorders>
           <w:tblCellMar>
             <w:top w:w="0" w:type="dxa"/>
@@ -361,7 +359,7 @@
           </w:tblCellMar>
         </w:tblPrEx>
         <w:trPr>
-          <w:trHeight w:val="810"/>
+          <w:trHeight w:val="810" w:hRule="atLeast"/>
           <w:jc w:val="center"/>
         </w:trPr>
         <w:tc>
@@ -399,7 +397,7 @@
             </w:r>
             <w:r>
               <w:rPr>
-                <w:rFonts w:asciiTheme="minorAscii" w:eastAsiaTheme="minorEastAsia" w:hAnsiTheme="minorAscii" w:hint="default"/>
+                <w:rFonts w:hint="default" w:asciiTheme="minorAscii" w:hAnsiTheme="minorAscii" w:eastAsiaTheme="minorEastAsia"/>
                 <w:spacing w:val="227"/>
                 <w:sz w:val="21"/>
                 <w:vertAlign w:val="baseline"/>
@@ -410,11 +408,10 @@
             <w:r>
               <w:rPr>
                 <w:rFonts w:hint="eastAsia"/>
-                <w:u w:val="single"/>
-                <w:vertAlign w:val="baseline"/>
+                <w:u w:val="thick"/>
                 <w:lang w:val="en-US" w:eastAsia="zh-CN"/>
               </w:rPr>
-              <w:t>运维部</w:t>
+              <w:t>质量管理部</w:t>
             </w:r>
           </w:p>
         </w:tc>
@@ -449,11 +446,21 @@
                 <w:vertAlign w:val="baseline"/>
                 <w:lang w:val="en-US" w:eastAsia="zh-CN"/>
               </w:rPr>
-              <w:t>编制时间</w:t>
+              <w:t>编制时</w:t>
+            </w:r>
+            <w:bookmarkStart w:id="21" w:name="_GoBack"/>
+            <w:bookmarkEnd w:id="21"/>
+            <w:r>
+              <w:rPr>
+                <w:rFonts w:hint="eastAsia"/>
+                <w:vertAlign w:val="baseline"/>
+                <w:lang w:val="en-US" w:eastAsia="zh-CN"/>
+              </w:rPr>
+              <w:t>间</w:t>
             </w:r>
             <w:r>
               <w:rPr>
-                <w:rFonts w:asciiTheme="minorAscii" w:eastAsiaTheme="minorEastAsia" w:hAnsiTheme="minorAscii" w:hint="eastAsia"/>
+                <w:rFonts w:hint="eastAsia" w:asciiTheme="minorAscii" w:hAnsiTheme="minorAscii" w:eastAsiaTheme="minorEastAsia"/>
                 <w:spacing w:val="227"/>
                 <w:sz w:val="21"/>
                 <w:vertAlign w:val="baseline"/>
@@ -475,8 +482,14 @@
       </w:tr>
       <w:tr>
         <w:tblPrEx>
-          <w:tblW w:w="0" w:type="auto"/>
-          <w:jc w:val="center"/>
+          <w:tblBorders>
+            <w:top w:val="none" w:color="auto" w:sz="0" w:space="0"/>
+            <w:left w:val="none" w:color="auto" w:sz="0" w:space="0"/>
+            <w:bottom w:val="none" w:color="auto" w:sz="0" w:space="0"/>
+            <w:right w:val="none" w:color="auto" w:sz="0" w:space="0"/>
+            <w:insideH w:val="none" w:color="auto" w:sz="0" w:space="0"/>
+            <w:insideV w:val="none" w:color="auto" w:sz="0" w:space="0"/>
+          </w:tblBorders>
           <w:tblCellMar>
             <w:top w:w="0" w:type="dxa"/>
             <w:left w:w="108" w:type="dxa"/>
@@ -485,7 +498,7 @@
           </w:tblCellMar>
         </w:tblPrEx>
         <w:trPr>
-          <w:trHeight w:val="810"/>
+          <w:trHeight w:val="810" w:hRule="atLeast"/>
           <w:jc w:val="center"/>
         </w:trPr>
         <w:tc>
@@ -509,7 +522,7 @@
               <w:snapToGrid w:val="0"/>
               <w:textAlignment w:val="baseline"/>
               <w:rPr>
-                <w:rFonts w:ascii="Arial" w:eastAsia="Arial" w:hAnsi="Arial" w:cs="Arial" w:hint="default"/>
+                <w:rFonts w:hint="default" w:ascii="Arial" w:hAnsi="Arial" w:eastAsia="Arial" w:cs="Arial"/>
                 <w:snapToGrid w:val="0"/>
                 <w:color w:val="000000"/>
                 <w:kern w:val="0"/>
@@ -541,7 +554,7 @@
             </w:r>
             <w:r>
               <w:rPr>
-                <w:rFonts w:asciiTheme="minorAscii" w:eastAsiaTheme="minorEastAsia" w:hAnsiTheme="minorAscii" w:hint="default"/>
+                <w:rFonts w:hint="default" w:asciiTheme="minorAscii" w:hAnsiTheme="minorAscii" w:eastAsiaTheme="minorEastAsia"/>
                 <w:spacing w:val="227"/>
                 <w:sz w:val="21"/>
                 <w:vertAlign w:val="baseline"/>
@@ -583,7 +596,7 @@
               <w:snapToGrid w:val="0"/>
               <w:textAlignment w:val="baseline"/>
               <w:rPr>
-                <w:rFonts w:ascii="Arial" w:eastAsia="Arial" w:hAnsi="Arial" w:cs="Arial" w:hint="default"/>
+                <w:rFonts w:hint="default" w:ascii="Arial" w:hAnsi="Arial" w:eastAsia="Arial" w:cs="Arial"/>
                 <w:snapToGrid w:val="0"/>
                 <w:color w:val="000000"/>
                 <w:kern w:val="0"/>
@@ -603,7 +616,7 @@
             </w:r>
             <w:r>
               <w:rPr>
-                <w:rFonts w:asciiTheme="minorAscii" w:eastAsiaTheme="minorEastAsia" w:hAnsiTheme="minorAscii" w:hint="eastAsia"/>
+                <w:rFonts w:hint="eastAsia" w:asciiTheme="minorAscii" w:hAnsiTheme="minorAscii" w:eastAsiaTheme="minorEastAsia"/>
                 <w:spacing w:val="227"/>
                 <w:sz w:val="21"/>
                 <w:vertAlign w:val="baseline"/>
@@ -625,8 +638,14 @@
       </w:tr>
       <w:tr>
         <w:tblPrEx>
-          <w:tblW w:w="0" w:type="auto"/>
-          <w:jc w:val="center"/>
+          <w:tblBorders>
+            <w:top w:val="none" w:color="auto" w:sz="0" w:space="0"/>
+            <w:left w:val="none" w:color="auto" w:sz="0" w:space="0"/>
+            <w:bottom w:val="none" w:color="auto" w:sz="0" w:space="0"/>
+            <w:right w:val="none" w:color="auto" w:sz="0" w:space="0"/>
+            <w:insideH w:val="none" w:color="auto" w:sz="0" w:space="0"/>
+            <w:insideV w:val="none" w:color="auto" w:sz="0" w:space="0"/>
+          </w:tblBorders>
           <w:tblCellMar>
             <w:top w:w="0" w:type="dxa"/>
             <w:left w:w="108" w:type="dxa"/>
@@ -635,7 +654,7 @@
           </w:tblCellMar>
         </w:tblPrEx>
         <w:trPr>
-          <w:trHeight w:val="635"/>
+          <w:trHeight w:val="635" w:hRule="atLeast"/>
           <w:jc w:val="center"/>
         </w:trPr>
         <w:tc>
@@ -685,7 +704,7 @@
             </w:r>
             <w:r>
               <w:rPr>
-                <w:rFonts w:asciiTheme="minorAscii" w:eastAsiaTheme="minorEastAsia" w:hAnsiTheme="minorAscii" w:hint="eastAsia"/>
+                <w:rFonts w:hint="eastAsia" w:asciiTheme="minorAscii" w:hAnsiTheme="minorAscii" w:eastAsiaTheme="minorEastAsia"/>
                 <w:spacing w:val="227"/>
                 <w:sz w:val="21"/>
                 <w:vertAlign w:val="baseline"/>
@@ -738,7 +757,7 @@
             </w:r>
             <w:r>
               <w:rPr>
-                <w:rFonts w:asciiTheme="minorAscii" w:eastAsiaTheme="minorEastAsia" w:hAnsiTheme="minorAscii" w:hint="eastAsia"/>
+                <w:rFonts w:hint="eastAsia" w:asciiTheme="minorAscii" w:hAnsiTheme="minorAscii" w:eastAsiaTheme="minorEastAsia"/>
                 <w:spacing w:val="227"/>
                 <w:sz w:val="21"/>
                 <w:vertAlign w:val="baseline"/>
@@ -797,14 +816,14 @@
         <w:ind w:left="3634"/>
         <w:textAlignment w:val="baseline"/>
         <w:rPr>
-          <w:rFonts w:ascii="宋体" w:eastAsia="宋体" w:hAnsi="宋体" w:cs="宋体"/>
+          <w:rFonts w:ascii="宋体" w:hAnsi="宋体" w:eastAsia="宋体" w:cs="宋体"/>
           <w:sz w:val="31"/>
           <w:szCs w:val="31"/>
         </w:rPr>
       </w:pPr>
       <w:r>
         <w:rPr>
-          <w:rFonts w:ascii="宋体" w:eastAsia="宋体" w:hAnsi="宋体" w:cs="宋体"/>
+          <w:rFonts w:ascii="宋体" w:hAnsi="宋体" w:eastAsia="宋体" w:cs="宋体"/>
           <w:b/>
           <w:bCs/>
           <w:spacing w:val="4"/>
@@ -816,16 +835,16 @@
     </w:p>
     <w:tbl>
       <w:tblPr>
-        <w:tblStyle w:val="TableNormal0"/>
+        <w:tblStyle w:val="26"/>
         <w:tblW w:w="8214" w:type="dxa"/>
         <w:jc w:val="center"/>
         <w:tblBorders>
-          <w:top w:val="single" w:sz="2" w:space="0" w:color="000000"/>
-          <w:left w:val="single" w:sz="2" w:space="0" w:color="000000"/>
-          <w:bottom w:val="single" w:sz="2" w:space="0" w:color="000000"/>
-          <w:right w:val="single" w:sz="2" w:space="0" w:color="000000"/>
-          <w:insideH w:val="single" w:sz="2" w:space="0" w:color="000000"/>
-          <w:insideV w:val="single" w:sz="2" w:space="0" w:color="000000"/>
+          <w:top w:val="single" w:color="000000" w:sz="2" w:space="0"/>
+          <w:left w:val="single" w:color="000000" w:sz="2" w:space="0"/>
+          <w:bottom w:val="single" w:color="000000" w:sz="2" w:space="0"/>
+          <w:right w:val="single" w:color="000000" w:sz="2" w:space="0"/>
+          <w:insideH w:val="single" w:color="000000" w:sz="2" w:space="0"/>
+          <w:insideV w:val="single" w:color="000000" w:sz="2" w:space="0"/>
         </w:tblBorders>
         <w:tblLayout w:type="fixed"/>
         <w:tblCellMar>
@@ -845,17 +864,14 @@
       </w:tblGrid>
       <w:tr>
         <w:tblPrEx>
-          <w:tblW w:w="8214" w:type="dxa"/>
-          <w:jc w:val="center"/>
           <w:tblBorders>
-            <w:top w:val="single" w:sz="2" w:space="0" w:color="000000"/>
-            <w:left w:val="single" w:sz="2" w:space="0" w:color="000000"/>
-            <w:bottom w:val="single" w:sz="2" w:space="0" w:color="000000"/>
-            <w:right w:val="single" w:sz="2" w:space="0" w:color="000000"/>
-            <w:insideH w:val="single" w:sz="2" w:space="0" w:color="000000"/>
-            <w:insideV w:val="single" w:sz="2" w:space="0" w:color="000000"/>
+            <w:top w:val="single" w:color="000000" w:sz="2" w:space="0"/>
+            <w:left w:val="single" w:color="000000" w:sz="2" w:space="0"/>
+            <w:bottom w:val="single" w:color="000000" w:sz="2" w:space="0"/>
+            <w:right w:val="single" w:color="000000" w:sz="2" w:space="0"/>
+            <w:insideH w:val="single" w:color="000000" w:sz="2" w:space="0"/>
+            <w:insideV w:val="single" w:color="000000" w:sz="2" w:space="0"/>
           </w:tblBorders>
-          <w:tblLayout w:type="fixed"/>
           <w:tblCellMar>
             <w:top w:w="0" w:type="dxa"/>
             <w:left w:w="0" w:type="dxa"/>
@@ -864,7 +880,7 @@
           </w:tblCellMar>
         </w:tblPrEx>
         <w:trPr>
-          <w:trHeight w:val="593"/>
+          <w:trHeight w:val="593" w:hRule="atLeast"/>
           <w:jc w:val="center"/>
         </w:trPr>
         <w:tc>
@@ -886,18 +902,18 @@
               <w:adjustRightInd w:val="0"/>
               <w:snapToGrid w:val="0"/>
               <w:spacing w:before="176" w:line="228" w:lineRule="auto"/>
-              <w:ind w:left="0" w:right="0" w:firstLine="0" w:leftChars="0" w:rightChars="0" w:firstLineChars="0"/>
+              <w:ind w:left="0" w:leftChars="0" w:right="0" w:rightChars="0" w:firstLine="0" w:firstLineChars="0"/>
               <w:jc w:val="center"/>
               <w:textAlignment w:val="baseline"/>
               <w:rPr>
-                <w:rFonts w:ascii="宋体" w:eastAsia="宋体" w:hAnsi="宋体" w:cs="宋体"/>
+                <w:rFonts w:ascii="宋体" w:hAnsi="宋体" w:eastAsia="宋体" w:cs="宋体"/>
                 <w:sz w:val="20"/>
                 <w:szCs w:val="20"/>
               </w:rPr>
             </w:pPr>
             <w:r>
               <w:rPr>
-                <w:rFonts w:ascii="宋体" w:hAnsi="宋体" w:cs="宋体" w:hint="eastAsia"/>
+                <w:rFonts w:hint="eastAsia" w:ascii="宋体" w:hAnsi="宋体" w:cs="宋体"/>
                 <w:spacing w:val="-14"/>
                 <w:sz w:val="20"/>
                 <w:szCs w:val="20"/>
@@ -907,7 +923,7 @@
             </w:r>
             <w:r>
               <w:rPr>
-                <w:rFonts w:ascii="宋体" w:eastAsia="宋体" w:hAnsi="宋体" w:cs="宋体"/>
+                <w:rFonts w:ascii="宋体" w:hAnsi="宋体" w:eastAsia="宋体" w:cs="宋体"/>
                 <w:spacing w:val="-14"/>
                 <w:sz w:val="20"/>
                 <w:szCs w:val="20"/>
@@ -935,18 +951,18 @@
               <w:adjustRightInd w:val="0"/>
               <w:snapToGrid w:val="0"/>
               <w:spacing w:before="175" w:line="227" w:lineRule="auto"/>
-              <w:ind w:left="0" w:right="0" w:firstLine="0" w:leftChars="0" w:rightChars="0" w:firstLineChars="0"/>
+              <w:ind w:left="0" w:leftChars="0" w:right="0" w:rightChars="0" w:firstLine="0" w:firstLineChars="0"/>
               <w:jc w:val="center"/>
               <w:textAlignment w:val="baseline"/>
               <w:rPr>
-                <w:rFonts w:ascii="宋体" w:eastAsia="宋体" w:hAnsi="宋体" w:cs="宋体"/>
+                <w:rFonts w:ascii="宋体" w:hAnsi="宋体" w:eastAsia="宋体" w:cs="宋体"/>
                 <w:sz w:val="20"/>
                 <w:szCs w:val="20"/>
               </w:rPr>
             </w:pPr>
             <w:r>
               <w:rPr>
-                <w:rFonts w:ascii="宋体" w:eastAsia="宋体" w:hAnsi="宋体" w:cs="宋体"/>
+                <w:rFonts w:ascii="宋体" w:hAnsi="宋体" w:eastAsia="宋体" w:cs="宋体"/>
                 <w:spacing w:val="4"/>
                 <w:sz w:val="20"/>
                 <w:szCs w:val="20"/>
@@ -974,18 +990,18 @@
               <w:adjustRightInd w:val="0"/>
               <w:snapToGrid w:val="0"/>
               <w:spacing w:before="175" w:line="228" w:lineRule="auto"/>
-              <w:ind w:left="0" w:right="0" w:firstLine="0" w:leftChars="0" w:rightChars="0" w:firstLineChars="0"/>
+              <w:ind w:left="0" w:leftChars="0" w:right="0" w:rightChars="0" w:firstLine="0" w:firstLineChars="0"/>
               <w:jc w:val="center"/>
               <w:textAlignment w:val="baseline"/>
               <w:rPr>
-                <w:rFonts w:ascii="宋体" w:eastAsia="宋体" w:hAnsi="宋体" w:cs="宋体"/>
+                <w:rFonts w:ascii="宋体" w:hAnsi="宋体" w:eastAsia="宋体" w:cs="宋体"/>
                 <w:sz w:val="20"/>
                 <w:szCs w:val="20"/>
               </w:rPr>
             </w:pPr>
             <w:r>
               <w:rPr>
-                <w:rFonts w:ascii="宋体" w:eastAsia="宋体" w:hAnsi="宋体" w:cs="宋体"/>
+                <w:rFonts w:ascii="宋体" w:hAnsi="宋体" w:eastAsia="宋体" w:cs="宋体"/>
                 <w:spacing w:val="7"/>
                 <w:sz w:val="20"/>
                 <w:szCs w:val="20"/>
@@ -1013,11 +1029,11 @@
               <w:adjustRightInd w:val="0"/>
               <w:snapToGrid w:val="0"/>
               <w:spacing w:before="175" w:line="228" w:lineRule="auto"/>
-              <w:ind w:left="0" w:right="0" w:firstLine="0" w:leftChars="0" w:rightChars="0" w:firstLineChars="0"/>
+              <w:ind w:left="0" w:leftChars="0" w:right="0" w:rightChars="0" w:firstLine="0" w:firstLineChars="0"/>
               <w:jc w:val="center"/>
               <w:textAlignment w:val="baseline"/>
               <w:rPr>
-                <w:rFonts w:ascii="宋体" w:eastAsia="宋体" w:hAnsi="宋体" w:cs="宋体" w:hint="eastAsia"/>
+                <w:rFonts w:hint="eastAsia" w:ascii="宋体" w:hAnsi="宋体" w:eastAsia="宋体" w:cs="宋体"/>
                 <w:spacing w:val="7"/>
                 <w:sz w:val="20"/>
                 <w:szCs w:val="20"/>
@@ -1026,7 +1042,7 @@
             </w:pPr>
             <w:r>
               <w:rPr>
-                <w:rFonts w:ascii="宋体" w:hAnsi="宋体" w:cs="宋体" w:hint="eastAsia"/>
+                <w:rFonts w:hint="eastAsia" w:ascii="宋体" w:hAnsi="宋体" w:cs="宋体"/>
                 <w:spacing w:val="7"/>
                 <w:sz w:val="20"/>
                 <w:szCs w:val="20"/>
@@ -1055,11 +1071,11 @@
               <w:adjustRightInd w:val="0"/>
               <w:snapToGrid w:val="0"/>
               <w:spacing w:before="175" w:line="228" w:lineRule="auto"/>
-              <w:ind w:left="0" w:right="0" w:firstLine="0" w:leftChars="0" w:rightChars="0" w:firstLineChars="0"/>
+              <w:ind w:left="0" w:leftChars="0" w:right="0" w:rightChars="0" w:firstLine="0" w:firstLineChars="0"/>
               <w:jc w:val="center"/>
               <w:textAlignment w:val="baseline"/>
               <w:rPr>
-                <w:rFonts w:ascii="宋体" w:hAnsi="宋体" w:cs="宋体" w:hint="default"/>
+                <w:rFonts w:hint="default" w:ascii="宋体" w:hAnsi="宋体" w:cs="宋体"/>
                 <w:spacing w:val="7"/>
                 <w:sz w:val="20"/>
                 <w:szCs w:val="20"/>
@@ -1068,7 +1084,7 @@
             </w:pPr>
             <w:r>
               <w:rPr>
-                <w:rFonts w:ascii="宋体" w:hAnsi="宋体" w:cs="宋体" w:hint="eastAsia"/>
+                <w:rFonts w:hint="eastAsia" w:ascii="宋体" w:hAnsi="宋体" w:cs="宋体"/>
                 <w:spacing w:val="7"/>
                 <w:sz w:val="20"/>
                 <w:szCs w:val="20"/>
@@ -1097,18 +1113,18 @@
               <w:adjustRightInd w:val="0"/>
               <w:snapToGrid w:val="0"/>
               <w:spacing w:before="176" w:line="229" w:lineRule="auto"/>
-              <w:ind w:left="0" w:right="0" w:firstLine="0" w:leftChars="0" w:rightChars="0" w:firstLineChars="0"/>
+              <w:ind w:left="0" w:leftChars="0" w:right="0" w:rightChars="0" w:firstLine="0" w:firstLineChars="0"/>
               <w:jc w:val="center"/>
               <w:textAlignment w:val="baseline"/>
               <w:rPr>
-                <w:rFonts w:ascii="宋体" w:eastAsia="宋体" w:hAnsi="宋体" w:cs="宋体"/>
+                <w:rFonts w:ascii="宋体" w:hAnsi="宋体" w:eastAsia="宋体" w:cs="宋体"/>
                 <w:sz w:val="20"/>
                 <w:szCs w:val="20"/>
               </w:rPr>
             </w:pPr>
             <w:r>
               <w:rPr>
-                <w:rFonts w:ascii="宋体" w:eastAsia="宋体" w:hAnsi="宋体" w:cs="宋体"/>
+                <w:rFonts w:ascii="宋体" w:hAnsi="宋体" w:eastAsia="宋体" w:cs="宋体"/>
                 <w:spacing w:val="7"/>
                 <w:sz w:val="20"/>
                 <w:szCs w:val="20"/>
@@ -1120,9 +1136,14 @@
       </w:tr>
       <w:tr>
         <w:tblPrEx>
-          <w:tblW w:w="8214" w:type="dxa"/>
-          <w:jc w:val="center"/>
-          <w:tblLayout w:type="fixed"/>
+          <w:tblBorders>
+            <w:top w:val="single" w:color="000000" w:sz="2" w:space="0"/>
+            <w:left w:val="single" w:color="000000" w:sz="2" w:space="0"/>
+            <w:bottom w:val="single" w:color="000000" w:sz="2" w:space="0"/>
+            <w:right w:val="single" w:color="000000" w:sz="2" w:space="0"/>
+            <w:insideH w:val="single" w:color="000000" w:sz="2" w:space="0"/>
+            <w:insideV w:val="single" w:color="000000" w:sz="2" w:space="0"/>
+          </w:tblBorders>
           <w:tblCellMar>
             <w:top w:w="0" w:type="dxa"/>
             <w:left w:w="0" w:type="dxa"/>
@@ -1131,7 +1152,7 @@
           </w:tblCellMar>
         </w:tblPrEx>
         <w:trPr>
-          <w:trHeight w:val="516"/>
+          <w:trHeight w:val="516" w:hRule="atLeast"/>
           <w:jc w:val="center"/>
         </w:trPr>
         <w:tc>
@@ -1155,11 +1176,11 @@
               <w:adjustRightInd w:val="0"/>
               <w:snapToGrid w:val="0"/>
               <w:spacing w:before="173" w:line="267" w:lineRule="exact"/>
-              <w:ind w:left="0" w:right="0" w:firstLine="0" w:leftChars="0" w:rightChars="0" w:firstLineChars="0"/>
+              <w:ind w:left="0" w:leftChars="0" w:right="0" w:rightChars="0" w:firstLine="0" w:firstLineChars="0"/>
               <w:jc w:val="center"/>
               <w:textAlignment w:val="baseline"/>
               <w:rPr>
-                <w:rFonts w:ascii="宋体" w:eastAsia="宋体" w:hAnsi="宋体" w:cs="宋体" w:hint="default"/>
+                <w:rFonts w:hint="default" w:ascii="宋体" w:hAnsi="宋体" w:eastAsia="宋体" w:cs="宋体"/>
                 <w:snapToGrid w:val="0"/>
                 <w:color w:val="000000"/>
                 <w:kern w:val="0"/>
@@ -1168,10 +1189,9 @@
                 <w:lang w:val="en-US" w:eastAsia="en-US" w:bidi="ar-SA"/>
               </w:rPr>
             </w:pPr>
-            <w:bookmarkStart w:id="2" w:name="_GoBack" w:colFirst="0" w:colLast="5"/>
             <w:r>
               <w:rPr>
-                <w:rFonts w:ascii="宋体" w:eastAsia="宋体" w:hAnsi="宋体" w:cs="宋体"/>
+                <w:rFonts w:ascii="宋体" w:hAnsi="宋体" w:eastAsia="宋体" w:cs="宋体"/>
                 <w:spacing w:val="3"/>
                 <w:position w:val="1"/>
                 <w:sz w:val="20"/>
@@ -1181,7 +1201,7 @@
             </w:r>
             <w:r>
               <w:rPr>
-                <w:rFonts w:ascii="宋体" w:hAnsi="宋体" w:cs="宋体" w:hint="eastAsia"/>
+                <w:rFonts w:hint="eastAsia" w:ascii="宋体" w:hAnsi="宋体" w:cs="宋体"/>
                 <w:spacing w:val="3"/>
                 <w:position w:val="1"/>
                 <w:sz w:val="20"/>
@@ -1213,11 +1233,11 @@
               <w:adjustRightInd w:val="0"/>
               <w:snapToGrid w:val="0"/>
               <w:spacing w:before="173" w:line="267" w:lineRule="exact"/>
-              <w:ind w:left="0" w:right="0" w:firstLine="0" w:leftChars="0" w:rightChars="0" w:firstLineChars="0"/>
+              <w:ind w:left="0" w:leftChars="0" w:right="0" w:rightChars="0" w:firstLine="0" w:firstLineChars="0"/>
               <w:jc w:val="center"/>
               <w:textAlignment w:val="baseline"/>
               <w:rPr>
-                <w:rFonts w:ascii="宋体" w:eastAsia="宋体" w:hAnsi="宋体" w:cs="宋体"/>
+                <w:rFonts w:ascii="宋体" w:hAnsi="宋体" w:eastAsia="宋体" w:cs="宋体"/>
                 <w:snapToGrid w:val="0"/>
                 <w:color w:val="000000"/>
                 <w:kern w:val="0"/>
@@ -1228,7 +1248,7 @@
             </w:pPr>
             <w:r>
               <w:rPr>
-                <w:rFonts w:ascii="宋体" w:eastAsia="宋体" w:hAnsi="宋体" w:cs="宋体"/>
+                <w:rFonts w:ascii="宋体" w:hAnsi="宋体" w:eastAsia="宋体" w:cs="宋体"/>
                 <w:spacing w:val="4"/>
                 <w:position w:val="1"/>
                 <w:sz w:val="20"/>
@@ -1259,11 +1279,11 @@
               <w:adjustRightInd w:val="0"/>
               <w:snapToGrid w:val="0"/>
               <w:spacing w:before="172" w:line="228" w:lineRule="auto"/>
-              <w:ind w:left="0" w:right="0" w:firstLine="0" w:leftChars="0" w:rightChars="0" w:firstLineChars="0"/>
+              <w:ind w:left="0" w:leftChars="0" w:right="0" w:rightChars="0" w:firstLine="0" w:firstLineChars="0"/>
               <w:jc w:val="center"/>
               <w:textAlignment w:val="baseline"/>
               <w:rPr>
-                <w:rFonts w:ascii="宋体" w:eastAsia="宋体" w:hAnsi="宋体" w:cs="宋体"/>
+                <w:rFonts w:ascii="宋体" w:hAnsi="宋体" w:eastAsia="宋体" w:cs="宋体"/>
                 <w:snapToGrid w:val="0"/>
                 <w:color w:val="000000"/>
                 <w:kern w:val="0"/>
@@ -1274,7 +1294,7 @@
             </w:pPr>
             <w:r>
               <w:rPr>
-                <w:rFonts w:ascii="宋体" w:eastAsia="宋体" w:hAnsi="宋体" w:cs="宋体"/>
+                <w:rFonts w:ascii="宋体" w:hAnsi="宋体" w:eastAsia="宋体" w:cs="宋体"/>
                 <w:spacing w:val="200"/>
                 <w:kern w:val="0"/>
                 <w:sz w:val="20"/>
@@ -1284,7 +1304,7 @@
             </w:r>
             <w:r>
               <w:rPr>
-                <w:rFonts w:ascii="宋体" w:eastAsia="宋体" w:hAnsi="宋体" w:cs="宋体"/>
+                <w:rFonts w:ascii="宋体" w:hAnsi="宋体" w:eastAsia="宋体" w:cs="宋体"/>
                 <w:spacing w:val="0"/>
                 <w:kern w:val="0"/>
                 <w:sz w:val="20"/>
@@ -1315,11 +1335,11 @@
               <w:adjustRightInd w:val="0"/>
               <w:snapToGrid w:val="0"/>
               <w:spacing w:before="173" w:line="229" w:lineRule="auto"/>
-              <w:ind w:left="0" w:right="0" w:firstLine="0" w:leftChars="0" w:rightChars="0" w:firstLineChars="0"/>
+              <w:ind w:left="0" w:leftChars="0" w:right="0" w:rightChars="0" w:firstLine="0" w:firstLineChars="0"/>
               <w:jc w:val="center"/>
               <w:textAlignment w:val="baseline"/>
               <w:rPr>
-                <w:rFonts w:ascii="宋体" w:eastAsia="宋体" w:hAnsi="宋体" w:cs="宋体"/>
+                <w:rFonts w:ascii="宋体" w:hAnsi="宋体" w:eastAsia="宋体" w:cs="宋体"/>
                 <w:snapToGrid w:val="0"/>
                 <w:color w:val="000000"/>
                 <w:spacing w:val="200"/>
@@ -1331,7 +1351,7 @@
             </w:pPr>
             <w:r>
               <w:rPr>
-                <w:rFonts w:asciiTheme="minorAscii" w:eastAsiaTheme="minorEastAsia" w:hAnsiTheme="minorAscii" w:hint="eastAsia"/>
+                <w:rFonts w:hint="eastAsia" w:asciiTheme="minorAscii" w:hAnsiTheme="minorAscii" w:eastAsiaTheme="minorEastAsia"/>
                 <w:spacing w:val="0"/>
                 <w:kern w:val="0"/>
                 <w:sz w:val="21"/>
@@ -1363,11 +1383,11 @@
               <w:adjustRightInd w:val="0"/>
               <w:snapToGrid w:val="0"/>
               <w:spacing w:before="172" w:line="228" w:lineRule="auto"/>
-              <w:ind w:left="0" w:right="0" w:firstLine="0" w:leftChars="0" w:rightChars="0" w:firstLineChars="0"/>
+              <w:ind w:left="0" w:leftChars="0" w:right="0" w:rightChars="0" w:firstLine="0" w:firstLineChars="0"/>
               <w:jc w:val="center"/>
               <w:textAlignment w:val="baseline"/>
               <w:rPr>
-                <w:rFonts w:ascii="宋体" w:eastAsia="宋体" w:hAnsi="宋体" w:cs="宋体"/>
+                <w:rFonts w:ascii="宋体" w:hAnsi="宋体" w:eastAsia="宋体" w:cs="宋体"/>
                 <w:snapToGrid w:val="0"/>
                 <w:color w:val="000000"/>
                 <w:spacing w:val="200"/>
@@ -1379,7 +1399,7 @@
             </w:pPr>
             <w:r>
               <w:rPr>
-                <w:rFonts w:asciiTheme="minorAscii" w:eastAsiaTheme="minorEastAsia" w:hAnsiTheme="minorAscii" w:hint="eastAsia"/>
+                <w:rFonts w:hint="eastAsia" w:asciiTheme="minorAscii" w:hAnsiTheme="minorAscii" w:eastAsiaTheme="minorEastAsia"/>
                 <w:spacing w:val="0"/>
                 <w:kern w:val="0"/>
                 <w:sz w:val="21"/>
@@ -1411,11 +1431,11 @@
               <w:adjustRightInd w:val="0"/>
               <w:snapToGrid w:val="0"/>
               <w:spacing w:before="173" w:line="229" w:lineRule="auto"/>
-              <w:ind w:left="0" w:right="0" w:firstLine="0" w:leftChars="0" w:rightChars="0" w:firstLineChars="0"/>
+              <w:ind w:left="0" w:leftChars="0" w:right="0" w:rightChars="0" w:firstLine="0" w:firstLineChars="0"/>
               <w:jc w:val="center"/>
               <w:textAlignment w:val="baseline"/>
               <w:rPr>
-                <w:rFonts w:ascii="宋体" w:eastAsia="宋体" w:hAnsi="宋体" w:cs="宋体"/>
+                <w:rFonts w:ascii="宋体" w:hAnsi="宋体" w:eastAsia="宋体" w:cs="宋体"/>
                 <w:snapToGrid w:val="0"/>
                 <w:color w:val="000000"/>
                 <w:kern w:val="0"/>
@@ -1426,7 +1446,7 @@
             </w:pPr>
             <w:r>
               <w:rPr>
-                <w:rFonts w:asciiTheme="minorAscii" w:eastAsiaTheme="minorEastAsia" w:hAnsiTheme="minorAscii" w:hint="eastAsia"/>
+                <w:rFonts w:hint="eastAsia" w:asciiTheme="minorAscii" w:hAnsiTheme="minorAscii" w:eastAsiaTheme="minorEastAsia"/>
                 <w:spacing w:val="0"/>
                 <w:kern w:val="0"/>
                 <w:sz w:val="21"/>
@@ -1440,9 +1460,14 @@
       </w:tr>
       <w:tr>
         <w:tblPrEx>
-          <w:tblW w:w="8214" w:type="dxa"/>
-          <w:jc w:val="center"/>
-          <w:tblLayout w:type="fixed"/>
+          <w:tblBorders>
+            <w:top w:val="single" w:color="000000" w:sz="2" w:space="0"/>
+            <w:left w:val="single" w:color="000000" w:sz="2" w:space="0"/>
+            <w:bottom w:val="single" w:color="000000" w:sz="2" w:space="0"/>
+            <w:right w:val="single" w:color="000000" w:sz="2" w:space="0"/>
+            <w:insideH w:val="single" w:color="000000" w:sz="2" w:space="0"/>
+            <w:insideV w:val="single" w:color="000000" w:sz="2" w:space="0"/>
+          </w:tblBorders>
           <w:tblCellMar>
             <w:top w:w="0" w:type="dxa"/>
             <w:left w:w="0" w:type="dxa"/>
@@ -1451,7 +1476,7 @@
           </w:tblCellMar>
         </w:tblPrEx>
         <w:trPr>
-          <w:trHeight w:val="556"/>
+          <w:trHeight w:val="556" w:hRule="atLeast"/>
           <w:jc w:val="center"/>
         </w:trPr>
         <w:tc>
@@ -1474,11 +1499,10 @@
               <w:adjustRightInd w:val="0"/>
               <w:snapToGrid w:val="0"/>
               <w:spacing w:before="173" w:line="267" w:lineRule="exact"/>
-              <w:ind w:left="0" w:right="0" w:firstLine="0" w:leftChars="0" w:rightChars="0" w:firstLineChars="0"/>
+              <w:ind w:left="0" w:leftChars="0" w:right="0" w:rightChars="0" w:firstLine="0" w:firstLineChars="0"/>
               <w:jc w:val="center"/>
               <w:textAlignment w:val="baseline"/>
             </w:pPr>
-            <w:bookmarkEnd w:id="2"/>
           </w:p>
         </w:tc>
         <w:tc>
@@ -1501,7 +1525,7 @@
               <w:adjustRightInd w:val="0"/>
               <w:snapToGrid w:val="0"/>
               <w:spacing w:before="173" w:line="267" w:lineRule="exact"/>
-              <w:ind w:left="0" w:right="0" w:firstLine="0" w:leftChars="0" w:rightChars="0" w:firstLineChars="0"/>
+              <w:ind w:left="0" w:leftChars="0" w:right="0" w:rightChars="0" w:firstLine="0" w:firstLineChars="0"/>
               <w:jc w:val="center"/>
               <w:textAlignment w:val="baseline"/>
             </w:pPr>
@@ -1527,11 +1551,11 @@
               <w:adjustRightInd w:val="0"/>
               <w:snapToGrid w:val="0"/>
               <w:spacing w:before="172" w:line="228" w:lineRule="auto"/>
-              <w:ind w:left="0" w:right="0" w:firstLine="0" w:leftChars="0" w:rightChars="0" w:firstLineChars="0"/>
+              <w:ind w:left="0" w:leftChars="0" w:right="0" w:rightChars="0" w:firstLine="0" w:firstLineChars="0"/>
               <w:jc w:val="center"/>
               <w:textAlignment w:val="baseline"/>
               <w:rPr>
-                <w:rFonts w:eastAsia="宋体" w:hint="default"/>
+                <w:rFonts w:hint="default" w:eastAsia="宋体"/>
                 <w:lang w:val="en-US" w:eastAsia="zh-CN"/>
               </w:rPr>
             </w:pPr>
@@ -1557,7 +1581,7 @@
               <w:adjustRightInd w:val="0"/>
               <w:snapToGrid w:val="0"/>
               <w:spacing w:before="173" w:line="229" w:lineRule="auto"/>
-              <w:ind w:left="0" w:right="0" w:firstLine="0" w:leftChars="0" w:rightChars="0" w:firstLineChars="0"/>
+              <w:ind w:left="0" w:leftChars="0" w:right="0" w:rightChars="0" w:firstLine="0" w:firstLineChars="0"/>
               <w:jc w:val="center"/>
               <w:textAlignment w:val="baseline"/>
             </w:pPr>
@@ -1583,7 +1607,7 @@
               <w:adjustRightInd w:val="0"/>
               <w:snapToGrid w:val="0"/>
               <w:spacing w:before="173" w:line="229" w:lineRule="auto"/>
-              <w:ind w:left="0" w:right="0" w:firstLine="0" w:leftChars="0" w:rightChars="0" w:firstLineChars="0"/>
+              <w:ind w:left="0" w:leftChars="0" w:right="0" w:rightChars="0" w:firstLine="0" w:firstLineChars="0"/>
               <w:jc w:val="center"/>
               <w:textAlignment w:val="baseline"/>
             </w:pPr>
@@ -1609,7 +1633,7 @@
               <w:adjustRightInd w:val="0"/>
               <w:snapToGrid w:val="0"/>
               <w:spacing w:before="173" w:line="229" w:lineRule="auto"/>
-              <w:ind w:left="0" w:right="0" w:firstLine="0" w:leftChars="0" w:rightChars="0" w:firstLineChars="0"/>
+              <w:ind w:left="0" w:leftChars="0" w:right="0" w:rightChars="0" w:firstLine="0" w:firstLineChars="0"/>
               <w:jc w:val="center"/>
               <w:textAlignment w:val="baseline"/>
             </w:pPr>
@@ -1618,9 +1642,14 @@
       </w:tr>
       <w:tr>
         <w:tblPrEx>
-          <w:tblW w:w="8214" w:type="dxa"/>
-          <w:jc w:val="center"/>
-          <w:tblLayout w:type="fixed"/>
+          <w:tblBorders>
+            <w:top w:val="single" w:color="000000" w:sz="2" w:space="0"/>
+            <w:left w:val="single" w:color="000000" w:sz="2" w:space="0"/>
+            <w:bottom w:val="single" w:color="000000" w:sz="2" w:space="0"/>
+            <w:right w:val="single" w:color="000000" w:sz="2" w:space="0"/>
+            <w:insideH w:val="single" w:color="000000" w:sz="2" w:space="0"/>
+            <w:insideV w:val="single" w:color="000000" w:sz="2" w:space="0"/>
+          </w:tblBorders>
           <w:tblCellMar>
             <w:top w:w="0" w:type="dxa"/>
             <w:left w:w="0" w:type="dxa"/>
@@ -1629,7 +1658,7 @@
           </w:tblCellMar>
         </w:tblPrEx>
         <w:trPr>
-          <w:trHeight w:val="556"/>
+          <w:trHeight w:val="556" w:hRule="atLeast"/>
           <w:jc w:val="center"/>
         </w:trPr>
         <w:tc>
@@ -1638,7 +1667,7 @@
           </w:tcPr>
           <w:p>
             <w:pPr>
-              <w:pStyle w:val="TableText"/>
+              <w:pStyle w:val="27"/>
               <w:keepNext w:val="0"/>
               <w:keepLines w:val="0"/>
               <w:pageBreakBefore w:val="0"/>
@@ -1651,7 +1680,7 @@
               <w:bidi w:val="0"/>
               <w:adjustRightInd w:val="0"/>
               <w:snapToGrid w:val="0"/>
-              <w:ind w:left="0" w:right="0" w:firstLine="0" w:leftChars="0" w:rightChars="0" w:firstLineChars="0"/>
+              <w:ind w:left="0" w:leftChars="0" w:right="0" w:rightChars="0" w:firstLine="0" w:firstLineChars="0"/>
               <w:jc w:val="center"/>
               <w:textAlignment w:val="baseline"/>
             </w:pPr>
@@ -1663,7 +1692,7 @@
           </w:tcPr>
           <w:p>
             <w:pPr>
-              <w:pStyle w:val="TableText"/>
+              <w:pStyle w:val="27"/>
               <w:keepNext w:val="0"/>
               <w:keepLines w:val="0"/>
               <w:pageBreakBefore w:val="0"/>
@@ -1676,7 +1705,7 @@
               <w:bidi w:val="0"/>
               <w:adjustRightInd w:val="0"/>
               <w:snapToGrid w:val="0"/>
-              <w:ind w:left="0" w:right="0" w:firstLine="0" w:leftChars="0" w:rightChars="0" w:firstLineChars="0"/>
+              <w:ind w:left="0" w:leftChars="0" w:right="0" w:rightChars="0" w:firstLine="0" w:firstLineChars="0"/>
               <w:jc w:val="center"/>
               <w:textAlignment w:val="baseline"/>
             </w:pPr>
@@ -1688,7 +1717,7 @@
           </w:tcPr>
           <w:p>
             <w:pPr>
-              <w:pStyle w:val="TableText"/>
+              <w:pStyle w:val="27"/>
               <w:keepNext w:val="0"/>
               <w:keepLines w:val="0"/>
               <w:pageBreakBefore w:val="0"/>
@@ -1701,7 +1730,7 @@
               <w:bidi w:val="0"/>
               <w:adjustRightInd w:val="0"/>
               <w:snapToGrid w:val="0"/>
-              <w:ind w:left="0" w:right="0" w:firstLine="0" w:leftChars="0" w:rightChars="0" w:firstLineChars="0"/>
+              <w:ind w:left="0" w:leftChars="0" w:right="0" w:rightChars="0" w:firstLine="0" w:firstLineChars="0"/>
               <w:jc w:val="center"/>
               <w:textAlignment w:val="baseline"/>
             </w:pPr>
@@ -1713,7 +1742,7 @@
           </w:tcPr>
           <w:p>
             <w:pPr>
-              <w:pStyle w:val="TableText"/>
+              <w:pStyle w:val="27"/>
               <w:keepNext w:val="0"/>
               <w:keepLines w:val="0"/>
               <w:pageBreakBefore w:val="0"/>
@@ -1726,7 +1755,7 @@
               <w:bidi w:val="0"/>
               <w:adjustRightInd w:val="0"/>
               <w:snapToGrid w:val="0"/>
-              <w:ind w:left="0" w:right="0" w:firstLine="0" w:leftChars="0" w:rightChars="0" w:firstLineChars="0"/>
+              <w:ind w:left="0" w:leftChars="0" w:right="0" w:rightChars="0" w:firstLine="0" w:firstLineChars="0"/>
               <w:jc w:val="center"/>
               <w:textAlignment w:val="baseline"/>
             </w:pPr>
@@ -1738,7 +1767,7 @@
           </w:tcPr>
           <w:p>
             <w:pPr>
-              <w:pStyle w:val="TableText"/>
+              <w:pStyle w:val="27"/>
               <w:keepNext w:val="0"/>
               <w:keepLines w:val="0"/>
               <w:pageBreakBefore w:val="0"/>
@@ -1751,7 +1780,7 @@
               <w:bidi w:val="0"/>
               <w:adjustRightInd w:val="0"/>
               <w:snapToGrid w:val="0"/>
-              <w:ind w:left="0" w:right="0" w:firstLine="0" w:leftChars="0" w:rightChars="0" w:firstLineChars="0"/>
+              <w:ind w:left="0" w:leftChars="0" w:right="0" w:rightChars="0" w:firstLine="0" w:firstLineChars="0"/>
               <w:jc w:val="center"/>
               <w:textAlignment w:val="baseline"/>
             </w:pPr>
@@ -1763,7 +1792,7 @@
           </w:tcPr>
           <w:p>
             <w:pPr>
-              <w:pStyle w:val="TableText"/>
+              <w:pStyle w:val="27"/>
               <w:keepNext w:val="0"/>
               <w:keepLines w:val="0"/>
               <w:pageBreakBefore w:val="0"/>
@@ -1776,7 +1805,7 @@
               <w:bidi w:val="0"/>
               <w:adjustRightInd w:val="0"/>
               <w:snapToGrid w:val="0"/>
-              <w:ind w:left="0" w:right="0" w:firstLine="0" w:leftChars="0" w:rightChars="0" w:firstLineChars="0"/>
+              <w:ind w:left="0" w:leftChars="0" w:right="0" w:rightChars="0" w:firstLine="0" w:firstLineChars="0"/>
               <w:jc w:val="center"/>
               <w:textAlignment w:val="baseline"/>
             </w:pPr>
@@ -1785,9 +1814,14 @@
       </w:tr>
       <w:tr>
         <w:tblPrEx>
-          <w:tblW w:w="8214" w:type="dxa"/>
-          <w:jc w:val="center"/>
-          <w:tblLayout w:type="fixed"/>
+          <w:tblBorders>
+            <w:top w:val="single" w:color="000000" w:sz="2" w:space="0"/>
+            <w:left w:val="single" w:color="000000" w:sz="2" w:space="0"/>
+            <w:bottom w:val="single" w:color="000000" w:sz="2" w:space="0"/>
+            <w:right w:val="single" w:color="000000" w:sz="2" w:space="0"/>
+            <w:insideH w:val="single" w:color="000000" w:sz="2" w:space="0"/>
+            <w:insideV w:val="single" w:color="000000" w:sz="2" w:space="0"/>
+          </w:tblBorders>
           <w:tblCellMar>
             <w:top w:w="0" w:type="dxa"/>
             <w:left w:w="0" w:type="dxa"/>
@@ -1796,7 +1830,7 @@
           </w:tblCellMar>
         </w:tblPrEx>
         <w:trPr>
-          <w:trHeight w:val="557"/>
+          <w:trHeight w:val="557" w:hRule="atLeast"/>
           <w:jc w:val="center"/>
         </w:trPr>
         <w:tc>
@@ -1805,7 +1839,7 @@
           </w:tcPr>
           <w:p>
             <w:pPr>
-              <w:pStyle w:val="TableText"/>
+              <w:pStyle w:val="27"/>
               <w:keepNext w:val="0"/>
               <w:keepLines w:val="0"/>
               <w:pageBreakBefore w:val="0"/>
@@ -1818,7 +1852,7 @@
               <w:bidi w:val="0"/>
               <w:adjustRightInd w:val="0"/>
               <w:snapToGrid w:val="0"/>
-              <w:ind w:left="0" w:right="0" w:firstLine="0" w:leftChars="0" w:rightChars="0" w:firstLineChars="0"/>
+              <w:ind w:left="0" w:leftChars="0" w:right="0" w:rightChars="0" w:firstLine="0" w:firstLineChars="0"/>
               <w:jc w:val="center"/>
               <w:textAlignment w:val="baseline"/>
             </w:pPr>
@@ -1830,7 +1864,7 @@
           </w:tcPr>
           <w:p>
             <w:pPr>
-              <w:pStyle w:val="TableText"/>
+              <w:pStyle w:val="27"/>
               <w:keepNext w:val="0"/>
               <w:keepLines w:val="0"/>
               <w:pageBreakBefore w:val="0"/>
@@ -1843,7 +1877,7 @@
               <w:bidi w:val="0"/>
               <w:adjustRightInd w:val="0"/>
               <w:snapToGrid w:val="0"/>
-              <w:ind w:left="0" w:right="0" w:firstLine="0" w:leftChars="0" w:rightChars="0" w:firstLineChars="0"/>
+              <w:ind w:left="0" w:leftChars="0" w:right="0" w:rightChars="0" w:firstLine="0" w:firstLineChars="0"/>
               <w:jc w:val="center"/>
               <w:textAlignment w:val="baseline"/>
             </w:pPr>
@@ -1855,7 +1889,7 @@
           </w:tcPr>
           <w:p>
             <w:pPr>
-              <w:pStyle w:val="TableText"/>
+              <w:pStyle w:val="27"/>
               <w:keepNext w:val="0"/>
               <w:keepLines w:val="0"/>
               <w:pageBreakBefore w:val="0"/>
@@ -1868,7 +1902,7 @@
               <w:bidi w:val="0"/>
               <w:adjustRightInd w:val="0"/>
               <w:snapToGrid w:val="0"/>
-              <w:ind w:left="0" w:right="0" w:firstLine="0" w:leftChars="0" w:rightChars="0" w:firstLineChars="0"/>
+              <w:ind w:left="0" w:leftChars="0" w:right="0" w:rightChars="0" w:firstLine="0" w:firstLineChars="0"/>
               <w:jc w:val="center"/>
               <w:textAlignment w:val="baseline"/>
             </w:pPr>
@@ -1880,7 +1914,7 @@
           </w:tcPr>
           <w:p>
             <w:pPr>
-              <w:pStyle w:val="TableText"/>
+              <w:pStyle w:val="27"/>
               <w:keepNext w:val="0"/>
               <w:keepLines w:val="0"/>
               <w:pageBreakBefore w:val="0"/>
@@ -1893,7 +1927,7 @@
               <w:bidi w:val="0"/>
               <w:adjustRightInd w:val="0"/>
               <w:snapToGrid w:val="0"/>
-              <w:ind w:left="0" w:right="0" w:firstLine="0" w:leftChars="0" w:rightChars="0" w:firstLineChars="0"/>
+              <w:ind w:left="0" w:leftChars="0" w:right="0" w:rightChars="0" w:firstLine="0" w:firstLineChars="0"/>
               <w:jc w:val="center"/>
               <w:textAlignment w:val="baseline"/>
             </w:pPr>
@@ -1905,7 +1939,7 @@
           </w:tcPr>
           <w:p>
             <w:pPr>
-              <w:pStyle w:val="TableText"/>
+              <w:pStyle w:val="27"/>
               <w:keepNext w:val="0"/>
               <w:keepLines w:val="0"/>
               <w:pageBreakBefore w:val="0"/>
@@ -1918,7 +1952,7 @@
               <w:bidi w:val="0"/>
               <w:adjustRightInd w:val="0"/>
               <w:snapToGrid w:val="0"/>
-              <w:ind w:left="0" w:right="0" w:firstLine="0" w:leftChars="0" w:rightChars="0" w:firstLineChars="0"/>
+              <w:ind w:left="0" w:leftChars="0" w:right="0" w:rightChars="0" w:firstLine="0" w:firstLineChars="0"/>
               <w:jc w:val="center"/>
               <w:textAlignment w:val="baseline"/>
             </w:pPr>
@@ -1930,7 +1964,7 @@
           </w:tcPr>
           <w:p>
             <w:pPr>
-              <w:pStyle w:val="TableText"/>
+              <w:pStyle w:val="27"/>
               <w:keepNext w:val="0"/>
               <w:keepLines w:val="0"/>
               <w:pageBreakBefore w:val="0"/>
@@ -1943,7 +1977,7 @@
               <w:bidi w:val="0"/>
               <w:adjustRightInd w:val="0"/>
               <w:snapToGrid w:val="0"/>
-              <w:ind w:left="0" w:right="0" w:firstLine="0" w:leftChars="0" w:rightChars="0" w:firstLineChars="0"/>
+              <w:ind w:left="0" w:leftChars="0" w:right="0" w:rightChars="0" w:firstLine="0" w:firstLineChars="0"/>
               <w:jc w:val="center"/>
               <w:textAlignment w:val="baseline"/>
             </w:pPr>
@@ -1974,7 +2008,7 @@
     <w:sdt>
       <w:sdtPr>
         <w:rPr>
-          <w:rFonts w:ascii="宋体" w:eastAsia="宋体" w:hAnsi="宋体" w:cs="Arial"/>
+          <w:rFonts w:ascii="宋体" w:hAnsi="宋体" w:eastAsia="宋体" w:cs="Arial"/>
           <w:snapToGrid w:val="0"/>
           <w:color w:val="000000"/>
           <w:kern w:val="0"/>
@@ -1990,7 +2024,7 @@
       </w:sdtPr>
       <w:sdtEndPr>
         <w:rPr>
-          <w:rFonts w:ascii="宋体" w:eastAsia="宋体" w:hAnsi="宋体" w:cs="宋体" w:hint="eastAsia"/>
+          <w:rFonts w:hint="eastAsia" w:ascii="宋体" w:hAnsi="宋体" w:eastAsia="宋体" w:cs="宋体"/>
           <w:snapToGrid w:val="0"/>
           <w:color w:val="000000"/>
           <w:kern w:val="0"/>
@@ -2015,18 +2049,18 @@
             <w:adjustRightInd w:val="0"/>
             <w:snapToGrid w:val="0"/>
             <w:spacing w:before="0" w:beforeLines="0" w:after="0" w:afterLines="0" w:line="240" w:lineRule="auto"/>
-            <w:ind w:left="0" w:right="0" w:firstLine="0" w:leftChars="0" w:rightChars="0" w:firstLineChars="0"/>
+            <w:ind w:left="0" w:leftChars="0" w:right="0" w:rightChars="0" w:firstLine="0" w:firstLineChars="0"/>
             <w:jc w:val="center"/>
             <w:textAlignment w:val="baseline"/>
             <w:rPr>
-              <w:rFonts w:ascii="宋体" w:eastAsia="宋体" w:hAnsi="宋体" w:cs="宋体" w:hint="eastAsia"/>
+              <w:rFonts w:hint="eastAsia" w:ascii="宋体" w:hAnsi="宋体" w:eastAsia="宋体" w:cs="宋体"/>
               <w:sz w:val="24"/>
               <w:szCs w:val="24"/>
             </w:rPr>
           </w:pPr>
           <w:r>
             <w:rPr>
-              <w:rFonts w:ascii="宋体" w:eastAsia="宋体" w:hAnsi="宋体" w:cs="宋体" w:hint="eastAsia"/>
+              <w:rFonts w:hint="eastAsia" w:ascii="宋体" w:hAnsi="宋体" w:eastAsia="宋体" w:cs="宋体"/>
               <w:sz w:val="24"/>
               <w:szCs w:val="24"/>
             </w:rPr>
@@ -2035,14 +2069,14 @@
         </w:p>
         <w:p>
           <w:pPr>
-            <w:pStyle w:val="TOC1"/>
+            <w:pStyle w:val="16"/>
             <w:tabs>
               <w:tab w:val="right" w:leader="dot" w:pos="8306"/>
             </w:tabs>
           </w:pPr>
           <w:r>
             <w:rPr>
-              <w:rFonts w:ascii="宋体" w:eastAsia="宋体" w:hAnsi="宋体" w:cs="宋体" w:hint="eastAsia"/>
+              <w:rFonts w:hint="eastAsia" w:ascii="宋体" w:hAnsi="宋体" w:eastAsia="宋体" w:cs="宋体"/>
               <w:sz w:val="24"/>
               <w:szCs w:val="24"/>
             </w:rPr>
@@ -2050,7 +2084,7 @@
           </w:r>
           <w:r>
             <w:rPr>
-              <w:rFonts w:ascii="宋体" w:eastAsia="宋体" w:hAnsi="宋体" w:cs="宋体" w:hint="eastAsia"/>
+              <w:rFonts w:hint="eastAsia" w:ascii="宋体" w:hAnsi="宋体" w:eastAsia="宋体" w:cs="宋体"/>
               <w:sz w:val="24"/>
               <w:szCs w:val="24"/>
             </w:rPr>
@@ -2058,7 +2092,7 @@
           </w:r>
           <w:r>
             <w:rPr>
-              <w:rFonts w:ascii="宋体" w:eastAsia="宋体" w:hAnsi="宋体" w:cs="宋体" w:hint="eastAsia"/>
+              <w:rFonts w:hint="eastAsia" w:ascii="宋体" w:hAnsi="宋体" w:eastAsia="宋体" w:cs="宋体"/>
               <w:sz w:val="24"/>
               <w:szCs w:val="24"/>
             </w:rPr>
@@ -2066,21 +2100,21 @@
           </w:r>
           <w:r>
             <w:rPr>
-              <w:rFonts w:ascii="宋体" w:eastAsia="宋体" w:hAnsi="宋体" w:cs="宋体" w:hint="eastAsia"/>
+              <w:rFonts w:hint="eastAsia" w:ascii="宋体" w:hAnsi="宋体" w:eastAsia="宋体" w:cs="宋体"/>
               <w:szCs w:val="24"/>
             </w:rPr>
             <w:fldChar w:fldCharType="begin"/>
           </w:r>
           <w:r>
             <w:rPr>
-              <w:rFonts w:ascii="宋体" w:eastAsia="宋体" w:hAnsi="宋体" w:cs="宋体" w:hint="eastAsia"/>
+              <w:rFonts w:hint="eastAsia" w:ascii="宋体" w:hAnsi="宋体" w:eastAsia="宋体" w:cs="宋体"/>
               <w:szCs w:val="24"/>
             </w:rPr>
             <w:instrText xml:space="preserve"> HYPERLINK \l _Toc18335 </w:instrText>
           </w:r>
           <w:r>
             <w:rPr>
-              <w:rFonts w:ascii="宋体" w:eastAsia="宋体" w:hAnsi="宋体" w:cs="宋体" w:hint="eastAsia"/>
+              <w:rFonts w:hint="eastAsia" w:ascii="宋体" w:hAnsi="宋体" w:eastAsia="宋体" w:cs="宋体"/>
               <w:szCs w:val="24"/>
             </w:rPr>
             <w:fldChar w:fldCharType="separate"/>
@@ -2112,7 +2146,7 @@
           </w:r>
           <w:r>
             <w:rPr>
-              <w:rFonts w:ascii="宋体" w:eastAsia="宋体" w:hAnsi="宋体" w:cs="宋体" w:hint="eastAsia"/>
+              <w:rFonts w:hint="eastAsia" w:ascii="宋体" w:hAnsi="宋体" w:eastAsia="宋体" w:cs="宋体"/>
               <w:szCs w:val="24"/>
             </w:rPr>
             <w:fldChar w:fldCharType="end"/>
@@ -2120,28 +2154,28 @@
         </w:p>
         <w:p>
           <w:pPr>
-            <w:pStyle w:val="TOC1"/>
+            <w:pStyle w:val="16"/>
             <w:tabs>
               <w:tab w:val="right" w:leader="dot" w:pos="8306"/>
             </w:tabs>
           </w:pPr>
           <w:r>
             <w:rPr>
-              <w:rFonts w:ascii="宋体" w:eastAsia="宋体" w:hAnsi="宋体" w:cs="宋体" w:hint="eastAsia"/>
+              <w:rFonts w:hint="eastAsia" w:ascii="宋体" w:hAnsi="宋体" w:eastAsia="宋体" w:cs="宋体"/>
               <w:szCs w:val="24"/>
             </w:rPr>
             <w:fldChar w:fldCharType="begin"/>
           </w:r>
           <w:r>
             <w:rPr>
-              <w:rFonts w:ascii="宋体" w:eastAsia="宋体" w:hAnsi="宋体" w:cs="宋体" w:hint="eastAsia"/>
+              <w:rFonts w:hint="eastAsia" w:ascii="宋体" w:hAnsi="宋体" w:eastAsia="宋体" w:cs="宋体"/>
               <w:szCs w:val="24"/>
             </w:rPr>
             <w:instrText xml:space="preserve"> HYPERLINK \l _Toc194 </w:instrText>
           </w:r>
           <w:r>
             <w:rPr>
-              <w:rFonts w:ascii="宋体" w:eastAsia="宋体" w:hAnsi="宋体" w:cs="宋体" w:hint="eastAsia"/>
+              <w:rFonts w:hint="eastAsia" w:ascii="宋体" w:hAnsi="宋体" w:eastAsia="宋体" w:cs="宋体"/>
               <w:szCs w:val="24"/>
             </w:rPr>
             <w:fldChar w:fldCharType="separate"/>
@@ -2173,7 +2207,7 @@
           </w:r>
           <w:r>
             <w:rPr>
-              <w:rFonts w:ascii="宋体" w:eastAsia="宋体" w:hAnsi="宋体" w:cs="宋体" w:hint="eastAsia"/>
+              <w:rFonts w:hint="eastAsia" w:ascii="宋体" w:hAnsi="宋体" w:eastAsia="宋体" w:cs="宋体"/>
               <w:szCs w:val="24"/>
             </w:rPr>
             <w:fldChar w:fldCharType="end"/>
@@ -2181,28 +2215,28 @@
         </w:p>
         <w:p>
           <w:pPr>
-            <w:pStyle w:val="TOC1"/>
+            <w:pStyle w:val="16"/>
             <w:tabs>
               <w:tab w:val="right" w:leader="dot" w:pos="8306"/>
             </w:tabs>
           </w:pPr>
           <w:r>
             <w:rPr>
-              <w:rFonts w:ascii="宋体" w:eastAsia="宋体" w:hAnsi="宋体" w:cs="宋体" w:hint="eastAsia"/>
+              <w:rFonts w:hint="eastAsia" w:ascii="宋体" w:hAnsi="宋体" w:eastAsia="宋体" w:cs="宋体"/>
               <w:szCs w:val="24"/>
             </w:rPr>
             <w:fldChar w:fldCharType="begin"/>
           </w:r>
           <w:r>
             <w:rPr>
-              <w:rFonts w:ascii="宋体" w:eastAsia="宋体" w:hAnsi="宋体" w:cs="宋体" w:hint="eastAsia"/>
+              <w:rFonts w:hint="eastAsia" w:ascii="宋体" w:hAnsi="宋体" w:eastAsia="宋体" w:cs="宋体"/>
               <w:szCs w:val="24"/>
             </w:rPr>
             <w:instrText xml:space="preserve"> HYPERLINK \l _Toc10151 </w:instrText>
           </w:r>
           <w:r>
             <w:rPr>
-              <w:rFonts w:ascii="宋体" w:eastAsia="宋体" w:hAnsi="宋体" w:cs="宋体" w:hint="eastAsia"/>
+              <w:rFonts w:hint="eastAsia" w:ascii="宋体" w:hAnsi="宋体" w:eastAsia="宋体" w:cs="宋体"/>
               <w:szCs w:val="24"/>
             </w:rPr>
             <w:fldChar w:fldCharType="separate"/>
@@ -2234,7 +2268,7 @@
           </w:r>
           <w:r>
             <w:rPr>
-              <w:rFonts w:ascii="宋体" w:eastAsia="宋体" w:hAnsi="宋体" w:cs="宋体" w:hint="eastAsia"/>
+              <w:rFonts w:hint="eastAsia" w:ascii="宋体" w:hAnsi="宋体" w:eastAsia="宋体" w:cs="宋体"/>
               <w:szCs w:val="24"/>
             </w:rPr>
             <w:fldChar w:fldCharType="end"/>
@@ -2242,28 +2276,28 @@
         </w:p>
         <w:p>
           <w:pPr>
-            <w:pStyle w:val="TOC2"/>
+            <w:pStyle w:val="17"/>
             <w:tabs>
               <w:tab w:val="right" w:leader="dot" w:pos="8306"/>
             </w:tabs>
           </w:pPr>
           <w:r>
             <w:rPr>
-              <w:rFonts w:ascii="宋体" w:eastAsia="宋体" w:hAnsi="宋体" w:cs="宋体" w:hint="eastAsia"/>
+              <w:rFonts w:hint="eastAsia" w:ascii="宋体" w:hAnsi="宋体" w:eastAsia="宋体" w:cs="宋体"/>
               <w:szCs w:val="24"/>
             </w:rPr>
             <w:fldChar w:fldCharType="begin"/>
           </w:r>
           <w:r>
             <w:rPr>
-              <w:rFonts w:ascii="宋体" w:eastAsia="宋体" w:hAnsi="宋体" w:cs="宋体" w:hint="eastAsia"/>
+              <w:rFonts w:hint="eastAsia" w:ascii="宋体" w:hAnsi="宋体" w:eastAsia="宋体" w:cs="宋体"/>
               <w:szCs w:val="24"/>
             </w:rPr>
             <w:instrText xml:space="preserve"> HYPERLINK \l _Toc24379 </w:instrText>
           </w:r>
           <w:r>
             <w:rPr>
-              <w:rFonts w:ascii="宋体" w:eastAsia="宋体" w:hAnsi="宋体" w:cs="宋体" w:hint="eastAsia"/>
+              <w:rFonts w:hint="eastAsia" w:ascii="宋体" w:hAnsi="宋体" w:eastAsia="宋体" w:cs="宋体"/>
               <w:szCs w:val="24"/>
             </w:rPr>
             <w:fldChar w:fldCharType="separate"/>
@@ -2295,7 +2329,7 @@
           </w:r>
           <w:r>
             <w:rPr>
-              <w:rFonts w:ascii="宋体" w:eastAsia="宋体" w:hAnsi="宋体" w:cs="宋体" w:hint="eastAsia"/>
+              <w:rFonts w:hint="eastAsia" w:ascii="宋体" w:hAnsi="宋体" w:eastAsia="宋体" w:cs="宋体"/>
               <w:szCs w:val="24"/>
             </w:rPr>
             <w:fldChar w:fldCharType="end"/>
@@ -2303,28 +2337,28 @@
         </w:p>
         <w:p>
           <w:pPr>
-            <w:pStyle w:val="TOC2"/>
+            <w:pStyle w:val="17"/>
             <w:tabs>
               <w:tab w:val="right" w:leader="dot" w:pos="8306"/>
             </w:tabs>
           </w:pPr>
           <w:r>
             <w:rPr>
-              <w:rFonts w:ascii="宋体" w:eastAsia="宋体" w:hAnsi="宋体" w:cs="宋体" w:hint="eastAsia"/>
+              <w:rFonts w:hint="eastAsia" w:ascii="宋体" w:hAnsi="宋体" w:eastAsia="宋体" w:cs="宋体"/>
               <w:szCs w:val="24"/>
             </w:rPr>
             <w:fldChar w:fldCharType="begin"/>
           </w:r>
           <w:r>
             <w:rPr>
-              <w:rFonts w:ascii="宋体" w:eastAsia="宋体" w:hAnsi="宋体" w:cs="宋体" w:hint="eastAsia"/>
+              <w:rFonts w:hint="eastAsia" w:ascii="宋体" w:hAnsi="宋体" w:eastAsia="宋体" w:cs="宋体"/>
               <w:szCs w:val="24"/>
             </w:rPr>
             <w:instrText xml:space="preserve"> HYPERLINK \l _Toc2599 </w:instrText>
           </w:r>
           <w:r>
             <w:rPr>
-              <w:rFonts w:ascii="宋体" w:eastAsia="宋体" w:hAnsi="宋体" w:cs="宋体" w:hint="eastAsia"/>
+              <w:rFonts w:hint="eastAsia" w:ascii="宋体" w:hAnsi="宋体" w:eastAsia="宋体" w:cs="宋体"/>
               <w:szCs w:val="24"/>
             </w:rPr>
             <w:fldChar w:fldCharType="separate"/>
@@ -2356,7 +2390,7 @@
           </w:r>
           <w:r>
             <w:rPr>
-              <w:rFonts w:ascii="宋体" w:eastAsia="宋体" w:hAnsi="宋体" w:cs="宋体" w:hint="eastAsia"/>
+              <w:rFonts w:hint="eastAsia" w:ascii="宋体" w:hAnsi="宋体" w:eastAsia="宋体" w:cs="宋体"/>
               <w:szCs w:val="24"/>
             </w:rPr>
             <w:fldChar w:fldCharType="end"/>
@@ -2364,28 +2398,28 @@
         </w:p>
         <w:p>
           <w:pPr>
-            <w:pStyle w:val="TOC2"/>
+            <w:pStyle w:val="17"/>
             <w:tabs>
               <w:tab w:val="right" w:leader="dot" w:pos="8306"/>
             </w:tabs>
           </w:pPr>
           <w:r>
             <w:rPr>
-              <w:rFonts w:ascii="宋体" w:eastAsia="宋体" w:hAnsi="宋体" w:cs="宋体" w:hint="eastAsia"/>
+              <w:rFonts w:hint="eastAsia" w:ascii="宋体" w:hAnsi="宋体" w:eastAsia="宋体" w:cs="宋体"/>
               <w:szCs w:val="24"/>
             </w:rPr>
             <w:fldChar w:fldCharType="begin"/>
           </w:r>
           <w:r>
             <w:rPr>
-              <w:rFonts w:ascii="宋体" w:eastAsia="宋体" w:hAnsi="宋体" w:cs="宋体" w:hint="eastAsia"/>
+              <w:rFonts w:hint="eastAsia" w:ascii="宋体" w:hAnsi="宋体" w:eastAsia="宋体" w:cs="宋体"/>
               <w:szCs w:val="24"/>
             </w:rPr>
             <w:instrText xml:space="preserve"> HYPERLINK \l _Toc20763 </w:instrText>
           </w:r>
           <w:r>
             <w:rPr>
-              <w:rFonts w:ascii="宋体" w:eastAsia="宋体" w:hAnsi="宋体" w:cs="宋体" w:hint="eastAsia"/>
+              <w:rFonts w:hint="eastAsia" w:ascii="宋体" w:hAnsi="宋体" w:eastAsia="宋体" w:cs="宋体"/>
               <w:szCs w:val="24"/>
             </w:rPr>
             <w:fldChar w:fldCharType="separate"/>
@@ -2417,7 +2451,7 @@
           </w:r>
           <w:r>
             <w:rPr>
-              <w:rFonts w:ascii="宋体" w:eastAsia="宋体" w:hAnsi="宋体" w:cs="宋体" w:hint="eastAsia"/>
+              <w:rFonts w:hint="eastAsia" w:ascii="宋体" w:hAnsi="宋体" w:eastAsia="宋体" w:cs="宋体"/>
               <w:szCs w:val="24"/>
             </w:rPr>
             <w:fldChar w:fldCharType="end"/>
@@ -2425,28 +2459,28 @@
         </w:p>
         <w:p>
           <w:pPr>
-            <w:pStyle w:val="TOC1"/>
+            <w:pStyle w:val="16"/>
             <w:tabs>
               <w:tab w:val="right" w:leader="dot" w:pos="8306"/>
             </w:tabs>
           </w:pPr>
           <w:r>
             <w:rPr>
-              <w:rFonts w:ascii="宋体" w:eastAsia="宋体" w:hAnsi="宋体" w:cs="宋体" w:hint="eastAsia"/>
+              <w:rFonts w:hint="eastAsia" w:ascii="宋体" w:hAnsi="宋体" w:eastAsia="宋体" w:cs="宋体"/>
               <w:szCs w:val="24"/>
             </w:rPr>
             <w:fldChar w:fldCharType="begin"/>
           </w:r>
           <w:r>
             <w:rPr>
-              <w:rFonts w:ascii="宋体" w:eastAsia="宋体" w:hAnsi="宋体" w:cs="宋体" w:hint="eastAsia"/>
+              <w:rFonts w:hint="eastAsia" w:ascii="宋体" w:hAnsi="宋体" w:eastAsia="宋体" w:cs="宋体"/>
               <w:szCs w:val="24"/>
             </w:rPr>
             <w:instrText xml:space="preserve"> HYPERLINK \l _Toc12036 </w:instrText>
           </w:r>
           <w:r>
             <w:rPr>
-              <w:rFonts w:ascii="宋体" w:eastAsia="宋体" w:hAnsi="宋体" w:cs="宋体" w:hint="eastAsia"/>
+              <w:rFonts w:hint="eastAsia" w:ascii="宋体" w:hAnsi="宋体" w:eastAsia="宋体" w:cs="宋体"/>
               <w:szCs w:val="24"/>
             </w:rPr>
             <w:fldChar w:fldCharType="separate"/>
@@ -2478,7 +2512,7 @@
           </w:r>
           <w:r>
             <w:rPr>
-              <w:rFonts w:ascii="宋体" w:eastAsia="宋体" w:hAnsi="宋体" w:cs="宋体" w:hint="eastAsia"/>
+              <w:rFonts w:hint="eastAsia" w:ascii="宋体" w:hAnsi="宋体" w:eastAsia="宋体" w:cs="宋体"/>
               <w:szCs w:val="24"/>
             </w:rPr>
             <w:fldChar w:fldCharType="end"/>
@@ -2486,28 +2520,28 @@
         </w:p>
         <w:p>
           <w:pPr>
-            <w:pStyle w:val="TOC2"/>
+            <w:pStyle w:val="17"/>
             <w:tabs>
               <w:tab w:val="right" w:leader="dot" w:pos="8306"/>
             </w:tabs>
           </w:pPr>
           <w:r>
             <w:rPr>
-              <w:rFonts w:ascii="宋体" w:eastAsia="宋体" w:hAnsi="宋体" w:cs="宋体" w:hint="eastAsia"/>
+              <w:rFonts w:hint="eastAsia" w:ascii="宋体" w:hAnsi="宋体" w:eastAsia="宋体" w:cs="宋体"/>
               <w:szCs w:val="24"/>
             </w:rPr>
             <w:fldChar w:fldCharType="begin"/>
           </w:r>
           <w:r>
             <w:rPr>
-              <w:rFonts w:ascii="宋体" w:eastAsia="宋体" w:hAnsi="宋体" w:cs="宋体" w:hint="eastAsia"/>
+              <w:rFonts w:hint="eastAsia" w:ascii="宋体" w:hAnsi="宋体" w:eastAsia="宋体" w:cs="宋体"/>
               <w:szCs w:val="24"/>
             </w:rPr>
             <w:instrText xml:space="preserve"> HYPERLINK \l _Toc7985 </w:instrText>
           </w:r>
           <w:r>
             <w:rPr>
-              <w:rFonts w:ascii="宋体" w:eastAsia="宋体" w:hAnsi="宋体" w:cs="宋体" w:hint="eastAsia"/>
+              <w:rFonts w:hint="eastAsia" w:ascii="宋体" w:hAnsi="宋体" w:eastAsia="宋体" w:cs="宋体"/>
               <w:szCs w:val="24"/>
             </w:rPr>
             <w:fldChar w:fldCharType="separate"/>
@@ -2539,7 +2573,7 @@
           </w:r>
           <w:r>
             <w:rPr>
-              <w:rFonts w:ascii="宋体" w:eastAsia="宋体" w:hAnsi="宋体" w:cs="宋体" w:hint="eastAsia"/>
+              <w:rFonts w:hint="eastAsia" w:ascii="宋体" w:hAnsi="宋体" w:eastAsia="宋体" w:cs="宋体"/>
               <w:szCs w:val="24"/>
             </w:rPr>
             <w:fldChar w:fldCharType="end"/>
@@ -2547,28 +2581,28 @@
         </w:p>
         <w:p>
           <w:pPr>
-            <w:pStyle w:val="TOC2"/>
+            <w:pStyle w:val="17"/>
             <w:tabs>
               <w:tab w:val="right" w:leader="dot" w:pos="8306"/>
             </w:tabs>
           </w:pPr>
           <w:r>
             <w:rPr>
-              <w:rFonts w:ascii="宋体" w:eastAsia="宋体" w:hAnsi="宋体" w:cs="宋体" w:hint="eastAsia"/>
+              <w:rFonts w:hint="eastAsia" w:ascii="宋体" w:hAnsi="宋体" w:eastAsia="宋体" w:cs="宋体"/>
               <w:szCs w:val="24"/>
             </w:rPr>
             <w:fldChar w:fldCharType="begin"/>
           </w:r>
           <w:r>
             <w:rPr>
-              <w:rFonts w:ascii="宋体" w:eastAsia="宋体" w:hAnsi="宋体" w:cs="宋体" w:hint="eastAsia"/>
+              <w:rFonts w:hint="eastAsia" w:ascii="宋体" w:hAnsi="宋体" w:eastAsia="宋体" w:cs="宋体"/>
               <w:szCs w:val="24"/>
             </w:rPr>
             <w:instrText xml:space="preserve"> HYPERLINK \l _Toc2658 </w:instrText>
           </w:r>
           <w:r>
             <w:rPr>
-              <w:rFonts w:ascii="宋体" w:eastAsia="宋体" w:hAnsi="宋体" w:cs="宋体" w:hint="eastAsia"/>
+              <w:rFonts w:hint="eastAsia" w:ascii="宋体" w:hAnsi="宋体" w:eastAsia="宋体" w:cs="宋体"/>
               <w:szCs w:val="24"/>
             </w:rPr>
             <w:fldChar w:fldCharType="separate"/>
@@ -2600,7 +2634,7 @@
           </w:r>
           <w:r>
             <w:rPr>
-              <w:rFonts w:ascii="宋体" w:eastAsia="宋体" w:hAnsi="宋体" w:cs="宋体" w:hint="eastAsia"/>
+              <w:rFonts w:hint="eastAsia" w:ascii="宋体" w:hAnsi="宋体" w:eastAsia="宋体" w:cs="宋体"/>
               <w:szCs w:val="24"/>
             </w:rPr>
             <w:fldChar w:fldCharType="end"/>
@@ -2608,28 +2642,28 @@
         </w:p>
         <w:p>
           <w:pPr>
-            <w:pStyle w:val="TOC2"/>
+            <w:pStyle w:val="17"/>
             <w:tabs>
               <w:tab w:val="right" w:leader="dot" w:pos="8306"/>
             </w:tabs>
           </w:pPr>
           <w:r>
             <w:rPr>
-              <w:rFonts w:ascii="宋体" w:eastAsia="宋体" w:hAnsi="宋体" w:cs="宋体" w:hint="eastAsia"/>
+              <w:rFonts w:hint="eastAsia" w:ascii="宋体" w:hAnsi="宋体" w:eastAsia="宋体" w:cs="宋体"/>
               <w:szCs w:val="24"/>
             </w:rPr>
             <w:fldChar w:fldCharType="begin"/>
           </w:r>
           <w:r>
             <w:rPr>
-              <w:rFonts w:ascii="宋体" w:eastAsia="宋体" w:hAnsi="宋体" w:cs="宋体" w:hint="eastAsia"/>
+              <w:rFonts w:hint="eastAsia" w:ascii="宋体" w:hAnsi="宋体" w:eastAsia="宋体" w:cs="宋体"/>
               <w:szCs w:val="24"/>
             </w:rPr>
             <w:instrText xml:space="preserve"> HYPERLINK \l _Toc18771 </w:instrText>
           </w:r>
           <w:r>
             <w:rPr>
-              <w:rFonts w:ascii="宋体" w:eastAsia="宋体" w:hAnsi="宋体" w:cs="宋体" w:hint="eastAsia"/>
+              <w:rFonts w:hint="eastAsia" w:ascii="宋体" w:hAnsi="宋体" w:eastAsia="宋体" w:cs="宋体"/>
               <w:szCs w:val="24"/>
             </w:rPr>
             <w:fldChar w:fldCharType="separate"/>
@@ -2661,7 +2695,7 @@
           </w:r>
           <w:r>
             <w:rPr>
-              <w:rFonts w:ascii="宋体" w:eastAsia="宋体" w:hAnsi="宋体" w:cs="宋体" w:hint="eastAsia"/>
+              <w:rFonts w:hint="eastAsia" w:ascii="宋体" w:hAnsi="宋体" w:eastAsia="宋体" w:cs="宋体"/>
               <w:szCs w:val="24"/>
             </w:rPr>
             <w:fldChar w:fldCharType="end"/>
@@ -2669,28 +2703,28 @@
         </w:p>
         <w:p>
           <w:pPr>
-            <w:pStyle w:val="TOC2"/>
+            <w:pStyle w:val="17"/>
             <w:tabs>
               <w:tab w:val="right" w:leader="dot" w:pos="8306"/>
             </w:tabs>
           </w:pPr>
           <w:r>
             <w:rPr>
-              <w:rFonts w:ascii="宋体" w:eastAsia="宋体" w:hAnsi="宋体" w:cs="宋体" w:hint="eastAsia"/>
+              <w:rFonts w:hint="eastAsia" w:ascii="宋体" w:hAnsi="宋体" w:eastAsia="宋体" w:cs="宋体"/>
               <w:szCs w:val="24"/>
             </w:rPr>
             <w:fldChar w:fldCharType="begin"/>
           </w:r>
           <w:r>
             <w:rPr>
-              <w:rFonts w:ascii="宋体" w:eastAsia="宋体" w:hAnsi="宋体" w:cs="宋体" w:hint="eastAsia"/>
+              <w:rFonts w:hint="eastAsia" w:ascii="宋体" w:hAnsi="宋体" w:eastAsia="宋体" w:cs="宋体"/>
               <w:szCs w:val="24"/>
             </w:rPr>
             <w:instrText xml:space="preserve"> HYPERLINK \l _Toc12257 </w:instrText>
           </w:r>
           <w:r>
             <w:rPr>
-              <w:rFonts w:ascii="宋体" w:eastAsia="宋体" w:hAnsi="宋体" w:cs="宋体" w:hint="eastAsia"/>
+              <w:rFonts w:hint="eastAsia" w:ascii="宋体" w:hAnsi="宋体" w:eastAsia="宋体" w:cs="宋体"/>
               <w:szCs w:val="24"/>
             </w:rPr>
             <w:fldChar w:fldCharType="separate"/>
@@ -2722,7 +2756,7 @@
           </w:r>
           <w:r>
             <w:rPr>
-              <w:rFonts w:ascii="宋体" w:eastAsia="宋体" w:hAnsi="宋体" w:cs="宋体" w:hint="eastAsia"/>
+              <w:rFonts w:hint="eastAsia" w:ascii="宋体" w:hAnsi="宋体" w:eastAsia="宋体" w:cs="宋体"/>
               <w:szCs w:val="24"/>
             </w:rPr>
             <w:fldChar w:fldCharType="end"/>
@@ -2730,28 +2764,28 @@
         </w:p>
         <w:p>
           <w:pPr>
-            <w:pStyle w:val="TOC1"/>
+            <w:pStyle w:val="16"/>
             <w:tabs>
               <w:tab w:val="right" w:leader="dot" w:pos="8306"/>
             </w:tabs>
           </w:pPr>
           <w:r>
             <w:rPr>
-              <w:rFonts w:ascii="宋体" w:eastAsia="宋体" w:hAnsi="宋体" w:cs="宋体" w:hint="eastAsia"/>
+              <w:rFonts w:hint="eastAsia" w:ascii="宋体" w:hAnsi="宋体" w:eastAsia="宋体" w:cs="宋体"/>
               <w:szCs w:val="24"/>
             </w:rPr>
             <w:fldChar w:fldCharType="begin"/>
           </w:r>
           <w:r>
             <w:rPr>
-              <w:rFonts w:ascii="宋体" w:eastAsia="宋体" w:hAnsi="宋体" w:cs="宋体" w:hint="eastAsia"/>
+              <w:rFonts w:hint="eastAsia" w:ascii="宋体" w:hAnsi="宋体" w:eastAsia="宋体" w:cs="宋体"/>
               <w:szCs w:val="24"/>
             </w:rPr>
             <w:instrText xml:space="preserve"> HYPERLINK \l _Toc25408 </w:instrText>
           </w:r>
           <w:r>
             <w:rPr>
-              <w:rFonts w:ascii="宋体" w:eastAsia="宋体" w:hAnsi="宋体" w:cs="宋体" w:hint="eastAsia"/>
+              <w:rFonts w:hint="eastAsia" w:ascii="宋体" w:hAnsi="宋体" w:eastAsia="宋体" w:cs="宋体"/>
               <w:szCs w:val="24"/>
             </w:rPr>
             <w:fldChar w:fldCharType="separate"/>
@@ -2783,7 +2817,7 @@
           </w:r>
           <w:r>
             <w:rPr>
-              <w:rFonts w:ascii="宋体" w:eastAsia="宋体" w:hAnsi="宋体" w:cs="宋体" w:hint="eastAsia"/>
+              <w:rFonts w:hint="eastAsia" w:ascii="宋体" w:hAnsi="宋体" w:eastAsia="宋体" w:cs="宋体"/>
               <w:szCs w:val="24"/>
             </w:rPr>
             <w:fldChar w:fldCharType="end"/>
@@ -2791,28 +2825,28 @@
         </w:p>
         <w:p>
           <w:pPr>
-            <w:pStyle w:val="TOC2"/>
+            <w:pStyle w:val="17"/>
             <w:tabs>
               <w:tab w:val="right" w:leader="dot" w:pos="8306"/>
             </w:tabs>
           </w:pPr>
           <w:r>
             <w:rPr>
-              <w:rFonts w:ascii="宋体" w:eastAsia="宋体" w:hAnsi="宋体" w:cs="宋体" w:hint="eastAsia"/>
+              <w:rFonts w:hint="eastAsia" w:ascii="宋体" w:hAnsi="宋体" w:eastAsia="宋体" w:cs="宋体"/>
               <w:szCs w:val="24"/>
             </w:rPr>
             <w:fldChar w:fldCharType="begin"/>
           </w:r>
           <w:r>
             <w:rPr>
-              <w:rFonts w:ascii="宋体" w:eastAsia="宋体" w:hAnsi="宋体" w:cs="宋体" w:hint="eastAsia"/>
+              <w:rFonts w:hint="eastAsia" w:ascii="宋体" w:hAnsi="宋体" w:eastAsia="宋体" w:cs="宋体"/>
               <w:szCs w:val="24"/>
             </w:rPr>
             <w:instrText xml:space="preserve"> HYPERLINK \l _Toc24700 </w:instrText>
           </w:r>
           <w:r>
             <w:rPr>
-              <w:rFonts w:ascii="宋体" w:eastAsia="宋体" w:hAnsi="宋体" w:cs="宋体" w:hint="eastAsia"/>
+              <w:rFonts w:hint="eastAsia" w:ascii="宋体" w:hAnsi="宋体" w:eastAsia="宋体" w:cs="宋体"/>
               <w:szCs w:val="24"/>
             </w:rPr>
             <w:fldChar w:fldCharType="separate"/>
@@ -2844,7 +2878,7 @@
           </w:r>
           <w:r>
             <w:rPr>
-              <w:rFonts w:ascii="宋体" w:eastAsia="宋体" w:hAnsi="宋体" w:cs="宋体" w:hint="eastAsia"/>
+              <w:rFonts w:hint="eastAsia" w:ascii="宋体" w:hAnsi="宋体" w:eastAsia="宋体" w:cs="宋体"/>
               <w:szCs w:val="24"/>
             </w:rPr>
             <w:fldChar w:fldCharType="end"/>
@@ -2852,28 +2886,28 @@
         </w:p>
         <w:p>
           <w:pPr>
-            <w:pStyle w:val="TOC2"/>
+            <w:pStyle w:val="17"/>
             <w:tabs>
               <w:tab w:val="right" w:leader="dot" w:pos="8306"/>
             </w:tabs>
           </w:pPr>
           <w:r>
             <w:rPr>
-              <w:rFonts w:ascii="宋体" w:eastAsia="宋体" w:hAnsi="宋体" w:cs="宋体" w:hint="eastAsia"/>
+              <w:rFonts w:hint="eastAsia" w:ascii="宋体" w:hAnsi="宋体" w:eastAsia="宋体" w:cs="宋体"/>
               <w:szCs w:val="24"/>
             </w:rPr>
             <w:fldChar w:fldCharType="begin"/>
           </w:r>
           <w:r>
             <w:rPr>
-              <w:rFonts w:ascii="宋体" w:eastAsia="宋体" w:hAnsi="宋体" w:cs="宋体" w:hint="eastAsia"/>
+              <w:rFonts w:hint="eastAsia" w:ascii="宋体" w:hAnsi="宋体" w:eastAsia="宋体" w:cs="宋体"/>
               <w:szCs w:val="24"/>
             </w:rPr>
             <w:instrText xml:space="preserve"> HYPERLINK \l _Toc32114 </w:instrText>
           </w:r>
           <w:r>
             <w:rPr>
-              <w:rFonts w:ascii="宋体" w:eastAsia="宋体" w:hAnsi="宋体" w:cs="宋体" w:hint="eastAsia"/>
+              <w:rFonts w:hint="eastAsia" w:ascii="宋体" w:hAnsi="宋体" w:eastAsia="宋体" w:cs="宋体"/>
               <w:szCs w:val="24"/>
             </w:rPr>
             <w:fldChar w:fldCharType="separate"/>
@@ -2905,7 +2939,7 @@
           </w:r>
           <w:r>
             <w:rPr>
-              <w:rFonts w:ascii="宋体" w:eastAsia="宋体" w:hAnsi="宋体" w:cs="宋体" w:hint="eastAsia"/>
+              <w:rFonts w:hint="eastAsia" w:ascii="宋体" w:hAnsi="宋体" w:eastAsia="宋体" w:cs="宋体"/>
               <w:szCs w:val="24"/>
             </w:rPr>
             <w:fldChar w:fldCharType="end"/>
@@ -2913,28 +2947,28 @@
         </w:p>
         <w:p>
           <w:pPr>
-            <w:pStyle w:val="TOC1"/>
+            <w:pStyle w:val="16"/>
             <w:tabs>
               <w:tab w:val="right" w:leader="dot" w:pos="8306"/>
             </w:tabs>
           </w:pPr>
           <w:r>
             <w:rPr>
-              <w:rFonts w:ascii="宋体" w:eastAsia="宋体" w:hAnsi="宋体" w:cs="宋体" w:hint="eastAsia"/>
+              <w:rFonts w:hint="eastAsia" w:ascii="宋体" w:hAnsi="宋体" w:eastAsia="宋体" w:cs="宋体"/>
               <w:szCs w:val="24"/>
             </w:rPr>
             <w:fldChar w:fldCharType="begin"/>
           </w:r>
           <w:r>
             <w:rPr>
-              <w:rFonts w:ascii="宋体" w:eastAsia="宋体" w:hAnsi="宋体" w:cs="宋体" w:hint="eastAsia"/>
+              <w:rFonts w:hint="eastAsia" w:ascii="宋体" w:hAnsi="宋体" w:eastAsia="宋体" w:cs="宋体"/>
               <w:szCs w:val="24"/>
             </w:rPr>
             <w:instrText xml:space="preserve"> HYPERLINK \l _Toc6270 </w:instrText>
           </w:r>
           <w:r>
             <w:rPr>
-              <w:rFonts w:ascii="宋体" w:eastAsia="宋体" w:hAnsi="宋体" w:cs="宋体" w:hint="eastAsia"/>
+              <w:rFonts w:hint="eastAsia" w:ascii="宋体" w:hAnsi="宋体" w:eastAsia="宋体" w:cs="宋体"/>
               <w:szCs w:val="24"/>
             </w:rPr>
             <w:fldChar w:fldCharType="separate"/>
@@ -2966,7 +3000,7 @@
           </w:r>
           <w:r>
             <w:rPr>
-              <w:rFonts w:ascii="宋体" w:eastAsia="宋体" w:hAnsi="宋体" w:cs="宋体" w:hint="eastAsia"/>
+              <w:rFonts w:hint="eastAsia" w:ascii="宋体" w:hAnsi="宋体" w:eastAsia="宋体" w:cs="宋体"/>
               <w:szCs w:val="24"/>
             </w:rPr>
             <w:fldChar w:fldCharType="end"/>
@@ -2974,28 +3008,28 @@
         </w:p>
         <w:p>
           <w:pPr>
-            <w:pStyle w:val="TOC2"/>
+            <w:pStyle w:val="17"/>
             <w:tabs>
               <w:tab w:val="right" w:leader="dot" w:pos="8306"/>
             </w:tabs>
           </w:pPr>
           <w:r>
             <w:rPr>
-              <w:rFonts w:ascii="宋体" w:eastAsia="宋体" w:hAnsi="宋体" w:cs="宋体" w:hint="eastAsia"/>
+              <w:rFonts w:hint="eastAsia" w:ascii="宋体" w:hAnsi="宋体" w:eastAsia="宋体" w:cs="宋体"/>
               <w:szCs w:val="24"/>
             </w:rPr>
             <w:fldChar w:fldCharType="begin"/>
           </w:r>
           <w:r>
             <w:rPr>
-              <w:rFonts w:ascii="宋体" w:eastAsia="宋体" w:hAnsi="宋体" w:cs="宋体" w:hint="eastAsia"/>
+              <w:rFonts w:hint="eastAsia" w:ascii="宋体" w:hAnsi="宋体" w:eastAsia="宋体" w:cs="宋体"/>
               <w:szCs w:val="24"/>
             </w:rPr>
             <w:instrText xml:space="preserve"> HYPERLINK \l _Toc8640 </w:instrText>
           </w:r>
           <w:r>
             <w:rPr>
-              <w:rFonts w:ascii="宋体" w:eastAsia="宋体" w:hAnsi="宋体" w:cs="宋体" w:hint="eastAsia"/>
+              <w:rFonts w:hint="eastAsia" w:ascii="宋体" w:hAnsi="宋体" w:eastAsia="宋体" w:cs="宋体"/>
               <w:szCs w:val="24"/>
             </w:rPr>
             <w:fldChar w:fldCharType="separate"/>
@@ -3027,7 +3061,7 @@
           </w:r>
           <w:r>
             <w:rPr>
-              <w:rFonts w:ascii="宋体" w:eastAsia="宋体" w:hAnsi="宋体" w:cs="宋体" w:hint="eastAsia"/>
+              <w:rFonts w:hint="eastAsia" w:ascii="宋体" w:hAnsi="宋体" w:eastAsia="宋体" w:cs="宋体"/>
               <w:szCs w:val="24"/>
             </w:rPr>
             <w:fldChar w:fldCharType="end"/>
@@ -3035,28 +3069,28 @@
         </w:p>
         <w:p>
           <w:pPr>
-            <w:pStyle w:val="TOC2"/>
+            <w:pStyle w:val="17"/>
             <w:tabs>
               <w:tab w:val="right" w:leader="dot" w:pos="8306"/>
             </w:tabs>
           </w:pPr>
           <w:r>
             <w:rPr>
-              <w:rFonts w:ascii="宋体" w:eastAsia="宋体" w:hAnsi="宋体" w:cs="宋体" w:hint="eastAsia"/>
+              <w:rFonts w:hint="eastAsia" w:ascii="宋体" w:hAnsi="宋体" w:eastAsia="宋体" w:cs="宋体"/>
               <w:szCs w:val="24"/>
             </w:rPr>
             <w:fldChar w:fldCharType="begin"/>
           </w:r>
           <w:r>
             <w:rPr>
-              <w:rFonts w:ascii="宋体" w:eastAsia="宋体" w:hAnsi="宋体" w:cs="宋体" w:hint="eastAsia"/>
+              <w:rFonts w:hint="eastAsia" w:ascii="宋体" w:hAnsi="宋体" w:eastAsia="宋体" w:cs="宋体"/>
               <w:szCs w:val="24"/>
             </w:rPr>
             <w:instrText xml:space="preserve"> HYPERLINK \l _Toc9787 </w:instrText>
           </w:r>
           <w:r>
             <w:rPr>
-              <w:rFonts w:ascii="宋体" w:eastAsia="宋体" w:hAnsi="宋体" w:cs="宋体" w:hint="eastAsia"/>
+              <w:rFonts w:hint="eastAsia" w:ascii="宋体" w:hAnsi="宋体" w:eastAsia="宋体" w:cs="宋体"/>
               <w:szCs w:val="24"/>
             </w:rPr>
             <w:fldChar w:fldCharType="separate"/>
@@ -3088,7 +3122,7 @@
           </w:r>
           <w:r>
             <w:rPr>
-              <w:rFonts w:ascii="宋体" w:eastAsia="宋体" w:hAnsi="宋体" w:cs="宋体" w:hint="eastAsia"/>
+              <w:rFonts w:hint="eastAsia" w:ascii="宋体" w:hAnsi="宋体" w:eastAsia="宋体" w:cs="宋体"/>
               <w:szCs w:val="24"/>
             </w:rPr>
             <w:fldChar w:fldCharType="end"/>
@@ -3096,28 +3130,28 @@
         </w:p>
         <w:p>
           <w:pPr>
-            <w:pStyle w:val="TOC2"/>
+            <w:pStyle w:val="17"/>
             <w:tabs>
               <w:tab w:val="right" w:leader="dot" w:pos="8306"/>
             </w:tabs>
           </w:pPr>
           <w:r>
             <w:rPr>
-              <w:rFonts w:ascii="宋体" w:eastAsia="宋体" w:hAnsi="宋体" w:cs="宋体" w:hint="eastAsia"/>
+              <w:rFonts w:hint="eastAsia" w:ascii="宋体" w:hAnsi="宋体" w:eastAsia="宋体" w:cs="宋体"/>
               <w:szCs w:val="24"/>
             </w:rPr>
             <w:fldChar w:fldCharType="begin"/>
           </w:r>
           <w:r>
             <w:rPr>
-              <w:rFonts w:ascii="宋体" w:eastAsia="宋体" w:hAnsi="宋体" w:cs="宋体" w:hint="eastAsia"/>
+              <w:rFonts w:hint="eastAsia" w:ascii="宋体" w:hAnsi="宋体" w:eastAsia="宋体" w:cs="宋体"/>
               <w:szCs w:val="24"/>
             </w:rPr>
             <w:instrText xml:space="preserve"> HYPERLINK \l _Toc27064 </w:instrText>
           </w:r>
           <w:r>
             <w:rPr>
-              <w:rFonts w:ascii="宋体" w:eastAsia="宋体" w:hAnsi="宋体" w:cs="宋体" w:hint="eastAsia"/>
+              <w:rFonts w:hint="eastAsia" w:ascii="宋体" w:hAnsi="宋体" w:eastAsia="宋体" w:cs="宋体"/>
               <w:szCs w:val="24"/>
             </w:rPr>
             <w:fldChar w:fldCharType="separate"/>
@@ -3149,7 +3183,7 @@
           </w:r>
           <w:r>
             <w:rPr>
-              <w:rFonts w:ascii="宋体" w:eastAsia="宋体" w:hAnsi="宋体" w:cs="宋体" w:hint="eastAsia"/>
+              <w:rFonts w:hint="eastAsia" w:ascii="宋体" w:hAnsi="宋体" w:eastAsia="宋体" w:cs="宋体"/>
               <w:szCs w:val="24"/>
             </w:rPr>
             <w:fldChar w:fldCharType="end"/>
@@ -3157,28 +3191,28 @@
         </w:p>
         <w:p>
           <w:pPr>
-            <w:pStyle w:val="TOC2"/>
+            <w:pStyle w:val="17"/>
             <w:tabs>
               <w:tab w:val="right" w:leader="dot" w:pos="8306"/>
             </w:tabs>
           </w:pPr>
           <w:r>
             <w:rPr>
-              <w:rFonts w:ascii="宋体" w:eastAsia="宋体" w:hAnsi="宋体" w:cs="宋体" w:hint="eastAsia"/>
+              <w:rFonts w:hint="eastAsia" w:ascii="宋体" w:hAnsi="宋体" w:eastAsia="宋体" w:cs="宋体"/>
               <w:szCs w:val="24"/>
             </w:rPr>
             <w:fldChar w:fldCharType="begin"/>
           </w:r>
           <w:r>
             <w:rPr>
-              <w:rFonts w:ascii="宋体" w:eastAsia="宋体" w:hAnsi="宋体" w:cs="宋体" w:hint="eastAsia"/>
+              <w:rFonts w:hint="eastAsia" w:ascii="宋体" w:hAnsi="宋体" w:eastAsia="宋体" w:cs="宋体"/>
               <w:szCs w:val="24"/>
             </w:rPr>
             <w:instrText xml:space="preserve"> HYPERLINK \l _Toc22375 </w:instrText>
           </w:r>
           <w:r>
             <w:rPr>
-              <w:rFonts w:ascii="宋体" w:eastAsia="宋体" w:hAnsi="宋体" w:cs="宋体" w:hint="eastAsia"/>
+              <w:rFonts w:hint="eastAsia" w:ascii="宋体" w:hAnsi="宋体" w:eastAsia="宋体" w:cs="宋体"/>
               <w:szCs w:val="24"/>
             </w:rPr>
             <w:fldChar w:fldCharType="separate"/>
@@ -3210,7 +3244,7 @@
           </w:r>
           <w:r>
             <w:rPr>
-              <w:rFonts w:ascii="宋体" w:eastAsia="宋体" w:hAnsi="宋体" w:cs="宋体" w:hint="eastAsia"/>
+              <w:rFonts w:hint="eastAsia" w:ascii="宋体" w:hAnsi="宋体" w:eastAsia="宋体" w:cs="宋体"/>
               <w:szCs w:val="24"/>
             </w:rPr>
             <w:fldChar w:fldCharType="end"/>
@@ -3218,28 +3252,28 @@
         </w:p>
         <w:p>
           <w:pPr>
-            <w:pStyle w:val="TOC1"/>
+            <w:pStyle w:val="16"/>
             <w:tabs>
               <w:tab w:val="right" w:leader="dot" w:pos="8306"/>
             </w:tabs>
           </w:pPr>
           <w:r>
             <w:rPr>
-              <w:rFonts w:ascii="宋体" w:eastAsia="宋体" w:hAnsi="宋体" w:cs="宋体" w:hint="eastAsia"/>
+              <w:rFonts w:hint="eastAsia" w:ascii="宋体" w:hAnsi="宋体" w:eastAsia="宋体" w:cs="宋体"/>
               <w:szCs w:val="24"/>
             </w:rPr>
             <w:fldChar w:fldCharType="begin"/>
           </w:r>
           <w:r>
             <w:rPr>
-              <w:rFonts w:ascii="宋体" w:eastAsia="宋体" w:hAnsi="宋体" w:cs="宋体" w:hint="eastAsia"/>
+              <w:rFonts w:hint="eastAsia" w:ascii="宋体" w:hAnsi="宋体" w:eastAsia="宋体" w:cs="宋体"/>
               <w:szCs w:val="24"/>
             </w:rPr>
             <w:instrText xml:space="preserve"> HYPERLINK \l _Toc9495 </w:instrText>
           </w:r>
           <w:r>
             <w:rPr>
-              <w:rFonts w:ascii="宋体" w:eastAsia="宋体" w:hAnsi="宋体" w:cs="宋体" w:hint="eastAsia"/>
+              <w:rFonts w:hint="eastAsia" w:ascii="宋体" w:hAnsi="宋体" w:eastAsia="宋体" w:cs="宋体"/>
               <w:szCs w:val="24"/>
             </w:rPr>
             <w:fldChar w:fldCharType="separate"/>
@@ -3271,7 +3305,7 @@
           </w:r>
           <w:r>
             <w:rPr>
-              <w:rFonts w:ascii="宋体" w:eastAsia="宋体" w:hAnsi="宋体" w:cs="宋体" w:hint="eastAsia"/>
+              <w:rFonts w:hint="eastAsia" w:ascii="宋体" w:hAnsi="宋体" w:eastAsia="宋体" w:cs="宋体"/>
               <w:szCs w:val="24"/>
             </w:rPr>
             <w:fldChar w:fldCharType="end"/>
@@ -3279,28 +3313,28 @@
         </w:p>
         <w:p>
           <w:pPr>
-            <w:pStyle w:val="TOC1"/>
+            <w:pStyle w:val="16"/>
             <w:tabs>
               <w:tab w:val="right" w:leader="dot" w:pos="8306"/>
             </w:tabs>
           </w:pPr>
           <w:r>
             <w:rPr>
-              <w:rFonts w:ascii="宋体" w:eastAsia="宋体" w:hAnsi="宋体" w:cs="宋体" w:hint="eastAsia"/>
+              <w:rFonts w:hint="eastAsia" w:ascii="宋体" w:hAnsi="宋体" w:eastAsia="宋体" w:cs="宋体"/>
               <w:szCs w:val="24"/>
             </w:rPr>
             <w:fldChar w:fldCharType="begin"/>
           </w:r>
           <w:r>
             <w:rPr>
-              <w:rFonts w:ascii="宋体" w:eastAsia="宋体" w:hAnsi="宋体" w:cs="宋体" w:hint="eastAsia"/>
+              <w:rFonts w:hint="eastAsia" w:ascii="宋体" w:hAnsi="宋体" w:eastAsia="宋体" w:cs="宋体"/>
               <w:szCs w:val="24"/>
             </w:rPr>
             <w:instrText xml:space="preserve"> HYPERLINK \l _Toc31295 </w:instrText>
           </w:r>
           <w:r>
             <w:rPr>
-              <w:rFonts w:ascii="宋体" w:eastAsia="宋体" w:hAnsi="宋体" w:cs="宋体" w:hint="eastAsia"/>
+              <w:rFonts w:hint="eastAsia" w:ascii="宋体" w:hAnsi="宋体" w:eastAsia="宋体" w:cs="宋体"/>
               <w:szCs w:val="24"/>
             </w:rPr>
             <w:fldChar w:fldCharType="separate"/>
@@ -3332,7 +3366,7 @@
           </w:r>
           <w:r>
             <w:rPr>
-              <w:rFonts w:ascii="宋体" w:eastAsia="宋体" w:hAnsi="宋体" w:cs="宋体" w:hint="eastAsia"/>
+              <w:rFonts w:hint="eastAsia" w:ascii="宋体" w:hAnsi="宋体" w:eastAsia="宋体" w:cs="宋体"/>
               <w:szCs w:val="24"/>
             </w:rPr>
             <w:fldChar w:fldCharType="end"/>
@@ -3354,7 +3388,7 @@
             <w:snapToGrid w:val="0"/>
             <w:textAlignment w:val="baseline"/>
             <w:rPr>
-              <w:rFonts w:ascii="宋体" w:eastAsia="宋体" w:hAnsi="宋体" w:cs="宋体" w:hint="eastAsia"/>
+              <w:rFonts w:hint="eastAsia" w:ascii="宋体" w:hAnsi="宋体" w:eastAsia="宋体" w:cs="宋体"/>
               <w:snapToGrid w:val="0"/>
               <w:color w:val="000000"/>
               <w:kern w:val="0"/>
@@ -3365,7 +3399,7 @@
           </w:pPr>
           <w:r>
             <w:rPr>
-              <w:rFonts w:ascii="宋体" w:eastAsia="宋体" w:hAnsi="宋体" w:cs="宋体" w:hint="eastAsia"/>
+              <w:rFonts w:hint="eastAsia" w:ascii="宋体" w:hAnsi="宋体" w:eastAsia="宋体" w:cs="宋体"/>
               <w:szCs w:val="24"/>
             </w:rPr>
             <w:fldChar w:fldCharType="end"/>
@@ -3389,7 +3423,7 @@
         <w:snapToGrid w:val="0"/>
         <w:textAlignment w:val="baseline"/>
         <w:rPr>
-          <w:rFonts w:ascii="Arial" w:eastAsia="Arial" w:hAnsi="Arial" w:cs="Arial"/>
+          <w:rFonts w:ascii="Arial" w:hAnsi="Arial" w:eastAsia="Arial" w:cs="Arial"/>
           <w:snapToGrid w:val="0"/>
           <w:color w:val="000000"/>
           <w:kern w:val="0"/>
@@ -3400,7 +3434,7 @@
       </w:pPr>
       <w:r>
         <w:rPr>
-          <w:rFonts w:ascii="Arial" w:eastAsia="Arial" w:hAnsi="Arial" w:cs="Arial"/>
+          <w:rFonts w:ascii="Arial" w:hAnsi="Arial" w:eastAsia="Arial" w:cs="Arial"/>
           <w:snapToGrid w:val="0"/>
           <w:color w:val="000000"/>
           <w:kern w:val="0"/>
@@ -3413,14 +3447,14 @@
     </w:p>
     <w:p>
       <w:pPr>
-        <w:pStyle w:val="1"/>
+        <w:pStyle w:val="28"/>
         <w:bidi w:val="0"/>
         <w:rPr>
           <w:rFonts w:hint="default"/>
           <w:lang w:val="en-US" w:eastAsia="zh-CN"/>
         </w:rPr>
       </w:pPr>
-      <w:bookmarkStart w:id="3" w:name="_Toc10151"/>
+      <w:bookmarkStart w:id="2" w:name="_Toc10151"/>
       <w:r>
         <w:rPr>
           <w:rFonts w:hint="default"/>
@@ -3428,105 +3462,105 @@
         </w:rPr>
         <w:t>总则</w:t>
       </w:r>
+      <w:bookmarkEnd w:id="2"/>
+    </w:p>
+    <w:p>
+      <w:pPr>
+        <w:pStyle w:val="30"/>
+        <w:bidi w:val="0"/>
+        <w:rPr>
+          <w:rFonts w:hint="default"/>
+          <w:lang w:val="en-US" w:eastAsia="zh-CN"/>
+        </w:rPr>
+      </w:pPr>
+      <w:bookmarkStart w:id="3" w:name="_Toc24379"/>
+      <w:r>
+        <w:rPr>
+          <w:rFonts w:hint="default"/>
+          <w:lang w:val="en-US" w:eastAsia="zh-CN"/>
+        </w:rPr>
+        <w:t>目的</w:t>
+      </w:r>
       <w:bookmarkEnd w:id="3"/>
     </w:p>
     <w:p>
       <w:pPr>
-        <w:pStyle w:val="2"/>
+        <w:pStyle w:val="29"/>
+        <w:rPr>
+          <w:rFonts w:hint="default"/>
+          <w:lang w:val="en-US" w:eastAsia="zh-CN"/>
+        </w:rPr>
+      </w:pPr>
+      <w:r>
+        <w:rPr>
+          <w:rFonts w:hint="default"/>
+          <w:lang w:val="en-US" w:eastAsia="zh-CN"/>
+        </w:rPr>
+        <w:t>为规范公司软件运维服务过程中客户投诉的受理、处理、反馈与改进流程，确保投诉得到及时、公正、有效的解决，提升客户满意度与信任度，维护公司专业形象，特制定本制度。</w:t>
+      </w:r>
+    </w:p>
+    <w:p>
+      <w:pPr>
+        <w:pStyle w:val="30"/>
         <w:bidi w:val="0"/>
         <w:rPr>
           <w:rFonts w:hint="default"/>
           <w:lang w:val="en-US" w:eastAsia="zh-CN"/>
         </w:rPr>
       </w:pPr>
-      <w:bookmarkStart w:id="4" w:name="_Toc24379"/>
-      <w:r>
-        <w:rPr>
-          <w:rFonts w:hint="default"/>
-          <w:lang w:val="en-US" w:eastAsia="zh-CN"/>
-        </w:rPr>
-        <w:t>目的</w:t>
+      <w:bookmarkStart w:id="4" w:name="_Toc2599"/>
+      <w:r>
+        <w:rPr>
+          <w:rFonts w:hint="default"/>
+          <w:lang w:val="en-US" w:eastAsia="zh-CN"/>
+        </w:rPr>
+        <w:t>适用范围</w:t>
       </w:r>
       <w:bookmarkEnd w:id="4"/>
     </w:p>
     <w:p>
       <w:pPr>
-        <w:pStyle w:val="a1"/>
-        <w:rPr>
-          <w:rFonts w:hint="default"/>
-          <w:lang w:val="en-US" w:eastAsia="zh-CN"/>
-        </w:rPr>
-      </w:pPr>
-      <w:r>
-        <w:rPr>
-          <w:rFonts w:hint="default"/>
-          <w:lang w:val="en-US" w:eastAsia="zh-CN"/>
-        </w:rPr>
-        <w:t>为规范公司软件运维服务过程中客户投诉的受理、处理、反馈与改进流程，确保投诉得到及时、公正、有效的解决，提升客户满意度与信任度，维护公司专业形象，特制定本制度。</w:t>
-      </w:r>
-    </w:p>
-    <w:p>
-      <w:pPr>
-        <w:pStyle w:val="2"/>
+        <w:pStyle w:val="29"/>
+        <w:rPr>
+          <w:rFonts w:hint="default"/>
+          <w:lang w:val="en-US" w:eastAsia="zh-CN"/>
+        </w:rPr>
+      </w:pPr>
+      <w:r>
+        <w:rPr>
+          <w:rFonts w:hint="default"/>
+          <w:lang w:val="en-US" w:eastAsia="zh-CN"/>
+        </w:rPr>
+        <w:t>本制度适用于公司所有运维服务相关的客户投诉处理工作，覆盖所有服务项目及相关部门。</w:t>
+      </w:r>
+    </w:p>
+    <w:p>
+      <w:pPr>
+        <w:pStyle w:val="30"/>
         <w:bidi w:val="0"/>
         <w:rPr>
           <w:rFonts w:hint="default"/>
           <w:lang w:val="en-US" w:eastAsia="zh-CN"/>
         </w:rPr>
       </w:pPr>
-      <w:bookmarkStart w:id="5" w:name="_Toc2599"/>
-      <w:r>
-        <w:rPr>
-          <w:rFonts w:hint="default"/>
-          <w:lang w:val="en-US" w:eastAsia="zh-CN"/>
-        </w:rPr>
-        <w:t>适用范围</w:t>
+      <w:bookmarkStart w:id="5" w:name="_Toc20763"/>
+      <w:r>
+        <w:rPr>
+          <w:rFonts w:hint="default"/>
+          <w:lang w:val="en-US" w:eastAsia="zh-CN"/>
+        </w:rPr>
+        <w:t>基本原则</w:t>
       </w:r>
       <w:bookmarkEnd w:id="5"/>
     </w:p>
     <w:p>
       <w:pPr>
-        <w:pStyle w:val="a1"/>
-        <w:rPr>
-          <w:rFonts w:hint="default"/>
-          <w:lang w:val="en-US" w:eastAsia="zh-CN"/>
-        </w:rPr>
-      </w:pPr>
-      <w:r>
-        <w:rPr>
-          <w:rFonts w:hint="default"/>
-          <w:lang w:val="en-US" w:eastAsia="zh-CN"/>
-        </w:rPr>
-        <w:t>本制度适用于公司所有运维服务相关的客户投诉处理工作，覆盖所有服务项目及相关部门。</w:t>
-      </w:r>
-    </w:p>
-    <w:p>
-      <w:pPr>
-        <w:pStyle w:val="2"/>
-        <w:bidi w:val="0"/>
-        <w:rPr>
-          <w:rFonts w:hint="default"/>
-          <w:lang w:val="en-US" w:eastAsia="zh-CN"/>
-        </w:rPr>
-      </w:pPr>
-      <w:bookmarkStart w:id="6" w:name="_Toc20763"/>
-      <w:r>
-        <w:rPr>
-          <w:rFonts w:hint="default"/>
-          <w:lang w:val="en-US" w:eastAsia="zh-CN"/>
-        </w:rPr>
-        <w:t>基本原则</w:t>
-      </w:r>
-      <w:bookmarkEnd w:id="6"/>
-    </w:p>
-    <w:p>
-      <w:pPr>
-        <w:pStyle w:val="a1"/>
+        <w:pStyle w:val="29"/>
         <w:numPr>
           <w:ilvl w:val="0"/>
           <w:numId w:val="2"/>
         </w:numPr>
-        <w:ind w:left="425" w:hanging="425" w:leftChars="0" w:firstLineChars="0"/>
+        <w:ind w:left="425" w:leftChars="0" w:hanging="425" w:firstLineChars="0"/>
         <w:rPr>
           <w:rFonts w:hint="default"/>
           <w:lang w:val="en-US" w:eastAsia="zh-CN"/>
@@ -3542,12 +3576,12 @@
     </w:p>
     <w:p>
       <w:pPr>
-        <w:pStyle w:val="a1"/>
+        <w:pStyle w:val="29"/>
         <w:numPr>
           <w:ilvl w:val="0"/>
           <w:numId w:val="2"/>
         </w:numPr>
-        <w:ind w:left="425" w:hanging="425" w:leftChars="0" w:firstLineChars="0"/>
+        <w:ind w:left="425" w:leftChars="0" w:hanging="425" w:firstLineChars="0"/>
         <w:rPr>
           <w:rFonts w:hint="default"/>
           <w:lang w:val="en-US" w:eastAsia="zh-CN"/>
@@ -3563,12 +3597,12 @@
     </w:p>
     <w:p>
       <w:pPr>
-        <w:pStyle w:val="a1"/>
+        <w:pStyle w:val="29"/>
         <w:numPr>
           <w:ilvl w:val="0"/>
           <w:numId w:val="2"/>
         </w:numPr>
-        <w:ind w:left="425" w:hanging="425" w:leftChars="0" w:firstLineChars="0"/>
+        <w:ind w:left="425" w:leftChars="0" w:hanging="425" w:firstLineChars="0"/>
         <w:rPr>
           <w:rFonts w:hint="default"/>
           <w:lang w:val="en-US" w:eastAsia="zh-CN"/>
@@ -3584,12 +3618,12 @@
     </w:p>
     <w:p>
       <w:pPr>
-        <w:pStyle w:val="a1"/>
+        <w:pStyle w:val="29"/>
         <w:numPr>
           <w:ilvl w:val="0"/>
           <w:numId w:val="2"/>
         </w:numPr>
-        <w:ind w:left="425" w:hanging="425" w:leftChars="0" w:firstLineChars="0"/>
+        <w:ind w:left="425" w:leftChars="0" w:hanging="425" w:firstLineChars="0"/>
         <w:rPr>
           <w:rFonts w:hint="default"/>
           <w:lang w:val="en-US" w:eastAsia="zh-CN"/>
@@ -3605,12 +3639,12 @@
     </w:p>
     <w:p>
       <w:pPr>
-        <w:pStyle w:val="a1"/>
+        <w:pStyle w:val="29"/>
         <w:numPr>
           <w:ilvl w:val="0"/>
           <w:numId w:val="2"/>
         </w:numPr>
-        <w:ind w:left="425" w:hanging="425" w:leftChars="0" w:firstLineChars="0"/>
+        <w:ind w:left="425" w:leftChars="0" w:hanging="425" w:firstLineChars="0"/>
         <w:rPr>
           <w:rFonts w:hint="default"/>
           <w:lang w:val="en-US" w:eastAsia="zh-CN"/>
@@ -3626,14 +3660,14 @@
     </w:p>
     <w:p>
       <w:pPr>
-        <w:pStyle w:val="1"/>
+        <w:pStyle w:val="28"/>
         <w:bidi w:val="0"/>
         <w:rPr>
           <w:rFonts w:hint="default"/>
           <w:lang w:val="en-US" w:eastAsia="zh-CN"/>
         </w:rPr>
       </w:pPr>
-      <w:bookmarkStart w:id="7" w:name="_Toc12036"/>
+      <w:bookmarkStart w:id="6" w:name="_Toc12036"/>
       <w:r>
         <w:rPr>
           <w:rFonts w:hint="default"/>
@@ -3641,409 +3675,409 @@
         </w:rPr>
         <w:t>组织与职责</w:t>
       </w:r>
+      <w:bookmarkEnd w:id="6"/>
+    </w:p>
+    <w:p>
+      <w:pPr>
+        <w:pStyle w:val="30"/>
+        <w:bidi w:val="0"/>
+        <w:rPr>
+          <w:rFonts w:hint="default"/>
+          <w:lang w:val="en-US" w:eastAsia="zh-CN"/>
+        </w:rPr>
+      </w:pPr>
+      <w:bookmarkStart w:id="7" w:name="_Toc7985"/>
+      <w:r>
+        <w:rPr>
+          <w:rFonts w:hint="default"/>
+          <w:lang w:val="en-US" w:eastAsia="zh-CN"/>
+        </w:rPr>
+        <w:t>质量管理部</w:t>
+      </w:r>
       <w:bookmarkEnd w:id="7"/>
     </w:p>
     <w:p>
       <w:pPr>
-        <w:pStyle w:val="2"/>
+        <w:pStyle w:val="29"/>
+        <w:rPr>
+          <w:rFonts w:hint="default"/>
+          <w:lang w:val="en-US" w:eastAsia="zh-CN"/>
+        </w:rPr>
+      </w:pPr>
+      <w:r>
+        <w:rPr>
+          <w:rFonts w:hint="default"/>
+          <w:lang w:val="en-US" w:eastAsia="zh-CN"/>
+        </w:rPr>
+        <w:t>作为客户投诉管理的归口部门，负责统一受理、登记所有正式渠道的客户投诉。</w:t>
+      </w:r>
+    </w:p>
+    <w:p>
+      <w:pPr>
+        <w:pStyle w:val="29"/>
+        <w:rPr>
+          <w:rFonts w:hint="default"/>
+          <w:lang w:val="en-US" w:eastAsia="zh-CN"/>
+        </w:rPr>
+      </w:pPr>
+      <w:r>
+        <w:rPr>
+          <w:rFonts w:hint="default"/>
+          <w:lang w:val="en-US" w:eastAsia="zh-CN"/>
+        </w:rPr>
+        <w:t>负责投诉的初步识别、分类、分派与跟踪监控。</w:t>
+      </w:r>
+    </w:p>
+    <w:p>
+      <w:pPr>
+        <w:pStyle w:val="29"/>
+        <w:rPr>
+          <w:rFonts w:hint="default"/>
+          <w:lang w:val="en-US" w:eastAsia="zh-CN"/>
+        </w:rPr>
+      </w:pPr>
+      <w:r>
+        <w:rPr>
+          <w:rFonts w:hint="default"/>
+          <w:lang w:val="en-US" w:eastAsia="zh-CN"/>
+        </w:rPr>
+        <w:t>负责处理过程中的协调与督办，以及对客户进行过程回访与最终回访。</w:t>
+      </w:r>
+    </w:p>
+    <w:p>
+      <w:pPr>
+        <w:pStyle w:val="29"/>
+        <w:rPr>
+          <w:rFonts w:hint="default"/>
+          <w:lang w:val="en-US" w:eastAsia="zh-CN"/>
+        </w:rPr>
+      </w:pPr>
+      <w:r>
+        <w:rPr>
+          <w:rFonts w:hint="default"/>
+          <w:lang w:val="en-US" w:eastAsia="zh-CN"/>
+        </w:rPr>
+        <w:t>负责定期对客户投诉数据进行统计分析，编制报告并通报。</w:t>
+      </w:r>
+    </w:p>
+    <w:p>
+      <w:pPr>
+        <w:pStyle w:val="30"/>
         <w:bidi w:val="0"/>
         <w:rPr>
           <w:rFonts w:hint="default"/>
           <w:lang w:val="en-US" w:eastAsia="zh-CN"/>
         </w:rPr>
       </w:pPr>
-      <w:bookmarkStart w:id="8" w:name="_Toc7985"/>
-      <w:r>
-        <w:rPr>
-          <w:rFonts w:hint="default"/>
-          <w:lang w:val="en-US" w:eastAsia="zh-CN"/>
-        </w:rPr>
-        <w:t>质量管理部</w:t>
+      <w:bookmarkStart w:id="8" w:name="_Toc2658"/>
+      <w:r>
+        <w:rPr>
+          <w:rFonts w:hint="default"/>
+          <w:lang w:val="en-US" w:eastAsia="zh-CN"/>
+        </w:rPr>
+        <w:t>质量管理部经理</w:t>
       </w:r>
       <w:bookmarkEnd w:id="8"/>
     </w:p>
     <w:p>
       <w:pPr>
-        <w:pStyle w:val="a1"/>
-        <w:rPr>
-          <w:rFonts w:hint="default"/>
-          <w:lang w:val="en-US" w:eastAsia="zh-CN"/>
-        </w:rPr>
-      </w:pPr>
-      <w:r>
-        <w:rPr>
-          <w:rFonts w:hint="default"/>
-          <w:lang w:val="en-US" w:eastAsia="zh-CN"/>
-        </w:rPr>
-        <w:t>作为客户投诉管理的归口部门，负责统一受理、登记所有正式渠道的客户投诉。</w:t>
-      </w:r>
-    </w:p>
-    <w:p>
-      <w:pPr>
-        <w:pStyle w:val="a1"/>
-        <w:rPr>
-          <w:rFonts w:hint="default"/>
-          <w:lang w:val="en-US" w:eastAsia="zh-CN"/>
-        </w:rPr>
-      </w:pPr>
-      <w:r>
-        <w:rPr>
-          <w:rFonts w:hint="default"/>
-          <w:lang w:val="en-US" w:eastAsia="zh-CN"/>
-        </w:rPr>
-        <w:t>负责投诉的初步识别、分类、分派与跟踪监控。</w:t>
-      </w:r>
-    </w:p>
-    <w:p>
-      <w:pPr>
-        <w:pStyle w:val="a1"/>
-        <w:rPr>
-          <w:rFonts w:hint="default"/>
-          <w:lang w:val="en-US" w:eastAsia="zh-CN"/>
-        </w:rPr>
-      </w:pPr>
-      <w:r>
-        <w:rPr>
-          <w:rFonts w:hint="default"/>
-          <w:lang w:val="en-US" w:eastAsia="zh-CN"/>
-        </w:rPr>
-        <w:t>负责处理过程中的协调与督办，以及对客户进行过程回访与最终回访。</w:t>
-      </w:r>
-    </w:p>
-    <w:p>
-      <w:pPr>
-        <w:pStyle w:val="a1"/>
-        <w:rPr>
-          <w:rFonts w:hint="default"/>
-          <w:lang w:val="en-US" w:eastAsia="zh-CN"/>
-        </w:rPr>
-      </w:pPr>
-      <w:r>
-        <w:rPr>
-          <w:rFonts w:hint="default"/>
-          <w:lang w:val="en-US" w:eastAsia="zh-CN"/>
-        </w:rPr>
-        <w:t>负责定期对客户投诉数据进行统计分析，编制报告并通报。</w:t>
-      </w:r>
-    </w:p>
-    <w:p>
-      <w:pPr>
-        <w:pStyle w:val="2"/>
+        <w:pStyle w:val="29"/>
+        <w:rPr>
+          <w:rFonts w:hint="default"/>
+          <w:lang w:val="en-US" w:eastAsia="zh-CN"/>
+        </w:rPr>
+      </w:pPr>
+      <w:r>
+        <w:rPr>
+          <w:rFonts w:hint="default"/>
+          <w:lang w:val="en-US" w:eastAsia="zh-CN"/>
+        </w:rPr>
+        <w:t>负责审批重大投诉的处理方案。</w:t>
+      </w:r>
+    </w:p>
+    <w:p>
+      <w:pPr>
+        <w:pStyle w:val="29"/>
+        <w:rPr>
+          <w:rFonts w:hint="default"/>
+          <w:lang w:val="en-US" w:eastAsia="zh-CN"/>
+        </w:rPr>
+      </w:pPr>
+      <w:r>
+        <w:rPr>
+          <w:rFonts w:hint="default"/>
+          <w:lang w:val="en-US" w:eastAsia="zh-CN"/>
+        </w:rPr>
+        <w:t>负责指定具体投诉事项的“投诉处理责任人”。</w:t>
+      </w:r>
+    </w:p>
+    <w:p>
+      <w:pPr>
+        <w:pStyle w:val="29"/>
+        <w:rPr>
+          <w:rFonts w:hint="default"/>
+          <w:lang w:val="en-US" w:eastAsia="zh-CN"/>
+        </w:rPr>
+      </w:pPr>
+      <w:r>
+        <w:rPr>
+          <w:rFonts w:hint="default"/>
+          <w:lang w:val="en-US" w:eastAsia="zh-CN"/>
+        </w:rPr>
+        <w:t>负责监督投诉处理的全过程，确保流程合规、处理得当。</w:t>
+      </w:r>
+    </w:p>
+    <w:p>
+      <w:pPr>
+        <w:pStyle w:val="29"/>
+        <w:rPr>
+          <w:rFonts w:hint="default"/>
+          <w:lang w:val="en-US" w:eastAsia="zh-CN"/>
+        </w:rPr>
+      </w:pPr>
+      <w:r>
+        <w:rPr>
+          <w:rFonts w:hint="default"/>
+          <w:lang w:val="en-US" w:eastAsia="zh-CN"/>
+        </w:rPr>
+        <w:t>负责审核《客户投诉处理单》的关闭。</w:t>
+      </w:r>
+    </w:p>
+    <w:p>
+      <w:pPr>
+        <w:pStyle w:val="30"/>
         <w:bidi w:val="0"/>
         <w:rPr>
           <w:rFonts w:hint="default"/>
           <w:lang w:val="en-US" w:eastAsia="zh-CN"/>
         </w:rPr>
       </w:pPr>
-      <w:bookmarkStart w:id="9" w:name="_Toc2658"/>
-      <w:r>
-        <w:rPr>
-          <w:rFonts w:hint="default"/>
-          <w:lang w:val="en-US" w:eastAsia="zh-CN"/>
-        </w:rPr>
-        <w:t>质量管理部经理</w:t>
+      <w:bookmarkStart w:id="9" w:name="_Toc18771"/>
+      <w:r>
+        <w:rPr>
+          <w:rFonts w:hint="default"/>
+          <w:lang w:val="en-US" w:eastAsia="zh-CN"/>
+        </w:rPr>
+        <w:t>投诉处理责任人</w:t>
       </w:r>
       <w:bookmarkEnd w:id="9"/>
     </w:p>
     <w:p>
       <w:pPr>
-        <w:pStyle w:val="a1"/>
-        <w:rPr>
-          <w:rFonts w:hint="default"/>
-          <w:lang w:val="en-US" w:eastAsia="zh-CN"/>
-        </w:rPr>
-      </w:pPr>
-      <w:r>
-        <w:rPr>
-          <w:rFonts w:hint="default"/>
-          <w:lang w:val="en-US" w:eastAsia="zh-CN"/>
-        </w:rPr>
-        <w:t>负责审批重大投诉的处理方案。</w:t>
-      </w:r>
-    </w:p>
-    <w:p>
-      <w:pPr>
-        <w:pStyle w:val="a1"/>
-        <w:rPr>
-          <w:rFonts w:hint="default"/>
-          <w:lang w:val="en-US" w:eastAsia="zh-CN"/>
-        </w:rPr>
-      </w:pPr>
-      <w:r>
-        <w:rPr>
-          <w:rFonts w:hint="default"/>
-          <w:lang w:val="en-US" w:eastAsia="zh-CN"/>
-        </w:rPr>
-        <w:t>负责指定具体投诉事项的“投诉处理责任人”。</w:t>
-      </w:r>
-    </w:p>
-    <w:p>
-      <w:pPr>
-        <w:pStyle w:val="a1"/>
-        <w:rPr>
-          <w:rFonts w:hint="default"/>
-          <w:lang w:val="en-US" w:eastAsia="zh-CN"/>
-        </w:rPr>
-      </w:pPr>
-      <w:r>
-        <w:rPr>
-          <w:rFonts w:hint="default"/>
-          <w:lang w:val="en-US" w:eastAsia="zh-CN"/>
-        </w:rPr>
-        <w:t>负责监督投诉处理的全过程，确保流程合规、处理得当。</w:t>
-      </w:r>
-    </w:p>
-    <w:p>
-      <w:pPr>
-        <w:pStyle w:val="a1"/>
-        <w:rPr>
-          <w:rFonts w:hint="default"/>
-          <w:lang w:val="en-US" w:eastAsia="zh-CN"/>
-        </w:rPr>
-      </w:pPr>
-      <w:r>
-        <w:rPr>
-          <w:rFonts w:hint="default"/>
-          <w:lang w:val="en-US" w:eastAsia="zh-CN"/>
-        </w:rPr>
-        <w:t>负责审核《客户投诉处理单》的关闭。</w:t>
-      </w:r>
-    </w:p>
-    <w:p>
-      <w:pPr>
-        <w:pStyle w:val="2"/>
+        <w:pStyle w:val="29"/>
+        <w:rPr>
+          <w:rFonts w:hint="default"/>
+          <w:lang w:val="en-US" w:eastAsia="zh-CN"/>
+        </w:rPr>
+      </w:pPr>
+      <w:r>
+        <w:rPr>
+          <w:rFonts w:hint="default"/>
+          <w:lang w:val="en-US" w:eastAsia="zh-CN"/>
+        </w:rPr>
+        <w:t>通常由投诉事项所涉服务的直接责任部门</w:t>
+      </w:r>
+      <w:r>
+        <w:rPr>
+          <w:rFonts w:hint="eastAsia"/>
+          <w:lang w:val="en-US" w:eastAsia="zh-CN"/>
+        </w:rPr>
+        <w:t>经理</w:t>
+      </w:r>
+      <w:r>
+        <w:rPr>
+          <w:rFonts w:hint="default"/>
+          <w:lang w:val="en-US" w:eastAsia="zh-CN"/>
+        </w:rPr>
+        <w:t>担任。</w:t>
+      </w:r>
+    </w:p>
+    <w:p>
+      <w:pPr>
+        <w:pStyle w:val="29"/>
+        <w:rPr>
+          <w:rFonts w:hint="default"/>
+          <w:lang w:val="en-US" w:eastAsia="zh-CN"/>
+        </w:rPr>
+      </w:pPr>
+      <w:r>
+        <w:rPr>
+          <w:rFonts w:hint="default"/>
+          <w:lang w:val="en-US" w:eastAsia="zh-CN"/>
+        </w:rPr>
+        <w:t>负责对投诉事项进行调查、核实，分析根本原因。</w:t>
+      </w:r>
+    </w:p>
+    <w:p>
+      <w:pPr>
+        <w:pStyle w:val="29"/>
+        <w:rPr>
+          <w:rFonts w:hint="default"/>
+          <w:lang w:val="en-US" w:eastAsia="zh-CN"/>
+        </w:rPr>
+      </w:pPr>
+      <w:r>
+        <w:rPr>
+          <w:rFonts w:hint="default"/>
+          <w:lang w:val="en-US" w:eastAsia="zh-CN"/>
+        </w:rPr>
+        <w:t>负责制定具体的投诉处理方案/计划并组织落实。</w:t>
+      </w:r>
+    </w:p>
+    <w:p>
+      <w:pPr>
+        <w:pStyle w:val="29"/>
+        <w:rPr>
+          <w:rFonts w:hint="default"/>
+          <w:lang w:val="en-US" w:eastAsia="zh-CN"/>
+        </w:rPr>
+      </w:pPr>
+      <w:r>
+        <w:rPr>
+          <w:rFonts w:hint="default"/>
+          <w:lang w:val="en-US" w:eastAsia="zh-CN"/>
+        </w:rPr>
+        <w:t>负责在规定时限内与投诉客户进行首次沟通及过程沟通。</w:t>
+      </w:r>
+    </w:p>
+    <w:p>
+      <w:pPr>
+        <w:pStyle w:val="29"/>
+        <w:rPr>
+          <w:rFonts w:hint="default"/>
+          <w:lang w:val="en-US" w:eastAsia="zh-CN"/>
+        </w:rPr>
+      </w:pPr>
+      <w:r>
+        <w:rPr>
+          <w:rFonts w:hint="default"/>
+          <w:lang w:val="en-US" w:eastAsia="zh-CN"/>
+        </w:rPr>
+        <w:t>负责向质量管理部及相关领导通报处理进展与结果。</w:t>
+      </w:r>
+    </w:p>
+    <w:p>
+      <w:pPr>
+        <w:pStyle w:val="29"/>
+        <w:rPr>
+          <w:rFonts w:hint="default"/>
+          <w:lang w:val="en-US" w:eastAsia="zh-CN"/>
+        </w:rPr>
+      </w:pPr>
+      <w:r>
+        <w:rPr>
+          <w:rFonts w:hint="default"/>
+          <w:lang w:val="en-US" w:eastAsia="zh-CN"/>
+        </w:rPr>
+        <w:t>负责制定并落实纠正与预防措施，防止问题复发。</w:t>
+      </w:r>
+    </w:p>
+    <w:p>
+      <w:pPr>
+        <w:pStyle w:val="30"/>
         <w:bidi w:val="0"/>
         <w:rPr>
           <w:rFonts w:hint="default"/>
           <w:lang w:val="en-US" w:eastAsia="zh-CN"/>
         </w:rPr>
       </w:pPr>
-      <w:bookmarkStart w:id="10" w:name="_Toc18771"/>
-      <w:r>
-        <w:rPr>
-          <w:rFonts w:hint="default"/>
-          <w:lang w:val="en-US" w:eastAsia="zh-CN"/>
-        </w:rPr>
-        <w:t>投诉处理责任人</w:t>
+      <w:bookmarkStart w:id="10" w:name="_Toc12257"/>
+      <w:r>
+        <w:rPr>
+          <w:rFonts w:hint="default"/>
+          <w:lang w:val="en-US" w:eastAsia="zh-CN"/>
+        </w:rPr>
+        <w:t>相关业务与支持部门</w:t>
       </w:r>
       <w:bookmarkEnd w:id="10"/>
     </w:p>
     <w:p>
       <w:pPr>
-        <w:pStyle w:val="a1"/>
-        <w:rPr>
-          <w:rFonts w:hint="default"/>
-          <w:lang w:val="en-US" w:eastAsia="zh-CN"/>
-        </w:rPr>
-      </w:pPr>
-      <w:r>
-        <w:rPr>
-          <w:rFonts w:hint="default"/>
-          <w:lang w:val="en-US" w:eastAsia="zh-CN"/>
-        </w:rPr>
-        <w:t>通常由投诉事项所涉服务的直接责任部门</w:t>
+        <w:pStyle w:val="29"/>
+        <w:rPr>
+          <w:rFonts w:hint="default"/>
+          <w:lang w:val="en-US" w:eastAsia="zh-CN"/>
+        </w:rPr>
+      </w:pPr>
+      <w:r>
+        <w:rPr>
+          <w:rFonts w:hint="default"/>
+          <w:lang w:val="en-US" w:eastAsia="zh-CN"/>
+        </w:rPr>
+        <w:t>运维部</w:t>
       </w:r>
       <w:r>
         <w:rPr>
           <w:rFonts w:hint="eastAsia"/>
           <w:lang w:val="en-US" w:eastAsia="zh-CN"/>
         </w:rPr>
-        <w:t>经理</w:t>
-      </w:r>
-      <w:r>
-        <w:rPr>
-          <w:rFonts w:hint="default"/>
-          <w:lang w:val="en-US" w:eastAsia="zh-CN"/>
-        </w:rPr>
-        <w:t>担任。</w:t>
-      </w:r>
-    </w:p>
-    <w:p>
-      <w:pPr>
-        <w:pStyle w:val="a1"/>
-        <w:rPr>
-          <w:rFonts w:hint="default"/>
-          <w:lang w:val="en-US" w:eastAsia="zh-CN"/>
-        </w:rPr>
-      </w:pPr>
-      <w:r>
-        <w:rPr>
-          <w:rFonts w:hint="default"/>
-          <w:lang w:val="en-US" w:eastAsia="zh-CN"/>
-        </w:rPr>
-        <w:t>负责对投诉事项进行调查、核实，分析根本原因。</w:t>
-      </w:r>
-    </w:p>
-    <w:p>
-      <w:pPr>
-        <w:pStyle w:val="a1"/>
-        <w:rPr>
-          <w:rFonts w:hint="default"/>
-          <w:lang w:val="en-US" w:eastAsia="zh-CN"/>
-        </w:rPr>
-      </w:pPr>
-      <w:r>
-        <w:rPr>
-          <w:rFonts w:hint="default"/>
-          <w:lang w:val="en-US" w:eastAsia="zh-CN"/>
-        </w:rPr>
-        <w:t>负责制定具体的投诉处理方案/计划并组织落实。</w:t>
-      </w:r>
-    </w:p>
-    <w:p>
-      <w:pPr>
-        <w:pStyle w:val="a1"/>
-        <w:rPr>
-          <w:rFonts w:hint="default"/>
-          <w:lang w:val="en-US" w:eastAsia="zh-CN"/>
-        </w:rPr>
-      </w:pPr>
-      <w:r>
-        <w:rPr>
-          <w:rFonts w:hint="default"/>
-          <w:lang w:val="en-US" w:eastAsia="zh-CN"/>
-        </w:rPr>
-        <w:t>负责在规定时限内与投诉客户进行首次沟通及过程沟通。</w:t>
-      </w:r>
-    </w:p>
-    <w:p>
-      <w:pPr>
-        <w:pStyle w:val="a1"/>
-        <w:rPr>
-          <w:rFonts w:hint="default"/>
-          <w:lang w:val="en-US" w:eastAsia="zh-CN"/>
-        </w:rPr>
-      </w:pPr>
-      <w:r>
-        <w:rPr>
-          <w:rFonts w:hint="default"/>
-          <w:lang w:val="en-US" w:eastAsia="zh-CN"/>
-        </w:rPr>
-        <w:t>负责向质量管理部及相关领导通报处理进展与结果。</w:t>
-      </w:r>
-    </w:p>
-    <w:p>
-      <w:pPr>
-        <w:pStyle w:val="a1"/>
-        <w:rPr>
-          <w:rFonts w:hint="default"/>
-          <w:lang w:val="en-US" w:eastAsia="zh-CN"/>
-        </w:rPr>
-      </w:pPr>
-      <w:r>
-        <w:rPr>
-          <w:rFonts w:hint="default"/>
-          <w:lang w:val="en-US" w:eastAsia="zh-CN"/>
-        </w:rPr>
-        <w:t>负责制定并落实纠正与预防措施，防止问题复发。</w:t>
-      </w:r>
-    </w:p>
-    <w:p>
-      <w:pPr>
-        <w:pStyle w:val="2"/>
+        <w:t>、</w:t>
+      </w:r>
+      <w:r>
+        <w:rPr>
+          <w:rFonts w:hint="default"/>
+          <w:lang w:val="en-US" w:eastAsia="zh-CN"/>
+        </w:rPr>
+        <w:t>研发部：作为主要责任部门，负责执行技术类、服务交付类投诉的具体处理。</w:t>
+      </w:r>
+    </w:p>
+    <w:p>
+      <w:pPr>
+        <w:pStyle w:val="29"/>
+        <w:rPr>
+          <w:rFonts w:hint="default"/>
+          <w:lang w:val="en-US" w:eastAsia="zh-CN"/>
+        </w:rPr>
+      </w:pPr>
+      <w:r>
+        <w:rPr>
+          <w:rFonts w:hint="default"/>
+          <w:lang w:val="en-US" w:eastAsia="zh-CN"/>
+        </w:rPr>
+        <w:t>其他部门：根据投诉内容，配合提供所需信息或资源，协同解决问题。</w:t>
+      </w:r>
+    </w:p>
+    <w:p>
+      <w:pPr>
+        <w:pStyle w:val="28"/>
         <w:bidi w:val="0"/>
         <w:rPr>
           <w:rFonts w:hint="default"/>
           <w:lang w:val="en-US" w:eastAsia="zh-CN"/>
         </w:rPr>
       </w:pPr>
-      <w:bookmarkStart w:id="11" w:name="_Toc12257"/>
-      <w:r>
-        <w:rPr>
-          <w:rFonts w:hint="default"/>
-          <w:lang w:val="en-US" w:eastAsia="zh-CN"/>
-        </w:rPr>
-        <w:t>相关业务与支持部门</w:t>
+      <w:bookmarkStart w:id="11" w:name="_Toc25408"/>
+      <w:r>
+        <w:rPr>
+          <w:rFonts w:hint="default"/>
+          <w:lang w:val="en-US" w:eastAsia="zh-CN"/>
+        </w:rPr>
+        <w:t>投诉渠道与受理</w:t>
       </w:r>
       <w:bookmarkEnd w:id="11"/>
     </w:p>
     <w:p>
       <w:pPr>
-        <w:pStyle w:val="a1"/>
-        <w:rPr>
-          <w:rFonts w:hint="default"/>
-          <w:lang w:val="en-US" w:eastAsia="zh-CN"/>
-        </w:rPr>
-      </w:pPr>
-      <w:r>
-        <w:rPr>
-          <w:rFonts w:hint="default"/>
-          <w:lang w:val="en-US" w:eastAsia="zh-CN"/>
-        </w:rPr>
-        <w:t>运维部</w:t>
-      </w:r>
-      <w:r>
-        <w:rPr>
-          <w:rFonts w:hint="eastAsia"/>
-          <w:lang w:val="en-US" w:eastAsia="zh-CN"/>
-        </w:rPr>
-        <w:t>、</w:t>
-      </w:r>
-      <w:r>
-        <w:rPr>
-          <w:rFonts w:hint="default"/>
-          <w:lang w:val="en-US" w:eastAsia="zh-CN"/>
-        </w:rPr>
-        <w:t>研发部：作为主要责任部门，负责执行技术类、服务交付类投诉的具体处理。</w:t>
-      </w:r>
-    </w:p>
-    <w:p>
-      <w:pPr>
-        <w:pStyle w:val="a1"/>
-        <w:rPr>
-          <w:rFonts w:hint="default"/>
-          <w:lang w:val="en-US" w:eastAsia="zh-CN"/>
-        </w:rPr>
-      </w:pPr>
-      <w:r>
-        <w:rPr>
-          <w:rFonts w:hint="default"/>
-          <w:lang w:val="en-US" w:eastAsia="zh-CN"/>
-        </w:rPr>
-        <w:t>其他部门：根据投诉内容，配合提供所需信息或资源，协同解决问题。</w:t>
-      </w:r>
-    </w:p>
-    <w:p>
-      <w:pPr>
-        <w:pStyle w:val="1"/>
+        <w:pStyle w:val="30"/>
         <w:bidi w:val="0"/>
         <w:rPr>
           <w:rFonts w:hint="default"/>
           <w:lang w:val="en-US" w:eastAsia="zh-CN"/>
         </w:rPr>
       </w:pPr>
-      <w:bookmarkStart w:id="12" w:name="_Toc25408"/>
-      <w:r>
-        <w:rPr>
-          <w:rFonts w:hint="default"/>
-          <w:lang w:val="en-US" w:eastAsia="zh-CN"/>
-        </w:rPr>
-        <w:t>投诉渠道与受理</w:t>
+      <w:bookmarkStart w:id="12" w:name="_Toc24700"/>
+      <w:r>
+        <w:rPr>
+          <w:rFonts w:hint="default"/>
+          <w:lang w:val="en-US" w:eastAsia="zh-CN"/>
+        </w:rPr>
+        <w:t>投诉渠道</w:t>
       </w:r>
       <w:bookmarkEnd w:id="12"/>
     </w:p>
     <w:p>
       <w:pPr>
-        <w:pStyle w:val="2"/>
-        <w:bidi w:val="0"/>
-        <w:rPr>
-          <w:rFonts w:hint="default"/>
-          <w:lang w:val="en-US" w:eastAsia="zh-CN"/>
-        </w:rPr>
-      </w:pPr>
-      <w:bookmarkStart w:id="13" w:name="_Toc24700"/>
-      <w:r>
-        <w:rPr>
-          <w:rFonts w:hint="default"/>
-          <w:lang w:val="en-US" w:eastAsia="zh-CN"/>
-        </w:rPr>
-        <w:t>投诉渠道</w:t>
-      </w:r>
-      <w:bookmarkEnd w:id="13"/>
-    </w:p>
-    <w:p>
-      <w:pPr>
-        <w:pStyle w:val="a1"/>
+        <w:pStyle w:val="29"/>
         <w:rPr>
           <w:rFonts w:hint="default"/>
           <w:lang w:val="en-US" w:eastAsia="zh-CN"/>
@@ -4059,12 +4093,12 @@
     </w:p>
     <w:p>
       <w:pPr>
-        <w:pStyle w:val="a1"/>
+        <w:pStyle w:val="29"/>
         <w:numPr>
           <w:ilvl w:val="0"/>
           <w:numId w:val="3"/>
         </w:numPr>
-        <w:ind w:left="425" w:hanging="425" w:leftChars="0" w:firstLineChars="0"/>
+        <w:ind w:left="425" w:leftChars="0" w:hanging="425" w:firstLineChars="0"/>
         <w:rPr>
           <w:rFonts w:hint="default"/>
           <w:lang w:val="en-US" w:eastAsia="zh-CN"/>
@@ -4080,12 +4114,12 @@
     </w:p>
     <w:p>
       <w:pPr>
-        <w:pStyle w:val="a1"/>
+        <w:pStyle w:val="29"/>
         <w:numPr>
           <w:ilvl w:val="0"/>
           <w:numId w:val="3"/>
         </w:numPr>
-        <w:ind w:left="425" w:hanging="425" w:leftChars="0" w:firstLineChars="0"/>
+        <w:ind w:left="425" w:leftChars="0" w:hanging="425" w:firstLineChars="0"/>
         <w:rPr>
           <w:rFonts w:hint="default"/>
           <w:lang w:val="en-US" w:eastAsia="zh-CN"/>
@@ -4101,12 +4135,12 @@
     </w:p>
     <w:p>
       <w:pPr>
-        <w:pStyle w:val="a1"/>
+        <w:pStyle w:val="29"/>
         <w:numPr>
           <w:ilvl w:val="0"/>
           <w:numId w:val="3"/>
         </w:numPr>
-        <w:ind w:left="425" w:hanging="425" w:leftChars="0" w:firstLineChars="0"/>
+        <w:ind w:left="425" w:leftChars="0" w:hanging="425" w:firstLineChars="0"/>
         <w:rPr>
           <w:rFonts w:hint="default"/>
           <w:lang w:val="en-US" w:eastAsia="zh-CN"/>
@@ -4122,12 +4156,12 @@
     </w:p>
     <w:p>
       <w:pPr>
-        <w:pStyle w:val="a1"/>
+        <w:pStyle w:val="29"/>
         <w:numPr>
           <w:ilvl w:val="0"/>
           <w:numId w:val="3"/>
         </w:numPr>
-        <w:ind w:left="425" w:hanging="425" w:leftChars="0" w:firstLineChars="0"/>
+        <w:ind w:left="425" w:leftChars="0" w:hanging="425" w:firstLineChars="0"/>
         <w:rPr>
           <w:rFonts w:hint="default"/>
           <w:lang w:val="en-US" w:eastAsia="zh-CN"/>
@@ -4143,14 +4177,14 @@
     </w:p>
     <w:p>
       <w:pPr>
-        <w:pStyle w:val="2"/>
+        <w:pStyle w:val="30"/>
         <w:bidi w:val="0"/>
         <w:rPr>
           <w:rFonts w:hint="default"/>
           <w:lang w:val="en-US" w:eastAsia="zh-CN"/>
         </w:rPr>
       </w:pPr>
-      <w:bookmarkStart w:id="14" w:name="_Toc32114"/>
+      <w:bookmarkStart w:id="13" w:name="_Toc32114"/>
       <w:r>
         <w:rPr>
           <w:rFonts w:hint="default"/>
@@ -4158,97 +4192,97 @@
         </w:rPr>
         <w:t>受理与登记</w:t>
       </w:r>
+      <w:bookmarkEnd w:id="13"/>
+    </w:p>
+    <w:p>
+      <w:pPr>
+        <w:pStyle w:val="29"/>
+        <w:rPr>
+          <w:rFonts w:hint="default"/>
+          <w:lang w:val="en-US" w:eastAsia="zh-CN"/>
+        </w:rPr>
+      </w:pPr>
+      <w:r>
+        <w:rPr>
+          <w:rFonts w:hint="default"/>
+          <w:lang w:val="en-US" w:eastAsia="zh-CN"/>
+        </w:rPr>
+        <w:t>任何员工接到客户投诉，均需礼貌倾听，并立即引导至质量管理部或协助客户通过官方渠道提交。</w:t>
+      </w:r>
+    </w:p>
+    <w:p>
+      <w:pPr>
+        <w:pStyle w:val="29"/>
+        <w:rPr>
+          <w:rFonts w:hint="default"/>
+          <w:lang w:val="en-US" w:eastAsia="zh-CN"/>
+        </w:rPr>
+      </w:pPr>
+      <w:r>
+        <w:rPr>
+          <w:rFonts w:hint="default"/>
+          <w:lang w:val="en-US" w:eastAsia="zh-CN"/>
+        </w:rPr>
+        <w:t>质量管理部在接到投诉后，需在《客户投诉登记表》中详细记录：投诉客户、时间、联系方式、涉及服务项目、具体内容、客户诉求等关键信息。</w:t>
+      </w:r>
+    </w:p>
+    <w:p>
+      <w:pPr>
+        <w:pStyle w:val="29"/>
+        <w:rPr>
+          <w:rFonts w:hint="default"/>
+          <w:lang w:val="en-US" w:eastAsia="zh-CN"/>
+        </w:rPr>
+      </w:pPr>
+      <w:r>
+        <w:rPr>
+          <w:rFonts w:hint="default"/>
+          <w:lang w:val="en-US" w:eastAsia="zh-CN"/>
+        </w:rPr>
+        <w:t>质量管理部对投诉内容进行初步识别与分类，判断是否为有效投诉。</w:t>
+      </w:r>
+    </w:p>
+    <w:p>
+      <w:pPr>
+        <w:pStyle w:val="28"/>
+        <w:bidi w:val="0"/>
+        <w:rPr>
+          <w:rFonts w:hint="default"/>
+          <w:lang w:val="en-US" w:eastAsia="zh-CN"/>
+        </w:rPr>
+      </w:pPr>
+      <w:bookmarkStart w:id="14" w:name="_Toc6270"/>
+      <w:r>
+        <w:rPr>
+          <w:rFonts w:hint="default"/>
+          <w:lang w:val="en-US" w:eastAsia="zh-CN"/>
+        </w:rPr>
+        <w:t>投诉处理流程</w:t>
+      </w:r>
       <w:bookmarkEnd w:id="14"/>
     </w:p>
     <w:p>
       <w:pPr>
-        <w:pStyle w:val="a1"/>
-        <w:rPr>
-          <w:rFonts w:hint="default"/>
-          <w:lang w:val="en-US" w:eastAsia="zh-CN"/>
-        </w:rPr>
-      </w:pPr>
-      <w:r>
-        <w:rPr>
-          <w:rFonts w:hint="default"/>
-          <w:lang w:val="en-US" w:eastAsia="zh-CN"/>
-        </w:rPr>
-        <w:t>任何员工接到客户投诉，均需礼貌倾听，并立即引导至质量管理部或协助客户通过官方渠道提交。</w:t>
-      </w:r>
-    </w:p>
-    <w:p>
-      <w:pPr>
-        <w:pStyle w:val="a1"/>
-        <w:rPr>
-          <w:rFonts w:hint="default"/>
-          <w:lang w:val="en-US" w:eastAsia="zh-CN"/>
-        </w:rPr>
-      </w:pPr>
-      <w:r>
-        <w:rPr>
-          <w:rFonts w:hint="default"/>
-          <w:lang w:val="en-US" w:eastAsia="zh-CN"/>
-        </w:rPr>
-        <w:t>质量管理部在接到投诉后，需在《客户投诉登记表》中详细记录：投诉客户、时间、联系方式、涉及服务项目、具体内容、客户诉求等关键信息。</w:t>
-      </w:r>
-    </w:p>
-    <w:p>
-      <w:pPr>
-        <w:pStyle w:val="a1"/>
-        <w:rPr>
-          <w:rFonts w:hint="default"/>
-          <w:lang w:val="en-US" w:eastAsia="zh-CN"/>
-        </w:rPr>
-      </w:pPr>
-      <w:r>
-        <w:rPr>
-          <w:rFonts w:hint="default"/>
-          <w:lang w:val="en-US" w:eastAsia="zh-CN"/>
-        </w:rPr>
-        <w:t>质量管理部对投诉内容进行初步识别与分类，判断是否为有效投诉。</w:t>
-      </w:r>
-    </w:p>
-    <w:p>
-      <w:pPr>
-        <w:pStyle w:val="1"/>
+        <w:pStyle w:val="30"/>
         <w:bidi w:val="0"/>
         <w:rPr>
           <w:rFonts w:hint="default"/>
           <w:lang w:val="en-US" w:eastAsia="zh-CN"/>
         </w:rPr>
       </w:pPr>
-      <w:bookmarkStart w:id="15" w:name="_Toc6270"/>
-      <w:r>
-        <w:rPr>
-          <w:rFonts w:hint="default"/>
-          <w:lang w:val="en-US" w:eastAsia="zh-CN"/>
-        </w:rPr>
-        <w:t>投诉处理流程</w:t>
+      <w:bookmarkStart w:id="15" w:name="_Toc8640"/>
+      <w:r>
+        <w:rPr>
+          <w:rFonts w:hint="default"/>
+          <w:lang w:val="en-US" w:eastAsia="zh-CN"/>
+        </w:rPr>
+        <w:t>启动与通报</w:t>
       </w:r>
       <w:bookmarkEnd w:id="15"/>
     </w:p>
     <w:p>
       <w:pPr>
-        <w:pStyle w:val="2"/>
-        <w:bidi w:val="0"/>
-        <w:rPr>
-          <w:rFonts w:hint="default"/>
-          <w:lang w:val="en-US" w:eastAsia="zh-CN"/>
-        </w:rPr>
-      </w:pPr>
-      <w:bookmarkStart w:id="16" w:name="_Toc8640"/>
-      <w:r>
-        <w:rPr>
-          <w:rFonts w:hint="default"/>
-          <w:lang w:val="en-US" w:eastAsia="zh-CN"/>
-        </w:rPr>
-        <w:t>启动与通报</w:t>
-      </w:r>
-      <w:bookmarkEnd w:id="16"/>
-    </w:p>
-    <w:p>
-      <w:pPr>
-        <w:pStyle w:val="a1"/>
+        <w:pStyle w:val="29"/>
         <w:rPr>
           <w:rFonts w:hint="default"/>
           <w:lang w:val="en-US" w:eastAsia="zh-CN"/>
@@ -4264,12 +4298,12 @@
     </w:p>
     <w:p>
       <w:pPr>
-        <w:pStyle w:val="a1"/>
+        <w:pStyle w:val="29"/>
         <w:numPr>
           <w:ilvl w:val="0"/>
           <w:numId w:val="4"/>
         </w:numPr>
-        <w:ind w:left="425" w:hanging="425" w:leftChars="0" w:firstLineChars="0"/>
+        <w:ind w:left="425" w:leftChars="0" w:hanging="425" w:firstLineChars="0"/>
         <w:rPr>
           <w:rFonts w:hint="default"/>
           <w:lang w:val="en-US" w:eastAsia="zh-CN"/>
@@ -4285,12 +4319,12 @@
     </w:p>
     <w:p>
       <w:pPr>
-        <w:pStyle w:val="a1"/>
+        <w:pStyle w:val="29"/>
         <w:numPr>
           <w:ilvl w:val="0"/>
           <w:numId w:val="4"/>
         </w:numPr>
-        <w:ind w:left="425" w:hanging="425" w:leftChars="0" w:firstLineChars="0"/>
+        <w:ind w:left="425" w:leftChars="0" w:hanging="425" w:firstLineChars="0"/>
         <w:rPr>
           <w:rFonts w:hint="default"/>
           <w:lang w:val="en-US" w:eastAsia="zh-CN"/>
@@ -4306,12 +4340,12 @@
     </w:p>
     <w:p>
       <w:pPr>
-        <w:pStyle w:val="a1"/>
+        <w:pStyle w:val="29"/>
         <w:numPr>
           <w:ilvl w:val="0"/>
           <w:numId w:val="4"/>
         </w:numPr>
-        <w:ind w:left="425" w:hanging="425" w:leftChars="0" w:firstLineChars="0"/>
+        <w:ind w:left="425" w:leftChars="0" w:hanging="425" w:firstLineChars="0"/>
         <w:rPr>
           <w:rFonts w:hint="default"/>
           <w:lang w:val="en-US" w:eastAsia="zh-CN"/>
@@ -4327,12 +4361,12 @@
     </w:p>
     <w:p>
       <w:pPr>
-        <w:pStyle w:val="a1"/>
+        <w:pStyle w:val="29"/>
         <w:numPr>
           <w:ilvl w:val="0"/>
           <w:numId w:val="4"/>
         </w:numPr>
-        <w:ind w:left="425" w:hanging="425" w:leftChars="0" w:firstLineChars="0"/>
+        <w:ind w:left="425" w:leftChars="0" w:hanging="425" w:firstLineChars="0"/>
         <w:rPr>
           <w:rFonts w:hint="default"/>
           <w:lang w:val="en-US" w:eastAsia="zh-CN"/>
@@ -4348,14 +4382,14 @@
     </w:p>
     <w:p>
       <w:pPr>
-        <w:pStyle w:val="2"/>
+        <w:pStyle w:val="30"/>
         <w:bidi w:val="0"/>
         <w:rPr>
           <w:rFonts w:hint="default"/>
           <w:lang w:val="en-US" w:eastAsia="zh-CN"/>
         </w:rPr>
       </w:pPr>
-      <w:bookmarkStart w:id="17" w:name="_Toc9787"/>
+      <w:bookmarkStart w:id="16" w:name="_Toc9787"/>
       <w:r>
         <w:rPr>
           <w:rFonts w:hint="default"/>
@@ -4363,316 +4397,316 @@
         </w:rPr>
         <w:t>调查与首次沟通</w:t>
       </w:r>
+      <w:bookmarkEnd w:id="16"/>
+    </w:p>
+    <w:p>
+      <w:pPr>
+        <w:pStyle w:val="29"/>
+        <w:rPr>
+          <w:rFonts w:hint="default"/>
+          <w:lang w:val="en-US" w:eastAsia="zh-CN"/>
+        </w:rPr>
+      </w:pPr>
+      <w:r>
+        <w:rPr>
+          <w:rFonts w:hint="default"/>
+          <w:lang w:val="en-US" w:eastAsia="zh-CN"/>
+        </w:rPr>
+        <w:t>投诉处理责任人需立即对投诉事项进行调查、核实。</w:t>
+      </w:r>
+    </w:p>
+    <w:p>
+      <w:pPr>
+        <w:pStyle w:val="29"/>
+        <w:rPr>
+          <w:rFonts w:hint="default"/>
+          <w:lang w:val="en-US" w:eastAsia="zh-CN"/>
+        </w:rPr>
+      </w:pPr>
+      <w:r>
+        <w:rPr>
+          <w:rFonts w:hint="default"/>
+          <w:lang w:val="en-US" w:eastAsia="zh-CN"/>
+        </w:rPr>
+        <w:t>责任人应在接到投诉任务后2个工作日内，制定初步处理方案/计划，并与投诉客户进行首次沟通，向客户说明调查进展、初步方案及预计解决时间。</w:t>
+      </w:r>
+    </w:p>
+    <w:p>
+      <w:pPr>
+        <w:pStyle w:val="29"/>
+        <w:rPr>
+          <w:rFonts w:hint="default"/>
+          <w:lang w:val="en-US" w:eastAsia="zh-CN"/>
+        </w:rPr>
+      </w:pPr>
+      <w:r>
+        <w:rPr>
+          <w:rFonts w:hint="default"/>
+          <w:lang w:val="en-US" w:eastAsia="zh-CN"/>
+        </w:rPr>
+        <w:t>首次沟通后，责任人需将沟通情况通报质量管理部及相关领导。</w:t>
+      </w:r>
+    </w:p>
+    <w:p>
+      <w:pPr>
+        <w:pStyle w:val="30"/>
+        <w:bidi w:val="0"/>
+        <w:rPr>
+          <w:rFonts w:hint="default"/>
+          <w:lang w:val="en-US" w:eastAsia="zh-CN"/>
+        </w:rPr>
+      </w:pPr>
+      <w:bookmarkStart w:id="17" w:name="_Toc27064"/>
+      <w:r>
+        <w:rPr>
+          <w:rFonts w:hint="default"/>
+          <w:lang w:val="en-US" w:eastAsia="zh-CN"/>
+        </w:rPr>
+        <w:t>处理与执行</w:t>
+      </w:r>
       <w:bookmarkEnd w:id="17"/>
     </w:p>
     <w:p>
       <w:pPr>
-        <w:pStyle w:val="a1"/>
-        <w:rPr>
-          <w:rFonts w:hint="default"/>
-          <w:lang w:val="en-US" w:eastAsia="zh-CN"/>
-        </w:rPr>
-      </w:pPr>
-      <w:r>
-        <w:rPr>
-          <w:rFonts w:hint="default"/>
-          <w:lang w:val="en-US" w:eastAsia="zh-CN"/>
-        </w:rPr>
-        <w:t>投诉处理责任人需立即对投诉事项进行调查、核实。</w:t>
-      </w:r>
-    </w:p>
-    <w:p>
-      <w:pPr>
-        <w:pStyle w:val="a1"/>
-        <w:rPr>
-          <w:rFonts w:hint="default"/>
-          <w:lang w:val="en-US" w:eastAsia="zh-CN"/>
-        </w:rPr>
-      </w:pPr>
-      <w:r>
-        <w:rPr>
-          <w:rFonts w:hint="default"/>
-          <w:lang w:val="en-US" w:eastAsia="zh-CN"/>
-        </w:rPr>
-        <w:t>责任人应在接到投诉任务后2个工作日内，制定初步处理方案/计划，并与投诉客户进行首次沟通，向客户说明调查进展、初步方案及预计解决时间。</w:t>
-      </w:r>
-    </w:p>
-    <w:p>
-      <w:pPr>
-        <w:pStyle w:val="a1"/>
-        <w:rPr>
-          <w:rFonts w:hint="default"/>
-          <w:lang w:val="en-US" w:eastAsia="zh-CN"/>
-        </w:rPr>
-      </w:pPr>
-      <w:r>
-        <w:rPr>
-          <w:rFonts w:hint="default"/>
-          <w:lang w:val="en-US" w:eastAsia="zh-CN"/>
-        </w:rPr>
-        <w:t>首次沟通后，责任人需将沟通情况通报质量管理部及相关领导。</w:t>
-      </w:r>
-    </w:p>
-    <w:p>
-      <w:pPr>
-        <w:pStyle w:val="2"/>
+        <w:pStyle w:val="29"/>
+        <w:rPr>
+          <w:rFonts w:hint="default"/>
+          <w:lang w:val="en-US" w:eastAsia="zh-CN"/>
+        </w:rPr>
+      </w:pPr>
+      <w:r>
+        <w:rPr>
+          <w:rFonts w:hint="default"/>
+          <w:lang w:val="en-US" w:eastAsia="zh-CN"/>
+        </w:rPr>
+        <w:t>投诉处理责任人组织相关资源，按计划实施处理措施。</w:t>
+      </w:r>
+    </w:p>
+    <w:p>
+      <w:pPr>
+        <w:pStyle w:val="29"/>
+        <w:rPr>
+          <w:rFonts w:hint="default"/>
+          <w:lang w:val="en-US" w:eastAsia="zh-CN"/>
+        </w:rPr>
+      </w:pPr>
+      <w:r>
+        <w:rPr>
+          <w:rFonts w:hint="default"/>
+          <w:lang w:val="en-US" w:eastAsia="zh-CN"/>
+        </w:rPr>
+        <w:t>在处理过程中，应视情况（如处理周期超过3天、方案有重大调整等）主动向客户通报进展。</w:t>
+      </w:r>
+    </w:p>
+    <w:p>
+      <w:pPr>
+        <w:pStyle w:val="29"/>
+        <w:rPr>
+          <w:rFonts w:hint="default"/>
+          <w:lang w:val="en-US" w:eastAsia="zh-CN"/>
+        </w:rPr>
+      </w:pPr>
+      <w:r>
+        <w:rPr>
+          <w:rFonts w:hint="default"/>
+          <w:lang w:val="en-US" w:eastAsia="zh-CN"/>
+        </w:rPr>
+        <w:t>质量管理部对处理过程进行监控，并根据需要（事态严重、客户要求、处理周期长）进行阶段性回访，了解客户对处理过程的满意度，并将反馈同步给责任人。</w:t>
+      </w:r>
+    </w:p>
+    <w:p>
+      <w:pPr>
+        <w:pStyle w:val="30"/>
         <w:bidi w:val="0"/>
         <w:rPr>
           <w:rFonts w:hint="default"/>
           <w:lang w:val="en-US" w:eastAsia="zh-CN"/>
         </w:rPr>
       </w:pPr>
-      <w:bookmarkStart w:id="18" w:name="_Toc27064"/>
-      <w:r>
-        <w:rPr>
-          <w:rFonts w:hint="default"/>
-          <w:lang w:val="en-US" w:eastAsia="zh-CN"/>
-        </w:rPr>
-        <w:t>处理与执行</w:t>
+      <w:bookmarkStart w:id="18" w:name="_Toc22375"/>
+      <w:r>
+        <w:rPr>
+          <w:rFonts w:hint="default"/>
+          <w:lang w:val="en-US" w:eastAsia="zh-CN"/>
+        </w:rPr>
+        <w:t>解决与关闭</w:t>
       </w:r>
       <w:bookmarkEnd w:id="18"/>
     </w:p>
     <w:p>
       <w:pPr>
-        <w:pStyle w:val="a1"/>
-        <w:rPr>
-          <w:rFonts w:hint="default"/>
-          <w:lang w:val="en-US" w:eastAsia="zh-CN"/>
-        </w:rPr>
-      </w:pPr>
-      <w:r>
-        <w:rPr>
-          <w:rFonts w:hint="default"/>
-          <w:lang w:val="en-US" w:eastAsia="zh-CN"/>
-        </w:rPr>
-        <w:t>投诉处理责任人组织相关资源，按计划实施处理措施。</w:t>
-      </w:r>
-    </w:p>
-    <w:p>
-      <w:pPr>
-        <w:pStyle w:val="a1"/>
-        <w:rPr>
-          <w:rFonts w:hint="default"/>
-          <w:lang w:val="en-US" w:eastAsia="zh-CN"/>
-        </w:rPr>
-      </w:pPr>
-      <w:r>
-        <w:rPr>
-          <w:rFonts w:hint="default"/>
-          <w:lang w:val="en-US" w:eastAsia="zh-CN"/>
-        </w:rPr>
-        <w:t>在处理过程中，应视情况（如处理周期超过3天、方案有重大调整等）主动向客户通报进展。</w:t>
-      </w:r>
-    </w:p>
-    <w:p>
-      <w:pPr>
-        <w:pStyle w:val="a1"/>
-        <w:rPr>
-          <w:rFonts w:hint="default"/>
-          <w:lang w:val="en-US" w:eastAsia="zh-CN"/>
-        </w:rPr>
-      </w:pPr>
-      <w:r>
-        <w:rPr>
-          <w:rFonts w:hint="default"/>
-          <w:lang w:val="en-US" w:eastAsia="zh-CN"/>
-        </w:rPr>
-        <w:t>质量管理部对处理过程进行监控，并根据需要（事态严重、客户要求、处理周期长）进行阶段性回访，了解客户对处理过程的满意度，并将反馈同步给责任人。</w:t>
-      </w:r>
-    </w:p>
-    <w:p>
-      <w:pPr>
-        <w:pStyle w:val="2"/>
+        <w:pStyle w:val="29"/>
+        <w:rPr>
+          <w:rFonts w:hint="default"/>
+          <w:lang w:val="en-US" w:eastAsia="zh-CN"/>
+        </w:rPr>
+      </w:pPr>
+      <w:r>
+        <w:rPr>
+          <w:rFonts w:hint="default"/>
+          <w:lang w:val="en-US" w:eastAsia="zh-CN"/>
+        </w:rPr>
+        <w:t>投诉事项处理完毕后，投诉处理责任人应在1个工作日内，将最终处理结果通报质量管理部及原通报对象。</w:t>
+      </w:r>
+    </w:p>
+    <w:p>
+      <w:pPr>
+        <w:pStyle w:val="29"/>
+        <w:rPr>
+          <w:rFonts w:hint="default"/>
+          <w:lang w:val="en-US" w:eastAsia="zh-CN"/>
+        </w:rPr>
+      </w:pPr>
+      <w:r>
+        <w:rPr>
+          <w:rFonts w:hint="default"/>
+          <w:lang w:val="en-US" w:eastAsia="zh-CN"/>
+        </w:rPr>
+        <w:t>责任人需完整填写《客户投诉处理单》中的“原因分析”、“纠正和预防措施”、“处理结果”等部分。</w:t>
+      </w:r>
+    </w:p>
+    <w:p>
+      <w:pPr>
+        <w:pStyle w:val="29"/>
+        <w:rPr>
+          <w:rFonts w:hint="default"/>
+          <w:lang w:val="en-US" w:eastAsia="zh-CN"/>
+        </w:rPr>
+      </w:pPr>
+      <w:r>
+        <w:rPr>
+          <w:rFonts w:hint="default"/>
+          <w:lang w:val="en-US" w:eastAsia="zh-CN"/>
+        </w:rPr>
+        <w:t>质量管理部在收到处理结果后2个工作日内，对客户进行最终回访，确认客户对处理结果的满意度。</w:t>
+      </w:r>
+    </w:p>
+    <w:p>
+      <w:pPr>
+        <w:pStyle w:val="29"/>
+        <w:rPr>
+          <w:rFonts w:hint="default"/>
+          <w:lang w:val="en-US" w:eastAsia="zh-CN"/>
+        </w:rPr>
+      </w:pPr>
+      <w:r>
+        <w:rPr>
+          <w:rFonts w:hint="default"/>
+          <w:lang w:val="en-US" w:eastAsia="zh-CN"/>
+        </w:rPr>
+        <w:t>若客户满意，质量管理部经理签字确认，《客户投诉处理单》归档关闭。若客户不满意，则退回责任人重新处理。</w:t>
+      </w:r>
+    </w:p>
+    <w:p>
+      <w:pPr>
+        <w:pStyle w:val="28"/>
         <w:bidi w:val="0"/>
         <w:rPr>
           <w:rFonts w:hint="default"/>
           <w:lang w:val="en-US" w:eastAsia="zh-CN"/>
         </w:rPr>
       </w:pPr>
-      <w:bookmarkStart w:id="19" w:name="_Toc22375"/>
-      <w:r>
-        <w:rPr>
-          <w:rFonts w:hint="default"/>
-          <w:lang w:val="en-US" w:eastAsia="zh-CN"/>
-        </w:rPr>
-        <w:t>解决与关闭</w:t>
+      <w:bookmarkStart w:id="19" w:name="_Toc9495"/>
+      <w:r>
+        <w:rPr>
+          <w:rFonts w:hint="default"/>
+          <w:lang w:val="en-US" w:eastAsia="zh-CN"/>
+        </w:rPr>
+        <w:t>投诉分析与改进</w:t>
       </w:r>
       <w:bookmarkEnd w:id="19"/>
     </w:p>
     <w:p>
       <w:pPr>
-        <w:pStyle w:val="a1"/>
-        <w:rPr>
-          <w:rFonts w:hint="default"/>
-          <w:lang w:val="en-US" w:eastAsia="zh-CN"/>
-        </w:rPr>
-      </w:pPr>
-      <w:r>
-        <w:rPr>
-          <w:rFonts w:hint="default"/>
-          <w:lang w:val="en-US" w:eastAsia="zh-CN"/>
-        </w:rPr>
-        <w:t>投诉事项处理完毕后，投诉处理责任人应在1个工作日内，将最终处理结果通报质量管理部及原通报对象。</w:t>
-      </w:r>
-    </w:p>
-    <w:p>
-      <w:pPr>
-        <w:pStyle w:val="a1"/>
-        <w:rPr>
-          <w:rFonts w:hint="default"/>
-          <w:lang w:val="en-US" w:eastAsia="zh-CN"/>
-        </w:rPr>
-      </w:pPr>
-      <w:r>
-        <w:rPr>
-          <w:rFonts w:hint="default"/>
-          <w:lang w:val="en-US" w:eastAsia="zh-CN"/>
-        </w:rPr>
-        <w:t>责任人需完整填写《客户投诉处理单》中的“原因分析”、“纠正和预防措施”、“处理结果”等部分。</w:t>
-      </w:r>
-    </w:p>
-    <w:p>
-      <w:pPr>
-        <w:pStyle w:val="a1"/>
-        <w:rPr>
-          <w:rFonts w:hint="default"/>
-          <w:lang w:val="en-US" w:eastAsia="zh-CN"/>
-        </w:rPr>
-      </w:pPr>
-      <w:r>
-        <w:rPr>
-          <w:rFonts w:hint="default"/>
-          <w:lang w:val="en-US" w:eastAsia="zh-CN"/>
-        </w:rPr>
-        <w:t>质量管理部在收到处理结果后2个工作日内，对客户进行最终回访，确认客户对处理结果的满意度。</w:t>
-      </w:r>
-    </w:p>
-    <w:p>
-      <w:pPr>
-        <w:pStyle w:val="a1"/>
-        <w:rPr>
-          <w:rFonts w:hint="default"/>
-          <w:lang w:val="en-US" w:eastAsia="zh-CN"/>
-        </w:rPr>
-      </w:pPr>
-      <w:r>
-        <w:rPr>
-          <w:rFonts w:hint="default"/>
-          <w:lang w:val="en-US" w:eastAsia="zh-CN"/>
-        </w:rPr>
-        <w:t>若客户满意，质量管理部经理签字确认，《客户投诉处理单》归档关闭。若客户不满意，则退回责任人重新处理。</w:t>
-      </w:r>
-    </w:p>
-    <w:p>
-      <w:pPr>
-        <w:pStyle w:val="1"/>
+        <w:pStyle w:val="29"/>
+        <w:rPr>
+          <w:rFonts w:hint="default"/>
+          <w:lang w:val="en-US" w:eastAsia="zh-CN"/>
+        </w:rPr>
+      </w:pPr>
+      <w:r>
+        <w:rPr>
+          <w:rFonts w:hint="default"/>
+          <w:lang w:val="en-US" w:eastAsia="zh-CN"/>
+        </w:rPr>
+        <w:t>质量管理部每季度对所有已关闭的投诉进行汇总、分类和统计分析，编制《季度客户投诉分析报告》。</w:t>
+      </w:r>
+    </w:p>
+    <w:p>
+      <w:pPr>
+        <w:pStyle w:val="29"/>
+        <w:rPr>
+          <w:rFonts w:hint="default"/>
+          <w:lang w:val="en-US" w:eastAsia="zh-CN"/>
+        </w:rPr>
+      </w:pPr>
+      <w:r>
+        <w:rPr>
+          <w:rFonts w:hint="default"/>
+          <w:lang w:val="en-US" w:eastAsia="zh-CN"/>
+        </w:rPr>
+        <w:t>报告内容应包括：投诉数量、类型分布、涉及部门、处理时效、关闭率、重复性问题、改进建议等。</w:t>
+      </w:r>
+    </w:p>
+    <w:p>
+      <w:pPr>
+        <w:pStyle w:val="29"/>
+        <w:rPr>
+          <w:rFonts w:hint="default"/>
+          <w:lang w:val="en-US" w:eastAsia="zh-CN"/>
+        </w:rPr>
+      </w:pPr>
+      <w:r>
+        <w:rPr>
+          <w:rFonts w:hint="default"/>
+          <w:lang w:val="en-US" w:eastAsia="zh-CN"/>
+        </w:rPr>
+        <w:t>报告应提交公司管理层审阅，并向相关部门通报，作为管理评审和服务改进的重要输入。</w:t>
+      </w:r>
+    </w:p>
+    <w:p>
+      <w:pPr>
+        <w:pStyle w:val="29"/>
+        <w:rPr>
+          <w:rFonts w:hint="default"/>
+          <w:lang w:val="en-US" w:eastAsia="zh-CN"/>
+        </w:rPr>
+      </w:pPr>
+      <w:r>
+        <w:rPr>
+          <w:rFonts w:hint="default"/>
+          <w:lang w:val="en-US" w:eastAsia="zh-CN"/>
+        </w:rPr>
+        <w:t>对于投诉中暴露出的共性、系统性问题，由质量管理部依据《质量改进管理制度》发起专项改进。</w:t>
+      </w:r>
+    </w:p>
+    <w:p>
+      <w:pPr>
+        <w:pStyle w:val="28"/>
         <w:bidi w:val="0"/>
         <w:rPr>
           <w:rFonts w:hint="default"/>
           <w:lang w:val="en-US" w:eastAsia="zh-CN"/>
         </w:rPr>
       </w:pPr>
-      <w:bookmarkStart w:id="20" w:name="_Toc9495"/>
-      <w:r>
-        <w:rPr>
-          <w:rFonts w:hint="default"/>
-          <w:lang w:val="en-US" w:eastAsia="zh-CN"/>
-        </w:rPr>
-        <w:t>投诉分析与改进</w:t>
+      <w:bookmarkStart w:id="20" w:name="_Toc31295"/>
+      <w:r>
+        <w:rPr>
+          <w:rFonts w:hint="default"/>
+          <w:lang w:val="en-US" w:eastAsia="zh-CN"/>
+        </w:rPr>
+        <w:t>附则</w:t>
       </w:r>
       <w:bookmarkEnd w:id="20"/>
     </w:p>
     <w:p>
       <w:pPr>
-        <w:pStyle w:val="a1"/>
-        <w:rPr>
-          <w:rFonts w:hint="default"/>
-          <w:lang w:val="en-US" w:eastAsia="zh-CN"/>
-        </w:rPr>
-      </w:pPr>
-      <w:r>
-        <w:rPr>
-          <w:rFonts w:hint="default"/>
-          <w:lang w:val="en-US" w:eastAsia="zh-CN"/>
-        </w:rPr>
-        <w:t>质量管理部每季度对所有已关闭的投诉进行汇总、分类和统计分析，编制《季度客户投诉分析报告》。</w:t>
-      </w:r>
-    </w:p>
-    <w:p>
-      <w:pPr>
-        <w:pStyle w:val="a1"/>
-        <w:rPr>
-          <w:rFonts w:hint="default"/>
-          <w:lang w:val="en-US" w:eastAsia="zh-CN"/>
-        </w:rPr>
-      </w:pPr>
-      <w:r>
-        <w:rPr>
-          <w:rFonts w:hint="default"/>
-          <w:lang w:val="en-US" w:eastAsia="zh-CN"/>
-        </w:rPr>
-        <w:t>报告内容应包括：投诉数量、类型分布、涉及部门、处理时效、关闭率、重复性问题、改进建议等。</w:t>
-      </w:r>
-    </w:p>
-    <w:p>
-      <w:pPr>
-        <w:pStyle w:val="a1"/>
-        <w:rPr>
-          <w:rFonts w:hint="default"/>
-          <w:lang w:val="en-US" w:eastAsia="zh-CN"/>
-        </w:rPr>
-      </w:pPr>
-      <w:r>
-        <w:rPr>
-          <w:rFonts w:hint="default"/>
-          <w:lang w:val="en-US" w:eastAsia="zh-CN"/>
-        </w:rPr>
-        <w:t>报告应提交公司管理层审阅，并向相关部门通报，作为管理评审和服务改进的重要输入。</w:t>
-      </w:r>
-    </w:p>
-    <w:p>
-      <w:pPr>
-        <w:pStyle w:val="a1"/>
-        <w:rPr>
-          <w:rFonts w:hint="default"/>
-          <w:lang w:val="en-US" w:eastAsia="zh-CN"/>
-        </w:rPr>
-      </w:pPr>
-      <w:r>
-        <w:rPr>
-          <w:rFonts w:hint="default"/>
-          <w:lang w:val="en-US" w:eastAsia="zh-CN"/>
-        </w:rPr>
-        <w:t>对于投诉中暴露出的共性、系统性问题，由质量管理部依据《质量改进管理制度》发起专项改进。</w:t>
-      </w:r>
-    </w:p>
-    <w:p>
-      <w:pPr>
-        <w:pStyle w:val="1"/>
-        <w:bidi w:val="0"/>
-        <w:rPr>
-          <w:rFonts w:hint="default"/>
-          <w:lang w:val="en-US" w:eastAsia="zh-CN"/>
-        </w:rPr>
-      </w:pPr>
-      <w:bookmarkStart w:id="21" w:name="_Toc31295"/>
-      <w:r>
-        <w:rPr>
-          <w:rFonts w:hint="default"/>
-          <w:lang w:val="en-US" w:eastAsia="zh-CN"/>
-        </w:rPr>
-        <w:t>附则</w:t>
-      </w:r>
-      <w:bookmarkEnd w:id="21"/>
-    </w:p>
-    <w:p>
-      <w:pPr>
-        <w:pStyle w:val="a1"/>
+        <w:pStyle w:val="29"/>
         <w:numPr>
           <w:ilvl w:val="0"/>
           <w:numId w:val="5"/>
         </w:numPr>
-        <w:ind w:left="425" w:hanging="425" w:leftChars="0" w:firstLineChars="0"/>
+        <w:ind w:left="425" w:leftChars="0" w:hanging="425" w:firstLineChars="0"/>
         <w:rPr>
           <w:rFonts w:hint="default"/>
           <w:lang w:val="en-US" w:eastAsia="zh-CN"/>
@@ -4688,12 +4722,12 @@
     </w:p>
     <w:p>
       <w:pPr>
-        <w:pStyle w:val="a1"/>
+        <w:pStyle w:val="29"/>
         <w:numPr>
           <w:ilvl w:val="0"/>
           <w:numId w:val="5"/>
         </w:numPr>
-        <w:ind w:left="425" w:hanging="425" w:leftChars="0" w:firstLineChars="0"/>
+        <w:ind w:left="425" w:leftChars="0" w:hanging="425" w:firstLineChars="0"/>
         <w:rPr>
           <w:rFonts w:hint="default"/>
           <w:lang w:val="en-US" w:eastAsia="zh-CN"/>
@@ -4709,12 +4743,12 @@
     </w:p>
     <w:p>
       <w:pPr>
-        <w:pStyle w:val="a1"/>
+        <w:pStyle w:val="29"/>
         <w:numPr>
           <w:ilvl w:val="0"/>
           <w:numId w:val="5"/>
         </w:numPr>
-        <w:ind w:left="425" w:hanging="425" w:leftChars="0" w:firstLineChars="0"/>
+        <w:ind w:left="425" w:leftChars="0" w:hanging="425" w:firstLineChars="0"/>
         <w:rPr>
           <w:rFonts w:hint="default"/>
           <w:lang w:val="en-US" w:eastAsia="zh-CN"/>
@@ -4729,23 +4763,73 @@
       </w:r>
     </w:p>
     <w:sectPr>
-      <w:headerReference w:type="default" r:id="rId7"/>
+      <w:headerReference r:id="rId5" w:type="default"/>
       <w:pgSz w:w="11906" w:h="16838"/>
       <w:pgMar w:top="1417" w:right="1800" w:bottom="1440" w:left="1800" w:header="1140" w:footer="992" w:gutter="0"/>
-      <w:cols w:num="1" w:space="425"/>
+      <w:cols w:space="425" w:num="1"/>
       <w:docGrid w:type="lines" w:linePitch="312" w:charSpace="0"/>
     </w:sectPr>
   </w:body>
 </w:document>
 </file>
 
+<file path=word/endnotes.xml><?xml version="1.0" encoding="utf-8"?>
+<w:endnotes xmlns:wpc="http://schemas.microsoft.com/office/word/2010/wordprocessingCanvas" xmlns:mc="http://schemas.openxmlformats.org/markup-compatibility/2006" xmlns:o="urn:schemas-microsoft-com:office:office" xmlns:r="http://schemas.openxmlformats.org/officeDocument/2006/relationships" xmlns:m="http://schemas.openxmlformats.org/officeDocument/2006/math" xmlns:v="urn:schemas-microsoft-com:vml" xmlns:wp14="http://schemas.microsoft.com/office/word/2010/wordprocessingDrawing" xmlns:wp="http://schemas.openxmlformats.org/drawingml/2006/wordprocessingDrawing" xmlns:w="http://schemas.openxmlformats.org/wordprocessingml/2006/main" xmlns:w14="http://schemas.microsoft.com/office/word/2010/wordml" xmlns:w15="http://schemas.microsoft.com/office/word/2012/wordml" xmlns:w10="urn:schemas-microsoft-com:office:word" xmlns:wpg="http://schemas.microsoft.com/office/word/2010/wordprocessingGroup" xmlns:wpi="http://schemas.microsoft.com/office/word/2010/wordprocessingInk" xmlns:wne="http://schemas.microsoft.com/office/word/2006/wordml" xmlns:wps="http://schemas.microsoft.com/office/word/2010/wordprocessingShape" xmlns:wpsCustomData="http://www.wps.cn/officeDocument/2013/wpsCustomData" mc:Ignorable="w14 w15 wp14">
+  <w:endnote w:type="separator" w:id="0">
+    <w:p>
+      <w:pPr>
+        <w:spacing w:line="240" w:lineRule="auto"/>
+      </w:pPr>
+      <w:r>
+        <w:separator/>
+      </w:r>
+    </w:p>
+  </w:endnote>
+  <w:endnote w:type="continuationSeparator" w:id="1">
+    <w:p>
+      <w:pPr>
+        <w:spacing w:line="240" w:lineRule="auto"/>
+      </w:pPr>
+      <w:r>
+        <w:continuationSeparator/>
+      </w:r>
+    </w:p>
+  </w:endnote>
+</w:endnotes>
+</file>
+
+<file path=word/footnotes.xml><?xml version="1.0" encoding="utf-8"?>
+<w:footnotes xmlns:wpc="http://schemas.microsoft.com/office/word/2010/wordprocessingCanvas" xmlns:mc="http://schemas.openxmlformats.org/markup-compatibility/2006" xmlns:o="urn:schemas-microsoft-com:office:office" xmlns:r="http://schemas.openxmlformats.org/officeDocument/2006/relationships" xmlns:m="http://schemas.openxmlformats.org/officeDocument/2006/math" xmlns:v="urn:schemas-microsoft-com:vml" xmlns:wp14="http://schemas.microsoft.com/office/word/2010/wordprocessingDrawing" xmlns:wp="http://schemas.openxmlformats.org/drawingml/2006/wordprocessingDrawing" xmlns:w="http://schemas.openxmlformats.org/wordprocessingml/2006/main" xmlns:w14="http://schemas.microsoft.com/office/word/2010/wordml" xmlns:w15="http://schemas.microsoft.com/office/word/2012/wordml" xmlns:w10="urn:schemas-microsoft-com:office:word" xmlns:wpg="http://schemas.microsoft.com/office/word/2010/wordprocessingGroup" xmlns:wpi="http://schemas.microsoft.com/office/word/2010/wordprocessingInk" xmlns:wne="http://schemas.microsoft.com/office/word/2006/wordml" xmlns:wps="http://schemas.microsoft.com/office/word/2010/wordprocessingShape" xmlns:wpsCustomData="http://www.wps.cn/officeDocument/2013/wpsCustomData" mc:Ignorable="w14 w15 wp14">
+  <w:footnote w:type="separator" w:id="0">
+    <w:p>
+      <w:pPr>
+        <w:spacing w:line="360" w:lineRule="auto"/>
+      </w:pPr>
+      <w:r>
+        <w:separator/>
+      </w:r>
+    </w:p>
+  </w:footnote>
+  <w:footnote w:type="continuationSeparator" w:id="1">
+    <w:p>
+      <w:pPr>
+        <w:spacing w:line="360" w:lineRule="auto"/>
+      </w:pPr>
+      <w:r>
+        <w:continuationSeparator/>
+      </w:r>
+    </w:p>
+  </w:footnote>
+</w:footnotes>
+</file>
+
 <file path=word/header1.xml><?xml version="1.0" encoding="utf-8"?>
-<w:hdr xmlns:wpc="http://schemas.microsoft.com/office/word/2010/wordprocessingCanvas" xmlns:mc="http://schemas.openxmlformats.org/markup-compatibility/2006" xmlns:o="urn:schemas-microsoft-com:office:office" xmlns:r="http://schemas.openxmlformats.org/officeDocument/2006/relationships" xmlns:m="http://schemas.openxmlformats.org/officeDocument/2006/math" xmlns:v="urn:schemas-microsoft-com:vml" xmlns:wp14="http://schemas.microsoft.com/office/word/2010/wordprocessingDrawing" xmlns:wp="http://schemas.openxmlformats.org/drawingml/2006/wordprocessingDrawing" xmlns:w10="urn:schemas-microsoft-com:office:word" xmlns:w="http://schemas.openxmlformats.org/wordprocessingml/2006/main" xmlns:w14="http://schemas.microsoft.com/office/word/2010/wordml" xmlns:w15="http://schemas.microsoft.com/office/word/2012/wordml" xmlns:wne="http://schemas.microsoft.com/office/word/2006/wordml" xmlns:wpg="http://schemas.microsoft.com/office/word/2010/wordprocessingGroup" xmlns:wpi="http://schemas.microsoft.com/office/word/2010/wordprocessingInk" xmlns:wps="http://schemas.microsoft.com/office/word/2010/wordprocessingShape" mc:Ignorable="w14 w15 wp14">
+<w:hdr xmlns:wpc="http://schemas.microsoft.com/office/word/2010/wordprocessingCanvas" xmlns:mc="http://schemas.openxmlformats.org/markup-compatibility/2006" xmlns:o="urn:schemas-microsoft-com:office:office" xmlns:r="http://schemas.openxmlformats.org/officeDocument/2006/relationships" xmlns:m="http://schemas.openxmlformats.org/officeDocument/2006/math" xmlns:v="urn:schemas-microsoft-com:vml" xmlns:wp14="http://schemas.microsoft.com/office/word/2010/wordprocessingDrawing" xmlns:wp="http://schemas.openxmlformats.org/drawingml/2006/wordprocessingDrawing" xmlns:w10="urn:schemas-microsoft-com:office:word" xmlns:w="http://schemas.openxmlformats.org/wordprocessingml/2006/main" xmlns:w14="http://schemas.microsoft.com/office/word/2010/wordml" xmlns:w15="http://schemas.microsoft.com/office/word/2012/wordml" xmlns:wpg="http://schemas.microsoft.com/office/word/2010/wordprocessingGroup" xmlns:wpi="http://schemas.microsoft.com/office/word/2010/wordprocessingInk" xmlns:wne="http://schemas.microsoft.com/office/word/2006/wordml" xmlns:wps="http://schemas.microsoft.com/office/word/2010/wordprocessingShape" xmlns:wpsCustomData="http://www.wps.cn/officeDocument/2013/wpsCustomData" mc:Ignorable="w14 w15 wp14">
   <w:p>
     <w:pPr>
-      <w:pStyle w:val="Header"/>
+      <w:pStyle w:val="15"/>
       <w:pBdr>
-        <w:bottom w:val="single" w:sz="4" w:space="1" w:color="auto"/>
+        <w:bottom w:val="single" w:color="auto" w:sz="4" w:space="1"/>
       </w:pBdr>
       <w:tabs>
         <w:tab w:val="left" w:pos="335"/>
@@ -4753,27 +4837,27 @@
       </w:tabs>
       <w:jc w:val="right"/>
       <w:rPr>
-        <w:rFonts w:eastAsiaTheme="minorEastAsia" w:hint="eastAsia"/>
+        <w:rFonts w:hint="eastAsia" w:eastAsiaTheme="minorEastAsia"/>
         <w:lang w:eastAsia="zh-CN"/>
       </w:rPr>
     </w:pPr>
     <w:r>
       <w:rPr>
-        <w:rFonts w:eastAsiaTheme="minorEastAsia" w:hint="eastAsia"/>
+        <w:rFonts w:hint="eastAsia" w:eastAsiaTheme="minorEastAsia"/>
         <w:lang w:val="en-US" w:eastAsia="zh-CN"/>
       </w:rPr>
       <w:tab/>
     </w:r>
     <w:r>
       <w:rPr>
-        <w:rFonts w:eastAsiaTheme="minorEastAsia" w:hint="eastAsia"/>
+        <w:rFonts w:hint="eastAsia" w:eastAsiaTheme="minorEastAsia"/>
         <w:lang w:val="en-US" w:eastAsia="zh-CN"/>
       </w:rPr>
       <w:tab/>
     </w:r>
     <w:r>
       <w:rPr>
-        <w:rFonts w:eastAsiaTheme="minorEastAsia" w:hint="eastAsia"/>
+        <w:rFonts w:hint="eastAsia" w:eastAsiaTheme="minorEastAsia"/>
         <w:lang w:val="en-US" w:eastAsia="zh-CN"/>
       </w:rPr>
       <w:t>桐乡华数广电网络有限公司</w:t>
@@ -4783,15 +4867,15 @@
 </file>
 
 <file path=word/numbering.xml><?xml version="1.0" encoding="utf-8"?>
-<w:numbering xmlns:wpc="http://schemas.microsoft.com/office/word/2010/wordprocessingCanvas" xmlns:mc="http://schemas.openxmlformats.org/markup-compatibility/2006" xmlns:o="urn:schemas-microsoft-com:office:office" xmlns:r="http://schemas.openxmlformats.org/officeDocument/2006/relationships" xmlns:m="http://schemas.openxmlformats.org/officeDocument/2006/math" xmlns:v="urn:schemas-microsoft-com:vml" xmlns:wp14="http://schemas.microsoft.com/office/word/2010/wordprocessingDrawing" xmlns:wp="http://schemas.openxmlformats.org/drawingml/2006/wordprocessingDrawing" xmlns:w10="urn:schemas-microsoft-com:office:word" xmlns:w="http://schemas.openxmlformats.org/wordprocessingml/2006/main" xmlns:w14="http://schemas.microsoft.com/office/word/2010/wordml" xmlns:w15="http://schemas.microsoft.com/office/word/2012/wordml" xmlns:wne="http://schemas.microsoft.com/office/word/2006/wordml" xmlns:wpg="http://schemas.microsoft.com/office/word/2010/wordprocessingGroup" xmlns:wpi="http://schemas.microsoft.com/office/word/2010/wordprocessingInk" xmlns:wps="http://schemas.microsoft.com/office/word/2010/wordprocessingShape" mc:Ignorable="w14 w15 wp14">
+<w:numbering xmlns:wpc="http://schemas.microsoft.com/office/word/2010/wordprocessingCanvas" xmlns:mc="http://schemas.openxmlformats.org/markup-compatibility/2006" xmlns:o="urn:schemas-microsoft-com:office:office" xmlns:r="http://schemas.openxmlformats.org/officeDocument/2006/relationships" xmlns:m="http://schemas.openxmlformats.org/officeDocument/2006/math" xmlns:v="urn:schemas-microsoft-com:vml" xmlns:wp14="http://schemas.microsoft.com/office/word/2010/wordprocessingDrawing" xmlns:wp="http://schemas.openxmlformats.org/drawingml/2006/wordprocessingDrawing" xmlns:w10="urn:schemas-microsoft-com:office:word" xmlns:w="http://schemas.openxmlformats.org/wordprocessingml/2006/main" xmlns:w14="http://schemas.microsoft.com/office/word/2010/wordml" xmlns:wpg="http://schemas.microsoft.com/office/word/2010/wordprocessingGroup" xmlns:wpi="http://schemas.microsoft.com/office/word/2010/wordprocessingInk" xmlns:wne="http://schemas.microsoft.com/office/word/2006/wordml" xmlns:wps="http://schemas.microsoft.com/office/word/2010/wordprocessingShape" xmlns:wpsCustomData="http://www.wps.cn/officeDocument/2013/wpsCustomData" mc:Ignorable="w14 wp14">
   <w:abstractNum w:abstractNumId="0">
     <w:nsid w:val="8E964DCE"/>
     <w:multiLevelType w:val="multilevel"/>
     <w:tmpl w:val="8E964DCE"/>
-    <w:lvl w:ilvl="0">
+    <w:lvl w:ilvl="0" w:tentative="0">
       <w:start w:val="1"/>
       <w:numFmt w:val="decimal"/>
-      <w:pStyle w:val="Heading1"/>
+      <w:pStyle w:val="2"/>
       <w:lvlText w:val="%1."/>
       <w:lvlJc w:val="left"/>
       <w:pPr>
@@ -4801,10 +4885,10 @@
         <w:rFonts w:hint="default"/>
       </w:rPr>
     </w:lvl>
-    <w:lvl w:ilvl="1">
+    <w:lvl w:ilvl="1" w:tentative="0">
       <w:start w:val="1"/>
       <w:numFmt w:val="decimal"/>
-      <w:pStyle w:val="Heading2"/>
+      <w:pStyle w:val="3"/>
       <w:lvlText w:val="%1.%2."/>
       <w:lvlJc w:val="left"/>
       <w:pPr>
@@ -4814,10 +4898,10 @@
         <w:rFonts w:hint="default"/>
       </w:rPr>
     </w:lvl>
-    <w:lvl w:ilvl="2">
+    <w:lvl w:ilvl="2" w:tentative="0">
       <w:start w:val="1"/>
       <w:numFmt w:val="decimal"/>
-      <w:pStyle w:val="Heading3"/>
+      <w:pStyle w:val="4"/>
       <w:lvlText w:val="%1.%2.%3."/>
       <w:lvlJc w:val="left"/>
       <w:pPr>
@@ -4827,10 +4911,10 @@
         <w:rFonts w:hint="default"/>
       </w:rPr>
     </w:lvl>
-    <w:lvl w:ilvl="3">
+    <w:lvl w:ilvl="3" w:tentative="0">
       <w:start w:val="1"/>
       <w:numFmt w:val="decimal"/>
-      <w:pStyle w:val="Heading4"/>
+      <w:pStyle w:val="5"/>
       <w:lvlText w:val="%1.%2.%3.%4."/>
       <w:lvlJc w:val="left"/>
       <w:pPr>
@@ -4840,10 +4924,10 @@
         <w:rFonts w:hint="default"/>
       </w:rPr>
     </w:lvl>
-    <w:lvl w:ilvl="4">
+    <w:lvl w:ilvl="4" w:tentative="0">
       <w:start w:val="1"/>
       <w:numFmt w:val="decimal"/>
-      <w:pStyle w:val="Heading5"/>
+      <w:pStyle w:val="6"/>
       <w:lvlText w:val="%1.%2.%3.%4.%5."/>
       <w:lvlJc w:val="left"/>
       <w:pPr>
@@ -4853,10 +4937,10 @@
         <w:rFonts w:hint="default"/>
       </w:rPr>
     </w:lvl>
-    <w:lvl w:ilvl="5">
+    <w:lvl w:ilvl="5" w:tentative="0">
       <w:start w:val="1"/>
       <w:numFmt w:val="decimal"/>
-      <w:pStyle w:val="Heading6"/>
+      <w:pStyle w:val="7"/>
       <w:lvlText w:val="%1.%2.%3.%4.%5.%6."/>
       <w:lvlJc w:val="left"/>
       <w:pPr>
@@ -4866,10 +4950,10 @@
         <w:rFonts w:hint="default"/>
       </w:rPr>
     </w:lvl>
-    <w:lvl w:ilvl="6">
+    <w:lvl w:ilvl="6" w:tentative="0">
       <w:start w:val="1"/>
       <w:numFmt w:val="decimal"/>
-      <w:pStyle w:val="Heading7"/>
+      <w:pStyle w:val="8"/>
       <w:lvlText w:val="%1.%2.%3.%4.%5.%6.%7."/>
       <w:lvlJc w:val="left"/>
       <w:pPr>
@@ -4879,10 +4963,10 @@
         <w:rFonts w:hint="default"/>
       </w:rPr>
     </w:lvl>
-    <w:lvl w:ilvl="7">
+    <w:lvl w:ilvl="7" w:tentative="0">
       <w:start w:val="1"/>
       <w:numFmt w:val="decimal"/>
-      <w:pStyle w:val="Heading8"/>
+      <w:pStyle w:val="9"/>
       <w:lvlText w:val="%1.%2.%3.%4.%5.%6.%7.%8."/>
       <w:lvlJc w:val="left"/>
       <w:pPr>
@@ -4892,10 +4976,10 @@
         <w:rFonts w:hint="default"/>
       </w:rPr>
     </w:lvl>
-    <w:lvl w:ilvl="8">
+    <w:lvl w:ilvl="8" w:tentative="0">
       <w:start w:val="1"/>
       <w:numFmt w:val="decimal"/>
-      <w:pStyle w:val="Heading9"/>
+      <w:pStyle w:val="10"/>
       <w:lvlText w:val="%1.%2.%3.%4.%5.%6.%7.%8.%9."/>
       <w:lvlJc w:val="left"/>
       <w:pPr>
@@ -4910,7 +4994,7 @@
     <w:nsid w:val="9BEA460B"/>
     <w:multiLevelType w:val="singleLevel"/>
     <w:tmpl w:val="9BEA460B"/>
-    <w:lvl w:ilvl="0">
+    <w:lvl w:ilvl="0" w:tentative="0">
       <w:start w:val="1"/>
       <w:numFmt w:val="decimal"/>
       <w:lvlText w:val="%1."/>
@@ -4927,7 +5011,7 @@
     <w:nsid w:val="F1DD6BD8"/>
     <w:multiLevelType w:val="singleLevel"/>
     <w:tmpl w:val="F1DD6BD8"/>
-    <w:lvl w:ilvl="0">
+    <w:lvl w:ilvl="0" w:tentative="0">
       <w:start w:val="1"/>
       <w:numFmt w:val="decimal"/>
       <w:lvlText w:val="%1."/>
@@ -4944,7 +5028,7 @@
     <w:nsid w:val="61BDB7C4"/>
     <w:multiLevelType w:val="singleLevel"/>
     <w:tmpl w:val="61BDB7C4"/>
-    <w:lvl w:ilvl="0">
+    <w:lvl w:ilvl="0" w:tentative="0">
       <w:start w:val="1"/>
       <w:numFmt w:val="decimal"/>
       <w:lvlText w:val="%1."/>
@@ -4961,7 +5045,7 @@
     <w:nsid w:val="79CD3D89"/>
     <w:multiLevelType w:val="singleLevel"/>
     <w:tmpl w:val="79CD3D89"/>
-    <w:lvl w:ilvl="0">
+    <w:lvl w:ilvl="0" w:tentative="0">
       <w:start w:val="1"/>
       <w:numFmt w:val="decimal"/>
       <w:lvlText w:val="%1."/>
@@ -4993,267 +5077,269 @@
 </file>
 
 <file path=word/styles.xml><?xml version="1.0" encoding="utf-8"?>
-<w:styles xmlns:mc="http://schemas.openxmlformats.org/markup-compatibility/2006" xmlns:r="http://schemas.openxmlformats.org/officeDocument/2006/relationships" xmlns:w="http://schemas.openxmlformats.org/wordprocessingml/2006/main" xmlns:w14="http://schemas.microsoft.com/office/word/2010/wordml" xmlns:w15="http://schemas.microsoft.com/office/word/2012/wordml" mc:Ignorable="w14 w15">
+<w:styles xmlns:mc="http://schemas.openxmlformats.org/markup-compatibility/2006" xmlns:o="urn:schemas-microsoft-com:office:office" xmlns:r="http://schemas.openxmlformats.org/officeDocument/2006/relationships" xmlns:m="http://schemas.openxmlformats.org/officeDocument/2006/math" xmlns:v="urn:schemas-microsoft-com:vml" xmlns:w="http://schemas.openxmlformats.org/wordprocessingml/2006/main" xmlns:w14="http://schemas.microsoft.com/office/word/2010/wordml" xmlns:w10="urn:schemas-microsoft-com:office:word" xmlns:sl="http://schemas.openxmlformats.org/schemaLibrary/2006/main" xmlns:wpsCustomData="http://www.wps.cn/officeDocument/2013/wpsCustomData" mc:Ignorable="w14">
   <w:docDefaults>
     <w:rPrDefault>
       <w:rPr>
-        <w:rFonts w:ascii="Times New Roman" w:eastAsia="宋体" w:hAnsi="Times New Roman" w:cs="Times New Roman"/>
+        <w:rFonts w:ascii="Times New Roman" w:hAnsi="Times New Roman" w:eastAsia="宋体" w:cs="Times New Roman"/>
       </w:rPr>
     </w:rPrDefault>
     <w:pPrDefault/>
   </w:docDefaults>
-  <w:latentStyles w:defLockedState="0" w:defUIPriority="99" w:defSemiHidden="1" w:defUnhideWhenUsed="1" w:defQFormat="0" w:count="260">
-    <w:lsdException w:name="Normal" w:semiHidden="0" w:uiPriority="0" w:unhideWhenUsed="0" w:qFormat="1"/>
-    <w:lsdException w:name="heading 1" w:semiHidden="0" w:uiPriority="0" w:unhideWhenUsed="0" w:qFormat="1"/>
-    <w:lsdException w:name="heading 2" w:semiHidden="0" w:uiPriority="0" w:qFormat="1"/>
-    <w:lsdException w:name="heading 3" w:uiPriority="0" w:qFormat="1"/>
-    <w:lsdException w:name="heading 4" w:semiHidden="0" w:uiPriority="0" w:qFormat="1"/>
-    <w:lsdException w:name="heading 5" w:uiPriority="0" w:qFormat="1"/>
-    <w:lsdException w:name="heading 6" w:uiPriority="0" w:qFormat="1"/>
-    <w:lsdException w:name="heading 7" w:uiPriority="0" w:qFormat="1"/>
-    <w:lsdException w:name="heading 8" w:uiPriority="0" w:qFormat="1"/>
-    <w:lsdException w:name="heading 9" w:uiPriority="0" w:qFormat="1"/>
-    <w:lsdException w:name="index 1" w:semiHidden="0" w:uiPriority="0" w:unhideWhenUsed="0"/>
-    <w:lsdException w:name="index 2" w:semiHidden="0" w:uiPriority="0" w:unhideWhenUsed="0"/>
-    <w:lsdException w:name="index 3" w:semiHidden="0" w:uiPriority="0" w:unhideWhenUsed="0"/>
-    <w:lsdException w:name="index 4" w:semiHidden="0" w:uiPriority="0" w:unhideWhenUsed="0"/>
-    <w:lsdException w:name="index 5" w:semiHidden="0" w:uiPriority="0" w:unhideWhenUsed="0"/>
-    <w:lsdException w:name="index 6" w:semiHidden="0" w:uiPriority="0" w:unhideWhenUsed="0"/>
-    <w:lsdException w:name="index 7" w:semiHidden="0" w:uiPriority="0" w:unhideWhenUsed="0"/>
-    <w:lsdException w:name="index 8" w:semiHidden="0" w:uiPriority="0" w:unhideWhenUsed="0"/>
-    <w:lsdException w:name="index 9" w:semiHidden="0" w:uiPriority="0" w:unhideWhenUsed="0"/>
-    <w:lsdException w:name="toc 1" w:semiHidden="0" w:uiPriority="0" w:unhideWhenUsed="0" w:qFormat="1"/>
-    <w:lsdException w:name="toc 2" w:semiHidden="0" w:uiPriority="0" w:unhideWhenUsed="0" w:qFormat="1"/>
-    <w:lsdException w:name="toc 3" w:semiHidden="0" w:uiPriority="0" w:unhideWhenUsed="0" w:qFormat="1"/>
-    <w:lsdException w:name="toc 4" w:semiHidden="0" w:uiPriority="0" w:unhideWhenUsed="0"/>
-    <w:lsdException w:name="toc 5" w:semiHidden="0" w:uiPriority="0" w:unhideWhenUsed="0"/>
-    <w:lsdException w:name="toc 6" w:semiHidden="0" w:uiPriority="0" w:unhideWhenUsed="0"/>
-    <w:lsdException w:name="toc 7" w:semiHidden="0" w:uiPriority="0" w:unhideWhenUsed="0"/>
-    <w:lsdException w:name="toc 8" w:semiHidden="0" w:uiPriority="0" w:unhideWhenUsed="0"/>
-    <w:lsdException w:name="toc 9" w:semiHidden="0" w:uiPriority="0" w:unhideWhenUsed="0"/>
-    <w:lsdException w:name="Normal Indent" w:semiHidden="0" w:uiPriority="0" w:unhideWhenUsed="0"/>
-    <w:lsdException w:name="footnote text" w:semiHidden="0" w:uiPriority="0" w:unhideWhenUsed="0"/>
-    <w:lsdException w:name="annotation text" w:semiHidden="0" w:uiPriority="0" w:unhideWhenUsed="0" w:qFormat="1"/>
-    <w:lsdException w:name="header" w:semiHidden="0" w:uiPriority="0" w:unhideWhenUsed="0" w:qFormat="1"/>
-    <w:lsdException w:name="footer" w:semiHidden="0" w:uiPriority="0" w:unhideWhenUsed="0" w:qFormat="1"/>
-    <w:lsdException w:name="index heading" w:semiHidden="0" w:uiPriority="0" w:unhideWhenUsed="0"/>
-    <w:lsdException w:name="caption" w:uiPriority="0" w:qFormat="1"/>
-    <w:lsdException w:name="table of figures" w:semiHidden="0" w:uiPriority="0" w:unhideWhenUsed="0"/>
-    <w:lsdException w:name="envelope address" w:semiHidden="0" w:uiPriority="0" w:unhideWhenUsed="0"/>
-    <w:lsdException w:name="envelope return" w:semiHidden="0" w:uiPriority="0" w:unhideWhenUsed="0"/>
-    <w:lsdException w:name="footnote reference" w:semiHidden="0" w:uiPriority="0" w:unhideWhenUsed="0"/>
-    <w:lsdException w:name="annotation reference" w:semiHidden="0" w:uiPriority="0" w:unhideWhenUsed="0"/>
-    <w:lsdException w:name="line number" w:semiHidden="0" w:uiPriority="0" w:unhideWhenUsed="0"/>
-    <w:lsdException w:name="page number" w:semiHidden="0" w:uiPriority="0" w:unhideWhenUsed="0"/>
-    <w:lsdException w:name="endnote reference" w:semiHidden="0" w:uiPriority="0" w:unhideWhenUsed="0"/>
-    <w:lsdException w:name="endnote text" w:semiHidden="0" w:uiPriority="0" w:unhideWhenUsed="0"/>
-    <w:lsdException w:name="table of authorities" w:semiHidden="0" w:uiPriority="0" w:unhideWhenUsed="0"/>
-    <w:lsdException w:name="macro" w:semiHidden="0" w:uiPriority="0" w:unhideWhenUsed="0"/>
-    <w:lsdException w:name="toa heading" w:semiHidden="0" w:uiPriority="0" w:unhideWhenUsed="0"/>
-    <w:lsdException w:name="List" w:semiHidden="0" w:uiPriority="0" w:unhideWhenUsed="0"/>
-    <w:lsdException w:name="List Bullet" w:semiHidden="0" w:uiPriority="0" w:unhideWhenUsed="0"/>
-    <w:lsdException w:name="List Number" w:semiHidden="0" w:uiPriority="0" w:unhideWhenUsed="0"/>
-    <w:lsdException w:name="List 2" w:semiHidden="0" w:uiPriority="0" w:unhideWhenUsed="0"/>
-    <w:lsdException w:name="List 3" w:semiHidden="0" w:uiPriority="0" w:unhideWhenUsed="0"/>
-    <w:lsdException w:name="List 4" w:semiHidden="0" w:uiPriority="0" w:unhideWhenUsed="0"/>
-    <w:lsdException w:name="List 5" w:semiHidden="0" w:uiPriority="0" w:unhideWhenUsed="0"/>
-    <w:lsdException w:name="List Bullet 2" w:semiHidden="0" w:uiPriority="0" w:unhideWhenUsed="0"/>
-    <w:lsdException w:name="List Bullet 3" w:semiHidden="0" w:uiPriority="0" w:unhideWhenUsed="0"/>
-    <w:lsdException w:name="List Bullet 4" w:semiHidden="0" w:uiPriority="0" w:unhideWhenUsed="0"/>
-    <w:lsdException w:name="List Bullet 5" w:semiHidden="0" w:uiPriority="0" w:unhideWhenUsed="0"/>
-    <w:lsdException w:name="List Number 2" w:semiHidden="0" w:uiPriority="0" w:unhideWhenUsed="0"/>
-    <w:lsdException w:name="List Number 3" w:semiHidden="0" w:uiPriority="0" w:unhideWhenUsed="0"/>
-    <w:lsdException w:name="List Number 4" w:semiHidden="0" w:uiPriority="0" w:unhideWhenUsed="0"/>
-    <w:lsdException w:name="List Number 5" w:semiHidden="0" w:uiPriority="0" w:unhideWhenUsed="0"/>
-    <w:lsdException w:name="Title" w:semiHidden="0" w:uiPriority="0" w:unhideWhenUsed="0" w:qFormat="1"/>
-    <w:lsdException w:name="Closing" w:semiHidden="0" w:uiPriority="0" w:unhideWhenUsed="0"/>
-    <w:lsdException w:name="Signature" w:semiHidden="0" w:uiPriority="0" w:unhideWhenUsed="0"/>
-    <w:lsdException w:name="Default Paragraph Font" w:uiPriority="0" w:unhideWhenUsed="0" w:qFormat="1"/>
-    <w:lsdException w:name="Body Text" w:uiPriority="0" w:unhideWhenUsed="0" w:qFormat="1"/>
-    <w:lsdException w:name="Body Text Indent" w:semiHidden="0" w:uiPriority="0" w:unhideWhenUsed="0"/>
-    <w:lsdException w:name="List Continue" w:semiHidden="0" w:uiPriority="0" w:unhideWhenUsed="0"/>
-    <w:lsdException w:name="List Continue 2" w:semiHidden="0" w:uiPriority="0" w:unhideWhenUsed="0"/>
-    <w:lsdException w:name="List Continue 3" w:semiHidden="0" w:uiPriority="0" w:unhideWhenUsed="0"/>
-    <w:lsdException w:name="List Continue 4" w:semiHidden="0" w:uiPriority="0" w:unhideWhenUsed="0"/>
-    <w:lsdException w:name="List Continue 5" w:semiHidden="0" w:uiPriority="0" w:unhideWhenUsed="0"/>
-    <w:lsdException w:name="Message Header" w:semiHidden="0" w:uiPriority="0" w:unhideWhenUsed="0"/>
-    <w:lsdException w:name="Subtitle" w:semiHidden="0" w:uiPriority="0" w:unhideWhenUsed="0" w:qFormat="1"/>
-    <w:lsdException w:name="Salutation" w:semiHidden="0" w:uiPriority="0" w:unhideWhenUsed="0"/>
-    <w:lsdException w:name="Date" w:semiHidden="0" w:uiPriority="0" w:unhideWhenUsed="0"/>
-    <w:lsdException w:name="Body Text First Indent" w:semiHidden="0" w:uiPriority="0" w:unhideWhenUsed="0"/>
-    <w:lsdException w:name="Body Text First Indent 2" w:semiHidden="0" w:uiPriority="0" w:unhideWhenUsed="0"/>
-    <w:lsdException w:name="Body Text 2" w:semiHidden="0" w:uiPriority="0" w:unhideWhenUsed="0"/>
-    <w:lsdException w:name="Body Text 3" w:semiHidden="0" w:uiPriority="0" w:unhideWhenUsed="0"/>
-    <w:lsdException w:name="Body Text Indent 2" w:semiHidden="0" w:uiPriority="0" w:unhideWhenUsed="0"/>
-    <w:lsdException w:name="Body Text Indent 3" w:semiHidden="0" w:uiPriority="0" w:unhideWhenUsed="0"/>
-    <w:lsdException w:name="Block Text" w:semiHidden="0" w:uiPriority="0" w:unhideWhenUsed="0"/>
-    <w:lsdException w:name="Hyperlink" w:semiHidden="0" w:uiPriority="0" w:unhideWhenUsed="0"/>
-    <w:lsdException w:name="FollowedHyperlink" w:semiHidden="0" w:uiPriority="0" w:unhideWhenUsed="0"/>
-    <w:lsdException w:name="Strong" w:semiHidden="0" w:uiPriority="0" w:unhideWhenUsed="0" w:qFormat="1"/>
-    <w:lsdException w:name="Emphasis" w:semiHidden="0" w:uiPriority="0" w:unhideWhenUsed="0" w:qFormat="1"/>
-    <w:lsdException w:name="Document Map" w:semiHidden="0" w:uiPriority="0" w:unhideWhenUsed="0"/>
-    <w:lsdException w:name="Plain Text" w:semiHidden="0" w:uiPriority="0" w:unhideWhenUsed="0"/>
-    <w:lsdException w:name="E-mail Signature" w:semiHidden="0" w:uiPriority="0" w:unhideWhenUsed="0"/>
-    <w:lsdException w:name="Normal (Web)" w:semiHidden="0" w:uiPriority="0" w:unhideWhenUsed="0" w:qFormat="1"/>
-    <w:lsdException w:name="HTML Acronym" w:semiHidden="0" w:uiPriority="0" w:unhideWhenUsed="0"/>
-    <w:lsdException w:name="HTML Address" w:semiHidden="0" w:uiPriority="0" w:unhideWhenUsed="0"/>
-    <w:lsdException w:name="HTML Cite" w:semiHidden="0" w:uiPriority="0" w:unhideWhenUsed="0"/>
-    <w:lsdException w:name="HTML Code" w:semiHidden="0" w:uiPriority="0" w:unhideWhenUsed="0"/>
-    <w:lsdException w:name="HTML Definition" w:semiHidden="0" w:uiPriority="0" w:unhideWhenUsed="0"/>
-    <w:lsdException w:name="HTML Keyboard" w:semiHidden="0" w:uiPriority="0" w:unhideWhenUsed="0"/>
-    <w:lsdException w:name="HTML Preformatted" w:semiHidden="0" w:uiPriority="0" w:unhideWhenUsed="0"/>
-    <w:lsdException w:name="HTML Sample" w:semiHidden="0" w:uiPriority="0" w:unhideWhenUsed="0"/>
-    <w:lsdException w:name="HTML Typewriter" w:semiHidden="0" w:uiPriority="0" w:unhideWhenUsed="0"/>
-    <w:lsdException w:name="HTML Variable" w:semiHidden="0" w:uiPriority="0" w:unhideWhenUsed="0"/>
-    <w:lsdException w:name="Normal Table" w:uiPriority="0" w:unhideWhenUsed="0" w:qFormat="1"/>
-    <w:lsdException w:name="annotation subject" w:semiHidden="0" w:uiPriority="0" w:unhideWhenUsed="0"/>
-    <w:lsdException w:name="Table Simple 1" w:semiHidden="0" w:uiPriority="0" w:unhideWhenUsed="0"/>
-    <w:lsdException w:name="Table Simple 2" w:semiHidden="0" w:uiPriority="0" w:unhideWhenUsed="0"/>
-    <w:lsdException w:name="Table Simple 3" w:semiHidden="0" w:uiPriority="0" w:unhideWhenUsed="0"/>
-    <w:lsdException w:name="Table Classic 1" w:semiHidden="0" w:uiPriority="0" w:unhideWhenUsed="0"/>
-    <w:lsdException w:name="Table Classic 2" w:semiHidden="0" w:uiPriority="0" w:unhideWhenUsed="0"/>
-    <w:lsdException w:name="Table Classic 3" w:semiHidden="0" w:uiPriority="0" w:unhideWhenUsed="0"/>
-    <w:lsdException w:name="Table Classic 4" w:semiHidden="0" w:uiPriority="0" w:unhideWhenUsed="0"/>
-    <w:lsdException w:name="Table Colorful 1" w:semiHidden="0" w:uiPriority="0" w:unhideWhenUsed="0"/>
-    <w:lsdException w:name="Table Colorful 2" w:semiHidden="0" w:uiPriority="0" w:unhideWhenUsed="0"/>
-    <w:lsdException w:name="Table Colorful 3" w:semiHidden="0" w:uiPriority="0" w:unhideWhenUsed="0"/>
-    <w:lsdException w:name="Table Columns 1" w:semiHidden="0" w:uiPriority="0" w:unhideWhenUsed="0"/>
-    <w:lsdException w:name="Table Columns 2" w:semiHidden="0" w:uiPriority="0" w:unhideWhenUsed="0"/>
-    <w:lsdException w:name="Table Columns 3" w:semiHidden="0" w:uiPriority="0" w:unhideWhenUsed="0"/>
-    <w:lsdException w:name="Table Columns 4" w:semiHidden="0" w:uiPriority="0" w:unhideWhenUsed="0"/>
-    <w:lsdException w:name="Table Columns 5" w:semiHidden="0" w:uiPriority="0" w:unhideWhenUsed="0"/>
-    <w:lsdException w:name="Table Grid 1" w:semiHidden="0" w:uiPriority="0" w:unhideWhenUsed="0"/>
-    <w:lsdException w:name="Table Grid 2" w:semiHidden="0" w:uiPriority="0" w:unhideWhenUsed="0"/>
-    <w:lsdException w:name="Table Grid 3" w:semiHidden="0" w:uiPriority="0" w:unhideWhenUsed="0"/>
-    <w:lsdException w:name="Table Grid 4" w:semiHidden="0" w:uiPriority="0" w:unhideWhenUsed="0"/>
-    <w:lsdException w:name="Table Grid 5" w:semiHidden="0" w:uiPriority="0" w:unhideWhenUsed="0"/>
-    <w:lsdException w:name="Table Grid 6" w:semiHidden="0" w:uiPriority="0" w:unhideWhenUsed="0"/>
-    <w:lsdException w:name="Table Grid 7" w:semiHidden="0" w:uiPriority="0" w:unhideWhenUsed="0"/>
-    <w:lsdException w:name="Table Grid 8" w:semiHidden="0" w:uiPriority="0" w:unhideWhenUsed="0"/>
-    <w:lsdException w:name="Table List 1" w:semiHidden="0" w:uiPriority="0" w:unhideWhenUsed="0"/>
-    <w:lsdException w:name="Table List 2" w:semiHidden="0" w:uiPriority="0" w:unhideWhenUsed="0"/>
-    <w:lsdException w:name="Table List 3" w:semiHidden="0" w:uiPriority="0" w:unhideWhenUsed="0"/>
-    <w:lsdException w:name="Table List 4" w:semiHidden="0" w:uiPriority="0" w:unhideWhenUsed="0"/>
-    <w:lsdException w:name="Table List 5" w:semiHidden="0" w:uiPriority="0" w:unhideWhenUsed="0"/>
-    <w:lsdException w:name="Table List 6" w:semiHidden="0" w:uiPriority="0" w:unhideWhenUsed="0"/>
-    <w:lsdException w:name="Table List 7" w:semiHidden="0" w:uiPriority="0" w:unhideWhenUsed="0"/>
-    <w:lsdException w:name="Table List 8" w:semiHidden="0" w:uiPriority="0" w:unhideWhenUsed="0"/>
-    <w:lsdException w:name="Table 3D effects 1" w:semiHidden="0" w:uiPriority="0" w:unhideWhenUsed="0"/>
-    <w:lsdException w:name="Table 3D effects 2" w:semiHidden="0" w:uiPriority="0" w:unhideWhenUsed="0"/>
-    <w:lsdException w:name="Table 3D effects 3" w:semiHidden="0" w:uiPriority="0" w:unhideWhenUsed="0"/>
-    <w:lsdException w:name="Table Contemporary" w:semiHidden="0" w:uiPriority="0" w:unhideWhenUsed="0"/>
-    <w:lsdException w:name="Table Elegant" w:semiHidden="0" w:uiPriority="0" w:unhideWhenUsed="0"/>
-    <w:lsdException w:name="Table Professional" w:semiHidden="0" w:uiPriority="0" w:unhideWhenUsed="0"/>
-    <w:lsdException w:name="Table Subtle 1" w:semiHidden="0" w:uiPriority="0" w:unhideWhenUsed="0"/>
-    <w:lsdException w:name="Table Subtle 2" w:semiHidden="0" w:uiPriority="0" w:unhideWhenUsed="0"/>
-    <w:lsdException w:name="Table Web 1" w:semiHidden="0" w:uiPriority="0" w:unhideWhenUsed="0"/>
-    <w:lsdException w:name="Table Web 2" w:semiHidden="0" w:uiPriority="0" w:unhideWhenUsed="0"/>
-    <w:lsdException w:name="Table Web 3" w:semiHidden="0" w:uiPriority="0" w:unhideWhenUsed="0"/>
-    <w:lsdException w:name="Balloon Text" w:semiHidden="0" w:uiPriority="0" w:unhideWhenUsed="0"/>
-    <w:lsdException w:name="Table Grid" w:semiHidden="0" w:uiPriority="0" w:unhideWhenUsed="0" w:qFormat="1"/>
-    <w:lsdException w:name="Table Theme" w:semiHidden="0" w:uiPriority="0" w:unhideWhenUsed="0"/>
-    <w:lsdException w:name="Light Shading" w:semiHidden="0" w:uiPriority="60" w:unhideWhenUsed="0"/>
-    <w:lsdException w:name="Light List" w:semiHidden="0" w:uiPriority="61" w:unhideWhenUsed="0"/>
-    <w:lsdException w:name="Light Grid" w:semiHidden="0" w:uiPriority="62" w:unhideWhenUsed="0"/>
-    <w:lsdException w:name="Medium Shading 1" w:semiHidden="0" w:uiPriority="63" w:unhideWhenUsed="0"/>
-    <w:lsdException w:name="Medium Shading 2" w:semiHidden="0" w:uiPriority="64" w:unhideWhenUsed="0"/>
-    <w:lsdException w:name="Medium List 1" w:semiHidden="0" w:uiPriority="65" w:unhideWhenUsed="0"/>
-    <w:lsdException w:name="Medium List 2" w:semiHidden="0" w:uiPriority="66" w:unhideWhenUsed="0"/>
-    <w:lsdException w:name="Medium Grid 1" w:semiHidden="0" w:uiPriority="67" w:unhideWhenUsed="0"/>
-    <w:lsdException w:name="Medium Grid 2" w:semiHidden="0" w:uiPriority="68" w:unhideWhenUsed="0"/>
-    <w:lsdException w:name="Medium Grid 3" w:semiHidden="0" w:uiPriority="69" w:unhideWhenUsed="0"/>
-    <w:lsdException w:name="Dark List" w:semiHidden="0" w:uiPriority="70" w:unhideWhenUsed="0"/>
-    <w:lsdException w:name="Colorful Shading" w:semiHidden="0" w:uiPriority="71" w:unhideWhenUsed="0"/>
-    <w:lsdException w:name="Colorful List" w:semiHidden="0" w:uiPriority="72" w:unhideWhenUsed="0"/>
-    <w:lsdException w:name="Colorful Grid" w:semiHidden="0" w:uiPriority="73" w:unhideWhenUsed="0"/>
-    <w:lsdException w:name="Light Shading Accent 1" w:semiHidden="0" w:uiPriority="60" w:unhideWhenUsed="0"/>
-    <w:lsdException w:name="Light List Accent 1" w:semiHidden="0" w:uiPriority="61" w:unhideWhenUsed="0"/>
-    <w:lsdException w:name="Light Grid Accent 1" w:semiHidden="0" w:uiPriority="62" w:unhideWhenUsed="0"/>
-    <w:lsdException w:name="Medium Shading 1 Accent 1" w:semiHidden="0" w:uiPriority="63" w:unhideWhenUsed="0"/>
-    <w:lsdException w:name="Medium Shading 2 Accent 1" w:semiHidden="0" w:uiPriority="64" w:unhideWhenUsed="0"/>
-    <w:lsdException w:name="Medium List 1 Accent 1" w:semiHidden="0" w:uiPriority="65" w:unhideWhenUsed="0"/>
-    <w:lsdException w:name="Medium List 2 Accent 1" w:semiHidden="0" w:uiPriority="66" w:unhideWhenUsed="0"/>
-    <w:lsdException w:name="Medium Grid 1 Accent 1" w:semiHidden="0" w:uiPriority="67" w:unhideWhenUsed="0"/>
-    <w:lsdException w:name="Medium Grid 2 Accent 1" w:semiHidden="0" w:uiPriority="68" w:unhideWhenUsed="0"/>
-    <w:lsdException w:name="Medium Grid 3 Accent 1" w:semiHidden="0" w:uiPriority="69" w:unhideWhenUsed="0"/>
-    <w:lsdException w:name="Dark List Accent 1" w:semiHidden="0" w:uiPriority="70" w:unhideWhenUsed="0"/>
-    <w:lsdException w:name="Colorful Shading Accent 1" w:semiHidden="0" w:uiPriority="71" w:unhideWhenUsed="0"/>
-    <w:lsdException w:name="Colorful List Accent 1" w:semiHidden="0" w:uiPriority="72" w:unhideWhenUsed="0"/>
-    <w:lsdException w:name="Colorful Grid Accent 1" w:semiHidden="0" w:uiPriority="73" w:unhideWhenUsed="0"/>
-    <w:lsdException w:name="Light Shading Accent 2" w:semiHidden="0" w:uiPriority="60" w:unhideWhenUsed="0"/>
-    <w:lsdException w:name="Light List Accent 2" w:semiHidden="0" w:uiPriority="61" w:unhideWhenUsed="0"/>
-    <w:lsdException w:name="Light Grid Accent 2" w:semiHidden="0" w:uiPriority="62" w:unhideWhenUsed="0"/>
-    <w:lsdException w:name="Medium Shading 1 Accent 2" w:semiHidden="0" w:uiPriority="63" w:unhideWhenUsed="0"/>
-    <w:lsdException w:name="Medium Shading 2 Accent 2" w:semiHidden="0" w:uiPriority="64" w:unhideWhenUsed="0"/>
-    <w:lsdException w:name="Medium List 1 Accent 2" w:semiHidden="0" w:uiPriority="65" w:unhideWhenUsed="0"/>
-    <w:lsdException w:name="Medium List 2 Accent 2" w:semiHidden="0" w:uiPriority="66" w:unhideWhenUsed="0"/>
-    <w:lsdException w:name="Medium Grid 1 Accent 2" w:semiHidden="0" w:uiPriority="67" w:unhideWhenUsed="0"/>
-    <w:lsdException w:name="Medium Grid 2 Accent 2" w:semiHidden="0" w:uiPriority="68" w:unhideWhenUsed="0"/>
-    <w:lsdException w:name="Medium Grid 3 Accent 2" w:semiHidden="0" w:uiPriority="69" w:unhideWhenUsed="0"/>
-    <w:lsdException w:name="Dark List Accent 2" w:semiHidden="0" w:uiPriority="70" w:unhideWhenUsed="0"/>
-    <w:lsdException w:name="Colorful Shading Accent 2" w:semiHidden="0" w:uiPriority="71" w:unhideWhenUsed="0"/>
-    <w:lsdException w:name="Colorful List Accent 2" w:semiHidden="0" w:uiPriority="72" w:unhideWhenUsed="0"/>
-    <w:lsdException w:name="Colorful Grid Accent 2" w:semiHidden="0" w:uiPriority="73" w:unhideWhenUsed="0"/>
-    <w:lsdException w:name="Light Shading Accent 3" w:semiHidden="0" w:uiPriority="60" w:unhideWhenUsed="0"/>
-    <w:lsdException w:name="Light List Accent 3" w:semiHidden="0" w:uiPriority="61" w:unhideWhenUsed="0"/>
-    <w:lsdException w:name="Light Grid Accent 3" w:semiHidden="0" w:uiPriority="62" w:unhideWhenUsed="0"/>
-    <w:lsdException w:name="Medium Shading 1 Accent 3" w:semiHidden="0" w:uiPriority="63" w:unhideWhenUsed="0"/>
-    <w:lsdException w:name="Medium Shading 2 Accent 3" w:semiHidden="0" w:uiPriority="64" w:unhideWhenUsed="0"/>
-    <w:lsdException w:name="Medium List 1 Accent 3" w:semiHidden="0" w:uiPriority="65" w:unhideWhenUsed="0"/>
-    <w:lsdException w:name="Medium List 2 Accent 3" w:semiHidden="0" w:uiPriority="66" w:unhideWhenUsed="0"/>
-    <w:lsdException w:name="Medium Grid 1 Accent 3" w:semiHidden="0" w:uiPriority="67" w:unhideWhenUsed="0"/>
-    <w:lsdException w:name="Medium Grid 2 Accent 3" w:semiHidden="0" w:uiPriority="68" w:unhideWhenUsed="0"/>
-    <w:lsdException w:name="Medium Grid 3 Accent 3" w:semiHidden="0" w:uiPriority="69" w:unhideWhenUsed="0"/>
-    <w:lsdException w:name="Dark List Accent 3" w:semiHidden="0" w:uiPriority="70" w:unhideWhenUsed="0"/>
-    <w:lsdException w:name="Colorful Shading Accent 3" w:semiHidden="0" w:uiPriority="71" w:unhideWhenUsed="0"/>
-    <w:lsdException w:name="Colorful List Accent 3" w:semiHidden="0" w:uiPriority="72" w:unhideWhenUsed="0"/>
-    <w:lsdException w:name="Colorful Grid Accent 3" w:semiHidden="0" w:uiPriority="73" w:unhideWhenUsed="0"/>
-    <w:lsdException w:name="Light Shading Accent 4" w:semiHidden="0" w:uiPriority="60" w:unhideWhenUsed="0"/>
-    <w:lsdException w:name="Light List Accent 4" w:semiHidden="0" w:uiPriority="61" w:unhideWhenUsed="0"/>
-    <w:lsdException w:name="Light Grid Accent 4" w:semiHidden="0" w:uiPriority="62" w:unhideWhenUsed="0"/>
-    <w:lsdException w:name="Medium Shading 1 Accent 4" w:semiHidden="0" w:uiPriority="63" w:unhideWhenUsed="0"/>
-    <w:lsdException w:name="Medium Shading 2 Accent 4" w:semiHidden="0" w:uiPriority="64" w:unhideWhenUsed="0"/>
-    <w:lsdException w:name="Medium List 1 Accent 4" w:semiHidden="0" w:uiPriority="65" w:unhideWhenUsed="0"/>
-    <w:lsdException w:name="Medium List 2 Accent 4" w:semiHidden="0" w:uiPriority="66" w:unhideWhenUsed="0"/>
-    <w:lsdException w:name="Medium Grid 1 Accent 4" w:semiHidden="0" w:uiPriority="67" w:unhideWhenUsed="0"/>
-    <w:lsdException w:name="Medium Grid 2 Accent 4" w:semiHidden="0" w:uiPriority="68" w:unhideWhenUsed="0"/>
-    <w:lsdException w:name="Medium Grid 3 Accent 4" w:semiHidden="0" w:uiPriority="69" w:unhideWhenUsed="0"/>
-    <w:lsdException w:name="Dark List Accent 4" w:semiHidden="0" w:uiPriority="70" w:unhideWhenUsed="0"/>
-    <w:lsdException w:name="Colorful Shading Accent 4" w:semiHidden="0" w:uiPriority="71" w:unhideWhenUsed="0"/>
-    <w:lsdException w:name="Colorful List Accent 4" w:semiHidden="0" w:uiPriority="72" w:unhideWhenUsed="0"/>
-    <w:lsdException w:name="Colorful Grid Accent 4" w:semiHidden="0" w:uiPriority="73" w:unhideWhenUsed="0"/>
-    <w:lsdException w:name="Light Shading Accent 5" w:semiHidden="0" w:uiPriority="60" w:unhideWhenUsed="0"/>
-    <w:lsdException w:name="Light List Accent 5" w:semiHidden="0" w:uiPriority="61" w:unhideWhenUsed="0"/>
-    <w:lsdException w:name="Light Grid Accent 5" w:semiHidden="0" w:uiPriority="62" w:unhideWhenUsed="0"/>
-    <w:lsdException w:name="Medium Shading 1 Accent 5" w:semiHidden="0" w:uiPriority="63" w:unhideWhenUsed="0"/>
-    <w:lsdException w:name="Medium Shading 2 Accent 5" w:semiHidden="0" w:uiPriority="64" w:unhideWhenUsed="0"/>
-    <w:lsdException w:name="Medium List 1 Accent 5" w:semiHidden="0" w:uiPriority="65" w:unhideWhenUsed="0"/>
-    <w:lsdException w:name="Medium List 2 Accent 5" w:semiHidden="0" w:uiPriority="66" w:unhideWhenUsed="0"/>
-    <w:lsdException w:name="Medium Grid 1 Accent 5" w:semiHidden="0" w:uiPriority="67" w:unhideWhenUsed="0"/>
-    <w:lsdException w:name="Medium Grid 2 Accent 5" w:semiHidden="0" w:uiPriority="68" w:unhideWhenUsed="0"/>
-    <w:lsdException w:name="Medium Grid 3 Accent 5" w:semiHidden="0" w:uiPriority="69" w:unhideWhenUsed="0"/>
-    <w:lsdException w:name="Dark List Accent 5" w:semiHidden="0" w:uiPriority="70" w:unhideWhenUsed="0"/>
-    <w:lsdException w:name="Colorful Shading Accent 5" w:semiHidden="0" w:uiPriority="71" w:unhideWhenUsed="0"/>
-    <w:lsdException w:name="Colorful List Accent 5" w:semiHidden="0" w:uiPriority="72" w:unhideWhenUsed="0"/>
-    <w:lsdException w:name="Colorful Grid Accent 5" w:semiHidden="0" w:uiPriority="73" w:unhideWhenUsed="0"/>
-    <w:lsdException w:name="Light Shading Accent 6" w:semiHidden="0" w:uiPriority="60" w:unhideWhenUsed="0"/>
-    <w:lsdException w:name="Light List Accent 6" w:semiHidden="0" w:uiPriority="61" w:unhideWhenUsed="0"/>
-    <w:lsdException w:name="Light Grid Accent 6" w:semiHidden="0" w:uiPriority="62" w:unhideWhenUsed="0"/>
-    <w:lsdException w:name="Medium Shading 1 Accent 6" w:semiHidden="0" w:uiPriority="63" w:unhideWhenUsed="0"/>
-    <w:lsdException w:name="Medium Shading 2 Accent 6" w:semiHidden="0" w:uiPriority="64" w:unhideWhenUsed="0"/>
-    <w:lsdException w:name="Medium List 1 Accent 6" w:semiHidden="0" w:uiPriority="65" w:unhideWhenUsed="0"/>
-    <w:lsdException w:name="Medium List 2 Accent 6" w:semiHidden="0" w:uiPriority="66" w:unhideWhenUsed="0"/>
-    <w:lsdException w:name="Medium Grid 1 Accent 6" w:semiHidden="0" w:uiPriority="67" w:unhideWhenUsed="0"/>
-    <w:lsdException w:name="Medium Grid 2 Accent 6" w:semiHidden="0" w:uiPriority="68" w:unhideWhenUsed="0"/>
-    <w:lsdException w:name="Medium Grid 3 Accent 6" w:semiHidden="0" w:uiPriority="69" w:unhideWhenUsed="0"/>
-    <w:lsdException w:name="Dark List Accent 6" w:semiHidden="0" w:uiPriority="70" w:unhideWhenUsed="0"/>
-    <w:lsdException w:name="Colorful Shading Accent 6" w:semiHidden="0" w:uiPriority="71" w:unhideWhenUsed="0"/>
-    <w:lsdException w:name="Colorful List Accent 6" w:semiHidden="0" w:uiPriority="72" w:unhideWhenUsed="0"/>
-    <w:lsdException w:name="Colorful Grid Accent 6" w:semiHidden="0" w:uiPriority="73" w:unhideWhenUsed="0"/>
+  <w:latentStyles w:count="260" w:defQFormat="0" w:defUnhideWhenUsed="1" w:defSemiHidden="1" w:defUIPriority="99" w:defLockedState="0">
+    <w:lsdException w:qFormat="1" w:unhideWhenUsed="0" w:uiPriority="0" w:semiHidden="0" w:name="Normal"/>
+    <w:lsdException w:qFormat="1" w:unhideWhenUsed="0" w:uiPriority="0" w:semiHidden="0" w:name="heading 1"/>
+    <w:lsdException w:qFormat="1" w:uiPriority="0" w:semiHidden="0" w:name="heading 2"/>
+    <w:lsdException w:qFormat="1" w:uiPriority="0" w:name="heading 3"/>
+    <w:lsdException w:qFormat="1" w:uiPriority="0" w:semiHidden="0" w:name="heading 4"/>
+    <w:lsdException w:qFormat="1" w:uiPriority="0" w:name="heading 5"/>
+    <w:lsdException w:qFormat="1" w:uiPriority="0" w:name="heading 6"/>
+    <w:lsdException w:qFormat="1" w:uiPriority="0" w:name="heading 7"/>
+    <w:lsdException w:qFormat="1" w:uiPriority="0" w:name="heading 8"/>
+    <w:lsdException w:qFormat="1" w:uiPriority="0" w:name="heading 9"/>
+    <w:lsdException w:unhideWhenUsed="0" w:uiPriority="0" w:semiHidden="0" w:name="index 1"/>
+    <w:lsdException w:unhideWhenUsed="0" w:uiPriority="0" w:semiHidden="0" w:name="index 2"/>
+    <w:lsdException w:unhideWhenUsed="0" w:uiPriority="0" w:semiHidden="0" w:name="index 3"/>
+    <w:lsdException w:unhideWhenUsed="0" w:uiPriority="0" w:semiHidden="0" w:name="index 4"/>
+    <w:lsdException w:unhideWhenUsed="0" w:uiPriority="0" w:semiHidden="0" w:name="index 5"/>
+    <w:lsdException w:unhideWhenUsed="0" w:uiPriority="0" w:semiHidden="0" w:name="index 6"/>
+    <w:lsdException w:unhideWhenUsed="0" w:uiPriority="0" w:semiHidden="0" w:name="index 7"/>
+    <w:lsdException w:unhideWhenUsed="0" w:uiPriority="0" w:semiHidden="0" w:name="index 8"/>
+    <w:lsdException w:unhideWhenUsed="0" w:uiPriority="0" w:semiHidden="0" w:name="index 9"/>
+    <w:lsdException w:qFormat="1" w:unhideWhenUsed="0" w:uiPriority="0" w:semiHidden="0" w:name="toc 1"/>
+    <w:lsdException w:qFormat="1" w:unhideWhenUsed="0" w:uiPriority="0" w:semiHidden="0" w:name="toc 2"/>
+    <w:lsdException w:qFormat="1" w:unhideWhenUsed="0" w:uiPriority="0" w:semiHidden="0" w:name="toc 3"/>
+    <w:lsdException w:unhideWhenUsed="0" w:uiPriority="0" w:semiHidden="0" w:name="toc 4"/>
+    <w:lsdException w:unhideWhenUsed="0" w:uiPriority="0" w:semiHidden="0" w:name="toc 5"/>
+    <w:lsdException w:unhideWhenUsed="0" w:uiPriority="0" w:semiHidden="0" w:name="toc 6"/>
+    <w:lsdException w:unhideWhenUsed="0" w:uiPriority="0" w:semiHidden="0" w:name="toc 7"/>
+    <w:lsdException w:unhideWhenUsed="0" w:uiPriority="0" w:semiHidden="0" w:name="toc 8"/>
+    <w:lsdException w:unhideWhenUsed="0" w:uiPriority="0" w:semiHidden="0" w:name="toc 9"/>
+    <w:lsdException w:unhideWhenUsed="0" w:uiPriority="0" w:semiHidden="0" w:name="Normal Indent"/>
+    <w:lsdException w:unhideWhenUsed="0" w:uiPriority="0" w:semiHidden="0" w:name="footnote text"/>
+    <w:lsdException w:qFormat="1" w:unhideWhenUsed="0" w:uiPriority="0" w:semiHidden="0" w:name="annotation text"/>
+    <w:lsdException w:qFormat="1" w:unhideWhenUsed="0" w:uiPriority="0" w:semiHidden="0" w:name="header"/>
+    <w:lsdException w:qFormat="1" w:unhideWhenUsed="0" w:uiPriority="0" w:semiHidden="0" w:name="footer"/>
+    <w:lsdException w:unhideWhenUsed="0" w:uiPriority="0" w:semiHidden="0" w:name="index heading"/>
+    <w:lsdException w:qFormat="1" w:uiPriority="0" w:name="caption"/>
+    <w:lsdException w:unhideWhenUsed="0" w:uiPriority="0" w:semiHidden="0" w:name="table of figures"/>
+    <w:lsdException w:unhideWhenUsed="0" w:uiPriority="0" w:semiHidden="0" w:name="envelope address"/>
+    <w:lsdException w:unhideWhenUsed="0" w:uiPriority="0" w:semiHidden="0" w:name="envelope return"/>
+    <w:lsdException w:unhideWhenUsed="0" w:uiPriority="0" w:semiHidden="0" w:name="footnote reference"/>
+    <w:lsdException w:unhideWhenUsed="0" w:uiPriority="0" w:semiHidden="0" w:name="annotation reference"/>
+    <w:lsdException w:unhideWhenUsed="0" w:uiPriority="0" w:semiHidden="0" w:name="line number"/>
+    <w:lsdException w:unhideWhenUsed="0" w:uiPriority="0" w:semiHidden="0" w:name="page number"/>
+    <w:lsdException w:unhideWhenUsed="0" w:uiPriority="0" w:semiHidden="0" w:name="endnote reference"/>
+    <w:lsdException w:unhideWhenUsed="0" w:uiPriority="0" w:semiHidden="0" w:name="endnote text"/>
+    <w:lsdException w:unhideWhenUsed="0" w:uiPriority="0" w:semiHidden="0" w:name="table of authorities"/>
+    <w:lsdException w:unhideWhenUsed="0" w:uiPriority="0" w:semiHidden="0" w:name="macro"/>
+    <w:lsdException w:unhideWhenUsed="0" w:uiPriority="0" w:semiHidden="0" w:name="toa heading"/>
+    <w:lsdException w:unhideWhenUsed="0" w:uiPriority="0" w:semiHidden="0" w:name="List"/>
+    <w:lsdException w:unhideWhenUsed="0" w:uiPriority="0" w:semiHidden="0" w:name="List Bullet"/>
+    <w:lsdException w:unhideWhenUsed="0" w:uiPriority="0" w:semiHidden="0" w:name="List Number"/>
+    <w:lsdException w:unhideWhenUsed="0" w:uiPriority="0" w:semiHidden="0" w:name="List 2"/>
+    <w:lsdException w:unhideWhenUsed="0" w:uiPriority="0" w:semiHidden="0" w:name="List 3"/>
+    <w:lsdException w:unhideWhenUsed="0" w:uiPriority="0" w:semiHidden="0" w:name="List 4"/>
+    <w:lsdException w:unhideWhenUsed="0" w:uiPriority="0" w:semiHidden="0" w:name="List 5"/>
+    <w:lsdException w:unhideWhenUsed="0" w:uiPriority="0" w:semiHidden="0" w:name="List Bullet 2"/>
+    <w:lsdException w:unhideWhenUsed="0" w:uiPriority="0" w:semiHidden="0" w:name="List Bullet 3"/>
+    <w:lsdException w:unhideWhenUsed="0" w:uiPriority="0" w:semiHidden="0" w:name="List Bullet 4"/>
+    <w:lsdException w:unhideWhenUsed="0" w:uiPriority="0" w:semiHidden="0" w:name="List Bullet 5"/>
+    <w:lsdException w:unhideWhenUsed="0" w:uiPriority="0" w:semiHidden="0" w:name="List Number 2"/>
+    <w:lsdException w:unhideWhenUsed="0" w:uiPriority="0" w:semiHidden="0" w:name="List Number 3"/>
+    <w:lsdException w:unhideWhenUsed="0" w:uiPriority="0" w:semiHidden="0" w:name="List Number 4"/>
+    <w:lsdException w:unhideWhenUsed="0" w:uiPriority="0" w:semiHidden="0" w:name="List Number 5"/>
+    <w:lsdException w:qFormat="1" w:unhideWhenUsed="0" w:uiPriority="0" w:semiHidden="0" w:name="Title"/>
+    <w:lsdException w:unhideWhenUsed="0" w:uiPriority="0" w:semiHidden="0" w:name="Closing"/>
+    <w:lsdException w:unhideWhenUsed="0" w:uiPriority="0" w:semiHidden="0" w:name="Signature"/>
+    <w:lsdException w:qFormat="1" w:unhideWhenUsed="0" w:uiPriority="0" w:name="Default Paragraph Font"/>
+    <w:lsdException w:qFormat="1" w:unhideWhenUsed="0" w:uiPriority="0" w:name="Body Text"/>
+    <w:lsdException w:unhideWhenUsed="0" w:uiPriority="0" w:semiHidden="0" w:name="Body Text Indent"/>
+    <w:lsdException w:unhideWhenUsed="0" w:uiPriority="0" w:semiHidden="0" w:name="List Continue"/>
+    <w:lsdException w:unhideWhenUsed="0" w:uiPriority="0" w:semiHidden="0" w:name="List Continue 2"/>
+    <w:lsdException w:unhideWhenUsed="0" w:uiPriority="0" w:semiHidden="0" w:name="List Continue 3"/>
+    <w:lsdException w:unhideWhenUsed="0" w:uiPriority="0" w:semiHidden="0" w:name="List Continue 4"/>
+    <w:lsdException w:unhideWhenUsed="0" w:uiPriority="0" w:semiHidden="0" w:name="List Continue 5"/>
+    <w:lsdException w:unhideWhenUsed="0" w:uiPriority="0" w:semiHidden="0" w:name="Message Header"/>
+    <w:lsdException w:qFormat="1" w:unhideWhenUsed="0" w:uiPriority="0" w:semiHidden="0" w:name="Subtitle"/>
+    <w:lsdException w:unhideWhenUsed="0" w:uiPriority="0" w:semiHidden="0" w:name="Salutation"/>
+    <w:lsdException w:unhideWhenUsed="0" w:uiPriority="0" w:semiHidden="0" w:name="Date"/>
+    <w:lsdException w:unhideWhenUsed="0" w:uiPriority="0" w:semiHidden="0" w:name="Body Text First Indent"/>
+    <w:lsdException w:unhideWhenUsed="0" w:uiPriority="0" w:semiHidden="0" w:name="Body Text First Indent 2"/>
+    <w:lsdException w:uiPriority="99" w:name="Note Heading"/>
+    <w:lsdException w:unhideWhenUsed="0" w:uiPriority="0" w:semiHidden="0" w:name="Body Text 2"/>
+    <w:lsdException w:unhideWhenUsed="0" w:uiPriority="0" w:semiHidden="0" w:name="Body Text 3"/>
+    <w:lsdException w:unhideWhenUsed="0" w:uiPriority="0" w:semiHidden="0" w:name="Body Text Indent 2"/>
+    <w:lsdException w:unhideWhenUsed="0" w:uiPriority="0" w:semiHidden="0" w:name="Body Text Indent 3"/>
+    <w:lsdException w:unhideWhenUsed="0" w:uiPriority="0" w:semiHidden="0" w:name="Block Text"/>
+    <w:lsdException w:unhideWhenUsed="0" w:uiPriority="0" w:semiHidden="0" w:name="Hyperlink"/>
+    <w:lsdException w:unhideWhenUsed="0" w:uiPriority="0" w:semiHidden="0" w:name="FollowedHyperlink"/>
+    <w:lsdException w:qFormat="1" w:unhideWhenUsed="0" w:uiPriority="0" w:semiHidden="0" w:name="Strong"/>
+    <w:lsdException w:qFormat="1" w:unhideWhenUsed="0" w:uiPriority="0" w:semiHidden="0" w:name="Emphasis"/>
+    <w:lsdException w:unhideWhenUsed="0" w:uiPriority="0" w:semiHidden="0" w:name="Document Map"/>
+    <w:lsdException w:unhideWhenUsed="0" w:uiPriority="0" w:semiHidden="0" w:name="Plain Text"/>
+    <w:lsdException w:unhideWhenUsed="0" w:uiPriority="0" w:semiHidden="0" w:name="E-mail Signature"/>
+    <w:lsdException w:qFormat="1" w:unhideWhenUsed="0" w:uiPriority="0" w:semiHidden="0" w:name="Normal (Web)"/>
+    <w:lsdException w:unhideWhenUsed="0" w:uiPriority="0" w:semiHidden="0" w:name="HTML Acronym"/>
+    <w:lsdException w:unhideWhenUsed="0" w:uiPriority="0" w:semiHidden="0" w:name="HTML Address"/>
+    <w:lsdException w:unhideWhenUsed="0" w:uiPriority="0" w:semiHidden="0" w:name="HTML Cite"/>
+    <w:lsdException w:unhideWhenUsed="0" w:uiPriority="0" w:semiHidden="0" w:name="HTML Code"/>
+    <w:lsdException w:unhideWhenUsed="0" w:uiPriority="0" w:semiHidden="0" w:name="HTML Definition"/>
+    <w:lsdException w:unhideWhenUsed="0" w:uiPriority="0" w:semiHidden="0" w:name="HTML Keyboard"/>
+    <w:lsdException w:unhideWhenUsed="0" w:uiPriority="0" w:semiHidden="0" w:name="HTML Preformatted"/>
+    <w:lsdException w:unhideWhenUsed="0" w:uiPriority="0" w:semiHidden="0" w:name="HTML Sample"/>
+    <w:lsdException w:unhideWhenUsed="0" w:uiPriority="0" w:semiHidden="0" w:name="HTML Typewriter"/>
+    <w:lsdException w:unhideWhenUsed="0" w:uiPriority="0" w:semiHidden="0" w:name="HTML Variable"/>
+    <w:lsdException w:qFormat="1" w:unhideWhenUsed="0" w:uiPriority="0" w:name="Normal Table"/>
+    <w:lsdException w:unhideWhenUsed="0" w:uiPriority="0" w:semiHidden="0" w:name="annotation subject"/>
+    <w:lsdException w:unhideWhenUsed="0" w:uiPriority="0" w:semiHidden="0" w:name="Table Simple 1"/>
+    <w:lsdException w:unhideWhenUsed="0" w:uiPriority="0" w:semiHidden="0" w:name="Table Simple 2"/>
+    <w:lsdException w:unhideWhenUsed="0" w:uiPriority="0" w:semiHidden="0" w:name="Table Simple 3"/>
+    <w:lsdException w:unhideWhenUsed="0" w:uiPriority="0" w:semiHidden="0" w:name="Table Classic 1"/>
+    <w:lsdException w:unhideWhenUsed="0" w:uiPriority="0" w:semiHidden="0" w:name="Table Classic 2"/>
+    <w:lsdException w:unhideWhenUsed="0" w:uiPriority="0" w:semiHidden="0" w:name="Table Classic 3"/>
+    <w:lsdException w:unhideWhenUsed="0" w:uiPriority="0" w:semiHidden="0" w:name="Table Classic 4"/>
+    <w:lsdException w:unhideWhenUsed="0" w:uiPriority="0" w:semiHidden="0" w:name="Table Colorful 1"/>
+    <w:lsdException w:unhideWhenUsed="0" w:uiPriority="0" w:semiHidden="0" w:name="Table Colorful 2"/>
+    <w:lsdException w:unhideWhenUsed="0" w:uiPriority="0" w:semiHidden="0" w:name="Table Colorful 3"/>
+    <w:lsdException w:unhideWhenUsed="0" w:uiPriority="0" w:semiHidden="0" w:name="Table Columns 1"/>
+    <w:lsdException w:unhideWhenUsed="0" w:uiPriority="0" w:semiHidden="0" w:name="Table Columns 2"/>
+    <w:lsdException w:unhideWhenUsed="0" w:uiPriority="0" w:semiHidden="0" w:name="Table Columns 3"/>
+    <w:lsdException w:unhideWhenUsed="0" w:uiPriority="0" w:semiHidden="0" w:name="Table Columns 4"/>
+    <w:lsdException w:unhideWhenUsed="0" w:uiPriority="0" w:semiHidden="0" w:name="Table Columns 5"/>
+    <w:lsdException w:unhideWhenUsed="0" w:uiPriority="0" w:semiHidden="0" w:name="Table Grid 1"/>
+    <w:lsdException w:unhideWhenUsed="0" w:uiPriority="0" w:semiHidden="0" w:name="Table Grid 2"/>
+    <w:lsdException w:unhideWhenUsed="0" w:uiPriority="0" w:semiHidden="0" w:name="Table Grid 3"/>
+    <w:lsdException w:unhideWhenUsed="0" w:uiPriority="0" w:semiHidden="0" w:name="Table Grid 4"/>
+    <w:lsdException w:unhideWhenUsed="0" w:uiPriority="0" w:semiHidden="0" w:name="Table Grid 5"/>
+    <w:lsdException w:unhideWhenUsed="0" w:uiPriority="0" w:semiHidden="0" w:name="Table Grid 6"/>
+    <w:lsdException w:unhideWhenUsed="0" w:uiPriority="0" w:semiHidden="0" w:name="Table Grid 7"/>
+    <w:lsdException w:unhideWhenUsed="0" w:uiPriority="0" w:semiHidden="0" w:name="Table Grid 8"/>
+    <w:lsdException w:unhideWhenUsed="0" w:uiPriority="0" w:semiHidden="0" w:name="Table List 1"/>
+    <w:lsdException w:unhideWhenUsed="0" w:uiPriority="0" w:semiHidden="0" w:name="Table List 2"/>
+    <w:lsdException w:unhideWhenUsed="0" w:uiPriority="0" w:semiHidden="0" w:name="Table List 3"/>
+    <w:lsdException w:unhideWhenUsed="0" w:uiPriority="0" w:semiHidden="0" w:name="Table List 4"/>
+    <w:lsdException w:unhideWhenUsed="0" w:uiPriority="0" w:semiHidden="0" w:name="Table List 5"/>
+    <w:lsdException w:unhideWhenUsed="0" w:uiPriority="0" w:semiHidden="0" w:name="Table List 6"/>
+    <w:lsdException w:unhideWhenUsed="0" w:uiPriority="0" w:semiHidden="0" w:name="Table List 7"/>
+    <w:lsdException w:unhideWhenUsed="0" w:uiPriority="0" w:semiHidden="0" w:name="Table List 8"/>
+    <w:lsdException w:unhideWhenUsed="0" w:uiPriority="0" w:semiHidden="0" w:name="Table 3D effects 1"/>
+    <w:lsdException w:unhideWhenUsed="0" w:uiPriority="0" w:semiHidden="0" w:name="Table 3D effects 2"/>
+    <w:lsdException w:unhideWhenUsed="0" w:uiPriority="0" w:semiHidden="0" w:name="Table 3D effects 3"/>
+    <w:lsdException w:unhideWhenUsed="0" w:uiPriority="0" w:semiHidden="0" w:name="Table Contemporary"/>
+    <w:lsdException w:unhideWhenUsed="0" w:uiPriority="0" w:semiHidden="0" w:name="Table Elegant"/>
+    <w:lsdException w:unhideWhenUsed="0" w:uiPriority="0" w:semiHidden="0" w:name="Table Professional"/>
+    <w:lsdException w:unhideWhenUsed="0" w:uiPriority="0" w:semiHidden="0" w:name="Table Subtle 1"/>
+    <w:lsdException w:unhideWhenUsed="0" w:uiPriority="0" w:semiHidden="0" w:name="Table Subtle 2"/>
+    <w:lsdException w:unhideWhenUsed="0" w:uiPriority="0" w:semiHidden="0" w:name="Table Web 1"/>
+    <w:lsdException w:unhideWhenUsed="0" w:uiPriority="0" w:semiHidden="0" w:name="Table Web 2"/>
+    <w:lsdException w:unhideWhenUsed="0" w:uiPriority="0" w:semiHidden="0" w:name="Table Web 3"/>
+    <w:lsdException w:unhideWhenUsed="0" w:uiPriority="0" w:semiHidden="0" w:name="Balloon Text"/>
+    <w:lsdException w:qFormat="1" w:unhideWhenUsed="0" w:uiPriority="0" w:semiHidden="0" w:name="Table Grid"/>
+    <w:lsdException w:unhideWhenUsed="0" w:uiPriority="0" w:semiHidden="0" w:name="Table Theme"/>
+    <w:lsdException w:unhideWhenUsed="0" w:uiPriority="60" w:semiHidden="0" w:name="Light Shading"/>
+    <w:lsdException w:unhideWhenUsed="0" w:uiPriority="61" w:semiHidden="0" w:name="Light List"/>
+    <w:lsdException w:unhideWhenUsed="0" w:uiPriority="62" w:semiHidden="0" w:name="Light Grid"/>
+    <w:lsdException w:unhideWhenUsed="0" w:uiPriority="63" w:semiHidden="0" w:name="Medium Shading 1"/>
+    <w:lsdException w:unhideWhenUsed="0" w:uiPriority="64" w:semiHidden="0" w:name="Medium Shading 2"/>
+    <w:lsdException w:unhideWhenUsed="0" w:uiPriority="65" w:semiHidden="0" w:name="Medium List 1"/>
+    <w:lsdException w:unhideWhenUsed="0" w:uiPriority="66" w:semiHidden="0" w:name="Medium List 2"/>
+    <w:lsdException w:unhideWhenUsed="0" w:uiPriority="67" w:semiHidden="0" w:name="Medium Grid 1"/>
+    <w:lsdException w:unhideWhenUsed="0" w:uiPriority="68" w:semiHidden="0" w:name="Medium Grid 2"/>
+    <w:lsdException w:unhideWhenUsed="0" w:uiPriority="69" w:semiHidden="0" w:name="Medium Grid 3"/>
+    <w:lsdException w:unhideWhenUsed="0" w:uiPriority="70" w:semiHidden="0" w:name="Dark List"/>
+    <w:lsdException w:unhideWhenUsed="0" w:uiPriority="71" w:semiHidden="0" w:name="Colorful Shading"/>
+    <w:lsdException w:unhideWhenUsed="0" w:uiPriority="72" w:semiHidden="0" w:name="Colorful List"/>
+    <w:lsdException w:unhideWhenUsed="0" w:uiPriority="73" w:semiHidden="0" w:name="Colorful Grid"/>
+    <w:lsdException w:unhideWhenUsed="0" w:uiPriority="60" w:semiHidden="0" w:name="Light Shading Accent 1"/>
+    <w:lsdException w:unhideWhenUsed="0" w:uiPriority="61" w:semiHidden="0" w:name="Light List Accent 1"/>
+    <w:lsdException w:unhideWhenUsed="0" w:uiPriority="62" w:semiHidden="0" w:name="Light Grid Accent 1"/>
+    <w:lsdException w:unhideWhenUsed="0" w:uiPriority="63" w:semiHidden="0" w:name="Medium Shading 1 Accent 1"/>
+    <w:lsdException w:unhideWhenUsed="0" w:uiPriority="64" w:semiHidden="0" w:name="Medium Shading 2 Accent 1"/>
+    <w:lsdException w:unhideWhenUsed="0" w:uiPriority="65" w:semiHidden="0" w:name="Medium List 1 Accent 1"/>
+    <w:lsdException w:unhideWhenUsed="0" w:uiPriority="66" w:semiHidden="0" w:name="Medium List 2 Accent 1"/>
+    <w:lsdException w:unhideWhenUsed="0" w:uiPriority="67" w:semiHidden="0" w:name="Medium Grid 1 Accent 1"/>
+    <w:lsdException w:unhideWhenUsed="0" w:uiPriority="68" w:semiHidden="0" w:name="Medium Grid 2 Accent 1"/>
+    <w:lsdException w:unhideWhenUsed="0" w:uiPriority="69" w:semiHidden="0" w:name="Medium Grid 3 Accent 1"/>
+    <w:lsdException w:unhideWhenUsed="0" w:uiPriority="70" w:semiHidden="0" w:name="Dark List Accent 1"/>
+    <w:lsdException w:unhideWhenUsed="0" w:uiPriority="71" w:semiHidden="0" w:name="Colorful Shading Accent 1"/>
+    <w:lsdException w:unhideWhenUsed="0" w:uiPriority="72" w:semiHidden="0" w:name="Colorful List Accent 1"/>
+    <w:lsdException w:unhideWhenUsed="0" w:uiPriority="73" w:semiHidden="0" w:name="Colorful Grid Accent 1"/>
+    <w:lsdException w:unhideWhenUsed="0" w:uiPriority="60" w:semiHidden="0" w:name="Light Shading Accent 2"/>
+    <w:lsdException w:unhideWhenUsed="0" w:uiPriority="61" w:semiHidden="0" w:name="Light List Accent 2"/>
+    <w:lsdException w:unhideWhenUsed="0" w:uiPriority="62" w:semiHidden="0" w:name="Light Grid Accent 2"/>
+    <w:lsdException w:unhideWhenUsed="0" w:uiPriority="63" w:semiHidden="0" w:name="Medium Shading 1 Accent 2"/>
+    <w:lsdException w:unhideWhenUsed="0" w:uiPriority="64" w:semiHidden="0" w:name="Medium Shading 2 Accent 2"/>
+    <w:lsdException w:unhideWhenUsed="0" w:uiPriority="65" w:semiHidden="0" w:name="Medium List 1 Accent 2"/>
+    <w:lsdException w:unhideWhenUsed="0" w:uiPriority="66" w:semiHidden="0" w:name="Medium List 2 Accent 2"/>
+    <w:lsdException w:unhideWhenUsed="0" w:uiPriority="67" w:semiHidden="0" w:name="Medium Grid 1 Accent 2"/>
+    <w:lsdException w:unhideWhenUsed="0" w:uiPriority="68" w:semiHidden="0" w:name="Medium Grid 2 Accent 2"/>
+    <w:lsdException w:unhideWhenUsed="0" w:uiPriority="69" w:semiHidden="0" w:name="Medium Grid 3 Accent 2"/>
+    <w:lsdException w:unhideWhenUsed="0" w:uiPriority="70" w:semiHidden="0" w:name="Dark List Accent 2"/>
+    <w:lsdException w:unhideWhenUsed="0" w:uiPriority="71" w:semiHidden="0" w:name="Colorful Shading Accent 2"/>
+    <w:lsdException w:unhideWhenUsed="0" w:uiPriority="72" w:semiHidden="0" w:name="Colorful List Accent 2"/>
+    <w:lsdException w:unhideWhenUsed="0" w:uiPriority="73" w:semiHidden="0" w:name="Colorful Grid Accent 2"/>
+    <w:lsdException w:unhideWhenUsed="0" w:uiPriority="60" w:semiHidden="0" w:name="Light Shading Accent 3"/>
+    <w:lsdException w:unhideWhenUsed="0" w:uiPriority="61" w:semiHidden="0" w:name="Light List Accent 3"/>
+    <w:lsdException w:unhideWhenUsed="0" w:uiPriority="62" w:semiHidden="0" w:name="Light Grid Accent 3"/>
+    <w:lsdException w:unhideWhenUsed="0" w:uiPriority="63" w:semiHidden="0" w:name="Medium Shading 1 Accent 3"/>
+    <w:lsdException w:unhideWhenUsed="0" w:uiPriority="64" w:semiHidden="0" w:name="Medium Shading 2 Accent 3"/>
+    <w:lsdException w:unhideWhenUsed="0" w:uiPriority="65" w:semiHidden="0" w:name="Medium List 1 Accent 3"/>
+    <w:lsdException w:unhideWhenUsed="0" w:uiPriority="66" w:semiHidden="0" w:name="Medium List 2 Accent 3"/>
+    <w:lsdException w:unhideWhenUsed="0" w:uiPriority="67" w:semiHidden="0" w:name="Medium Grid 1 Accent 3"/>
+    <w:lsdException w:unhideWhenUsed="0" w:uiPriority="68" w:semiHidden="0" w:name="Medium Grid 2 Accent 3"/>
+    <w:lsdException w:unhideWhenUsed="0" w:uiPriority="69" w:semiHidden="0" w:name="Medium Grid 3 Accent 3"/>
+    <w:lsdException w:unhideWhenUsed="0" w:uiPriority="70" w:semiHidden="0" w:name="Dark List Accent 3"/>
+    <w:lsdException w:unhideWhenUsed="0" w:uiPriority="71" w:semiHidden="0" w:name="Colorful Shading Accent 3"/>
+    <w:lsdException w:unhideWhenUsed="0" w:uiPriority="72" w:semiHidden="0" w:name="Colorful List Accent 3"/>
+    <w:lsdException w:unhideWhenUsed="0" w:uiPriority="73" w:semiHidden="0" w:name="Colorful Grid Accent 3"/>
+    <w:lsdException w:unhideWhenUsed="0" w:uiPriority="60" w:semiHidden="0" w:name="Light Shading Accent 4"/>
+    <w:lsdException w:unhideWhenUsed="0" w:uiPriority="61" w:semiHidden="0" w:name="Light List Accent 4"/>
+    <w:lsdException w:unhideWhenUsed="0" w:uiPriority="62" w:semiHidden="0" w:name="Light Grid Accent 4"/>
+    <w:lsdException w:unhideWhenUsed="0" w:uiPriority="63" w:semiHidden="0" w:name="Medium Shading 1 Accent 4"/>
+    <w:lsdException w:unhideWhenUsed="0" w:uiPriority="64" w:semiHidden="0" w:name="Medium Shading 2 Accent 4"/>
+    <w:lsdException w:unhideWhenUsed="0" w:uiPriority="65" w:semiHidden="0" w:name="Medium List 1 Accent 4"/>
+    <w:lsdException w:unhideWhenUsed="0" w:uiPriority="66" w:semiHidden="0" w:name="Medium List 2 Accent 4"/>
+    <w:lsdException w:unhideWhenUsed="0" w:uiPriority="67" w:semiHidden="0" w:name="Medium Grid 1 Accent 4"/>
+    <w:lsdException w:unhideWhenUsed="0" w:uiPriority="68" w:semiHidden="0" w:name="Medium Grid 2 Accent 4"/>
+    <w:lsdException w:unhideWhenUsed="0" w:uiPriority="69" w:semiHidden="0" w:name="Medium Grid 3 Accent 4"/>
+    <w:lsdException w:unhideWhenUsed="0" w:uiPriority="70" w:semiHidden="0" w:name="Dark List Accent 4"/>
+    <w:lsdException w:unhideWhenUsed="0" w:uiPriority="71" w:semiHidden="0" w:name="Colorful Shading Accent 4"/>
+    <w:lsdException w:unhideWhenUsed="0" w:uiPriority="72" w:semiHidden="0" w:name="Colorful List Accent 4"/>
+    <w:lsdException w:unhideWhenUsed="0" w:uiPriority="73" w:semiHidden="0" w:name="Colorful Grid Accent 4"/>
+    <w:lsdException w:unhideWhenUsed="0" w:uiPriority="60" w:semiHidden="0" w:name="Light Shading Accent 5"/>
+    <w:lsdException w:unhideWhenUsed="0" w:uiPriority="61" w:semiHidden="0" w:name="Light List Accent 5"/>
+    <w:lsdException w:unhideWhenUsed="0" w:uiPriority="62" w:semiHidden="0" w:name="Light Grid Accent 5"/>
+    <w:lsdException w:unhideWhenUsed="0" w:uiPriority="63" w:semiHidden="0" w:name="Medium Shading 1 Accent 5"/>
+    <w:lsdException w:unhideWhenUsed="0" w:uiPriority="64" w:semiHidden="0" w:name="Medium Shading 2 Accent 5"/>
+    <w:lsdException w:unhideWhenUsed="0" w:uiPriority="65" w:semiHidden="0" w:name="Medium List 1 Accent 5"/>
+    <w:lsdException w:unhideWhenUsed="0" w:uiPriority="66" w:semiHidden="0" w:name="Medium List 2 Accent 5"/>
+    <w:lsdException w:unhideWhenUsed="0" w:uiPriority="67" w:semiHidden="0" w:name="Medium Grid 1 Accent 5"/>
+    <w:lsdException w:unhideWhenUsed="0" w:uiPriority="68" w:semiHidden="0" w:name="Medium Grid 2 Accent 5"/>
+    <w:lsdException w:unhideWhenUsed="0" w:uiPriority="69" w:semiHidden="0" w:name="Medium Grid 3 Accent 5"/>
+    <w:lsdException w:unhideWhenUsed="0" w:uiPriority="70" w:semiHidden="0" w:name="Dark List Accent 5"/>
+    <w:lsdException w:unhideWhenUsed="0" w:uiPriority="71" w:semiHidden="0" w:name="Colorful Shading Accent 5"/>
+    <w:lsdException w:unhideWhenUsed="0" w:uiPriority="72" w:semiHidden="0" w:name="Colorful List Accent 5"/>
+    <w:lsdException w:unhideWhenUsed="0" w:uiPriority="73" w:semiHidden="0" w:name="Colorful Grid Accent 5"/>
+    <w:lsdException w:unhideWhenUsed="0" w:uiPriority="60" w:semiHidden="0" w:name="Light Shading Accent 6"/>
+    <w:lsdException w:unhideWhenUsed="0" w:uiPriority="61" w:semiHidden="0" w:name="Light List Accent 6"/>
+    <w:lsdException w:unhideWhenUsed="0" w:uiPriority="62" w:semiHidden="0" w:name="Light Grid Accent 6"/>
+    <w:lsdException w:unhideWhenUsed="0" w:uiPriority="63" w:semiHidden="0" w:name="Medium Shading 1 Accent 6"/>
+    <w:lsdException w:unhideWhenUsed="0" w:uiPriority="64" w:semiHidden="0" w:name="Medium Shading 2 Accent 6"/>
+    <w:lsdException w:unhideWhenUsed="0" w:uiPriority="65" w:semiHidden="0" w:name="Medium List 1 Accent 6"/>
+    <w:lsdException w:unhideWhenUsed="0" w:uiPriority="66" w:semiHidden="0" w:name="Medium List 2 Accent 6"/>
+    <w:lsdException w:unhideWhenUsed="0" w:uiPriority="67" w:semiHidden="0" w:name="Medium Grid 1 Accent 6"/>
+    <w:lsdException w:unhideWhenUsed="0" w:uiPriority="68" w:semiHidden="0" w:name="Medium Grid 2 Accent 6"/>
+    <w:lsdException w:unhideWhenUsed="0" w:uiPriority="69" w:semiHidden="0" w:name="Medium Grid 3 Accent 6"/>
+    <w:lsdException w:unhideWhenUsed="0" w:uiPriority="70" w:semiHidden="0" w:name="Dark List Accent 6"/>
+    <w:lsdException w:unhideWhenUsed="0" w:uiPriority="71" w:semiHidden="0" w:name="Colorful Shading Accent 6"/>
+    <w:lsdException w:unhideWhenUsed="0" w:uiPriority="72" w:semiHidden="0" w:name="Colorful List Accent 6"/>
+    <w:lsdException w:unhideWhenUsed="0" w:uiPriority="73" w:semiHidden="0" w:name="Colorful Grid Accent 6"/>
   </w:latentStyles>
-  <w:style w:type="paragraph" w:default="1" w:styleId="Normal">
+  <w:style w:type="paragraph" w:default="1" w:styleId="1">
     <w:name w:val="Normal"/>
     <w:qFormat/>
+    <w:uiPriority w:val="0"/>
     <w:pPr>
       <w:kinsoku w:val="0"/>
       <w:autoSpaceDE w:val="0"/>
@@ -5265,7 +5351,7 @@
       <w:textAlignment w:val="baseline"/>
     </w:pPr>
     <w:rPr>
-      <w:rFonts w:ascii="Arial" w:eastAsia="宋体" w:hAnsi="Arial" w:cs="Arial"/>
+      <w:rFonts w:ascii="Arial" w:hAnsi="Arial" w:eastAsia="宋体" w:cs="Arial"/>
       <w:snapToGrid w:val="0"/>
       <w:color w:val="000000"/>
       <w:kern w:val="0"/>
@@ -5274,11 +5360,12 @@
       <w:lang w:val="en-US" w:eastAsia="en-US" w:bidi="ar-SA"/>
     </w:rPr>
   </w:style>
-  <w:style w:type="paragraph" w:styleId="Heading1">
+  <w:style w:type="paragraph" w:styleId="2">
     <w:name w:val="heading 1"/>
-    <w:basedOn w:val="Normal"/>
-    <w:next w:val="Normal"/>
+    <w:basedOn w:val="1"/>
+    <w:next w:val="1"/>
     <w:qFormat/>
+    <w:uiPriority w:val="0"/>
     <w:pPr>
       <w:keepNext/>
       <w:keepLines/>
@@ -5296,12 +5383,13 @@
       <w:sz w:val="44"/>
     </w:rPr>
   </w:style>
-  <w:style w:type="paragraph" w:styleId="Heading2">
+  <w:style w:type="paragraph" w:styleId="3">
     <w:name w:val="heading 2"/>
-    <w:basedOn w:val="Normal"/>
-    <w:next w:val="Normal"/>
+    <w:basedOn w:val="1"/>
+    <w:next w:val="1"/>
     <w:unhideWhenUsed/>
     <w:qFormat/>
+    <w:uiPriority w:val="0"/>
     <w:pPr>
       <w:keepNext/>
       <w:keepLines/>
@@ -5314,18 +5402,19 @@
       <w:outlineLvl w:val="1"/>
     </w:pPr>
     <w:rPr>
-      <w:rFonts w:ascii="Arial" w:eastAsia="黑体" w:hAnsi="Arial"/>
+      <w:rFonts w:ascii="Arial" w:hAnsi="Arial" w:eastAsia="黑体"/>
       <w:b/>
       <w:sz w:val="32"/>
     </w:rPr>
   </w:style>
-  <w:style w:type="paragraph" w:styleId="Heading3">
+  <w:style w:type="paragraph" w:styleId="4">
     <w:name w:val="heading 3"/>
-    <w:basedOn w:val="Normal"/>
-    <w:next w:val="Normal"/>
+    <w:basedOn w:val="1"/>
+    <w:next w:val="1"/>
     <w:semiHidden/>
     <w:unhideWhenUsed/>
     <w:qFormat/>
+    <w:uiPriority w:val="0"/>
     <w:pPr>
       <w:keepNext/>
       <w:keepLines/>
@@ -5342,12 +5431,13 @@
       <w:sz w:val="32"/>
     </w:rPr>
   </w:style>
-  <w:style w:type="paragraph" w:styleId="Heading4">
+  <w:style w:type="paragraph" w:styleId="5">
     <w:name w:val="heading 4"/>
-    <w:basedOn w:val="Normal"/>
-    <w:next w:val="Normal"/>
+    <w:basedOn w:val="1"/>
+    <w:next w:val="1"/>
     <w:unhideWhenUsed/>
     <w:qFormat/>
+    <w:uiPriority w:val="0"/>
     <w:pPr>
       <w:keepNext/>
       <w:keepLines/>
@@ -5360,18 +5450,19 @@
       <w:outlineLvl w:val="3"/>
     </w:pPr>
     <w:rPr>
-      <w:rFonts w:ascii="Arial" w:eastAsia="黑体" w:hAnsi="Arial"/>
+      <w:rFonts w:ascii="Arial" w:hAnsi="Arial" w:eastAsia="黑体"/>
       <w:b/>
       <w:sz w:val="28"/>
     </w:rPr>
   </w:style>
-  <w:style w:type="paragraph" w:styleId="Heading5">
+  <w:style w:type="paragraph" w:styleId="6">
     <w:name w:val="heading 5"/>
-    <w:basedOn w:val="Normal"/>
-    <w:next w:val="Normal"/>
+    <w:basedOn w:val="1"/>
+    <w:next w:val="1"/>
     <w:semiHidden/>
     <w:unhideWhenUsed/>
     <w:qFormat/>
+    <w:uiPriority w:val="0"/>
     <w:pPr>
       <w:keepNext/>
       <w:keepLines/>
@@ -5388,13 +5479,14 @@
       <w:sz w:val="28"/>
     </w:rPr>
   </w:style>
-  <w:style w:type="paragraph" w:styleId="Heading6">
+  <w:style w:type="paragraph" w:styleId="7">
     <w:name w:val="heading 6"/>
-    <w:basedOn w:val="Normal"/>
-    <w:next w:val="Normal"/>
+    <w:basedOn w:val="1"/>
+    <w:next w:val="1"/>
     <w:semiHidden/>
     <w:unhideWhenUsed/>
     <w:qFormat/>
+    <w:uiPriority w:val="0"/>
     <w:pPr>
       <w:keepNext/>
       <w:keepLines/>
@@ -5407,18 +5499,19 @@
       <w:outlineLvl w:val="5"/>
     </w:pPr>
     <w:rPr>
-      <w:rFonts w:ascii="Arial" w:eastAsia="黑体" w:hAnsi="Arial"/>
+      <w:rFonts w:ascii="Arial" w:hAnsi="Arial" w:eastAsia="黑体"/>
       <w:b/>
       <w:sz w:val="24"/>
     </w:rPr>
   </w:style>
-  <w:style w:type="paragraph" w:styleId="Heading7">
+  <w:style w:type="paragraph" w:styleId="8">
     <w:name w:val="heading 7"/>
-    <w:basedOn w:val="Normal"/>
-    <w:next w:val="Normal"/>
+    <w:basedOn w:val="1"/>
+    <w:next w:val="1"/>
     <w:semiHidden/>
     <w:unhideWhenUsed/>
     <w:qFormat/>
+    <w:uiPriority w:val="0"/>
     <w:pPr>
       <w:keepNext/>
       <w:keepLines/>
@@ -5435,13 +5528,14 @@
       <w:sz w:val="24"/>
     </w:rPr>
   </w:style>
-  <w:style w:type="paragraph" w:styleId="Heading8">
+  <w:style w:type="paragraph" w:styleId="9">
     <w:name w:val="heading 8"/>
-    <w:basedOn w:val="Normal"/>
-    <w:next w:val="Normal"/>
+    <w:basedOn w:val="1"/>
+    <w:next w:val="1"/>
     <w:semiHidden/>
     <w:unhideWhenUsed/>
     <w:qFormat/>
+    <w:uiPriority w:val="0"/>
     <w:pPr>
       <w:keepNext/>
       <w:keepLines/>
@@ -5454,17 +5548,18 @@
       <w:outlineLvl w:val="7"/>
     </w:pPr>
     <w:rPr>
-      <w:rFonts w:ascii="Arial" w:eastAsia="黑体" w:hAnsi="Arial"/>
+      <w:rFonts w:ascii="Arial" w:hAnsi="Arial" w:eastAsia="黑体"/>
       <w:sz w:val="24"/>
     </w:rPr>
   </w:style>
-  <w:style w:type="paragraph" w:styleId="Heading9">
+  <w:style w:type="paragraph" w:styleId="10">
     <w:name w:val="heading 9"/>
-    <w:basedOn w:val="Normal"/>
-    <w:next w:val="Normal"/>
+    <w:basedOn w:val="1"/>
+    <w:next w:val="1"/>
     <w:semiHidden/>
     <w:unhideWhenUsed/>
     <w:qFormat/>
+    <w:uiPriority w:val="0"/>
     <w:pPr>
       <w:keepNext/>
       <w:keepLines/>
@@ -5477,19 +5572,21 @@
       <w:outlineLvl w:val="8"/>
     </w:pPr>
     <w:rPr>
-      <w:rFonts w:ascii="Arial" w:eastAsia="黑体" w:hAnsi="Arial"/>
+      <w:rFonts w:ascii="Arial" w:hAnsi="Arial" w:eastAsia="黑体"/>
       <w:sz w:val="21"/>
     </w:rPr>
   </w:style>
-  <w:style w:type="character" w:default="1" w:styleId="DefaultParagraphFont">
+  <w:style w:type="character" w:default="1" w:styleId="22">
     <w:name w:val="Default Paragraph Font"/>
     <w:semiHidden/>
     <w:qFormat/>
+    <w:uiPriority w:val="0"/>
   </w:style>
-  <w:style w:type="table" w:default="1" w:styleId="TableNormal">
+  <w:style w:type="table" w:default="1" w:styleId="20">
     <w:name w:val="Normal Table"/>
     <w:semiHidden/>
     <w:qFormat/>
+    <w:uiPriority w:val="0"/>
     <w:tblPr>
       <w:tblCellMar>
         <w:top w:w="0" w:type="dxa"/>
@@ -5499,39 +5596,43 @@
       </w:tblCellMar>
     </w:tblPr>
   </w:style>
-  <w:style w:type="paragraph" w:styleId="CommentText">
+  <w:style w:type="paragraph" w:styleId="11">
     <w:name w:val="annotation text"/>
-    <w:basedOn w:val="Normal"/>
+    <w:basedOn w:val="1"/>
     <w:qFormat/>
+    <w:uiPriority w:val="0"/>
     <w:pPr>
       <w:jc w:val="left"/>
     </w:pPr>
   </w:style>
-  <w:style w:type="paragraph" w:styleId="BodyText">
+  <w:style w:type="paragraph" w:styleId="12">
     <w:name w:val="Body Text"/>
-    <w:basedOn w:val="Normal"/>
+    <w:basedOn w:val="1"/>
     <w:semiHidden/>
     <w:qFormat/>
+    <w:uiPriority w:val="0"/>
     <w:rPr>
-      <w:rFonts w:ascii="Arial" w:eastAsia="Arial" w:hAnsi="Arial" w:cs="Arial"/>
+      <w:rFonts w:ascii="Arial" w:hAnsi="Arial" w:eastAsia="Arial" w:cs="Arial"/>
       <w:sz w:val="21"/>
       <w:szCs w:val="21"/>
       <w:lang w:val="en-US" w:eastAsia="en-US" w:bidi="ar-SA"/>
     </w:rPr>
   </w:style>
-  <w:style w:type="paragraph" w:styleId="TOC3">
+  <w:style w:type="paragraph" w:styleId="13">
     <w:name w:val="toc 3"/>
-    <w:basedOn w:val="Normal"/>
-    <w:next w:val="Normal"/>
+    <w:basedOn w:val="1"/>
+    <w:next w:val="1"/>
     <w:qFormat/>
+    <w:uiPriority w:val="0"/>
     <w:pPr>
       <w:ind w:left="840" w:leftChars="400"/>
     </w:pPr>
   </w:style>
-  <w:style w:type="paragraph" w:styleId="Footer">
+  <w:style w:type="paragraph" w:styleId="14">
     <w:name w:val="footer"/>
-    <w:basedOn w:val="Normal"/>
+    <w:basedOn w:val="1"/>
     <w:qFormat/>
+    <w:uiPriority w:val="0"/>
     <w:pPr>
       <w:tabs>
         <w:tab w:val="center" w:pos="4153"/>
@@ -5544,16 +5645,17 @@
       <w:sz w:val="18"/>
     </w:rPr>
   </w:style>
-  <w:style w:type="paragraph" w:styleId="Header">
+  <w:style w:type="paragraph" w:styleId="15">
     <w:name w:val="header"/>
-    <w:basedOn w:val="Normal"/>
+    <w:basedOn w:val="1"/>
     <w:qFormat/>
+    <w:uiPriority w:val="0"/>
     <w:pPr>
       <w:pBdr>
-        <w:top w:val="nil"/>
-        <w:left w:val="nil"/>
-        <w:bottom w:val="nil"/>
-        <w:right w:val="nil"/>
+        <w:top w:val="none" w:color="auto" w:sz="0" w:space="0"/>
+        <w:left w:val="none" w:color="auto" w:sz="0" w:space="0"/>
+        <w:bottom w:val="none" w:color="auto" w:sz="0" w:space="0"/>
+        <w:right w:val="none" w:color="auto" w:sz="0" w:space="0"/>
       </w:pBdr>
       <w:tabs>
         <w:tab w:val="center" w:pos="4153"/>
@@ -5568,37 +5670,41 @@
       <w:sz w:val="18"/>
     </w:rPr>
   </w:style>
-  <w:style w:type="paragraph" w:styleId="TOC1">
+  <w:style w:type="paragraph" w:styleId="16">
     <w:name w:val="toc 1"/>
-    <w:basedOn w:val="Normal"/>
-    <w:next w:val="Normal"/>
+    <w:basedOn w:val="1"/>
+    <w:next w:val="1"/>
     <w:qFormat/>
+    <w:uiPriority w:val="0"/>
     <w:rPr>
-      <w:rFonts w:ascii="Arial" w:eastAsia="Microsoft JhengHei" w:hAnsi="Arial"/>
+      <w:rFonts w:ascii="Arial" w:hAnsi="Arial" w:eastAsia="Microsoft JhengHei"/>
       <w:sz w:val="24"/>
     </w:rPr>
   </w:style>
-  <w:style w:type="paragraph" w:styleId="TOC2">
+  <w:style w:type="paragraph" w:styleId="17">
     <w:name w:val="toc 2"/>
-    <w:basedOn w:val="Normal"/>
-    <w:next w:val="Normal"/>
+    <w:basedOn w:val="1"/>
+    <w:next w:val="1"/>
     <w:qFormat/>
+    <w:uiPriority w:val="0"/>
     <w:pPr>
       <w:ind w:left="420" w:leftChars="200"/>
     </w:pPr>
   </w:style>
-  <w:style w:type="paragraph" w:styleId="NormalWeb">
+  <w:style w:type="paragraph" w:styleId="18">
     <w:name w:val="Normal (Web)"/>
-    <w:basedOn w:val="Normal"/>
+    <w:basedOn w:val="1"/>
     <w:qFormat/>
+    <w:uiPriority w:val="0"/>
     <w:rPr>
       <w:sz w:val="24"/>
     </w:rPr>
   </w:style>
-  <w:style w:type="paragraph" w:styleId="Title">
+  <w:style w:type="paragraph" w:styleId="19">
     <w:name w:val="Title"/>
-    <w:basedOn w:val="Normal"/>
+    <w:basedOn w:val="1"/>
     <w:qFormat/>
+    <w:uiPriority w:val="0"/>
     <w:pPr>
       <w:spacing w:before="240" w:beforeLines="0" w:beforeAutospacing="0" w:after="60" w:afterLines="0" w:afterAutospacing="0"/>
       <w:jc w:val="center"/>
@@ -5610,68 +5716,73 @@
       <w:sz w:val="32"/>
     </w:rPr>
   </w:style>
-  <w:style w:type="table" w:styleId="TableGrid">
+  <w:style w:type="table" w:styleId="21">
     <w:name w:val="Table Grid"/>
-    <w:basedOn w:val="TableNormal"/>
+    <w:basedOn w:val="20"/>
     <w:qFormat/>
+    <w:uiPriority w:val="0"/>
     <w:pPr>
       <w:widowControl w:val="0"/>
       <w:jc w:val="both"/>
     </w:pPr>
     <w:tblPr>
       <w:tblBorders>
-        <w:top w:val="single" w:sz="4" w:space="0" w:color="auto"/>
-        <w:left w:val="single" w:sz="4" w:space="0" w:color="auto"/>
-        <w:bottom w:val="single" w:sz="4" w:space="0" w:color="auto"/>
-        <w:right w:val="single" w:sz="4" w:space="0" w:color="auto"/>
-        <w:insideH w:val="single" w:sz="4" w:space="0" w:color="auto"/>
-        <w:insideV w:val="single" w:sz="4" w:space="0" w:color="auto"/>
+        <w:top w:val="single" w:color="auto" w:sz="4" w:space="0"/>
+        <w:left w:val="single" w:color="auto" w:sz="4" w:space="0"/>
+        <w:bottom w:val="single" w:color="auto" w:sz="4" w:space="0"/>
+        <w:right w:val="single" w:color="auto" w:sz="4" w:space="0"/>
+        <w:insideH w:val="single" w:color="auto" w:sz="4" w:space="0"/>
+        <w:insideV w:val="single" w:color="auto" w:sz="4" w:space="0"/>
       </w:tblBorders>
     </w:tblPr>
   </w:style>
-  <w:style w:type="character" w:styleId="Strong">
+  <w:style w:type="character" w:styleId="23">
     <w:name w:val="Strong"/>
-    <w:basedOn w:val="DefaultParagraphFont"/>
+    <w:basedOn w:val="22"/>
     <w:qFormat/>
+    <w:uiPriority w:val="0"/>
     <w:rPr>
       <w:b/>
     </w:rPr>
   </w:style>
-  <w:style w:type="paragraph" w:customStyle="1" w:styleId="a">
+  <w:style w:type="paragraph" w:customStyle="1" w:styleId="24">
     <w:name w:val="柴_公司名"/>
-    <w:basedOn w:val="Title"/>
+    <w:basedOn w:val="19"/>
     <w:qFormat/>
+    <w:uiPriority w:val="0"/>
     <w:pPr>
       <w:spacing w:after="600" w:afterLines="600"/>
     </w:pPr>
     <w:rPr>
-      <w:rFonts w:ascii="宋体" w:eastAsia="宋体" w:hAnsi="宋体" w:cs="宋体" w:hint="eastAsia"/>
+      <w:rFonts w:hint="eastAsia" w:ascii="宋体" w:hAnsi="宋体" w:eastAsia="宋体" w:cs="宋体"/>
       <w:bCs/>
       <w:spacing w:val="-6"/>
       <w:sz w:val="52"/>
       <w:szCs w:val="52"/>
     </w:rPr>
   </w:style>
-  <w:style w:type="paragraph" w:customStyle="1" w:styleId="a0">
+  <w:style w:type="paragraph" w:customStyle="1" w:styleId="25">
     <w:name w:val="柴_文档名"/>
-    <w:basedOn w:val="Title"/>
+    <w:basedOn w:val="19"/>
     <w:qFormat/>
+    <w:uiPriority w:val="0"/>
     <w:pPr>
       <w:spacing w:after="900" w:afterLines="900"/>
     </w:pPr>
     <w:rPr>
-      <w:rFonts w:ascii="黑体" w:eastAsia="黑体" w:hAnsi="黑体" w:cs="黑体"/>
+      <w:rFonts w:ascii="黑体" w:hAnsi="黑体" w:eastAsia="黑体" w:cs="黑体"/>
       <w:bCs/>
       <w:spacing w:val="-7"/>
       <w:sz w:val="52"/>
       <w:szCs w:val="52"/>
     </w:rPr>
   </w:style>
-  <w:style w:type="table" w:customStyle="1" w:styleId="TableNormal0">
+  <w:style w:type="table" w:customStyle="1" w:styleId="26">
     <w:name w:val="Table Normal_0"/>
     <w:semiHidden/>
     <w:unhideWhenUsed/>
     <w:qFormat/>
+    <w:uiPriority w:val="0"/>
     <w:tblPr>
       <w:tblCellMar>
         <w:top w:w="0" w:type="dxa"/>
@@ -5681,81 +5792,87 @@
       </w:tblCellMar>
     </w:tblPr>
   </w:style>
-  <w:style w:type="paragraph" w:customStyle="1" w:styleId="TableText">
+  <w:style w:type="paragraph" w:customStyle="1" w:styleId="27">
     <w:name w:val="Table Text"/>
-    <w:basedOn w:val="Normal"/>
+    <w:basedOn w:val="1"/>
     <w:semiHidden/>
     <w:qFormat/>
+    <w:uiPriority w:val="0"/>
     <w:rPr>
-      <w:rFonts w:ascii="宋体" w:eastAsia="宋体" w:hAnsi="宋体" w:cs="宋体"/>
+      <w:rFonts w:ascii="宋体" w:hAnsi="宋体" w:eastAsia="宋体" w:cs="宋体"/>
       <w:sz w:val="21"/>
       <w:szCs w:val="21"/>
       <w:lang w:val="en-US" w:eastAsia="en-US" w:bidi="ar-SA"/>
     </w:rPr>
   </w:style>
-  <w:style w:type="paragraph" w:customStyle="1" w:styleId="1">
+  <w:style w:type="paragraph" w:customStyle="1" w:styleId="28">
     <w:name w:val="柴_标题1"/>
-    <w:basedOn w:val="Heading1"/>
-    <w:next w:val="a1"/>
-    <w:link w:val="1Char"/>
+    <w:basedOn w:val="2"/>
+    <w:next w:val="29"/>
+    <w:link w:val="38"/>
     <w:qFormat/>
+    <w:uiPriority w:val="0"/>
     <w:pPr>
       <w:spacing w:before="100" w:after="90" w:line="360" w:lineRule="auto"/>
     </w:pPr>
     <w:rPr>
-      <w:rFonts w:ascii="Arial" w:eastAsia="宋体" w:hAnsi="Arial"/>
+      <w:rFonts w:ascii="Arial" w:hAnsi="Arial" w:eastAsia="宋体"/>
       <w:sz w:val="32"/>
     </w:rPr>
   </w:style>
-  <w:style w:type="paragraph" w:customStyle="1" w:styleId="a1">
+  <w:style w:type="paragraph" w:customStyle="1" w:styleId="29">
     <w:name w:val="柴_正文"/>
-    <w:basedOn w:val="BodyText"/>
-    <w:link w:val="Char"/>
+    <w:basedOn w:val="12"/>
+    <w:link w:val="42"/>
     <w:qFormat/>
+    <w:uiPriority w:val="0"/>
     <w:pPr>
       <w:spacing w:line="360" w:lineRule="auto"/>
       <w:ind w:firstLine="470" w:firstLineChars="200"/>
     </w:pPr>
     <w:rPr>
-      <w:rFonts w:ascii="Arial" w:eastAsia="宋体" w:hAnsi="Arial"/>
+      <w:rFonts w:ascii="Arial" w:hAnsi="Arial" w:eastAsia="宋体"/>
       <w:sz w:val="24"/>
       <w:lang w:eastAsia="zh-CN"/>
     </w:rPr>
   </w:style>
-  <w:style w:type="paragraph" w:customStyle="1" w:styleId="2">
+  <w:style w:type="paragraph" w:customStyle="1" w:styleId="30">
     <w:name w:val="柴_标题2"/>
-    <w:basedOn w:val="Heading2"/>
-    <w:next w:val="a1"/>
+    <w:basedOn w:val="3"/>
+    <w:next w:val="29"/>
     <w:qFormat/>
+    <w:uiPriority w:val="0"/>
     <w:pPr>
       <w:spacing w:line="360" w:lineRule="auto"/>
     </w:pPr>
     <w:rPr>
-      <w:rFonts w:ascii="Arial" w:eastAsia="宋体" w:hAnsi="Arial"/>
+      <w:rFonts w:ascii="Arial" w:hAnsi="Arial" w:eastAsia="宋体"/>
       <w:sz w:val="28"/>
     </w:rPr>
   </w:style>
-  <w:style w:type="paragraph" w:customStyle="1" w:styleId="3">
+  <w:style w:type="paragraph" w:customStyle="1" w:styleId="31">
     <w:name w:val="柴_标题3"/>
-    <w:basedOn w:val="Heading3"/>
-    <w:next w:val="a1"/>
+    <w:basedOn w:val="4"/>
+    <w:next w:val="29"/>
     <w:qFormat/>
+    <w:uiPriority w:val="0"/>
     <w:pPr>
       <w:spacing w:line="360" w:lineRule="auto"/>
       <w:ind w:left="0" w:firstLine="472" w:firstLineChars="200"/>
     </w:pPr>
     <w:rPr>
-      <w:rFonts w:ascii="宋体" w:eastAsia="宋体" w:hAnsi="宋体" w:cs="宋体"/>
+      <w:rFonts w:ascii="宋体" w:hAnsi="宋体" w:eastAsia="宋体" w:cs="宋体"/>
       <w:spacing w:val="-2"/>
       <w:sz w:val="24"/>
       <w:szCs w:val="24"/>
     </w:rPr>
   </w:style>
-  <w:style w:type="paragraph" w:customStyle="1" w:styleId="a2">
+  <w:style w:type="paragraph" w:customStyle="1" w:styleId="32">
     <w:name w:val="柴_目录"/>
-    <w:basedOn w:val="Normal"/>
-    <w:next w:val="BodyText"/>
+    <w:basedOn w:val="1"/>
+    <w:next w:val="12"/>
     <w:qFormat/>
+    <w:uiPriority w:val="0"/>
     <w:pPr>
       <w:tabs>
         <w:tab w:val="right" w:leader="dot" w:pos="8442"/>
@@ -5763,59 +5880,64 @@
       <w:ind w:left="0" w:leftChars="0"/>
     </w:pPr>
     <w:rPr>
-      <w:rFonts w:ascii="Arial" w:eastAsia="Microsoft JhengHei" w:hAnsi="Arial"/>
+      <w:rFonts w:ascii="Arial" w:hAnsi="Arial" w:eastAsia="Microsoft JhengHei"/>
       <w:sz w:val="24"/>
     </w:rPr>
   </w:style>
-  <w:style w:type="paragraph" w:customStyle="1" w:styleId="WPSOffice1">
+  <w:style w:type="paragraph" w:customStyle="1" w:styleId="33">
     <w:name w:val="WPSOffice手动目录 1"/>
     <w:qFormat/>
+    <w:uiPriority w:val="0"/>
     <w:pPr>
       <w:ind w:leftChars="0"/>
     </w:pPr>
     <w:rPr>
-      <w:rFonts w:ascii="Times New Roman" w:eastAsia="宋体" w:hAnsi="Times New Roman" w:cs="Times New Roman"/>
+      <w:rFonts w:ascii="Times New Roman" w:hAnsi="Times New Roman" w:eastAsia="宋体" w:cs="Times New Roman"/>
       <w:sz w:val="20"/>
       <w:szCs w:val="20"/>
     </w:rPr>
   </w:style>
-  <w:style w:type="paragraph" w:customStyle="1" w:styleId="WPSOffice2">
+  <w:style w:type="paragraph" w:customStyle="1" w:styleId="34">
     <w:name w:val="WPSOffice手动目录 2"/>
     <w:qFormat/>
+    <w:uiPriority w:val="0"/>
     <w:pPr>
       <w:ind w:leftChars="200"/>
     </w:pPr>
     <w:rPr>
-      <w:rFonts w:ascii="Times New Roman" w:eastAsia="宋体" w:hAnsi="Times New Roman" w:cs="Times New Roman"/>
+      <w:rFonts w:ascii="Times New Roman" w:hAnsi="Times New Roman" w:eastAsia="宋体" w:cs="Times New Roman"/>
       <w:sz w:val="20"/>
       <w:szCs w:val="20"/>
     </w:rPr>
   </w:style>
-  <w:style w:type="paragraph" w:customStyle="1" w:styleId="WPSOffice3">
+  <w:style w:type="paragraph" w:customStyle="1" w:styleId="35">
     <w:name w:val="WPSOffice手动目录 3"/>
     <w:qFormat/>
+    <w:uiPriority w:val="0"/>
     <w:pPr>
       <w:ind w:leftChars="400"/>
     </w:pPr>
     <w:rPr>
-      <w:rFonts w:ascii="Times New Roman" w:eastAsia="宋体" w:hAnsi="Times New Roman" w:cs="Times New Roman"/>
+      <w:rFonts w:ascii="Times New Roman" w:hAnsi="Times New Roman" w:eastAsia="宋体" w:cs="Times New Roman"/>
       <w:sz w:val="20"/>
       <w:szCs w:val="20"/>
     </w:rPr>
   </w:style>
-  <w:style w:type="paragraph" w:customStyle="1" w:styleId="Compact">
+  <w:style w:type="paragraph" w:customStyle="1" w:styleId="36">
     <w:name w:val="Compact"/>
-    <w:basedOn w:val="BodyText"/>
+    <w:basedOn w:val="12"/>
     <w:qFormat/>
+    <w:uiPriority w:val="0"/>
     <w:pPr>
       <w:spacing w:before="36" w:after="36"/>
     </w:pPr>
   </w:style>
-  <w:style w:type="table" w:customStyle="1" w:styleId="Table">
+  <w:style w:type="table" w:customStyle="1" w:styleId="37">
     <w:name w:val="Table"/>
     <w:semiHidden/>
     <w:unhideWhenUsed/>
     <w:qFormat/>
+    <w:uiPriority w:val="0"/>
     <w:tblPr>
       <w:tblCellMar>
         <w:top w:w="0" w:type="dxa"/>
@@ -5827,26 +5949,28 @@
     <w:tblStylePr w:type="firstRow">
       <w:tcPr>
         <w:tcBorders>
-          <w:bottom w:val="single" w:sz="0" w:space="0" w:color="auto"/>
+          <w:bottom w:val="single" w:color="auto" w:sz="0" w:space="0"/>
         </w:tcBorders>
         <w:vAlign w:val="bottom"/>
       </w:tcPr>
     </w:tblStylePr>
   </w:style>
-  <w:style w:type="character" w:customStyle="1" w:styleId="1Char">
+  <w:style w:type="character" w:customStyle="1" w:styleId="38">
     <w:name w:val="柴_标题1 Char"/>
-    <w:link w:val="1"/>
+    <w:link w:val="28"/>
     <w:qFormat/>
+    <w:uiPriority w:val="0"/>
     <w:rPr>
-      <w:rFonts w:ascii="Arial" w:eastAsia="宋体" w:hAnsi="Arial"/>
+      <w:rFonts w:ascii="Arial" w:hAnsi="Arial" w:eastAsia="宋体"/>
       <w:sz w:val="32"/>
     </w:rPr>
   </w:style>
-  <w:style w:type="table" w:customStyle="1" w:styleId="TableNormal1">
+  <w:style w:type="table" w:customStyle="1" w:styleId="39">
     <w:name w:val="Table Normal_1"/>
     <w:semiHidden/>
     <w:unhideWhenUsed/>
     <w:qFormat/>
+    <w:uiPriority w:val="0"/>
     <w:tblPr>
       <w:tblCellMar>
         <w:top w:w="0" w:type="dxa"/>
@@ -5856,10 +5980,11 @@
       </w:tblCellMar>
     </w:tblPr>
   </w:style>
-  <w:style w:type="paragraph" w:customStyle="1" w:styleId="a3">
+  <w:style w:type="paragraph" w:customStyle="1" w:styleId="40">
     <w:name w:val="柴_正文_无缩进"/>
-    <w:basedOn w:val="Normal"/>
+    <w:basedOn w:val="1"/>
     <w:qFormat/>
+    <w:uiPriority w:val="0"/>
     <w:pPr>
       <w:ind w:firstLine="0" w:firstLineChars="0"/>
     </w:pPr>
@@ -5869,29 +5994,31 @@
       <w:lang w:eastAsia="zh-CN"/>
     </w:rPr>
   </w:style>
-  <w:style w:type="paragraph" w:customStyle="1" w:styleId="4">
+  <w:style w:type="paragraph" w:customStyle="1" w:styleId="41">
     <w:name w:val="柴_标题4"/>
-    <w:basedOn w:val="Heading4"/>
-    <w:next w:val="Normal"/>
+    <w:basedOn w:val="5"/>
+    <w:next w:val="1"/>
     <w:qFormat/>
+    <w:uiPriority w:val="0"/>
     <w:pPr>
       <w:widowControl w:val="0"/>
       <w:spacing w:before="160" w:line="360" w:lineRule="auto"/>
-      <w:ind w:left="981" w:hanging="862" w:leftChars="300"/>
+      <w:ind w:left="981" w:leftChars="300" w:hanging="862"/>
     </w:pPr>
     <w:rPr>
-      <w:rFonts w:ascii="Calibri" w:eastAsia="宋体" w:hAnsi="Calibri" w:cs="宋体" w:hint="eastAsia"/>
+      <w:rFonts w:hint="eastAsia" w:ascii="Calibri" w:hAnsi="Calibri" w:eastAsia="宋体" w:cs="宋体"/>
       <w:sz w:val="24"/>
       <w:szCs w:val="24"/>
       <w:lang w:eastAsia="zh-CN" w:bidi="zh-CN"/>
     </w:rPr>
   </w:style>
-  <w:style w:type="character" w:customStyle="1" w:styleId="Char">
+  <w:style w:type="character" w:customStyle="1" w:styleId="42">
     <w:name w:val="柴_正文 Char"/>
-    <w:link w:val="a1"/>
+    <w:link w:val="29"/>
     <w:qFormat/>
+    <w:uiPriority w:val="0"/>
     <w:rPr>
-      <w:rFonts w:ascii="Arial" w:eastAsia="宋体" w:hAnsi="Arial"/>
+      <w:rFonts w:ascii="Arial" w:hAnsi="Arial" w:eastAsia="宋体"/>
       <w:sz w:val="24"/>
       <w:lang w:eastAsia="zh-CN"/>
     </w:rPr>
